--- a/BU/CS662/Rissman_Assignment_7.docx
+++ b/BU/CS662/Rissman_Assignment_7.docx
@@ -327,21 +327,12 @@
           </w:rPr>
           <m:t xml:space="preserve">, </m:t>
         </m:r>
-        <m:r>
-          <m:rPr>
-            <m:sty m:val="p"/>
-          </m:rPr>
-          <w:rPr>
-            <w:rFonts w:ascii="Cambria Math" w:hAnsi="Cambria Math"/>
-            <w:sz w:val="24"/>
-            <w:szCs w:val="24"/>
-          </w:rPr>
-          <w:br/>
-        </m:r>
       </m:oMath>
     </w:p>
     <w:p>
       <w:pPr>
+        <w:spacing w:after="0"/>
+        <w:ind w:left="1440"/>
         <w:rPr>
           <w:rFonts w:eastAsiaTheme="minorEastAsia"/>
           <w:sz w:val="24"/>
@@ -349,6 +340,9 @@
         </w:rPr>
       </w:pPr>
       <m:oMathPara>
+        <m:oMathParaPr>
+          <m:jc m:val="left"/>
+        </m:oMathParaPr>
         <m:oMath>
           <m:r>
             <w:rPr>
@@ -431,13 +425,23 @@
               <w:sz w:val="24"/>
               <w:szCs w:val="24"/>
             </w:rPr>
-            <m:t>,Z,F)</m:t>
+            <m:t>,Z,F</m:t>
+          </m:r>
+          <m:r>
+            <w:rPr>
+              <w:rFonts w:ascii="Cambria Math" w:eastAsiaTheme="minorEastAsia" w:hAnsi="Cambria Math"/>
+              <w:sz w:val="24"/>
+              <w:szCs w:val="24"/>
+            </w:rPr>
+            <m:t>)</m:t>
           </m:r>
         </m:oMath>
       </m:oMathPara>
     </w:p>
     <w:p>
       <w:pPr>
+        <w:spacing w:after="0"/>
+        <w:ind w:left="1440"/>
         <w:rPr>
           <w:rFonts w:eastAsiaTheme="minorEastAsia"/>
           <w:sz w:val="24"/>
@@ -445,6 +449,9 @@
         </w:rPr>
       </w:pPr>
       <m:oMathPara>
+        <m:oMathParaPr>
+          <m:jc m:val="left"/>
+        </m:oMathParaPr>
         <m:oMath>
           <m:r>
             <w:rPr>
@@ -452,10 +459,12 @@
               <w:sz w:val="24"/>
               <w:szCs w:val="24"/>
             </w:rPr>
-            <m:t>δ</m:t>
+            <m:t>Q=</m:t>
           </m:r>
           <m:d>
             <m:dPr>
+              <m:begChr m:val="{"/>
+              <m:endChr m:val="}"/>
               <m:ctrlPr>
                 <w:rPr>
                   <w:rFonts w:ascii="Cambria Math" w:eastAsiaTheme="minorEastAsia" w:hAnsi="Cambria Math"/>
@@ -466,16 +475,109 @@
               </m:ctrlPr>
             </m:dPr>
             <m:e>
+              <m:sSub>
+                <m:sSubPr>
+                  <m:ctrlPr>
+                    <w:rPr>
+                      <w:rFonts w:ascii="Cambria Math" w:eastAsiaTheme="minorEastAsia" w:hAnsi="Cambria Math"/>
+                      <w:i/>
+                      <w:sz w:val="24"/>
+                      <w:szCs w:val="24"/>
+                    </w:rPr>
+                  </m:ctrlPr>
+                </m:sSubPr>
+                <m:e>
+                  <m:r>
+                    <w:rPr>
+                      <w:rFonts w:ascii="Cambria Math" w:eastAsiaTheme="minorEastAsia" w:hAnsi="Cambria Math"/>
+                      <w:sz w:val="24"/>
+                      <w:szCs w:val="24"/>
+                    </w:rPr>
+                    <m:t>q</m:t>
+                  </m:r>
+                </m:e>
+                <m:sub>
+                  <m:r>
+                    <w:rPr>
+                      <w:rFonts w:ascii="Cambria Math" w:eastAsiaTheme="minorEastAsia" w:hAnsi="Cambria Math"/>
+                      <w:sz w:val="24"/>
+                      <w:szCs w:val="24"/>
+                    </w:rPr>
+                    <m:t>0</m:t>
+                  </m:r>
+                </m:sub>
+              </m:sSub>
               <m:r>
                 <w:rPr>
                   <w:rFonts w:ascii="Cambria Math" w:eastAsiaTheme="minorEastAsia" w:hAnsi="Cambria Math"/>
                   <w:sz w:val="24"/>
                   <w:szCs w:val="24"/>
                 </w:rPr>
-                <m:t>q,a,A</m:t>
+                <m:t>,</m:t>
               </m:r>
+              <m:sSub>
+                <m:sSubPr>
+                  <m:ctrlPr>
+                    <w:rPr>
+                      <w:rFonts w:ascii="Cambria Math" w:eastAsiaTheme="minorEastAsia" w:hAnsi="Cambria Math"/>
+                      <w:i/>
+                      <w:sz w:val="24"/>
+                      <w:szCs w:val="24"/>
+                    </w:rPr>
+                  </m:ctrlPr>
+                </m:sSubPr>
+                <m:e>
+                  <m:r>
+                    <w:rPr>
+                      <w:rFonts w:ascii="Cambria Math" w:eastAsiaTheme="minorEastAsia" w:hAnsi="Cambria Math"/>
+                      <w:sz w:val="24"/>
+                      <w:szCs w:val="24"/>
+                    </w:rPr>
+                    <m:t>q</m:t>
+                  </m:r>
+                </m:e>
+                <m:sub>
+                  <m:r>
+                    <w:rPr>
+                      <w:rFonts w:ascii="Cambria Math" w:eastAsiaTheme="minorEastAsia" w:hAnsi="Cambria Math"/>
+                      <w:sz w:val="24"/>
+                      <w:szCs w:val="24"/>
+                    </w:rPr>
+                    <m:t>1</m:t>
+                  </m:r>
+                </m:sub>
+              </m:sSub>
             </m:e>
           </m:d>
+        </m:oMath>
+      </m:oMathPara>
+    </w:p>
+    <w:p>
+      <w:pPr>
+        <w:spacing w:after="0"/>
+        <w:ind w:left="1440"/>
+        <w:rPr>
+          <w:rFonts w:eastAsiaTheme="minorEastAsia"/>
+          <w:sz w:val="24"/>
+          <w:szCs w:val="24"/>
+        </w:rPr>
+      </w:pPr>
+      <m:oMathPara>
+        <m:oMathParaPr>
+          <m:jc m:val="left"/>
+        </m:oMathParaPr>
+        <m:oMath>
+          <m:r>
+            <m:rPr>
+              <m:sty m:val="p"/>
+            </m:rPr>
+            <w:rPr>
+              <w:rFonts w:ascii="Cambria Math" w:eastAsiaTheme="minorEastAsia" w:hAnsi="Cambria Math"/>
+              <w:sz w:val="24"/>
+              <w:szCs w:val="24"/>
+            </w:rPr>
+            <m:t>Σ</m:t>
+          </m:r>
           <m:r>
             <w:rPr>
               <w:rFonts w:ascii="Cambria Math" w:eastAsiaTheme="minorEastAsia" w:hAnsi="Cambria Math"/>
@@ -498,28 +600,22 @@
               </m:ctrlPr>
             </m:dPr>
             <m:e>
-              <m:d>
-                <m:dPr>
-                  <m:ctrlPr>
-                    <w:rPr>
-                      <w:rFonts w:ascii="Cambria Math" w:eastAsiaTheme="minorEastAsia" w:hAnsi="Cambria Math"/>
-                      <w:i/>
-                      <w:sz w:val="24"/>
-                      <w:szCs w:val="24"/>
-                    </w:rPr>
-                  </m:ctrlPr>
-                </m:dPr>
-                <m:e>
-                  <m:r>
-                    <w:rPr>
-                      <w:rFonts w:ascii="Cambria Math" w:eastAsiaTheme="minorEastAsia" w:hAnsi="Cambria Math"/>
-                      <w:sz w:val="24"/>
-                      <w:szCs w:val="24"/>
-                    </w:rPr>
-                    <m:t>q,BA</m:t>
-                  </m:r>
-                </m:e>
-              </m:d>
+              <m:r>
+                <w:rPr>
+                  <w:rFonts w:ascii="Cambria Math" w:eastAsiaTheme="minorEastAsia" w:hAnsi="Cambria Math"/>
+                  <w:sz w:val="24"/>
+                  <w:szCs w:val="24"/>
+                </w:rPr>
+                <m:t>a,b</m:t>
+              </m:r>
+              <m:r>
+                <w:rPr>
+                  <w:rFonts w:ascii="Cambria Math" w:eastAsiaTheme="minorEastAsia" w:hAnsi="Cambria Math"/>
+                  <w:sz w:val="24"/>
+                  <w:szCs w:val="24"/>
+                </w:rPr>
+                <m:t>,c</m:t>
+              </m:r>
             </m:e>
           </m:d>
         </m:oMath>
@@ -527,6 +623,8 @@
     </w:p>
     <w:p>
       <w:pPr>
+        <w:spacing w:after="0"/>
+        <w:ind w:left="1440"/>
         <w:rPr>
           <w:rFonts w:eastAsiaTheme="minorEastAsia"/>
           <w:sz w:val="24"/>
@@ -534,6 +632,160 @@
         </w:rPr>
       </w:pPr>
       <m:oMathPara>
+        <m:oMathParaPr>
+          <m:jc m:val="left"/>
+        </m:oMathParaPr>
+        <m:oMath>
+          <m:r>
+            <m:rPr>
+              <m:sty m:val="p"/>
+            </m:rPr>
+            <w:rPr>
+              <w:rFonts w:ascii="Cambria Math" w:eastAsiaTheme="minorEastAsia" w:hAnsi="Cambria Math"/>
+              <w:sz w:val="24"/>
+              <w:szCs w:val="24"/>
+            </w:rPr>
+            <m:t>Γ</m:t>
+          </m:r>
+          <m:r>
+            <w:rPr>
+              <w:rFonts w:ascii="Cambria Math" w:eastAsiaTheme="minorEastAsia" w:hAnsi="Cambria Math"/>
+              <w:sz w:val="24"/>
+              <w:szCs w:val="24"/>
+            </w:rPr>
+            <m:t>=</m:t>
+          </m:r>
+          <m:d>
+            <m:dPr>
+              <m:begChr m:val="{"/>
+              <m:endChr m:val="}"/>
+              <m:ctrlPr>
+                <w:rPr>
+                  <w:rFonts w:ascii="Cambria Math" w:eastAsiaTheme="minorEastAsia" w:hAnsi="Cambria Math"/>
+                  <w:i/>
+                  <w:sz w:val="24"/>
+                  <w:szCs w:val="24"/>
+                </w:rPr>
+              </m:ctrlPr>
+            </m:dPr>
+            <m:e>
+              <m:r>
+                <w:rPr>
+                  <w:rFonts w:ascii="Cambria Math" w:eastAsiaTheme="minorEastAsia" w:hAnsi="Cambria Math"/>
+                  <w:sz w:val="24"/>
+                  <w:szCs w:val="24"/>
+                </w:rPr>
+                <m:t>A,</m:t>
+              </m:r>
+              <m:r>
+                <w:rPr>
+                  <w:rFonts w:ascii="Cambria Math" w:eastAsiaTheme="minorEastAsia" w:hAnsi="Cambria Math"/>
+                  <w:sz w:val="24"/>
+                  <w:szCs w:val="24"/>
+                </w:rPr>
+                <m:t>B,O,</m:t>
+              </m:r>
+              <m:r>
+                <w:rPr>
+                  <w:rFonts w:ascii="Cambria Math" w:eastAsiaTheme="minorEastAsia" w:hAnsi="Cambria Math"/>
+                  <w:sz w:val="24"/>
+                  <w:szCs w:val="24"/>
+                </w:rPr>
+                <m:t>Z</m:t>
+              </m:r>
+            </m:e>
+          </m:d>
+        </m:oMath>
+      </m:oMathPara>
+    </w:p>
+    <w:p>
+      <w:pPr>
+        <w:spacing w:after="0"/>
+        <w:ind w:left="1440"/>
+        <w:rPr>
+          <w:rFonts w:eastAsiaTheme="minorEastAsia"/>
+          <w:sz w:val="24"/>
+          <w:szCs w:val="24"/>
+        </w:rPr>
+      </w:pPr>
+      <m:oMathPara>
+        <m:oMathParaPr>
+          <m:jc m:val="left"/>
+        </m:oMathParaPr>
+        <m:oMath>
+          <m:r>
+            <w:rPr>
+              <w:rFonts w:ascii="Cambria Math" w:eastAsiaTheme="minorEastAsia" w:hAnsi="Cambria Math"/>
+              <w:sz w:val="24"/>
+              <w:szCs w:val="24"/>
+            </w:rPr>
+            <m:t>F=</m:t>
+          </m:r>
+          <m:d>
+            <m:dPr>
+              <m:begChr m:val="{"/>
+              <m:endChr m:val="}"/>
+              <m:ctrlPr>
+                <w:rPr>
+                  <w:rFonts w:ascii="Cambria Math" w:eastAsiaTheme="minorEastAsia" w:hAnsi="Cambria Math"/>
+                  <w:i/>
+                  <w:sz w:val="24"/>
+                  <w:szCs w:val="24"/>
+                </w:rPr>
+              </m:ctrlPr>
+            </m:dPr>
+            <m:e>
+              <m:sSub>
+                <m:sSubPr>
+                  <m:ctrlPr>
+                    <w:rPr>
+                      <w:rFonts w:ascii="Cambria Math" w:eastAsiaTheme="minorEastAsia" w:hAnsi="Cambria Math"/>
+                      <w:i/>
+                      <w:sz w:val="24"/>
+                      <w:szCs w:val="24"/>
+                    </w:rPr>
+                  </m:ctrlPr>
+                </m:sSubPr>
+                <m:e>
+                  <m:r>
+                    <w:rPr>
+                      <w:rFonts w:ascii="Cambria Math" w:eastAsiaTheme="minorEastAsia" w:hAnsi="Cambria Math"/>
+                      <w:sz w:val="24"/>
+                      <w:szCs w:val="24"/>
+                    </w:rPr>
+                    <m:t>q</m:t>
+                  </m:r>
+                </m:e>
+                <m:sub>
+                  <m:r>
+                    <w:rPr>
+                      <w:rFonts w:ascii="Cambria Math" w:eastAsiaTheme="minorEastAsia" w:hAnsi="Cambria Math"/>
+                      <w:sz w:val="24"/>
+                      <w:szCs w:val="24"/>
+                    </w:rPr>
+                    <m:t>1</m:t>
+                  </m:r>
+                </m:sub>
+              </m:sSub>
+            </m:e>
+          </m:d>
+        </m:oMath>
+      </m:oMathPara>
+    </w:p>
+    <w:p>
+      <w:pPr>
+        <w:spacing w:after="0"/>
+        <w:ind w:left="1440"/>
+        <w:rPr>
+          <w:rFonts w:eastAsiaTheme="minorEastAsia"/>
+          <w:sz w:val="24"/>
+          <w:szCs w:val="24"/>
+        </w:rPr>
+      </w:pPr>
+      <m:oMathPara>
+        <m:oMathParaPr>
+          <m:jc m:val="left"/>
+        </m:oMathParaPr>
         <m:oMath>
           <m:r>
             <w:rPr>
@@ -669,7 +921,23 @@
                       <w:sz w:val="24"/>
                       <w:szCs w:val="24"/>
                     </w:rPr>
-                    <m:t>,AZ</m:t>
+                    <m:t>,</m:t>
+                  </m:r>
+                  <m:r>
+                    <w:rPr>
+                      <w:rFonts w:ascii="Cambria Math" w:eastAsiaTheme="minorEastAsia" w:hAnsi="Cambria Math"/>
+                      <w:sz w:val="24"/>
+                      <w:szCs w:val="24"/>
+                    </w:rPr>
+                    <m:t>O</m:t>
+                  </m:r>
+                  <m:r>
+                    <w:rPr>
+                      <w:rFonts w:ascii="Cambria Math" w:eastAsiaTheme="minorEastAsia" w:hAnsi="Cambria Math"/>
+                      <w:sz w:val="24"/>
+                      <w:szCs w:val="24"/>
+                    </w:rPr>
+                    <m:t>Z</m:t>
                   </m:r>
                 </m:e>
               </m:d>
@@ -680,6 +948,8 @@
     </w:p>
     <w:p>
       <w:pPr>
+        <w:spacing w:after="0"/>
+        <w:ind w:left="1440"/>
         <w:rPr>
           <w:rFonts w:eastAsiaTheme="minorEastAsia"/>
           <w:sz w:val="24"/>
@@ -687,6 +957,9 @@
         </w:rPr>
       </w:pPr>
       <m:oMathPara>
+        <m:oMathParaPr>
+          <m:jc m:val="left"/>
+        </m:oMathParaPr>
         <m:oMath>
           <m:r>
             <w:rPr>
@@ -746,7 +1019,7 @@
                   <w:sz w:val="24"/>
                   <w:szCs w:val="24"/>
                 </w:rPr>
-                <m:t>,</m:t>
+                <m:t>,a,</m:t>
               </m:r>
               <m:r>
                 <w:rPr>
@@ -754,15 +1027,7 @@
                   <w:sz w:val="24"/>
                   <w:szCs w:val="24"/>
                 </w:rPr>
-                <m:t>b</m:t>
-              </m:r>
-              <m:r>
-                <w:rPr>
-                  <w:rFonts w:ascii="Cambria Math" w:eastAsiaTheme="minorEastAsia" w:hAnsi="Cambria Math"/>
-                  <w:sz w:val="24"/>
-                  <w:szCs w:val="24"/>
-                </w:rPr>
-                <m:t>,Z</m:t>
+                <m:t>O</m:t>
               </m:r>
             </m:e>
           </m:d>
@@ -846,15 +1111,7 @@
                       <w:sz w:val="24"/>
                       <w:szCs w:val="24"/>
                     </w:rPr>
-                    <m:t>B</m:t>
-                  </m:r>
-                  <m:r>
-                    <w:rPr>
-                      <w:rFonts w:ascii="Cambria Math" w:eastAsiaTheme="minorEastAsia" w:hAnsi="Cambria Math"/>
-                      <w:sz w:val="24"/>
-                      <w:szCs w:val="24"/>
-                    </w:rPr>
-                    <m:t>Z</m:t>
+                    <m:t>AO</m:t>
                   </m:r>
                 </m:e>
               </m:d>
@@ -865,6 +1122,8 @@
     </w:p>
     <w:p>
       <w:pPr>
+        <w:spacing w:after="0"/>
+        <w:ind w:left="1440"/>
         <w:rPr>
           <w:rFonts w:eastAsiaTheme="minorEastAsia"/>
           <w:sz w:val="24"/>
@@ -872,6 +1131,9 @@
         </w:rPr>
       </w:pPr>
       <m:oMathPara>
+        <m:oMathParaPr>
+          <m:jc m:val="left"/>
+        </m:oMathParaPr>
         <m:oMath>
           <m:r>
             <w:rPr>
@@ -931,6 +1193,354 @@
                   <w:sz w:val="24"/>
                   <w:szCs w:val="24"/>
                 </w:rPr>
+                <m:t>,a,</m:t>
+              </m:r>
+              <m:r>
+                <w:rPr>
+                  <w:rFonts w:ascii="Cambria Math" w:eastAsiaTheme="minorEastAsia" w:hAnsi="Cambria Math"/>
+                  <w:sz w:val="24"/>
+                  <w:szCs w:val="24"/>
+                </w:rPr>
+                <m:t>A</m:t>
+              </m:r>
+            </m:e>
+          </m:d>
+          <m:r>
+            <w:rPr>
+              <w:rFonts w:ascii="Cambria Math" w:eastAsiaTheme="minorEastAsia" w:hAnsi="Cambria Math"/>
+              <w:sz w:val="24"/>
+              <w:szCs w:val="24"/>
+            </w:rPr>
+            <m:t>=</m:t>
+          </m:r>
+          <m:d>
+            <m:dPr>
+              <m:begChr m:val="{"/>
+              <m:endChr m:val="}"/>
+              <m:ctrlPr>
+                <w:rPr>
+                  <w:rFonts w:ascii="Cambria Math" w:eastAsiaTheme="minorEastAsia" w:hAnsi="Cambria Math"/>
+                  <w:i/>
+                  <w:sz w:val="24"/>
+                  <w:szCs w:val="24"/>
+                </w:rPr>
+              </m:ctrlPr>
+            </m:dPr>
+            <m:e>
+              <m:d>
+                <m:dPr>
+                  <m:ctrlPr>
+                    <w:rPr>
+                      <w:rFonts w:ascii="Cambria Math" w:eastAsiaTheme="minorEastAsia" w:hAnsi="Cambria Math"/>
+                      <w:i/>
+                      <w:sz w:val="24"/>
+                      <w:szCs w:val="24"/>
+                    </w:rPr>
+                  </m:ctrlPr>
+                </m:dPr>
+                <m:e>
+                  <m:sSub>
+                    <m:sSubPr>
+                      <m:ctrlPr>
+                        <w:rPr>
+                          <w:rFonts w:ascii="Cambria Math" w:eastAsiaTheme="minorEastAsia" w:hAnsi="Cambria Math"/>
+                          <w:i/>
+                          <w:sz w:val="24"/>
+                          <w:szCs w:val="24"/>
+                        </w:rPr>
+                      </m:ctrlPr>
+                    </m:sSubPr>
+                    <m:e>
+                      <m:r>
+                        <w:rPr>
+                          <w:rFonts w:ascii="Cambria Math" w:eastAsiaTheme="minorEastAsia" w:hAnsi="Cambria Math"/>
+                          <w:sz w:val="24"/>
+                          <w:szCs w:val="24"/>
+                        </w:rPr>
+                        <m:t>q</m:t>
+                      </m:r>
+                    </m:e>
+                    <m:sub>
+                      <m:r>
+                        <w:rPr>
+                          <w:rFonts w:ascii="Cambria Math" w:eastAsiaTheme="minorEastAsia" w:hAnsi="Cambria Math"/>
+                          <w:sz w:val="24"/>
+                          <w:szCs w:val="24"/>
+                        </w:rPr>
+                        <m:t>0</m:t>
+                      </m:r>
+                    </m:sub>
+                  </m:sSub>
+                  <m:r>
+                    <w:rPr>
+                      <w:rFonts w:ascii="Cambria Math" w:eastAsiaTheme="minorEastAsia" w:hAnsi="Cambria Math"/>
+                      <w:sz w:val="24"/>
+                      <w:szCs w:val="24"/>
+                    </w:rPr>
+                    <m:t>,A</m:t>
+                  </m:r>
+                  <m:r>
+                    <w:rPr>
+                      <w:rFonts w:ascii="Cambria Math" w:eastAsiaTheme="minorEastAsia" w:hAnsi="Cambria Math"/>
+                      <w:sz w:val="24"/>
+                      <w:szCs w:val="24"/>
+                    </w:rPr>
+                    <m:t>A</m:t>
+                  </m:r>
+                </m:e>
+              </m:d>
+            </m:e>
+          </m:d>
+        </m:oMath>
+      </m:oMathPara>
+    </w:p>
+    <w:p>
+      <w:pPr>
+        <w:spacing w:after="0"/>
+        <w:ind w:left="1440"/>
+        <w:rPr>
+          <w:rFonts w:eastAsiaTheme="minorEastAsia"/>
+          <w:sz w:val="24"/>
+          <w:szCs w:val="24"/>
+        </w:rPr>
+      </w:pPr>
+      <m:oMathPara>
+        <m:oMathParaPr>
+          <m:jc m:val="left"/>
+        </m:oMathParaPr>
+        <m:oMath>
+          <m:r>
+            <w:rPr>
+              <w:rFonts w:ascii="Cambria Math" w:eastAsiaTheme="minorEastAsia" w:hAnsi="Cambria Math"/>
+              <w:sz w:val="24"/>
+              <w:szCs w:val="24"/>
+            </w:rPr>
+            <m:t>δ</m:t>
+          </m:r>
+          <m:d>
+            <m:dPr>
+              <m:ctrlPr>
+                <w:rPr>
+                  <w:rFonts w:ascii="Cambria Math" w:eastAsiaTheme="minorEastAsia" w:hAnsi="Cambria Math"/>
+                  <w:i/>
+                  <w:sz w:val="24"/>
+                  <w:szCs w:val="24"/>
+                </w:rPr>
+              </m:ctrlPr>
+            </m:dPr>
+            <m:e>
+              <m:sSub>
+                <m:sSubPr>
+                  <m:ctrlPr>
+                    <w:rPr>
+                      <w:rFonts w:ascii="Cambria Math" w:eastAsiaTheme="minorEastAsia" w:hAnsi="Cambria Math"/>
+                      <w:i/>
+                      <w:sz w:val="24"/>
+                      <w:szCs w:val="24"/>
+                    </w:rPr>
+                  </m:ctrlPr>
+                </m:sSubPr>
+                <m:e>
+                  <m:r>
+                    <w:rPr>
+                      <w:rFonts w:ascii="Cambria Math" w:eastAsiaTheme="minorEastAsia" w:hAnsi="Cambria Math"/>
+                      <w:sz w:val="24"/>
+                      <w:szCs w:val="24"/>
+                    </w:rPr>
+                    <m:t>q</m:t>
+                  </m:r>
+                </m:e>
+                <m:sub>
+                  <m:r>
+                    <w:rPr>
+                      <w:rFonts w:ascii="Cambria Math" w:eastAsiaTheme="minorEastAsia" w:hAnsi="Cambria Math"/>
+                      <w:sz w:val="24"/>
+                      <w:szCs w:val="24"/>
+                    </w:rPr>
+                    <m:t>0</m:t>
+                  </m:r>
+                </m:sub>
+              </m:sSub>
+              <m:r>
+                <w:rPr>
+                  <w:rFonts w:ascii="Cambria Math" w:eastAsiaTheme="minorEastAsia" w:hAnsi="Cambria Math"/>
+                  <w:sz w:val="24"/>
+                  <w:szCs w:val="24"/>
+                </w:rPr>
+                <m:t>,a,</m:t>
+              </m:r>
+              <m:r>
+                <w:rPr>
+                  <w:rFonts w:ascii="Cambria Math" w:eastAsiaTheme="minorEastAsia" w:hAnsi="Cambria Math"/>
+                  <w:sz w:val="24"/>
+                  <w:szCs w:val="24"/>
+                </w:rPr>
+                <m:t>B</m:t>
+              </m:r>
+            </m:e>
+          </m:d>
+          <m:r>
+            <w:rPr>
+              <w:rFonts w:ascii="Cambria Math" w:eastAsiaTheme="minorEastAsia" w:hAnsi="Cambria Math"/>
+              <w:sz w:val="24"/>
+              <w:szCs w:val="24"/>
+            </w:rPr>
+            <m:t>=</m:t>
+          </m:r>
+          <m:d>
+            <m:dPr>
+              <m:begChr m:val="{"/>
+              <m:endChr m:val="}"/>
+              <m:ctrlPr>
+                <w:rPr>
+                  <w:rFonts w:ascii="Cambria Math" w:eastAsiaTheme="minorEastAsia" w:hAnsi="Cambria Math"/>
+                  <w:i/>
+                  <w:sz w:val="24"/>
+                  <w:szCs w:val="24"/>
+                </w:rPr>
+              </m:ctrlPr>
+            </m:dPr>
+            <m:e>
+              <m:d>
+                <m:dPr>
+                  <m:ctrlPr>
+                    <w:rPr>
+                      <w:rFonts w:ascii="Cambria Math" w:eastAsiaTheme="minorEastAsia" w:hAnsi="Cambria Math"/>
+                      <w:i/>
+                      <w:sz w:val="24"/>
+                      <w:szCs w:val="24"/>
+                    </w:rPr>
+                  </m:ctrlPr>
+                </m:dPr>
+                <m:e>
+                  <m:sSub>
+                    <m:sSubPr>
+                      <m:ctrlPr>
+                        <w:rPr>
+                          <w:rFonts w:ascii="Cambria Math" w:eastAsiaTheme="minorEastAsia" w:hAnsi="Cambria Math"/>
+                          <w:i/>
+                          <w:sz w:val="24"/>
+                          <w:szCs w:val="24"/>
+                        </w:rPr>
+                      </m:ctrlPr>
+                    </m:sSubPr>
+                    <m:e>
+                      <m:r>
+                        <w:rPr>
+                          <w:rFonts w:ascii="Cambria Math" w:eastAsiaTheme="minorEastAsia" w:hAnsi="Cambria Math"/>
+                          <w:sz w:val="24"/>
+                          <w:szCs w:val="24"/>
+                        </w:rPr>
+                        <m:t>q</m:t>
+                      </m:r>
+                    </m:e>
+                    <m:sub>
+                      <m:r>
+                        <w:rPr>
+                          <w:rFonts w:ascii="Cambria Math" w:eastAsiaTheme="minorEastAsia" w:hAnsi="Cambria Math"/>
+                          <w:sz w:val="24"/>
+                          <w:szCs w:val="24"/>
+                        </w:rPr>
+                        <m:t>0</m:t>
+                      </m:r>
+                    </m:sub>
+                  </m:sSub>
+                  <m:r>
+                    <w:rPr>
+                      <w:rFonts w:ascii="Cambria Math" w:eastAsiaTheme="minorEastAsia" w:hAnsi="Cambria Math"/>
+                      <w:sz w:val="24"/>
+                      <w:szCs w:val="24"/>
+                    </w:rPr>
+                    <m:t>,</m:t>
+                  </m:r>
+                  <m:r>
+                    <w:rPr>
+                      <w:rFonts w:ascii="Cambria Math" w:eastAsiaTheme="minorEastAsia" w:hAnsi="Cambria Math"/>
+                      <w:sz w:val="24"/>
+                      <w:szCs w:val="24"/>
+                    </w:rPr>
+                    <m:t>λ</m:t>
+                  </m:r>
+                </m:e>
+              </m:d>
+            </m:e>
+          </m:d>
+        </m:oMath>
+      </m:oMathPara>
+    </w:p>
+    <w:p>
+      <w:pPr>
+        <w:spacing w:after="0"/>
+        <w:ind w:left="1440"/>
+        <w:rPr>
+          <w:rFonts w:eastAsiaTheme="minorEastAsia"/>
+          <w:sz w:val="24"/>
+          <w:szCs w:val="24"/>
+        </w:rPr>
+      </w:pPr>
+      <m:oMathPara>
+        <m:oMathParaPr>
+          <m:jc m:val="left"/>
+        </m:oMathParaPr>
+        <m:oMath>
+          <m:r>
+            <w:rPr>
+              <w:rFonts w:ascii="Cambria Math" w:eastAsiaTheme="minorEastAsia" w:hAnsi="Cambria Math"/>
+              <w:sz w:val="24"/>
+              <w:szCs w:val="24"/>
+            </w:rPr>
+            <m:t>δ</m:t>
+          </m:r>
+          <m:d>
+            <m:dPr>
+              <m:ctrlPr>
+                <w:rPr>
+                  <w:rFonts w:ascii="Cambria Math" w:eastAsiaTheme="minorEastAsia" w:hAnsi="Cambria Math"/>
+                  <w:i/>
+                  <w:sz w:val="24"/>
+                  <w:szCs w:val="24"/>
+                </w:rPr>
+              </m:ctrlPr>
+            </m:dPr>
+            <m:e>
+              <m:sSub>
+                <m:sSubPr>
+                  <m:ctrlPr>
+                    <w:rPr>
+                      <w:rFonts w:ascii="Cambria Math" w:eastAsiaTheme="minorEastAsia" w:hAnsi="Cambria Math"/>
+                      <w:i/>
+                      <w:sz w:val="24"/>
+                      <w:szCs w:val="24"/>
+                    </w:rPr>
+                  </m:ctrlPr>
+                </m:sSubPr>
+                <m:e>
+                  <m:r>
+                    <w:rPr>
+                      <w:rFonts w:ascii="Cambria Math" w:eastAsiaTheme="minorEastAsia" w:hAnsi="Cambria Math"/>
+                      <w:sz w:val="24"/>
+                      <w:szCs w:val="24"/>
+                    </w:rPr>
+                    <m:t>q</m:t>
+                  </m:r>
+                </m:e>
+                <m:sub>
+                  <m:r>
+                    <w:rPr>
+                      <w:rFonts w:ascii="Cambria Math" w:eastAsiaTheme="minorEastAsia" w:hAnsi="Cambria Math"/>
+                      <w:sz w:val="24"/>
+                      <w:szCs w:val="24"/>
+                    </w:rPr>
+                    <m:t>0</m:t>
+                  </m:r>
+                </m:sub>
+              </m:sSub>
+              <m:r>
+                <w:rPr>
+                  <w:rFonts w:ascii="Cambria Math" w:eastAsiaTheme="minorEastAsia" w:hAnsi="Cambria Math"/>
+                  <w:sz w:val="24"/>
+                  <w:szCs w:val="24"/>
+                </w:rPr>
                 <m:t>,</m:t>
               </m:r>
               <m:r>
@@ -939,7 +1549,7 @@
                   <w:sz w:val="24"/>
                   <w:szCs w:val="24"/>
                 </w:rPr>
-                <m:t>c</m:t>
+                <m:t>b</m:t>
               </m:r>
               <m:r>
                 <w:rPr>
@@ -959,22 +1569,1506 @@
             </w:rPr>
             <m:t>=</m:t>
           </m:r>
+          <m:d>
+            <m:dPr>
+              <m:begChr m:val="{"/>
+              <m:endChr m:val="}"/>
+              <m:ctrlPr>
+                <w:rPr>
+                  <w:rFonts w:ascii="Cambria Math" w:eastAsiaTheme="minorEastAsia" w:hAnsi="Cambria Math"/>
+                  <w:i/>
+                  <w:sz w:val="24"/>
+                  <w:szCs w:val="24"/>
+                </w:rPr>
+              </m:ctrlPr>
+            </m:dPr>
+            <m:e>
+              <m:d>
+                <m:dPr>
+                  <m:ctrlPr>
+                    <w:rPr>
+                      <w:rFonts w:ascii="Cambria Math" w:eastAsiaTheme="minorEastAsia" w:hAnsi="Cambria Math"/>
+                      <w:i/>
+                      <w:sz w:val="24"/>
+                      <w:szCs w:val="24"/>
+                    </w:rPr>
+                  </m:ctrlPr>
+                </m:dPr>
+                <m:e>
+                  <m:sSub>
+                    <m:sSubPr>
+                      <m:ctrlPr>
+                        <w:rPr>
+                          <w:rFonts w:ascii="Cambria Math" w:eastAsiaTheme="minorEastAsia" w:hAnsi="Cambria Math"/>
+                          <w:i/>
+                          <w:sz w:val="24"/>
+                          <w:szCs w:val="24"/>
+                        </w:rPr>
+                      </m:ctrlPr>
+                    </m:sSubPr>
+                    <m:e>
+                      <m:r>
+                        <w:rPr>
+                          <w:rFonts w:ascii="Cambria Math" w:eastAsiaTheme="minorEastAsia" w:hAnsi="Cambria Math"/>
+                          <w:sz w:val="24"/>
+                          <w:szCs w:val="24"/>
+                        </w:rPr>
+                        <m:t>q</m:t>
+                      </m:r>
+                    </m:e>
+                    <m:sub>
+                      <m:r>
+                        <w:rPr>
+                          <w:rFonts w:ascii="Cambria Math" w:eastAsiaTheme="minorEastAsia" w:hAnsi="Cambria Math"/>
+                          <w:sz w:val="24"/>
+                          <w:szCs w:val="24"/>
+                        </w:rPr>
+                        <m:t>0</m:t>
+                      </m:r>
+                    </m:sub>
+                  </m:sSub>
+                  <m:r>
+                    <w:rPr>
+                      <w:rFonts w:ascii="Cambria Math" w:eastAsiaTheme="minorEastAsia" w:hAnsi="Cambria Math"/>
+                      <w:sz w:val="24"/>
+                      <w:szCs w:val="24"/>
+                    </w:rPr>
+                    <m:t>,</m:t>
+                  </m:r>
+                  <m:r>
+                    <w:rPr>
+                      <w:rFonts w:ascii="Cambria Math" w:eastAsiaTheme="minorEastAsia" w:hAnsi="Cambria Math"/>
+                      <w:sz w:val="24"/>
+                      <w:szCs w:val="24"/>
+                    </w:rPr>
+                    <m:t>B</m:t>
+                  </m:r>
+                  <m:r>
+                    <w:rPr>
+                      <w:rFonts w:ascii="Cambria Math" w:eastAsiaTheme="minorEastAsia" w:hAnsi="Cambria Math"/>
+                      <w:sz w:val="24"/>
+                      <w:szCs w:val="24"/>
+                    </w:rPr>
+                    <m:t>Z</m:t>
+                  </m:r>
+                </m:e>
+              </m:d>
+            </m:e>
+          </m:d>
         </m:oMath>
       </m:oMathPara>
     </w:p>
     <w:p>
       <w:pPr>
-        <w:rPr>
-          <w:rFonts w:eastAsiaTheme="minorEastAsia"/>
-          <w:sz w:val="24"/>
-          <w:szCs w:val="24"/>
-        </w:rPr>
-      </w:pPr>
+        <w:spacing w:after="0"/>
+        <w:ind w:left="1440"/>
+        <w:rPr>
+          <w:rFonts w:eastAsiaTheme="minorEastAsia"/>
+          <w:sz w:val="24"/>
+          <w:szCs w:val="24"/>
+        </w:rPr>
+      </w:pPr>
+      <m:oMathPara>
+        <m:oMathParaPr>
+          <m:jc m:val="left"/>
+        </m:oMathParaPr>
+        <m:oMath>
+          <m:r>
+            <w:rPr>
+              <w:rFonts w:ascii="Cambria Math" w:eastAsiaTheme="minorEastAsia" w:hAnsi="Cambria Math"/>
+              <w:sz w:val="24"/>
+              <w:szCs w:val="24"/>
+            </w:rPr>
+            <m:t>δ</m:t>
+          </m:r>
+          <m:d>
+            <m:dPr>
+              <m:ctrlPr>
+                <w:rPr>
+                  <w:rFonts w:ascii="Cambria Math" w:eastAsiaTheme="minorEastAsia" w:hAnsi="Cambria Math"/>
+                  <w:i/>
+                  <w:sz w:val="24"/>
+                  <w:szCs w:val="24"/>
+                </w:rPr>
+              </m:ctrlPr>
+            </m:dPr>
+            <m:e>
+              <m:sSub>
+                <m:sSubPr>
+                  <m:ctrlPr>
+                    <w:rPr>
+                      <w:rFonts w:ascii="Cambria Math" w:eastAsiaTheme="minorEastAsia" w:hAnsi="Cambria Math"/>
+                      <w:i/>
+                      <w:sz w:val="24"/>
+                      <w:szCs w:val="24"/>
+                    </w:rPr>
+                  </m:ctrlPr>
+                </m:sSubPr>
+                <m:e>
+                  <m:r>
+                    <w:rPr>
+                      <w:rFonts w:ascii="Cambria Math" w:eastAsiaTheme="minorEastAsia" w:hAnsi="Cambria Math"/>
+                      <w:sz w:val="24"/>
+                      <w:szCs w:val="24"/>
+                    </w:rPr>
+                    <m:t>q</m:t>
+                  </m:r>
+                </m:e>
+                <m:sub>
+                  <m:r>
+                    <w:rPr>
+                      <w:rFonts w:ascii="Cambria Math" w:eastAsiaTheme="minorEastAsia" w:hAnsi="Cambria Math"/>
+                      <w:sz w:val="24"/>
+                      <w:szCs w:val="24"/>
+                    </w:rPr>
+                    <m:t>0</m:t>
+                  </m:r>
+                </m:sub>
+              </m:sSub>
+              <m:r>
+                <w:rPr>
+                  <w:rFonts w:ascii="Cambria Math" w:eastAsiaTheme="minorEastAsia" w:hAnsi="Cambria Math"/>
+                  <w:sz w:val="24"/>
+                  <w:szCs w:val="24"/>
+                </w:rPr>
+                <m:t>,b,</m:t>
+              </m:r>
+              <m:r>
+                <w:rPr>
+                  <w:rFonts w:ascii="Cambria Math" w:eastAsiaTheme="minorEastAsia" w:hAnsi="Cambria Math"/>
+                  <w:sz w:val="24"/>
+                  <w:szCs w:val="24"/>
+                </w:rPr>
+                <m:t>O</m:t>
+              </m:r>
+            </m:e>
+          </m:d>
+          <m:r>
+            <w:rPr>
+              <w:rFonts w:ascii="Cambria Math" w:eastAsiaTheme="minorEastAsia" w:hAnsi="Cambria Math"/>
+              <w:sz w:val="24"/>
+              <w:szCs w:val="24"/>
+            </w:rPr>
+            <m:t>=</m:t>
+          </m:r>
+          <m:d>
+            <m:dPr>
+              <m:begChr m:val="{"/>
+              <m:endChr m:val="}"/>
+              <m:ctrlPr>
+                <w:rPr>
+                  <w:rFonts w:ascii="Cambria Math" w:eastAsiaTheme="minorEastAsia" w:hAnsi="Cambria Math"/>
+                  <w:i/>
+                  <w:sz w:val="24"/>
+                  <w:szCs w:val="24"/>
+                </w:rPr>
+              </m:ctrlPr>
+            </m:dPr>
+            <m:e>
+              <m:d>
+                <m:dPr>
+                  <m:ctrlPr>
+                    <w:rPr>
+                      <w:rFonts w:ascii="Cambria Math" w:eastAsiaTheme="minorEastAsia" w:hAnsi="Cambria Math"/>
+                      <w:i/>
+                      <w:sz w:val="24"/>
+                      <w:szCs w:val="24"/>
+                    </w:rPr>
+                  </m:ctrlPr>
+                </m:dPr>
+                <m:e>
+                  <m:sSub>
+                    <m:sSubPr>
+                      <m:ctrlPr>
+                        <w:rPr>
+                          <w:rFonts w:ascii="Cambria Math" w:eastAsiaTheme="minorEastAsia" w:hAnsi="Cambria Math"/>
+                          <w:i/>
+                          <w:sz w:val="24"/>
+                          <w:szCs w:val="24"/>
+                        </w:rPr>
+                      </m:ctrlPr>
+                    </m:sSubPr>
+                    <m:e>
+                      <m:r>
+                        <w:rPr>
+                          <w:rFonts w:ascii="Cambria Math" w:eastAsiaTheme="minorEastAsia" w:hAnsi="Cambria Math"/>
+                          <w:sz w:val="24"/>
+                          <w:szCs w:val="24"/>
+                        </w:rPr>
+                        <m:t>q</m:t>
+                      </m:r>
+                    </m:e>
+                    <m:sub>
+                      <m:r>
+                        <w:rPr>
+                          <w:rFonts w:ascii="Cambria Math" w:eastAsiaTheme="minorEastAsia" w:hAnsi="Cambria Math"/>
+                          <w:sz w:val="24"/>
+                          <w:szCs w:val="24"/>
+                        </w:rPr>
+                        <m:t>0</m:t>
+                      </m:r>
+                    </m:sub>
+                  </m:sSub>
+                  <m:r>
+                    <w:rPr>
+                      <w:rFonts w:ascii="Cambria Math" w:eastAsiaTheme="minorEastAsia" w:hAnsi="Cambria Math"/>
+                      <w:sz w:val="24"/>
+                      <w:szCs w:val="24"/>
+                    </w:rPr>
+                    <m:t>,</m:t>
+                  </m:r>
+                  <m:r>
+                    <w:rPr>
+                      <w:rFonts w:ascii="Cambria Math" w:eastAsiaTheme="minorEastAsia" w:hAnsi="Cambria Math"/>
+                      <w:sz w:val="24"/>
+                      <w:szCs w:val="24"/>
+                    </w:rPr>
+                    <m:t>λ</m:t>
+                  </m:r>
+                </m:e>
+              </m:d>
+            </m:e>
+          </m:d>
+        </m:oMath>
+      </m:oMathPara>
     </w:p>
     <w:p>
       <w:pPr>
-        <w:rPr>
-          <w:rFonts w:eastAsiaTheme="minorEastAsia"/>
+        <w:spacing w:after="0"/>
+        <w:ind w:left="1440"/>
+        <w:rPr>
+          <w:rFonts w:eastAsiaTheme="minorEastAsia"/>
+          <w:sz w:val="24"/>
+          <w:szCs w:val="24"/>
+        </w:rPr>
+      </w:pPr>
+      <m:oMathPara>
+        <m:oMathParaPr>
+          <m:jc m:val="left"/>
+        </m:oMathParaPr>
+        <m:oMath>
+          <m:r>
+            <w:rPr>
+              <w:rFonts w:ascii="Cambria Math" w:eastAsiaTheme="minorEastAsia" w:hAnsi="Cambria Math"/>
+              <w:sz w:val="24"/>
+              <w:szCs w:val="24"/>
+            </w:rPr>
+            <m:t>δ</m:t>
+          </m:r>
+          <m:d>
+            <m:dPr>
+              <m:ctrlPr>
+                <w:rPr>
+                  <w:rFonts w:ascii="Cambria Math" w:eastAsiaTheme="minorEastAsia" w:hAnsi="Cambria Math"/>
+                  <w:i/>
+                  <w:sz w:val="24"/>
+                  <w:szCs w:val="24"/>
+                </w:rPr>
+              </m:ctrlPr>
+            </m:dPr>
+            <m:e>
+              <m:sSub>
+                <m:sSubPr>
+                  <m:ctrlPr>
+                    <w:rPr>
+                      <w:rFonts w:ascii="Cambria Math" w:eastAsiaTheme="minorEastAsia" w:hAnsi="Cambria Math"/>
+                      <w:i/>
+                      <w:sz w:val="24"/>
+                      <w:szCs w:val="24"/>
+                    </w:rPr>
+                  </m:ctrlPr>
+                </m:sSubPr>
+                <m:e>
+                  <m:r>
+                    <w:rPr>
+                      <w:rFonts w:ascii="Cambria Math" w:eastAsiaTheme="minorEastAsia" w:hAnsi="Cambria Math"/>
+                      <w:sz w:val="24"/>
+                      <w:szCs w:val="24"/>
+                    </w:rPr>
+                    <m:t>q</m:t>
+                  </m:r>
+                </m:e>
+                <m:sub>
+                  <m:r>
+                    <w:rPr>
+                      <w:rFonts w:ascii="Cambria Math" w:eastAsiaTheme="minorEastAsia" w:hAnsi="Cambria Math"/>
+                      <w:sz w:val="24"/>
+                      <w:szCs w:val="24"/>
+                    </w:rPr>
+                    <m:t>0</m:t>
+                  </m:r>
+                </m:sub>
+              </m:sSub>
+              <m:r>
+                <w:rPr>
+                  <w:rFonts w:ascii="Cambria Math" w:eastAsiaTheme="minorEastAsia" w:hAnsi="Cambria Math"/>
+                  <w:sz w:val="24"/>
+                  <w:szCs w:val="24"/>
+                </w:rPr>
+                <m:t>,b,</m:t>
+              </m:r>
+              <m:r>
+                <w:rPr>
+                  <w:rFonts w:ascii="Cambria Math" w:eastAsiaTheme="minorEastAsia" w:hAnsi="Cambria Math"/>
+                  <w:sz w:val="24"/>
+                  <w:szCs w:val="24"/>
+                </w:rPr>
+                <m:t>A</m:t>
+              </m:r>
+            </m:e>
+          </m:d>
+          <m:r>
+            <w:rPr>
+              <w:rFonts w:ascii="Cambria Math" w:eastAsiaTheme="minorEastAsia" w:hAnsi="Cambria Math"/>
+              <w:sz w:val="24"/>
+              <w:szCs w:val="24"/>
+            </w:rPr>
+            <m:t>=</m:t>
+          </m:r>
+          <m:d>
+            <m:dPr>
+              <m:begChr m:val="{"/>
+              <m:endChr m:val="}"/>
+              <m:ctrlPr>
+                <w:rPr>
+                  <w:rFonts w:ascii="Cambria Math" w:eastAsiaTheme="minorEastAsia" w:hAnsi="Cambria Math"/>
+                  <w:i/>
+                  <w:sz w:val="24"/>
+                  <w:szCs w:val="24"/>
+                </w:rPr>
+              </m:ctrlPr>
+            </m:dPr>
+            <m:e>
+              <m:d>
+                <m:dPr>
+                  <m:ctrlPr>
+                    <w:rPr>
+                      <w:rFonts w:ascii="Cambria Math" w:eastAsiaTheme="minorEastAsia" w:hAnsi="Cambria Math"/>
+                      <w:i/>
+                      <w:sz w:val="24"/>
+                      <w:szCs w:val="24"/>
+                    </w:rPr>
+                  </m:ctrlPr>
+                </m:dPr>
+                <m:e>
+                  <m:sSub>
+                    <m:sSubPr>
+                      <m:ctrlPr>
+                        <w:rPr>
+                          <w:rFonts w:ascii="Cambria Math" w:eastAsiaTheme="minorEastAsia" w:hAnsi="Cambria Math"/>
+                          <w:i/>
+                          <w:sz w:val="24"/>
+                          <w:szCs w:val="24"/>
+                        </w:rPr>
+                      </m:ctrlPr>
+                    </m:sSubPr>
+                    <m:e>
+                      <m:r>
+                        <w:rPr>
+                          <w:rFonts w:ascii="Cambria Math" w:eastAsiaTheme="minorEastAsia" w:hAnsi="Cambria Math"/>
+                          <w:sz w:val="24"/>
+                          <w:szCs w:val="24"/>
+                        </w:rPr>
+                        <m:t>q</m:t>
+                      </m:r>
+                    </m:e>
+                    <m:sub>
+                      <m:r>
+                        <w:rPr>
+                          <w:rFonts w:ascii="Cambria Math" w:eastAsiaTheme="minorEastAsia" w:hAnsi="Cambria Math"/>
+                          <w:sz w:val="24"/>
+                          <w:szCs w:val="24"/>
+                        </w:rPr>
+                        <m:t>0</m:t>
+                      </m:r>
+                    </m:sub>
+                  </m:sSub>
+                  <m:r>
+                    <w:rPr>
+                      <w:rFonts w:ascii="Cambria Math" w:eastAsiaTheme="minorEastAsia" w:hAnsi="Cambria Math"/>
+                      <w:sz w:val="24"/>
+                      <w:szCs w:val="24"/>
+                    </w:rPr>
+                    <m:t>,λ</m:t>
+                  </m:r>
+                </m:e>
+              </m:d>
+            </m:e>
+          </m:d>
+        </m:oMath>
+      </m:oMathPara>
+    </w:p>
+    <w:p>
+      <w:pPr>
+        <w:spacing w:after="0"/>
+        <w:ind w:left="1440"/>
+        <w:rPr>
+          <w:rFonts w:eastAsiaTheme="minorEastAsia"/>
+          <w:sz w:val="24"/>
+          <w:szCs w:val="24"/>
+        </w:rPr>
+      </w:pPr>
+      <m:oMathPara>
+        <m:oMathParaPr>
+          <m:jc m:val="left"/>
+        </m:oMathParaPr>
+        <m:oMath>
+          <m:r>
+            <w:rPr>
+              <w:rFonts w:ascii="Cambria Math" w:eastAsiaTheme="minorEastAsia" w:hAnsi="Cambria Math"/>
+              <w:sz w:val="24"/>
+              <w:szCs w:val="24"/>
+            </w:rPr>
+            <m:t>δ</m:t>
+          </m:r>
+          <m:d>
+            <m:dPr>
+              <m:ctrlPr>
+                <w:rPr>
+                  <w:rFonts w:ascii="Cambria Math" w:eastAsiaTheme="minorEastAsia" w:hAnsi="Cambria Math"/>
+                  <w:i/>
+                  <w:sz w:val="24"/>
+                  <w:szCs w:val="24"/>
+                </w:rPr>
+              </m:ctrlPr>
+            </m:dPr>
+            <m:e>
+              <m:sSub>
+                <m:sSubPr>
+                  <m:ctrlPr>
+                    <w:rPr>
+                      <w:rFonts w:ascii="Cambria Math" w:eastAsiaTheme="minorEastAsia" w:hAnsi="Cambria Math"/>
+                      <w:i/>
+                      <w:sz w:val="24"/>
+                      <w:szCs w:val="24"/>
+                    </w:rPr>
+                  </m:ctrlPr>
+                </m:sSubPr>
+                <m:e>
+                  <m:r>
+                    <w:rPr>
+                      <w:rFonts w:ascii="Cambria Math" w:eastAsiaTheme="minorEastAsia" w:hAnsi="Cambria Math"/>
+                      <w:sz w:val="24"/>
+                      <w:szCs w:val="24"/>
+                    </w:rPr>
+                    <m:t>q</m:t>
+                  </m:r>
+                </m:e>
+                <m:sub>
+                  <m:r>
+                    <w:rPr>
+                      <w:rFonts w:ascii="Cambria Math" w:eastAsiaTheme="minorEastAsia" w:hAnsi="Cambria Math"/>
+                      <w:sz w:val="24"/>
+                      <w:szCs w:val="24"/>
+                    </w:rPr>
+                    <m:t>0</m:t>
+                  </m:r>
+                </m:sub>
+              </m:sSub>
+              <m:r>
+                <w:rPr>
+                  <w:rFonts w:ascii="Cambria Math" w:eastAsiaTheme="minorEastAsia" w:hAnsi="Cambria Math"/>
+                  <w:sz w:val="24"/>
+                  <w:szCs w:val="24"/>
+                </w:rPr>
+                <m:t>,b,</m:t>
+              </m:r>
+              <m:r>
+                <w:rPr>
+                  <w:rFonts w:ascii="Cambria Math" w:eastAsiaTheme="minorEastAsia" w:hAnsi="Cambria Math"/>
+                  <w:sz w:val="24"/>
+                  <w:szCs w:val="24"/>
+                </w:rPr>
+                <m:t>B</m:t>
+              </m:r>
+            </m:e>
+          </m:d>
+          <m:r>
+            <w:rPr>
+              <w:rFonts w:ascii="Cambria Math" w:eastAsiaTheme="minorEastAsia" w:hAnsi="Cambria Math"/>
+              <w:sz w:val="24"/>
+              <w:szCs w:val="24"/>
+            </w:rPr>
+            <m:t>=</m:t>
+          </m:r>
+          <m:d>
+            <m:dPr>
+              <m:begChr m:val="{"/>
+              <m:endChr m:val="}"/>
+              <m:ctrlPr>
+                <w:rPr>
+                  <w:rFonts w:ascii="Cambria Math" w:eastAsiaTheme="minorEastAsia" w:hAnsi="Cambria Math"/>
+                  <w:i/>
+                  <w:sz w:val="24"/>
+                  <w:szCs w:val="24"/>
+                </w:rPr>
+              </m:ctrlPr>
+            </m:dPr>
+            <m:e>
+              <m:d>
+                <m:dPr>
+                  <m:ctrlPr>
+                    <w:rPr>
+                      <w:rFonts w:ascii="Cambria Math" w:eastAsiaTheme="minorEastAsia" w:hAnsi="Cambria Math"/>
+                      <w:i/>
+                      <w:sz w:val="24"/>
+                      <w:szCs w:val="24"/>
+                    </w:rPr>
+                  </m:ctrlPr>
+                </m:dPr>
+                <m:e>
+                  <m:sSub>
+                    <m:sSubPr>
+                      <m:ctrlPr>
+                        <w:rPr>
+                          <w:rFonts w:ascii="Cambria Math" w:eastAsiaTheme="minorEastAsia" w:hAnsi="Cambria Math"/>
+                          <w:i/>
+                          <w:sz w:val="24"/>
+                          <w:szCs w:val="24"/>
+                        </w:rPr>
+                      </m:ctrlPr>
+                    </m:sSubPr>
+                    <m:e>
+                      <m:r>
+                        <w:rPr>
+                          <w:rFonts w:ascii="Cambria Math" w:eastAsiaTheme="minorEastAsia" w:hAnsi="Cambria Math"/>
+                          <w:sz w:val="24"/>
+                          <w:szCs w:val="24"/>
+                        </w:rPr>
+                        <m:t>q</m:t>
+                      </m:r>
+                    </m:e>
+                    <m:sub>
+                      <m:r>
+                        <w:rPr>
+                          <w:rFonts w:ascii="Cambria Math" w:eastAsiaTheme="minorEastAsia" w:hAnsi="Cambria Math"/>
+                          <w:sz w:val="24"/>
+                          <w:szCs w:val="24"/>
+                        </w:rPr>
+                        <m:t>0</m:t>
+                      </m:r>
+                    </m:sub>
+                  </m:sSub>
+                  <m:r>
+                    <w:rPr>
+                      <w:rFonts w:ascii="Cambria Math" w:eastAsiaTheme="minorEastAsia" w:hAnsi="Cambria Math"/>
+                      <w:sz w:val="24"/>
+                      <w:szCs w:val="24"/>
+                    </w:rPr>
+                    <m:t>,</m:t>
+                  </m:r>
+                  <m:r>
+                    <w:rPr>
+                      <w:rFonts w:ascii="Cambria Math" w:eastAsiaTheme="minorEastAsia" w:hAnsi="Cambria Math"/>
+                      <w:sz w:val="24"/>
+                      <w:szCs w:val="24"/>
+                    </w:rPr>
+                    <m:t>BB</m:t>
+                  </m:r>
+                </m:e>
+              </m:d>
+            </m:e>
+          </m:d>
+        </m:oMath>
+      </m:oMathPara>
+    </w:p>
+    <w:p>
+      <w:pPr>
+        <w:spacing w:after="0"/>
+        <w:ind w:left="1440"/>
+        <w:rPr>
+          <w:rFonts w:eastAsiaTheme="minorEastAsia"/>
+          <w:sz w:val="24"/>
+          <w:szCs w:val="24"/>
+        </w:rPr>
+      </w:pPr>
+      <m:oMathPara>
+        <m:oMathParaPr>
+          <m:jc m:val="left"/>
+        </m:oMathParaPr>
+        <m:oMath>
+          <m:r>
+            <w:rPr>
+              <w:rFonts w:ascii="Cambria Math" w:eastAsiaTheme="minorEastAsia" w:hAnsi="Cambria Math"/>
+              <w:sz w:val="24"/>
+              <w:szCs w:val="24"/>
+            </w:rPr>
+            <m:t>δ</m:t>
+          </m:r>
+          <m:d>
+            <m:dPr>
+              <m:ctrlPr>
+                <w:rPr>
+                  <w:rFonts w:ascii="Cambria Math" w:eastAsiaTheme="minorEastAsia" w:hAnsi="Cambria Math"/>
+                  <w:i/>
+                  <w:sz w:val="24"/>
+                  <w:szCs w:val="24"/>
+                </w:rPr>
+              </m:ctrlPr>
+            </m:dPr>
+            <m:e>
+              <m:sSub>
+                <m:sSubPr>
+                  <m:ctrlPr>
+                    <w:rPr>
+                      <w:rFonts w:ascii="Cambria Math" w:eastAsiaTheme="minorEastAsia" w:hAnsi="Cambria Math"/>
+                      <w:i/>
+                      <w:sz w:val="24"/>
+                      <w:szCs w:val="24"/>
+                    </w:rPr>
+                  </m:ctrlPr>
+                </m:sSubPr>
+                <m:e>
+                  <m:r>
+                    <w:rPr>
+                      <w:rFonts w:ascii="Cambria Math" w:eastAsiaTheme="minorEastAsia" w:hAnsi="Cambria Math"/>
+                      <w:sz w:val="24"/>
+                      <w:szCs w:val="24"/>
+                    </w:rPr>
+                    <m:t>q</m:t>
+                  </m:r>
+                </m:e>
+                <m:sub>
+                  <m:r>
+                    <w:rPr>
+                      <w:rFonts w:ascii="Cambria Math" w:eastAsiaTheme="minorEastAsia" w:hAnsi="Cambria Math"/>
+                      <w:sz w:val="24"/>
+                      <w:szCs w:val="24"/>
+                    </w:rPr>
+                    <m:t>0</m:t>
+                  </m:r>
+                </m:sub>
+              </m:sSub>
+              <m:r>
+                <w:rPr>
+                  <w:rFonts w:ascii="Cambria Math" w:eastAsiaTheme="minorEastAsia" w:hAnsi="Cambria Math"/>
+                  <w:sz w:val="24"/>
+                  <w:szCs w:val="24"/>
+                </w:rPr>
+                <m:t>,</m:t>
+              </m:r>
+              <m:r>
+                <w:rPr>
+                  <w:rFonts w:ascii="Cambria Math" w:eastAsiaTheme="minorEastAsia" w:hAnsi="Cambria Math"/>
+                  <w:sz w:val="24"/>
+                  <w:szCs w:val="24"/>
+                </w:rPr>
+                <m:t>c</m:t>
+              </m:r>
+              <m:r>
+                <w:rPr>
+                  <w:rFonts w:ascii="Cambria Math" w:eastAsiaTheme="minorEastAsia" w:hAnsi="Cambria Math"/>
+                  <w:sz w:val="24"/>
+                  <w:szCs w:val="24"/>
+                </w:rPr>
+                <m:t>,Z</m:t>
+              </m:r>
+            </m:e>
+          </m:d>
+          <m:r>
+            <w:rPr>
+              <w:rFonts w:ascii="Cambria Math" w:eastAsiaTheme="minorEastAsia" w:hAnsi="Cambria Math"/>
+              <w:sz w:val="24"/>
+              <w:szCs w:val="24"/>
+            </w:rPr>
+            <m:t>=</m:t>
+          </m:r>
+          <m:d>
+            <m:dPr>
+              <m:begChr m:val="{"/>
+              <m:endChr m:val="}"/>
+              <m:ctrlPr>
+                <w:rPr>
+                  <w:rFonts w:ascii="Cambria Math" w:eastAsiaTheme="minorEastAsia" w:hAnsi="Cambria Math"/>
+                  <w:i/>
+                  <w:sz w:val="24"/>
+                  <w:szCs w:val="24"/>
+                </w:rPr>
+              </m:ctrlPr>
+            </m:dPr>
+            <m:e>
+              <m:d>
+                <m:dPr>
+                  <m:ctrlPr>
+                    <w:rPr>
+                      <w:rFonts w:ascii="Cambria Math" w:eastAsiaTheme="minorEastAsia" w:hAnsi="Cambria Math"/>
+                      <w:i/>
+                      <w:sz w:val="24"/>
+                      <w:szCs w:val="24"/>
+                    </w:rPr>
+                  </m:ctrlPr>
+                </m:dPr>
+                <m:e>
+                  <m:sSub>
+                    <m:sSubPr>
+                      <m:ctrlPr>
+                        <w:rPr>
+                          <w:rFonts w:ascii="Cambria Math" w:eastAsiaTheme="minorEastAsia" w:hAnsi="Cambria Math"/>
+                          <w:i/>
+                          <w:sz w:val="24"/>
+                          <w:szCs w:val="24"/>
+                        </w:rPr>
+                      </m:ctrlPr>
+                    </m:sSubPr>
+                    <m:e>
+                      <m:r>
+                        <w:rPr>
+                          <w:rFonts w:ascii="Cambria Math" w:eastAsiaTheme="minorEastAsia" w:hAnsi="Cambria Math"/>
+                          <w:sz w:val="24"/>
+                          <w:szCs w:val="24"/>
+                        </w:rPr>
+                        <m:t>q</m:t>
+                      </m:r>
+                    </m:e>
+                    <m:sub>
+                      <m:r>
+                        <w:rPr>
+                          <w:rFonts w:ascii="Cambria Math" w:eastAsiaTheme="minorEastAsia" w:hAnsi="Cambria Math"/>
+                          <w:sz w:val="24"/>
+                          <w:szCs w:val="24"/>
+                        </w:rPr>
+                        <m:t>0</m:t>
+                      </m:r>
+                    </m:sub>
+                  </m:sSub>
+                  <m:r>
+                    <w:rPr>
+                      <w:rFonts w:ascii="Cambria Math" w:eastAsiaTheme="minorEastAsia" w:hAnsi="Cambria Math"/>
+                      <w:sz w:val="24"/>
+                      <w:szCs w:val="24"/>
+                    </w:rPr>
+                    <m:t>,Z</m:t>
+                  </m:r>
+                </m:e>
+              </m:d>
+            </m:e>
+          </m:d>
+        </m:oMath>
+      </m:oMathPara>
+    </w:p>
+    <w:p>
+      <w:pPr>
+        <w:spacing w:after="0"/>
+        <w:ind w:left="1440"/>
+        <w:rPr>
+          <w:rFonts w:eastAsiaTheme="minorEastAsia"/>
+          <w:sz w:val="24"/>
+          <w:szCs w:val="24"/>
+        </w:rPr>
+      </w:pPr>
+      <m:oMathPara>
+        <m:oMathParaPr>
+          <m:jc m:val="left"/>
+        </m:oMathParaPr>
+        <m:oMath>
+          <m:r>
+            <w:rPr>
+              <w:rFonts w:ascii="Cambria Math" w:eastAsiaTheme="minorEastAsia" w:hAnsi="Cambria Math"/>
+              <w:sz w:val="24"/>
+              <w:szCs w:val="24"/>
+            </w:rPr>
+            <m:t>δ</m:t>
+          </m:r>
+          <m:d>
+            <m:dPr>
+              <m:ctrlPr>
+                <w:rPr>
+                  <w:rFonts w:ascii="Cambria Math" w:eastAsiaTheme="minorEastAsia" w:hAnsi="Cambria Math"/>
+                  <w:i/>
+                  <w:sz w:val="24"/>
+                  <w:szCs w:val="24"/>
+                </w:rPr>
+              </m:ctrlPr>
+            </m:dPr>
+            <m:e>
+              <m:sSub>
+                <m:sSubPr>
+                  <m:ctrlPr>
+                    <w:rPr>
+                      <w:rFonts w:ascii="Cambria Math" w:eastAsiaTheme="minorEastAsia" w:hAnsi="Cambria Math"/>
+                      <w:i/>
+                      <w:sz w:val="24"/>
+                      <w:szCs w:val="24"/>
+                    </w:rPr>
+                  </m:ctrlPr>
+                </m:sSubPr>
+                <m:e>
+                  <m:r>
+                    <w:rPr>
+                      <w:rFonts w:ascii="Cambria Math" w:eastAsiaTheme="minorEastAsia" w:hAnsi="Cambria Math"/>
+                      <w:sz w:val="24"/>
+                      <w:szCs w:val="24"/>
+                    </w:rPr>
+                    <m:t>q</m:t>
+                  </m:r>
+                </m:e>
+                <m:sub>
+                  <m:r>
+                    <w:rPr>
+                      <w:rFonts w:ascii="Cambria Math" w:eastAsiaTheme="minorEastAsia" w:hAnsi="Cambria Math"/>
+                      <w:sz w:val="24"/>
+                      <w:szCs w:val="24"/>
+                    </w:rPr>
+                    <m:t>0</m:t>
+                  </m:r>
+                </m:sub>
+              </m:sSub>
+              <m:r>
+                <w:rPr>
+                  <w:rFonts w:ascii="Cambria Math" w:eastAsiaTheme="minorEastAsia" w:hAnsi="Cambria Math"/>
+                  <w:sz w:val="24"/>
+                  <w:szCs w:val="24"/>
+                </w:rPr>
+                <m:t>,</m:t>
+              </m:r>
+              <m:r>
+                <w:rPr>
+                  <w:rFonts w:ascii="Cambria Math" w:eastAsiaTheme="minorEastAsia" w:hAnsi="Cambria Math"/>
+                  <w:sz w:val="24"/>
+                  <w:szCs w:val="24"/>
+                </w:rPr>
+                <m:t>c</m:t>
+              </m:r>
+              <m:r>
+                <w:rPr>
+                  <w:rFonts w:ascii="Cambria Math" w:eastAsiaTheme="minorEastAsia" w:hAnsi="Cambria Math"/>
+                  <w:sz w:val="24"/>
+                  <w:szCs w:val="24"/>
+                </w:rPr>
+                <m:t>,O</m:t>
+              </m:r>
+            </m:e>
+          </m:d>
+          <m:r>
+            <w:rPr>
+              <w:rFonts w:ascii="Cambria Math" w:eastAsiaTheme="minorEastAsia" w:hAnsi="Cambria Math"/>
+              <w:sz w:val="24"/>
+              <w:szCs w:val="24"/>
+            </w:rPr>
+            <m:t>=</m:t>
+          </m:r>
+          <m:d>
+            <m:dPr>
+              <m:begChr m:val="{"/>
+              <m:endChr m:val="}"/>
+              <m:ctrlPr>
+                <w:rPr>
+                  <w:rFonts w:ascii="Cambria Math" w:eastAsiaTheme="minorEastAsia" w:hAnsi="Cambria Math"/>
+                  <w:i/>
+                  <w:sz w:val="24"/>
+                  <w:szCs w:val="24"/>
+                </w:rPr>
+              </m:ctrlPr>
+            </m:dPr>
+            <m:e>
+              <m:d>
+                <m:dPr>
+                  <m:ctrlPr>
+                    <w:rPr>
+                      <w:rFonts w:ascii="Cambria Math" w:eastAsiaTheme="minorEastAsia" w:hAnsi="Cambria Math"/>
+                      <w:i/>
+                      <w:sz w:val="24"/>
+                      <w:szCs w:val="24"/>
+                    </w:rPr>
+                  </m:ctrlPr>
+                </m:dPr>
+                <m:e>
+                  <m:sSub>
+                    <m:sSubPr>
+                      <m:ctrlPr>
+                        <w:rPr>
+                          <w:rFonts w:ascii="Cambria Math" w:eastAsiaTheme="minorEastAsia" w:hAnsi="Cambria Math"/>
+                          <w:i/>
+                          <w:sz w:val="24"/>
+                          <w:szCs w:val="24"/>
+                        </w:rPr>
+                      </m:ctrlPr>
+                    </m:sSubPr>
+                    <m:e>
+                      <m:r>
+                        <w:rPr>
+                          <w:rFonts w:ascii="Cambria Math" w:eastAsiaTheme="minorEastAsia" w:hAnsi="Cambria Math"/>
+                          <w:sz w:val="24"/>
+                          <w:szCs w:val="24"/>
+                        </w:rPr>
+                        <m:t>q</m:t>
+                      </m:r>
+                    </m:e>
+                    <m:sub>
+                      <m:r>
+                        <w:rPr>
+                          <w:rFonts w:ascii="Cambria Math" w:eastAsiaTheme="minorEastAsia" w:hAnsi="Cambria Math"/>
+                          <w:sz w:val="24"/>
+                          <w:szCs w:val="24"/>
+                        </w:rPr>
+                        <m:t>0</m:t>
+                      </m:r>
+                    </m:sub>
+                  </m:sSub>
+                  <m:r>
+                    <w:rPr>
+                      <w:rFonts w:ascii="Cambria Math" w:eastAsiaTheme="minorEastAsia" w:hAnsi="Cambria Math"/>
+                      <w:sz w:val="24"/>
+                      <w:szCs w:val="24"/>
+                    </w:rPr>
+                    <m:t>,</m:t>
+                  </m:r>
+                  <m:r>
+                    <w:rPr>
+                      <w:rFonts w:ascii="Cambria Math" w:eastAsiaTheme="minorEastAsia" w:hAnsi="Cambria Math"/>
+                      <w:sz w:val="24"/>
+                      <w:szCs w:val="24"/>
+                    </w:rPr>
+                    <m:t>O</m:t>
+                  </m:r>
+                </m:e>
+              </m:d>
+            </m:e>
+          </m:d>
+        </m:oMath>
+      </m:oMathPara>
+    </w:p>
+    <w:p>
+      <w:pPr>
+        <w:spacing w:after="0"/>
+        <w:ind w:left="1440"/>
+        <w:rPr>
+          <w:rFonts w:eastAsiaTheme="minorEastAsia"/>
+          <w:sz w:val="24"/>
+          <w:szCs w:val="24"/>
+        </w:rPr>
+      </w:pPr>
+      <m:oMathPara>
+        <m:oMathParaPr>
+          <m:jc m:val="left"/>
+        </m:oMathParaPr>
+        <m:oMath>
+          <m:r>
+            <w:rPr>
+              <w:rFonts w:ascii="Cambria Math" w:eastAsiaTheme="minorEastAsia" w:hAnsi="Cambria Math"/>
+              <w:sz w:val="24"/>
+              <w:szCs w:val="24"/>
+            </w:rPr>
+            <m:t>δ</m:t>
+          </m:r>
+          <m:d>
+            <m:dPr>
+              <m:ctrlPr>
+                <w:rPr>
+                  <w:rFonts w:ascii="Cambria Math" w:eastAsiaTheme="minorEastAsia" w:hAnsi="Cambria Math"/>
+                  <w:i/>
+                  <w:sz w:val="24"/>
+                  <w:szCs w:val="24"/>
+                </w:rPr>
+              </m:ctrlPr>
+            </m:dPr>
+            <m:e>
+              <m:sSub>
+                <m:sSubPr>
+                  <m:ctrlPr>
+                    <w:rPr>
+                      <w:rFonts w:ascii="Cambria Math" w:eastAsiaTheme="minorEastAsia" w:hAnsi="Cambria Math"/>
+                      <w:i/>
+                      <w:sz w:val="24"/>
+                      <w:szCs w:val="24"/>
+                    </w:rPr>
+                  </m:ctrlPr>
+                </m:sSubPr>
+                <m:e>
+                  <m:r>
+                    <w:rPr>
+                      <w:rFonts w:ascii="Cambria Math" w:eastAsiaTheme="minorEastAsia" w:hAnsi="Cambria Math"/>
+                      <w:sz w:val="24"/>
+                      <w:szCs w:val="24"/>
+                    </w:rPr>
+                    <m:t>q</m:t>
+                  </m:r>
+                </m:e>
+                <m:sub>
+                  <m:r>
+                    <w:rPr>
+                      <w:rFonts w:ascii="Cambria Math" w:eastAsiaTheme="minorEastAsia" w:hAnsi="Cambria Math"/>
+                      <w:sz w:val="24"/>
+                      <w:szCs w:val="24"/>
+                    </w:rPr>
+                    <m:t>0</m:t>
+                  </m:r>
+                </m:sub>
+              </m:sSub>
+              <m:r>
+                <w:rPr>
+                  <w:rFonts w:ascii="Cambria Math" w:eastAsiaTheme="minorEastAsia" w:hAnsi="Cambria Math"/>
+                  <w:sz w:val="24"/>
+                  <w:szCs w:val="24"/>
+                </w:rPr>
+                <m:t>,</m:t>
+              </m:r>
+              <m:r>
+                <w:rPr>
+                  <w:rFonts w:ascii="Cambria Math" w:eastAsiaTheme="minorEastAsia" w:hAnsi="Cambria Math"/>
+                  <w:sz w:val="24"/>
+                  <w:szCs w:val="24"/>
+                </w:rPr>
+                <m:t>c</m:t>
+              </m:r>
+              <m:r>
+                <w:rPr>
+                  <w:rFonts w:ascii="Cambria Math" w:eastAsiaTheme="minorEastAsia" w:hAnsi="Cambria Math"/>
+                  <w:sz w:val="24"/>
+                  <w:szCs w:val="24"/>
+                </w:rPr>
+                <m:t>,A</m:t>
+              </m:r>
+            </m:e>
+          </m:d>
+          <m:r>
+            <w:rPr>
+              <w:rFonts w:ascii="Cambria Math" w:eastAsiaTheme="minorEastAsia" w:hAnsi="Cambria Math"/>
+              <w:sz w:val="24"/>
+              <w:szCs w:val="24"/>
+            </w:rPr>
+            <m:t>=</m:t>
+          </m:r>
+          <m:d>
+            <m:dPr>
+              <m:begChr m:val="{"/>
+              <m:endChr m:val="}"/>
+              <m:ctrlPr>
+                <w:rPr>
+                  <w:rFonts w:ascii="Cambria Math" w:eastAsiaTheme="minorEastAsia" w:hAnsi="Cambria Math"/>
+                  <w:i/>
+                  <w:sz w:val="24"/>
+                  <w:szCs w:val="24"/>
+                </w:rPr>
+              </m:ctrlPr>
+            </m:dPr>
+            <m:e>
+              <m:d>
+                <m:dPr>
+                  <m:ctrlPr>
+                    <w:rPr>
+                      <w:rFonts w:ascii="Cambria Math" w:eastAsiaTheme="minorEastAsia" w:hAnsi="Cambria Math"/>
+                      <w:i/>
+                      <w:sz w:val="24"/>
+                      <w:szCs w:val="24"/>
+                    </w:rPr>
+                  </m:ctrlPr>
+                </m:dPr>
+                <m:e>
+                  <m:sSub>
+                    <m:sSubPr>
+                      <m:ctrlPr>
+                        <w:rPr>
+                          <w:rFonts w:ascii="Cambria Math" w:eastAsiaTheme="minorEastAsia" w:hAnsi="Cambria Math"/>
+                          <w:i/>
+                          <w:sz w:val="24"/>
+                          <w:szCs w:val="24"/>
+                        </w:rPr>
+                      </m:ctrlPr>
+                    </m:sSubPr>
+                    <m:e>
+                      <m:r>
+                        <w:rPr>
+                          <w:rFonts w:ascii="Cambria Math" w:eastAsiaTheme="minorEastAsia" w:hAnsi="Cambria Math"/>
+                          <w:sz w:val="24"/>
+                          <w:szCs w:val="24"/>
+                        </w:rPr>
+                        <m:t>q</m:t>
+                      </m:r>
+                    </m:e>
+                    <m:sub>
+                      <m:r>
+                        <w:rPr>
+                          <w:rFonts w:ascii="Cambria Math" w:eastAsiaTheme="minorEastAsia" w:hAnsi="Cambria Math"/>
+                          <w:sz w:val="24"/>
+                          <w:szCs w:val="24"/>
+                        </w:rPr>
+                        <m:t>0</m:t>
+                      </m:r>
+                    </m:sub>
+                  </m:sSub>
+                  <m:r>
+                    <w:rPr>
+                      <w:rFonts w:ascii="Cambria Math" w:eastAsiaTheme="minorEastAsia" w:hAnsi="Cambria Math"/>
+                      <w:sz w:val="24"/>
+                      <w:szCs w:val="24"/>
+                    </w:rPr>
+                    <m:t>,</m:t>
+                  </m:r>
+                  <m:r>
+                    <w:rPr>
+                      <w:rFonts w:ascii="Cambria Math" w:eastAsiaTheme="minorEastAsia" w:hAnsi="Cambria Math"/>
+                      <w:sz w:val="24"/>
+                      <w:szCs w:val="24"/>
+                    </w:rPr>
+                    <m:t>A</m:t>
+                  </m:r>
+                </m:e>
+              </m:d>
+            </m:e>
+          </m:d>
+        </m:oMath>
+      </m:oMathPara>
+    </w:p>
+    <w:p>
+      <w:pPr>
+        <w:spacing w:after="0"/>
+        <w:ind w:left="1440"/>
+        <w:rPr>
+          <w:rFonts w:eastAsiaTheme="minorEastAsia"/>
+          <w:sz w:val="24"/>
+          <w:szCs w:val="24"/>
+        </w:rPr>
+      </w:pPr>
+      <m:oMathPara>
+        <m:oMathParaPr>
+          <m:jc m:val="left"/>
+        </m:oMathParaPr>
+        <m:oMath>
+          <m:r>
+            <w:rPr>
+              <w:rFonts w:ascii="Cambria Math" w:eastAsiaTheme="minorEastAsia" w:hAnsi="Cambria Math"/>
+              <w:sz w:val="24"/>
+              <w:szCs w:val="24"/>
+            </w:rPr>
+            <m:t>δ</m:t>
+          </m:r>
+          <m:d>
+            <m:dPr>
+              <m:ctrlPr>
+                <w:rPr>
+                  <w:rFonts w:ascii="Cambria Math" w:eastAsiaTheme="minorEastAsia" w:hAnsi="Cambria Math"/>
+                  <w:i/>
+                  <w:sz w:val="24"/>
+                  <w:szCs w:val="24"/>
+                </w:rPr>
+              </m:ctrlPr>
+            </m:dPr>
+            <m:e>
+              <m:sSub>
+                <m:sSubPr>
+                  <m:ctrlPr>
+                    <w:rPr>
+                      <w:rFonts w:ascii="Cambria Math" w:eastAsiaTheme="minorEastAsia" w:hAnsi="Cambria Math"/>
+                      <w:i/>
+                      <w:sz w:val="24"/>
+                      <w:szCs w:val="24"/>
+                    </w:rPr>
+                  </m:ctrlPr>
+                </m:sSubPr>
+                <m:e>
+                  <m:r>
+                    <w:rPr>
+                      <w:rFonts w:ascii="Cambria Math" w:eastAsiaTheme="minorEastAsia" w:hAnsi="Cambria Math"/>
+                      <w:sz w:val="24"/>
+                      <w:szCs w:val="24"/>
+                    </w:rPr>
+                    <m:t>q</m:t>
+                  </m:r>
+                </m:e>
+                <m:sub>
+                  <m:r>
+                    <w:rPr>
+                      <w:rFonts w:ascii="Cambria Math" w:eastAsiaTheme="minorEastAsia" w:hAnsi="Cambria Math"/>
+                      <w:sz w:val="24"/>
+                      <w:szCs w:val="24"/>
+                    </w:rPr>
+                    <m:t>0</m:t>
+                  </m:r>
+                </m:sub>
+              </m:sSub>
+              <m:r>
+                <w:rPr>
+                  <w:rFonts w:ascii="Cambria Math" w:eastAsiaTheme="minorEastAsia" w:hAnsi="Cambria Math"/>
+                  <w:sz w:val="24"/>
+                  <w:szCs w:val="24"/>
+                </w:rPr>
+                <m:t>,</m:t>
+              </m:r>
+              <m:r>
+                <w:rPr>
+                  <w:rFonts w:ascii="Cambria Math" w:eastAsiaTheme="minorEastAsia" w:hAnsi="Cambria Math"/>
+                  <w:sz w:val="24"/>
+                  <w:szCs w:val="24"/>
+                </w:rPr>
+                <m:t>c</m:t>
+              </m:r>
+              <m:r>
+                <w:rPr>
+                  <w:rFonts w:ascii="Cambria Math" w:eastAsiaTheme="minorEastAsia" w:hAnsi="Cambria Math"/>
+                  <w:sz w:val="24"/>
+                  <w:szCs w:val="24"/>
+                </w:rPr>
+                <m:t>,B</m:t>
+              </m:r>
+            </m:e>
+          </m:d>
+          <m:r>
+            <w:rPr>
+              <w:rFonts w:ascii="Cambria Math" w:eastAsiaTheme="minorEastAsia" w:hAnsi="Cambria Math"/>
+              <w:sz w:val="24"/>
+              <w:szCs w:val="24"/>
+            </w:rPr>
+            <m:t>=</m:t>
+          </m:r>
+          <m:d>
+            <m:dPr>
+              <m:begChr m:val="{"/>
+              <m:endChr m:val="}"/>
+              <m:ctrlPr>
+                <w:rPr>
+                  <w:rFonts w:ascii="Cambria Math" w:eastAsiaTheme="minorEastAsia" w:hAnsi="Cambria Math"/>
+                  <w:i/>
+                  <w:sz w:val="24"/>
+                  <w:szCs w:val="24"/>
+                </w:rPr>
+              </m:ctrlPr>
+            </m:dPr>
+            <m:e>
+              <m:d>
+                <m:dPr>
+                  <m:ctrlPr>
+                    <w:rPr>
+                      <w:rFonts w:ascii="Cambria Math" w:eastAsiaTheme="minorEastAsia" w:hAnsi="Cambria Math"/>
+                      <w:i/>
+                      <w:sz w:val="24"/>
+                      <w:szCs w:val="24"/>
+                    </w:rPr>
+                  </m:ctrlPr>
+                </m:dPr>
+                <m:e>
+                  <m:sSub>
+                    <m:sSubPr>
+                      <m:ctrlPr>
+                        <w:rPr>
+                          <w:rFonts w:ascii="Cambria Math" w:eastAsiaTheme="minorEastAsia" w:hAnsi="Cambria Math"/>
+                          <w:i/>
+                          <w:sz w:val="24"/>
+                          <w:szCs w:val="24"/>
+                        </w:rPr>
+                      </m:ctrlPr>
+                    </m:sSubPr>
+                    <m:e>
+                      <m:r>
+                        <w:rPr>
+                          <w:rFonts w:ascii="Cambria Math" w:eastAsiaTheme="minorEastAsia" w:hAnsi="Cambria Math"/>
+                          <w:sz w:val="24"/>
+                          <w:szCs w:val="24"/>
+                        </w:rPr>
+                        <m:t>q</m:t>
+                      </m:r>
+                    </m:e>
+                    <m:sub>
+                      <m:r>
+                        <w:rPr>
+                          <w:rFonts w:ascii="Cambria Math" w:eastAsiaTheme="minorEastAsia" w:hAnsi="Cambria Math"/>
+                          <w:sz w:val="24"/>
+                          <w:szCs w:val="24"/>
+                        </w:rPr>
+                        <m:t>0</m:t>
+                      </m:r>
+                    </m:sub>
+                  </m:sSub>
+                  <m:r>
+                    <w:rPr>
+                      <w:rFonts w:ascii="Cambria Math" w:eastAsiaTheme="minorEastAsia" w:hAnsi="Cambria Math"/>
+                      <w:sz w:val="24"/>
+                      <w:szCs w:val="24"/>
+                    </w:rPr>
+                    <m:t>,B</m:t>
+                  </m:r>
+                </m:e>
+              </m:d>
+            </m:e>
+          </m:d>
+        </m:oMath>
+      </m:oMathPara>
+    </w:p>
+    <w:p>
+      <w:pPr>
+        <w:spacing w:after="0"/>
+        <w:ind w:left="1440"/>
+        <w:rPr>
+          <w:rFonts w:eastAsiaTheme="minorEastAsia"/>
+          <w:sz w:val="24"/>
+          <w:szCs w:val="24"/>
+        </w:rPr>
+      </w:pPr>
+      <m:oMathPara>
+        <m:oMathParaPr>
+          <m:jc m:val="left"/>
+        </m:oMathParaPr>
+        <m:oMath>
+          <m:r>
+            <w:rPr>
+              <w:rFonts w:ascii="Cambria Math" w:eastAsiaTheme="minorEastAsia" w:hAnsi="Cambria Math"/>
+              <w:sz w:val="24"/>
+              <w:szCs w:val="24"/>
+            </w:rPr>
+            <m:t>δ</m:t>
+          </m:r>
+          <m:d>
+            <m:dPr>
+              <m:ctrlPr>
+                <w:rPr>
+                  <w:rFonts w:ascii="Cambria Math" w:eastAsiaTheme="minorEastAsia" w:hAnsi="Cambria Math"/>
+                  <w:i/>
+                  <w:sz w:val="24"/>
+                  <w:szCs w:val="24"/>
+                </w:rPr>
+              </m:ctrlPr>
+            </m:dPr>
+            <m:e>
+              <m:sSub>
+                <m:sSubPr>
+                  <m:ctrlPr>
+                    <w:rPr>
+                      <w:rFonts w:ascii="Cambria Math" w:eastAsiaTheme="minorEastAsia" w:hAnsi="Cambria Math"/>
+                      <w:i/>
+                      <w:sz w:val="24"/>
+                      <w:szCs w:val="24"/>
+                    </w:rPr>
+                  </m:ctrlPr>
+                </m:sSubPr>
+                <m:e>
+                  <m:r>
+                    <w:rPr>
+                      <w:rFonts w:ascii="Cambria Math" w:eastAsiaTheme="minorEastAsia" w:hAnsi="Cambria Math"/>
+                      <w:sz w:val="24"/>
+                      <w:szCs w:val="24"/>
+                    </w:rPr>
+                    <m:t>q</m:t>
+                  </m:r>
+                </m:e>
+                <m:sub>
+                  <m:r>
+                    <w:rPr>
+                      <w:rFonts w:ascii="Cambria Math" w:eastAsiaTheme="minorEastAsia" w:hAnsi="Cambria Math"/>
+                      <w:sz w:val="24"/>
+                      <w:szCs w:val="24"/>
+                    </w:rPr>
+                    <m:t>0</m:t>
+                  </m:r>
+                </m:sub>
+              </m:sSub>
+              <m:r>
+                <w:rPr>
+                  <w:rFonts w:ascii="Cambria Math" w:eastAsiaTheme="minorEastAsia" w:hAnsi="Cambria Math"/>
+                  <w:sz w:val="24"/>
+                  <w:szCs w:val="24"/>
+                </w:rPr>
+                <m:t>,</m:t>
+              </m:r>
+              <m:r>
+                <w:rPr>
+                  <w:rFonts w:ascii="Cambria Math" w:eastAsiaTheme="minorEastAsia" w:hAnsi="Cambria Math"/>
+                  <w:sz w:val="24"/>
+                  <w:szCs w:val="24"/>
+                </w:rPr>
+                <m:t>λ</m:t>
+              </m:r>
+              <m:r>
+                <w:rPr>
+                  <w:rFonts w:ascii="Cambria Math" w:eastAsiaTheme="minorEastAsia" w:hAnsi="Cambria Math"/>
+                  <w:sz w:val="24"/>
+                  <w:szCs w:val="24"/>
+                </w:rPr>
+                <m:t>,</m:t>
+              </m:r>
+              <m:r>
+                <w:rPr>
+                  <w:rFonts w:ascii="Cambria Math" w:eastAsiaTheme="minorEastAsia" w:hAnsi="Cambria Math"/>
+                  <w:sz w:val="24"/>
+                  <w:szCs w:val="24"/>
+                </w:rPr>
+                <m:t>O</m:t>
+              </m:r>
+            </m:e>
+          </m:d>
+          <m:r>
+            <w:rPr>
+              <w:rFonts w:ascii="Cambria Math" w:eastAsiaTheme="minorEastAsia" w:hAnsi="Cambria Math"/>
+              <w:sz w:val="24"/>
+              <w:szCs w:val="24"/>
+            </w:rPr>
+            <m:t>=</m:t>
+          </m:r>
+          <m:d>
+            <m:dPr>
+              <m:begChr m:val="{"/>
+              <m:endChr m:val="}"/>
+              <m:ctrlPr>
+                <w:rPr>
+                  <w:rFonts w:ascii="Cambria Math" w:eastAsiaTheme="minorEastAsia" w:hAnsi="Cambria Math"/>
+                  <w:i/>
+                  <w:sz w:val="24"/>
+                  <w:szCs w:val="24"/>
+                </w:rPr>
+              </m:ctrlPr>
+            </m:dPr>
+            <m:e>
+              <m:d>
+                <m:dPr>
+                  <m:ctrlPr>
+                    <w:rPr>
+                      <w:rFonts w:ascii="Cambria Math" w:eastAsiaTheme="minorEastAsia" w:hAnsi="Cambria Math"/>
+                      <w:i/>
+                      <w:sz w:val="24"/>
+                      <w:szCs w:val="24"/>
+                    </w:rPr>
+                  </m:ctrlPr>
+                </m:dPr>
+                <m:e>
+                  <m:sSub>
+                    <m:sSubPr>
+                      <m:ctrlPr>
+                        <w:rPr>
+                          <w:rFonts w:ascii="Cambria Math" w:eastAsiaTheme="minorEastAsia" w:hAnsi="Cambria Math"/>
+                          <w:i/>
+                          <w:sz w:val="24"/>
+                          <w:szCs w:val="24"/>
+                        </w:rPr>
+                      </m:ctrlPr>
+                    </m:sSubPr>
+                    <m:e>
+                      <m:r>
+                        <w:rPr>
+                          <w:rFonts w:ascii="Cambria Math" w:eastAsiaTheme="minorEastAsia" w:hAnsi="Cambria Math"/>
+                          <w:sz w:val="24"/>
+                          <w:szCs w:val="24"/>
+                        </w:rPr>
+                        <m:t>q</m:t>
+                      </m:r>
+                    </m:e>
+                    <m:sub>
+                      <m:r>
+                        <w:rPr>
+                          <w:rFonts w:ascii="Cambria Math" w:eastAsiaTheme="minorEastAsia" w:hAnsi="Cambria Math"/>
+                          <w:sz w:val="24"/>
+                          <w:szCs w:val="24"/>
+                        </w:rPr>
+                        <m:t>1</m:t>
+                      </m:r>
+                    </m:sub>
+                  </m:sSub>
+                  <m:r>
+                    <w:rPr>
+                      <w:rFonts w:ascii="Cambria Math" w:eastAsiaTheme="minorEastAsia" w:hAnsi="Cambria Math"/>
+                      <w:sz w:val="24"/>
+                      <w:szCs w:val="24"/>
+                    </w:rPr>
+                    <m:t>,λ</m:t>
+                  </m:r>
+                </m:e>
+              </m:d>
+            </m:e>
+          </m:d>
+        </m:oMath>
+      </m:oMathPara>
+    </w:p>
+    <w:p>
+      <w:pPr>
+        <w:rPr>
           <w:sz w:val="24"/>
           <w:szCs w:val="24"/>
         </w:rPr>
@@ -1142,6 +3236,8 @@
     </w:p>
     <w:p>
       <w:pPr>
+        <w:spacing w:after="0"/>
+        <w:ind w:left="1440"/>
         <w:rPr>
           <w:rFonts w:eastAsiaTheme="minorEastAsia"/>
           <w:sz w:val="24"/>
@@ -1149,6 +3245,9 @@
         </w:rPr>
       </w:pPr>
       <m:oMathPara>
+        <m:oMathParaPr>
+          <m:jc m:val="left"/>
+        </m:oMathParaPr>
         <m:oMath>
           <m:r>
             <w:rPr>
@@ -1231,13 +3330,23 @@
               <w:sz w:val="24"/>
               <w:szCs w:val="24"/>
             </w:rPr>
-            <m:t>,Z,F)</m:t>
+            <m:t>,Z,F</m:t>
+          </m:r>
+          <m:r>
+            <w:rPr>
+              <w:rFonts w:ascii="Cambria Math" w:eastAsiaTheme="minorEastAsia" w:hAnsi="Cambria Math"/>
+              <w:sz w:val="24"/>
+              <w:szCs w:val="24"/>
+            </w:rPr>
+            <m:t>)</m:t>
           </m:r>
         </m:oMath>
       </m:oMathPara>
     </w:p>
     <w:p>
       <w:pPr>
+        <w:spacing w:after="0"/>
+        <w:ind w:left="1440"/>
         <w:rPr>
           <w:rFonts w:eastAsiaTheme="minorEastAsia"/>
           <w:sz w:val="24"/>
@@ -1245,6 +3354,9 @@
         </w:rPr>
       </w:pPr>
       <m:oMathPara>
+        <m:oMathParaPr>
+          <m:jc m:val="left"/>
+        </m:oMathParaPr>
         <m:oMath>
           <m:r>
             <w:rPr>
@@ -1387,6 +3499,8 @@
     </w:p>
     <w:p>
       <w:pPr>
+        <w:spacing w:after="0"/>
+        <w:ind w:left="1440"/>
         <w:rPr>
           <w:rFonts w:eastAsiaTheme="minorEastAsia"/>
           <w:sz w:val="24"/>
@@ -1394,6 +3508,9 @@
         </w:rPr>
       </w:pPr>
       <m:oMathPara>
+        <m:oMathParaPr>
+          <m:jc m:val="left"/>
+        </m:oMathParaPr>
         <m:oMath>
           <m:r>
             <m:rPr>
@@ -1443,6 +3560,8 @@
     </w:p>
     <w:p>
       <w:pPr>
+        <w:spacing w:after="0"/>
+        <w:ind w:left="1440"/>
         <w:rPr>
           <w:rFonts w:eastAsiaTheme="minorEastAsia"/>
           <w:sz w:val="24"/>
@@ -1450,6 +3569,9 @@
         </w:rPr>
       </w:pPr>
       <m:oMathPara>
+        <m:oMathParaPr>
+          <m:jc m:val="left"/>
+        </m:oMathParaPr>
         <m:oMath>
           <m:r>
             <m:rPr>
@@ -1499,6 +3621,8 @@
     </w:p>
     <w:p>
       <w:pPr>
+        <w:spacing w:after="0"/>
+        <w:ind w:left="1440"/>
         <w:rPr>
           <w:rFonts w:eastAsiaTheme="minorEastAsia"/>
           <w:sz w:val="24"/>
@@ -1506,6 +3630,9 @@
         </w:rPr>
       </w:pPr>
       <m:oMathPara>
+        <m:oMathParaPr>
+          <m:jc m:val="left"/>
+        </m:oMathParaPr>
         <m:oMath>
           <m:r>
             <w:rPr>
@@ -1668,6 +3795,8 @@
     </w:p>
     <w:p>
       <w:pPr>
+        <w:spacing w:after="0"/>
+        <w:ind w:left="1440"/>
         <w:rPr>
           <w:rFonts w:eastAsiaTheme="minorEastAsia"/>
           <w:sz w:val="24"/>
@@ -1675,6 +3804,9 @@
         </w:rPr>
       </w:pPr>
       <m:oMathPara>
+        <m:oMathParaPr>
+          <m:jc m:val="left"/>
+        </m:oMathParaPr>
         <m:oMath>
           <m:r>
             <w:rPr>
@@ -1837,6 +3969,8 @@
     </w:p>
     <w:p>
       <w:pPr>
+        <w:spacing w:after="0"/>
+        <w:ind w:left="1440"/>
         <w:rPr>
           <w:rFonts w:eastAsiaTheme="minorEastAsia"/>
           <w:sz w:val="24"/>
@@ -1844,6 +3978,9 @@
         </w:rPr>
       </w:pPr>
       <m:oMathPara>
+        <m:oMathParaPr>
+          <m:jc m:val="left"/>
+        </m:oMathParaPr>
         <m:oMath>
           <m:r>
             <w:rPr>
@@ -2006,6 +4143,8 @@
     </w:p>
     <w:p>
       <w:pPr>
+        <w:spacing w:after="0"/>
+        <w:ind w:left="1440"/>
         <w:rPr>
           <w:rFonts w:eastAsiaTheme="minorEastAsia"/>
           <w:sz w:val="24"/>
@@ -2013,6 +4152,9 @@
         </w:rPr>
       </w:pPr>
       <m:oMathPara>
+        <m:oMathParaPr>
+          <m:jc m:val="left"/>
+        </m:oMathParaPr>
         <m:oMath>
           <m:r>
             <w:rPr>
@@ -2159,6 +4301,8 @@
     </w:p>
     <w:p>
       <w:pPr>
+        <w:spacing w:after="0"/>
+        <w:ind w:left="1440"/>
         <w:rPr>
           <w:rFonts w:eastAsiaTheme="minorEastAsia"/>
           <w:sz w:val="24"/>
@@ -2166,6 +4310,9 @@
         </w:rPr>
       </w:pPr>
       <m:oMathPara>
+        <m:oMathParaPr>
+          <m:jc m:val="left"/>
+        </m:oMathParaPr>
         <m:oMath>
           <m:r>
             <w:rPr>
@@ -2336,6 +4483,7 @@
     </w:p>
     <w:p>
       <w:pPr>
+        <w:ind w:left="1440"/>
         <w:rPr>
           <w:rFonts w:eastAsiaTheme="minorEastAsia"/>
           <w:sz w:val="24"/>
@@ -2343,6 +4491,9 @@
         </w:rPr>
       </w:pPr>
       <m:oMathPara>
+        <m:oMathParaPr>
+          <m:jc m:val="left"/>
+        </m:oMathParaPr>
         <m:oMath>
           <m:r>
             <w:rPr>
@@ -2892,18 +5043,21 @@
           <w:ilvl w:val="0"/>
           <w:numId w:val="1"/>
         </w:numPr>
-        <w:rPr>
-          <w:rFonts w:eastAsiaTheme="minorEastAsia"/>
-          <w:sz w:val="24"/>
-          <w:szCs w:val="24"/>
-        </w:rPr>
-      </w:pPr>
-      <w:r>
-        <w:rPr>
-          <w:rFonts w:eastAsiaTheme="minorEastAsia"/>
-          <w:sz w:val="24"/>
-          <w:szCs w:val="24"/>
-        </w:rPr>
+        <w:spacing w:after="0"/>
+        <w:ind w:left="1440"/>
+        <w:rPr>
+          <w:rFonts w:eastAsiaTheme="minorEastAsia"/>
+          <w:sz w:val="24"/>
+          <w:szCs w:val="24"/>
+        </w:rPr>
+      </w:pPr>
+      <w:r>
+        <w:rPr>
+          <w:rFonts w:eastAsiaTheme="minorEastAsia"/>
+          <w:sz w:val="24"/>
+          <w:szCs w:val="24"/>
+        </w:rPr>
+        <w:lastRenderedPageBreak/>
         <w:t xml:space="preserve">Is the language </w:t>
       </w:r>
       <m:oMath>
@@ -3061,6 +5215,9 @@
         <w:br/>
       </w:r>
       <m:oMathPara>
+        <m:oMathParaPr>
+          <m:jc m:val="left"/>
+        </m:oMathParaPr>
         <m:oMath>
           <m:r>
             <w:rPr>
@@ -3143,13 +5300,23 @@
               <w:sz w:val="24"/>
               <w:szCs w:val="24"/>
             </w:rPr>
-            <m:t>,Z,F)</m:t>
+            <m:t>,Z,F</m:t>
+          </m:r>
+          <m:r>
+            <w:rPr>
+              <w:rFonts w:ascii="Cambria Math" w:eastAsiaTheme="minorEastAsia" w:hAnsi="Cambria Math"/>
+              <w:sz w:val="24"/>
+              <w:szCs w:val="24"/>
+            </w:rPr>
+            <m:t>)</m:t>
           </m:r>
         </m:oMath>
       </m:oMathPara>
     </w:p>
     <w:p>
       <w:pPr>
+        <w:spacing w:after="0"/>
+        <w:ind w:left="1440"/>
         <w:rPr>
           <w:rFonts w:eastAsiaTheme="minorEastAsia"/>
           <w:sz w:val="24"/>
@@ -3157,6 +5324,9 @@
         </w:rPr>
       </w:pPr>
       <m:oMathPara>
+        <m:oMathParaPr>
+          <m:jc m:val="left"/>
+        </m:oMathParaPr>
         <m:oMath>
           <m:r>
             <w:rPr>
@@ -3299,6 +5469,8 @@
     </w:p>
     <w:p>
       <w:pPr>
+        <w:spacing w:after="0"/>
+        <w:ind w:left="1440"/>
         <w:rPr>
           <w:rFonts w:eastAsiaTheme="minorEastAsia"/>
           <w:sz w:val="24"/>
@@ -3306,6 +5478,9 @@
         </w:rPr>
       </w:pPr>
       <m:oMathPara>
+        <m:oMathParaPr>
+          <m:jc m:val="left"/>
+        </m:oMathParaPr>
         <m:oMath>
           <m:r>
             <m:rPr>
@@ -3316,7 +5491,6 @@
               <w:sz w:val="24"/>
               <w:szCs w:val="24"/>
             </w:rPr>
-            <w:lastRenderedPageBreak/>
             <m:t>Σ</m:t>
           </m:r>
           <m:r>
@@ -3364,6 +5538,8 @@
     </w:p>
     <w:p>
       <w:pPr>
+        <w:spacing w:after="0"/>
+        <w:ind w:left="1440"/>
         <w:rPr>
           <w:rFonts w:eastAsiaTheme="minorEastAsia"/>
           <w:sz w:val="24"/>
@@ -3371,6 +5547,9 @@
         </w:rPr>
       </w:pPr>
       <m:oMathPara>
+        <m:oMathParaPr>
+          <m:jc m:val="left"/>
+        </m:oMathParaPr>
         <m:oMath>
           <m:r>
             <m:rPr>
@@ -3436,6 +5615,8 @@
     </w:p>
     <w:p>
       <w:pPr>
+        <w:spacing w:after="0"/>
+        <w:ind w:left="1440"/>
         <w:rPr>
           <w:rFonts w:eastAsiaTheme="minorEastAsia"/>
           <w:sz w:val="24"/>
@@ -3443,6 +5624,9 @@
         </w:rPr>
       </w:pPr>
       <m:oMathPara>
+        <m:oMathParaPr>
+          <m:jc m:val="left"/>
+        </m:oMathParaPr>
         <m:oMath>
           <m:r>
             <w:rPr>
@@ -3589,6 +5773,8 @@
     </w:p>
     <w:p>
       <w:pPr>
+        <w:spacing w:after="0"/>
+        <w:ind w:left="1440"/>
         <w:rPr>
           <w:rFonts w:eastAsiaTheme="minorEastAsia"/>
           <w:sz w:val="24"/>
@@ -3596,6 +5782,9 @@
         </w:rPr>
       </w:pPr>
       <m:oMathPara>
+        <m:oMathParaPr>
+          <m:jc m:val="left"/>
+        </m:oMathParaPr>
         <m:oMath>
           <m:r>
             <w:rPr>
@@ -3742,6 +5931,8 @@
     </w:p>
     <w:p>
       <w:pPr>
+        <w:spacing w:after="0"/>
+        <w:ind w:left="1440"/>
         <w:rPr>
           <w:rFonts w:eastAsiaTheme="minorEastAsia"/>
           <w:sz w:val="24"/>
@@ -3749,6 +5940,9 @@
         </w:rPr>
       </w:pPr>
       <m:oMathPara>
+        <m:oMathParaPr>
+          <m:jc m:val="left"/>
+        </m:oMathParaPr>
         <m:oMath>
           <m:r>
             <w:rPr>
@@ -3911,6 +6105,8 @@
     </w:p>
     <w:p>
       <w:pPr>
+        <w:spacing w:after="0"/>
+        <w:ind w:left="1440"/>
         <w:rPr>
           <w:rFonts w:eastAsiaTheme="minorEastAsia"/>
           <w:sz w:val="24"/>
@@ -3918,6 +6114,9 @@
         </w:rPr>
       </w:pPr>
       <m:oMathPara>
+        <m:oMathParaPr>
+          <m:jc m:val="left"/>
+        </m:oMathParaPr>
         <m:oMath>
           <m:r>
             <w:rPr>
@@ -4096,6 +6295,8 @@
     </w:p>
     <w:p>
       <w:pPr>
+        <w:spacing w:after="0"/>
+        <w:ind w:left="1440"/>
         <w:rPr>
           <w:rFonts w:eastAsiaTheme="minorEastAsia"/>
           <w:sz w:val="24"/>
@@ -4103,6 +6304,9 @@
         </w:rPr>
       </w:pPr>
       <m:oMathPara>
+        <m:oMathParaPr>
+          <m:jc m:val="left"/>
+        </m:oMathParaPr>
         <m:oMath>
           <m:r>
             <w:rPr>
@@ -4281,6 +6485,8 @@
     </w:p>
     <w:p>
       <w:pPr>
+        <w:spacing w:after="0"/>
+        <w:ind w:left="1440"/>
         <w:rPr>
           <w:rFonts w:eastAsiaTheme="minorEastAsia"/>
           <w:sz w:val="24"/>
@@ -4288,6 +6494,9 @@
         </w:rPr>
       </w:pPr>
       <m:oMathPara>
+        <m:oMathParaPr>
+          <m:jc m:val="left"/>
+        </m:oMathParaPr>
         <m:oMath>
           <m:r>
             <w:rPr>
@@ -4466,6 +6675,8 @@
     </w:p>
     <w:p>
       <w:pPr>
+        <w:spacing w:after="0"/>
+        <w:ind w:left="1440"/>
         <w:rPr>
           <w:rFonts w:eastAsiaTheme="minorEastAsia"/>
           <w:sz w:val="24"/>
@@ -4473,6 +6684,9 @@
         </w:rPr>
       </w:pPr>
       <m:oMathPara>
+        <m:oMathParaPr>
+          <m:jc m:val="left"/>
+        </m:oMathParaPr>
         <m:oMath>
           <m:r>
             <w:rPr>
@@ -4635,6 +6849,8 @@
     </w:p>
     <w:p>
       <w:pPr>
+        <w:spacing w:after="0"/>
+        <w:ind w:left="1440"/>
         <w:rPr>
           <w:rFonts w:eastAsiaTheme="minorEastAsia"/>
           <w:sz w:val="24"/>
@@ -4642,6 +6858,9 @@
         </w:rPr>
       </w:pPr>
       <m:oMathPara>
+        <m:oMathParaPr>
+          <m:jc m:val="left"/>
+        </m:oMathParaPr>
         <m:oMath>
           <m:r>
             <w:rPr>
@@ -4804,6 +7023,8 @@
     </w:p>
     <w:p>
       <w:pPr>
+        <w:spacing w:after="0"/>
+        <w:ind w:left="1440"/>
         <w:rPr>
           <w:rFonts w:eastAsiaTheme="minorEastAsia"/>
           <w:sz w:val="24"/>
@@ -4811,6 +7032,9 @@
         </w:rPr>
       </w:pPr>
       <m:oMathPara>
+        <m:oMathParaPr>
+          <m:jc m:val="left"/>
+        </m:oMathParaPr>
         <m:oMath>
           <m:r>
             <w:rPr>
@@ -4973,6 +7197,8 @@
     </w:p>
     <w:p>
       <w:pPr>
+        <w:spacing w:after="0"/>
+        <w:ind w:left="1440"/>
         <w:rPr>
           <w:rFonts w:eastAsiaTheme="minorEastAsia"/>
           <w:sz w:val="24"/>
@@ -4980,6 +7206,9 @@
         </w:rPr>
       </w:pPr>
       <m:oMathPara>
+        <m:oMathParaPr>
+          <m:jc m:val="left"/>
+        </m:oMathParaPr>
         <m:oMath>
           <m:r>
             <w:rPr>
@@ -5142,6 +7371,8 @@
     </w:p>
     <w:p>
       <w:pPr>
+        <w:spacing w:after="0"/>
+        <w:ind w:left="1440"/>
         <w:rPr>
           <w:rFonts w:eastAsiaTheme="minorEastAsia"/>
           <w:sz w:val="24"/>
@@ -5149,6 +7380,9 @@
         </w:rPr>
       </w:pPr>
       <m:oMathPara>
+        <m:oMathParaPr>
+          <m:jc m:val="left"/>
+        </m:oMathParaPr>
         <m:oMath>
           <m:r>
             <w:rPr>
@@ -5303,6 +7537,8 @@
     </w:p>
     <w:p>
       <w:pPr>
+        <w:spacing w:after="0"/>
+        <w:ind w:left="1440"/>
         <w:rPr>
           <w:rFonts w:eastAsiaTheme="minorEastAsia"/>
           <w:sz w:val="24"/>
@@ -5310,6 +7546,9 @@
         </w:rPr>
       </w:pPr>
       <m:oMathPara>
+        <m:oMathParaPr>
+          <m:jc m:val="left"/>
+        </m:oMathParaPr>
         <m:oMath>
           <m:r>
             <w:rPr>
@@ -5456,6 +7695,7 @@
     </w:p>
     <w:p>
       <w:pPr>
+        <w:ind w:left="1440"/>
         <w:rPr>
           <w:rFonts w:eastAsiaTheme="minorEastAsia"/>
           <w:sz w:val="24"/>
@@ -5463,6 +7703,9 @@
         </w:rPr>
       </w:pPr>
       <m:oMathPara>
+        <m:oMathParaPr>
+          <m:jc m:val="left"/>
+        </m:oMathParaPr>
         <m:oMath>
           <m:r>
             <w:rPr>
@@ -6475,7 +8718,43 @@
           <w:sz w:val="24"/>
           <w:szCs w:val="24"/>
         </w:rPr>
-        <w:t xml:space="preserve"> is encountered first, then </w:t>
+        <w:t xml:space="preserve"> is encountered first, </w:t>
+      </w:r>
+      <w:r>
+        <w:rPr>
+          <w:rFonts w:eastAsiaTheme="minorEastAsia"/>
+          <w:bCs/>
+          <w:sz w:val="24"/>
+          <w:szCs w:val="24"/>
+        </w:rPr>
+        <w:t>a new symbol is pushed to the stack to indicate the second behavior is required. T</w:t>
+      </w:r>
+      <w:r>
+        <w:rPr>
+          <w:rFonts w:eastAsiaTheme="minorEastAsia"/>
+          <w:bCs/>
+          <w:sz w:val="24"/>
+          <w:szCs w:val="24"/>
+        </w:rPr>
+        <w:t>hen</w:t>
+      </w:r>
+      <w:r>
+        <w:rPr>
+          <w:rFonts w:eastAsiaTheme="minorEastAsia"/>
+          <w:bCs/>
+          <w:sz w:val="24"/>
+          <w:szCs w:val="24"/>
+        </w:rPr>
+        <w:t>,</w:t>
+      </w:r>
+      <w:r>
+        <w:rPr>
+          <w:rFonts w:eastAsiaTheme="minorEastAsia"/>
+          <w:bCs/>
+          <w:sz w:val="24"/>
+          <w:szCs w:val="24"/>
+        </w:rPr>
+        <w:t xml:space="preserve"> </w:t>
       </w:r>
       <w:r>
         <w:rPr>
@@ -6495,7 +8774,25 @@
           <w:sz w:val="24"/>
           <w:szCs w:val="24"/>
         </w:rPr>
-        <w:t xml:space="preserve"> symbols are pushed onto the stack for each </w:t>
+        <w:t xml:space="preserve"> symbols</w:t>
+      </w:r>
+      <w:r>
+        <w:rPr>
+          <w:rFonts w:eastAsiaTheme="minorEastAsia"/>
+          <w:bCs/>
+          <w:sz w:val="24"/>
+          <w:szCs w:val="24"/>
+        </w:rPr>
+        <w:t xml:space="preserve"> (different from the symbol used with the first behavior)</w:t>
+      </w:r>
+      <w:r>
+        <w:rPr>
+          <w:rFonts w:eastAsiaTheme="minorEastAsia"/>
+          <w:bCs/>
+          <w:sz w:val="24"/>
+          <w:szCs w:val="24"/>
+        </w:rPr>
+        <w:t xml:space="preserve"> are pushed onto the stack for each </w:t>
       </w:r>
       <m:oMath>
         <m:r>
@@ -6542,7 +8839,44 @@
           <w:sz w:val="24"/>
           <w:szCs w:val="24"/>
         </w:rPr>
-        <w:t xml:space="preserve">If the stack becomes empty exactly as the </w:t>
+        <w:t>If the stack becomes empty</w:t>
+      </w:r>
+      <w:r>
+        <w:rPr>
+          <w:rFonts w:eastAsiaTheme="minorEastAsia"/>
+          <w:bCs/>
+          <w:sz w:val="24"/>
+          <w:szCs w:val="24"/>
+        </w:rPr>
+        <w:t xml:space="preserve"> except for the symbol pushed when the first </w:t>
+      </w:r>
+      <m:oMath>
+        <m:r>
+          <w:rPr>
+            <w:rFonts w:ascii="Cambria Math" w:eastAsiaTheme="minorEastAsia" w:hAnsi="Cambria Math"/>
+            <w:sz w:val="24"/>
+            <w:szCs w:val="24"/>
+          </w:rPr>
+          <m:t>b</m:t>
+        </m:r>
+      </m:oMath>
+      <w:r>
+        <w:rPr>
+          <w:rFonts w:eastAsiaTheme="minorEastAsia"/>
+          <w:bCs/>
+          <w:sz w:val="24"/>
+          <w:szCs w:val="24"/>
+        </w:rPr>
+        <w:t xml:space="preserve"> is consumed</w:t>
+      </w:r>
+      <w:r>
+        <w:rPr>
+          <w:rFonts w:eastAsiaTheme="minorEastAsia"/>
+          <w:bCs/>
+          <w:sz w:val="24"/>
+          <w:szCs w:val="24"/>
+        </w:rPr>
+        <w:t xml:space="preserve"> exactly as the </w:t>
       </w:r>
       <m:oMath>
         <m:r>
@@ -6785,27 +9119,25 @@
           <w:sz w:val="24"/>
           <w:szCs w:val="24"/>
         </w:rPr>
-        <w:t>, p</w:t>
-      </w:r>
-      <w:proofErr w:type="spellStart"/>
-      <w:r>
-        <w:rPr>
-          <w:rFonts w:eastAsiaTheme="minorEastAsia"/>
-          <w:bCs/>
-          <w:sz w:val="24"/>
-          <w:szCs w:val="24"/>
-        </w:rPr>
-        <w:t>opping</w:t>
-      </w:r>
-      <w:proofErr w:type="spellEnd"/>
-      <w:r>
-        <w:rPr>
-          <w:rFonts w:eastAsiaTheme="minorEastAsia"/>
-          <w:bCs/>
-          <w:sz w:val="24"/>
-          <w:szCs w:val="24"/>
-        </w:rPr>
-        <w:t xml:space="preserve"> a symbol for each </w:t>
+        <w:t xml:space="preserve">, </w:t>
+      </w:r>
+      <w:r>
+        <w:rPr>
+          <w:rFonts w:eastAsiaTheme="minorEastAsia"/>
+          <w:bCs/>
+          <w:sz w:val="24"/>
+          <w:szCs w:val="24"/>
+        </w:rPr>
+        <w:t>pop</w:t>
+      </w:r>
+      <w:r>
+        <w:rPr>
+          <w:rFonts w:eastAsiaTheme="minorEastAsia"/>
+          <w:bCs/>
+          <w:sz w:val="24"/>
+          <w:szCs w:val="24"/>
+        </w:rPr>
+        <w:t xml:space="preserve">ping a symbol for each </w:t>
       </w:r>
       <m:oMath>
         <m:r>
@@ -7236,13 +9568,2511 @@
         </w:rPr>
         <w:br/>
       </w:r>
-      <w:r>
-        <w:rPr>
-          <w:b/>
-          <w:sz w:val="24"/>
-          <w:szCs w:val="24"/>
-        </w:rPr>
-        <w:br/>
+    </w:p>
+    <w:p>
+      <w:pPr>
+        <w:pStyle w:val="ListParagraph"/>
+        <w:spacing w:after="0"/>
+        <w:ind w:left="990"/>
+        <w:rPr>
+          <w:bCs/>
+          <w:sz w:val="24"/>
+          <w:szCs w:val="24"/>
+        </w:rPr>
+      </w:pPr>
+      <w:r>
+        <w:rPr>
+          <w:bCs/>
+          <w:sz w:val="24"/>
+          <w:szCs w:val="24"/>
+        </w:rPr>
+        <w:t>U</w:t>
+      </w:r>
+      <w:r>
+        <w:rPr>
+          <w:bCs/>
+          <w:sz w:val="24"/>
+          <w:szCs w:val="24"/>
+        </w:rPr>
+        <w:t>s</w:t>
+      </w:r>
+      <w:r>
+        <w:rPr>
+          <w:bCs/>
+          <w:sz w:val="24"/>
+          <w:szCs w:val="24"/>
+        </w:rPr>
+        <w:t>e</w:t>
+      </w:r>
+      <w:r>
+        <w:rPr>
+          <w:bCs/>
+          <w:sz w:val="24"/>
+          <w:szCs w:val="24"/>
+        </w:rPr>
+        <w:t xml:space="preserve"> the Pumping Lemma for Context-Free Languages.</w:t>
+      </w:r>
+    </w:p>
+    <w:p>
+      <w:pPr>
+        <w:pStyle w:val="ListParagraph"/>
+        <w:numPr>
+          <w:ilvl w:val="1"/>
+          <w:numId w:val="1"/>
+        </w:numPr>
+        <w:spacing w:after="0"/>
+        <w:rPr>
+          <w:bCs/>
+          <w:sz w:val="24"/>
+          <w:szCs w:val="24"/>
+        </w:rPr>
+      </w:pPr>
+      <w:r>
+        <w:rPr>
+          <w:bCs/>
+          <w:sz w:val="24"/>
+          <w:szCs w:val="24"/>
+        </w:rPr>
+        <w:t xml:space="preserve">Assume </w:t>
+      </w:r>
+      <m:oMath>
+        <m:r>
+          <w:rPr>
+            <w:rFonts w:ascii="Cambria Math" w:hAnsi="Cambria Math"/>
+            <w:sz w:val="24"/>
+            <w:szCs w:val="24"/>
+          </w:rPr>
+          <m:t>L</m:t>
+        </m:r>
+      </m:oMath>
+      <w:r>
+        <w:rPr>
+          <w:rFonts w:eastAsiaTheme="minorEastAsia"/>
+          <w:bCs/>
+          <w:sz w:val="24"/>
+          <w:szCs w:val="24"/>
+        </w:rPr>
+        <w:t xml:space="preserve"> is context-free</w:t>
+      </w:r>
+    </w:p>
+    <w:p>
+      <w:pPr>
+        <w:pStyle w:val="ListParagraph"/>
+        <w:numPr>
+          <w:ilvl w:val="1"/>
+          <w:numId w:val="1"/>
+        </w:numPr>
+        <w:spacing w:after="0"/>
+        <w:rPr>
+          <w:bCs/>
+          <w:sz w:val="24"/>
+          <w:szCs w:val="24"/>
+        </w:rPr>
+      </w:pPr>
+      <w:r>
+        <w:rPr>
+          <w:rFonts w:eastAsiaTheme="minorEastAsia"/>
+          <w:bCs/>
+          <w:sz w:val="24"/>
+          <w:szCs w:val="24"/>
+        </w:rPr>
+        <w:t xml:space="preserve">If </w:t>
+      </w:r>
+      <m:oMath>
+        <m:r>
+          <w:rPr>
+            <w:rFonts w:ascii="Cambria Math" w:eastAsiaTheme="minorEastAsia" w:hAnsi="Cambria Math"/>
+            <w:sz w:val="24"/>
+            <w:szCs w:val="24"/>
+          </w:rPr>
+          <m:t>L</m:t>
+        </m:r>
+      </m:oMath>
+      <w:r>
+        <w:rPr>
+          <w:rFonts w:eastAsiaTheme="minorEastAsia"/>
+          <w:bCs/>
+          <w:sz w:val="24"/>
+          <w:szCs w:val="24"/>
+        </w:rPr>
+        <w:t xml:space="preserve"> is context-free, then there exists some integer </w:t>
+      </w:r>
+      <m:oMath>
+        <m:r>
+          <w:rPr>
+            <w:rFonts w:ascii="Cambria Math" w:eastAsiaTheme="minorEastAsia" w:hAnsi="Cambria Math"/>
+            <w:sz w:val="24"/>
+            <w:szCs w:val="24"/>
+          </w:rPr>
+          <m:t>m≥1</m:t>
+        </m:r>
+      </m:oMath>
+      <w:r>
+        <w:rPr>
+          <w:rFonts w:eastAsiaTheme="minorEastAsia"/>
+          <w:bCs/>
+          <w:sz w:val="24"/>
+          <w:szCs w:val="24"/>
+        </w:rPr>
+        <w:t xml:space="preserve"> such that any string </w:t>
+      </w:r>
+      <m:oMath>
+        <m:r>
+          <w:rPr>
+            <w:rFonts w:ascii="Cambria Math" w:eastAsiaTheme="minorEastAsia" w:hAnsi="Cambria Math"/>
+            <w:sz w:val="24"/>
+            <w:szCs w:val="24"/>
+          </w:rPr>
+          <m:t>w∈L</m:t>
+        </m:r>
+      </m:oMath>
+      <w:r>
+        <w:rPr>
+          <w:rFonts w:eastAsiaTheme="minorEastAsia"/>
+          <w:bCs/>
+          <w:sz w:val="24"/>
+          <w:szCs w:val="24"/>
+        </w:rPr>
+        <w:t xml:space="preserve"> with </w:t>
+      </w:r>
+      <m:oMath>
+        <m:d>
+          <m:dPr>
+            <m:begChr m:val="|"/>
+            <m:endChr m:val="|"/>
+            <m:ctrlPr>
+              <w:rPr>
+                <w:rFonts w:ascii="Cambria Math" w:eastAsiaTheme="minorEastAsia" w:hAnsi="Cambria Math"/>
+                <w:bCs/>
+                <w:i/>
+                <w:sz w:val="24"/>
+                <w:szCs w:val="24"/>
+              </w:rPr>
+            </m:ctrlPr>
+          </m:dPr>
+          <m:e>
+            <m:r>
+              <w:rPr>
+                <w:rFonts w:ascii="Cambria Math" w:eastAsiaTheme="minorEastAsia" w:hAnsi="Cambria Math"/>
+                <w:sz w:val="24"/>
+                <w:szCs w:val="24"/>
+              </w:rPr>
+              <m:t>w</m:t>
+            </m:r>
+          </m:e>
+        </m:d>
+        <m:r>
+          <w:rPr>
+            <w:rFonts w:ascii="Cambria Math" w:eastAsiaTheme="minorEastAsia" w:hAnsi="Cambria Math"/>
+            <w:sz w:val="24"/>
+            <w:szCs w:val="24"/>
+          </w:rPr>
+          <m:t>≥m</m:t>
+        </m:r>
+      </m:oMath>
+      <w:r>
+        <w:rPr>
+          <w:rFonts w:eastAsiaTheme="minorEastAsia"/>
+          <w:bCs/>
+          <w:sz w:val="24"/>
+          <w:szCs w:val="24"/>
+        </w:rPr>
+        <w:t xml:space="preserve"> can be divided into five substrings </w:t>
+      </w:r>
+      <m:oMath>
+        <m:r>
+          <w:rPr>
+            <w:rFonts w:ascii="Cambria Math" w:eastAsiaTheme="minorEastAsia" w:hAnsi="Cambria Math"/>
+            <w:sz w:val="24"/>
+            <w:szCs w:val="24"/>
+          </w:rPr>
+          <m:t>w=uvxyz</m:t>
+        </m:r>
+      </m:oMath>
+      <w:r>
+        <w:rPr>
+          <w:rFonts w:eastAsiaTheme="minorEastAsia"/>
+          <w:bCs/>
+          <w:sz w:val="24"/>
+          <w:szCs w:val="24"/>
+        </w:rPr>
+        <w:t>, satisfying the following conditions:</w:t>
+      </w:r>
+    </w:p>
+    <w:p>
+      <w:pPr>
+        <w:pStyle w:val="ListParagraph"/>
+        <w:numPr>
+          <w:ilvl w:val="2"/>
+          <w:numId w:val="1"/>
+        </w:numPr>
+        <w:spacing w:after="0"/>
+        <w:rPr>
+          <w:rFonts w:eastAsiaTheme="minorEastAsia"/>
+          <w:bCs/>
+          <w:sz w:val="24"/>
+          <w:szCs w:val="24"/>
+        </w:rPr>
+      </w:pPr>
+      <m:oMath>
+        <m:d>
+          <m:dPr>
+            <m:begChr m:val="|"/>
+            <m:endChr m:val="|"/>
+            <m:ctrlPr>
+              <w:rPr>
+                <w:rFonts w:ascii="Cambria Math" w:hAnsi="Cambria Math"/>
+                <w:bCs/>
+                <w:i/>
+                <w:sz w:val="24"/>
+                <w:szCs w:val="24"/>
+              </w:rPr>
+            </m:ctrlPr>
+          </m:dPr>
+          <m:e>
+            <m:r>
+              <w:rPr>
+                <w:rFonts w:ascii="Cambria Math" w:hAnsi="Cambria Math"/>
+                <w:sz w:val="24"/>
+                <w:szCs w:val="24"/>
+              </w:rPr>
+              <m:t>vxy</m:t>
+            </m:r>
+          </m:e>
+        </m:d>
+        <m:r>
+          <w:rPr>
+            <w:rFonts w:ascii="Cambria Math" w:hAnsi="Cambria Math"/>
+            <w:sz w:val="24"/>
+            <w:szCs w:val="24"/>
+          </w:rPr>
+          <m:t>≤m</m:t>
+        </m:r>
+      </m:oMath>
+    </w:p>
+    <w:p>
+      <w:pPr>
+        <w:pStyle w:val="ListParagraph"/>
+        <w:numPr>
+          <w:ilvl w:val="2"/>
+          <w:numId w:val="1"/>
+        </w:numPr>
+        <w:spacing w:after="0"/>
+        <w:rPr>
+          <w:rFonts w:eastAsiaTheme="minorEastAsia"/>
+          <w:bCs/>
+          <w:sz w:val="24"/>
+          <w:szCs w:val="24"/>
+        </w:rPr>
+      </w:pPr>
+      <m:oMath>
+        <m:d>
+          <m:dPr>
+            <m:begChr m:val="|"/>
+            <m:endChr m:val="|"/>
+            <m:ctrlPr>
+              <w:rPr>
+                <w:rFonts w:ascii="Cambria Math" w:hAnsi="Cambria Math"/>
+                <w:bCs/>
+                <w:i/>
+                <w:sz w:val="24"/>
+                <w:szCs w:val="24"/>
+              </w:rPr>
+            </m:ctrlPr>
+          </m:dPr>
+          <m:e>
+            <m:r>
+              <w:rPr>
+                <w:rFonts w:ascii="Cambria Math" w:hAnsi="Cambria Math"/>
+                <w:sz w:val="24"/>
+                <w:szCs w:val="24"/>
+              </w:rPr>
+              <m:t>vy</m:t>
+            </m:r>
+          </m:e>
+        </m:d>
+        <m:r>
+          <w:rPr>
+            <w:rFonts w:ascii="Cambria Math" w:hAnsi="Cambria Math"/>
+            <w:sz w:val="24"/>
+            <w:szCs w:val="24"/>
+          </w:rPr>
+          <m:t>≥1</m:t>
+        </m:r>
+      </m:oMath>
+    </w:p>
+    <w:p>
+      <w:pPr>
+        <w:pStyle w:val="ListParagraph"/>
+        <w:numPr>
+          <w:ilvl w:val="2"/>
+          <w:numId w:val="1"/>
+        </w:numPr>
+        <w:spacing w:after="0"/>
+        <w:rPr>
+          <w:rFonts w:eastAsiaTheme="minorEastAsia"/>
+          <w:bCs/>
+          <w:sz w:val="24"/>
+          <w:szCs w:val="24"/>
+        </w:rPr>
+      </w:pPr>
+      <w:r>
+        <w:rPr>
+          <w:bCs/>
+          <w:sz w:val="24"/>
+          <w:szCs w:val="24"/>
+        </w:rPr>
+        <w:t xml:space="preserve">For all integers </w:t>
+      </w:r>
+      <m:oMath>
+        <m:r>
+          <w:rPr>
+            <w:rFonts w:ascii="Cambria Math" w:hAnsi="Cambria Math"/>
+            <w:sz w:val="24"/>
+            <w:szCs w:val="24"/>
+          </w:rPr>
+          <m:t>i≥0</m:t>
+        </m:r>
+      </m:oMath>
+      <w:r>
+        <w:rPr>
+          <w:rFonts w:eastAsiaTheme="minorEastAsia"/>
+          <w:bCs/>
+          <w:sz w:val="24"/>
+          <w:szCs w:val="24"/>
+        </w:rPr>
+        <w:t xml:space="preserve">, the string </w:t>
+      </w:r>
+      <m:oMath>
+        <m:sSub>
+          <m:sSubPr>
+            <m:ctrlPr>
+              <w:rPr>
+                <w:rFonts w:ascii="Cambria Math" w:eastAsiaTheme="minorEastAsia" w:hAnsi="Cambria Math"/>
+                <w:bCs/>
+                <w:i/>
+                <w:sz w:val="24"/>
+                <w:szCs w:val="24"/>
+              </w:rPr>
+            </m:ctrlPr>
+          </m:sSubPr>
+          <m:e>
+            <m:r>
+              <w:rPr>
+                <w:rFonts w:ascii="Cambria Math" w:eastAsiaTheme="minorEastAsia" w:hAnsi="Cambria Math"/>
+                <w:sz w:val="24"/>
+                <w:szCs w:val="24"/>
+              </w:rPr>
+              <m:t>w</m:t>
+            </m:r>
+          </m:e>
+          <m:sub>
+            <m:r>
+              <w:rPr>
+                <w:rFonts w:ascii="Cambria Math" w:eastAsiaTheme="minorEastAsia" w:hAnsi="Cambria Math"/>
+                <w:sz w:val="24"/>
+                <w:szCs w:val="24"/>
+              </w:rPr>
+              <m:t>i</m:t>
+            </m:r>
+          </m:sub>
+        </m:sSub>
+        <m:r>
+          <w:rPr>
+            <w:rFonts w:ascii="Cambria Math" w:eastAsiaTheme="minorEastAsia" w:hAnsi="Cambria Math"/>
+            <w:sz w:val="24"/>
+            <w:szCs w:val="24"/>
+          </w:rPr>
+          <m:t>=u</m:t>
+        </m:r>
+        <m:sSup>
+          <m:sSupPr>
+            <m:ctrlPr>
+              <w:rPr>
+                <w:rFonts w:ascii="Cambria Math" w:eastAsiaTheme="minorEastAsia" w:hAnsi="Cambria Math"/>
+                <w:bCs/>
+                <w:i/>
+                <w:sz w:val="24"/>
+                <w:szCs w:val="24"/>
+              </w:rPr>
+            </m:ctrlPr>
+          </m:sSupPr>
+          <m:e>
+            <m:r>
+              <w:rPr>
+                <w:rFonts w:ascii="Cambria Math" w:eastAsiaTheme="minorEastAsia" w:hAnsi="Cambria Math"/>
+                <w:sz w:val="24"/>
+                <w:szCs w:val="24"/>
+              </w:rPr>
+              <m:t>v</m:t>
+            </m:r>
+          </m:e>
+          <m:sup>
+            <m:r>
+              <w:rPr>
+                <w:rFonts w:ascii="Cambria Math" w:eastAsiaTheme="minorEastAsia" w:hAnsi="Cambria Math"/>
+                <w:sz w:val="24"/>
+                <w:szCs w:val="24"/>
+              </w:rPr>
+              <m:t>i</m:t>
+            </m:r>
+          </m:sup>
+        </m:sSup>
+        <m:r>
+          <w:rPr>
+            <w:rFonts w:ascii="Cambria Math" w:eastAsiaTheme="minorEastAsia" w:hAnsi="Cambria Math"/>
+            <w:sz w:val="24"/>
+            <w:szCs w:val="24"/>
+          </w:rPr>
+          <m:t>x</m:t>
+        </m:r>
+        <m:sSup>
+          <m:sSupPr>
+            <m:ctrlPr>
+              <w:rPr>
+                <w:rFonts w:ascii="Cambria Math" w:eastAsiaTheme="minorEastAsia" w:hAnsi="Cambria Math"/>
+                <w:bCs/>
+                <w:i/>
+                <w:sz w:val="24"/>
+                <w:szCs w:val="24"/>
+              </w:rPr>
+            </m:ctrlPr>
+          </m:sSupPr>
+          <m:e>
+            <m:r>
+              <w:rPr>
+                <w:rFonts w:ascii="Cambria Math" w:eastAsiaTheme="minorEastAsia" w:hAnsi="Cambria Math"/>
+                <w:sz w:val="24"/>
+                <w:szCs w:val="24"/>
+              </w:rPr>
+              <m:t>y</m:t>
+            </m:r>
+          </m:e>
+          <m:sup>
+            <m:r>
+              <w:rPr>
+                <w:rFonts w:ascii="Cambria Math" w:eastAsiaTheme="minorEastAsia" w:hAnsi="Cambria Math"/>
+                <w:sz w:val="24"/>
+                <w:szCs w:val="24"/>
+              </w:rPr>
+              <m:t>i</m:t>
+            </m:r>
+          </m:sup>
+        </m:sSup>
+        <m:r>
+          <w:rPr>
+            <w:rFonts w:ascii="Cambria Math" w:eastAsiaTheme="minorEastAsia" w:hAnsi="Cambria Math"/>
+            <w:sz w:val="24"/>
+            <w:szCs w:val="24"/>
+          </w:rPr>
+          <m:t>z∈L</m:t>
+        </m:r>
+      </m:oMath>
+    </w:p>
+    <w:p>
+      <w:pPr>
+        <w:pStyle w:val="ListParagraph"/>
+        <w:numPr>
+          <w:ilvl w:val="1"/>
+          <w:numId w:val="1"/>
+        </w:numPr>
+        <w:spacing w:after="0"/>
+        <w:rPr>
+          <w:rFonts w:eastAsiaTheme="minorEastAsia"/>
+          <w:bCs/>
+          <w:sz w:val="24"/>
+          <w:szCs w:val="24"/>
+        </w:rPr>
+      </w:pPr>
+      <w:r>
+        <w:rPr>
+          <w:bCs/>
+          <w:sz w:val="24"/>
+          <w:szCs w:val="24"/>
+        </w:rPr>
+        <w:t>Consider the string</w:t>
+      </w:r>
+      <w:r>
+        <w:rPr>
+          <w:bCs/>
+          <w:sz w:val="24"/>
+          <w:szCs w:val="24"/>
+        </w:rPr>
+        <w:t xml:space="preserve"> </w:t>
+      </w:r>
+      <m:oMath>
+        <m:r>
+          <w:rPr>
+            <w:rFonts w:ascii="Cambria Math" w:hAnsi="Cambria Math"/>
+            <w:sz w:val="24"/>
+            <w:szCs w:val="24"/>
+          </w:rPr>
+          <m:t>w=</m:t>
+        </m:r>
+        <m:sSup>
+          <m:sSupPr>
+            <m:ctrlPr>
+              <w:rPr>
+                <w:rFonts w:ascii="Cambria Math" w:hAnsi="Cambria Math"/>
+                <w:bCs/>
+                <w:i/>
+                <w:sz w:val="24"/>
+                <w:szCs w:val="24"/>
+              </w:rPr>
+            </m:ctrlPr>
+          </m:sSupPr>
+          <m:e>
+            <m:r>
+              <w:rPr>
+                <w:rFonts w:ascii="Cambria Math" w:hAnsi="Cambria Math"/>
+                <w:sz w:val="24"/>
+                <w:szCs w:val="24"/>
+              </w:rPr>
+              <m:t>a</m:t>
+            </m:r>
+          </m:e>
+          <m:sup>
+            <m:sSup>
+              <m:sSupPr>
+                <m:ctrlPr>
+                  <w:rPr>
+                    <w:rFonts w:ascii="Cambria Math" w:hAnsi="Cambria Math"/>
+                    <w:bCs/>
+                    <w:i/>
+                    <w:sz w:val="24"/>
+                    <w:szCs w:val="24"/>
+                  </w:rPr>
+                </m:ctrlPr>
+              </m:sSupPr>
+              <m:e>
+                <m:r>
+                  <w:rPr>
+                    <w:rFonts w:ascii="Cambria Math" w:hAnsi="Cambria Math"/>
+                    <w:sz w:val="24"/>
+                    <w:szCs w:val="24"/>
+                  </w:rPr>
+                  <m:t>m</m:t>
+                </m:r>
+              </m:e>
+              <m:sup>
+                <m:r>
+                  <w:rPr>
+                    <w:rFonts w:ascii="Cambria Math" w:hAnsi="Cambria Math"/>
+                    <w:sz w:val="24"/>
+                    <w:szCs w:val="24"/>
+                  </w:rPr>
+                  <m:t>2</m:t>
+                </m:r>
+              </m:sup>
+            </m:sSup>
+          </m:sup>
+        </m:sSup>
+        <m:sSup>
+          <m:sSupPr>
+            <m:ctrlPr>
+              <w:rPr>
+                <w:rFonts w:ascii="Cambria Math" w:hAnsi="Cambria Math"/>
+                <w:bCs/>
+                <w:i/>
+                <w:sz w:val="24"/>
+                <w:szCs w:val="24"/>
+              </w:rPr>
+            </m:ctrlPr>
+          </m:sSupPr>
+          <m:e>
+            <m:r>
+              <w:rPr>
+                <w:rFonts w:ascii="Cambria Math" w:hAnsi="Cambria Math"/>
+                <w:sz w:val="24"/>
+                <w:szCs w:val="24"/>
+              </w:rPr>
+              <m:t>b</m:t>
+            </m:r>
+          </m:e>
+          <m:sup>
+            <m:r>
+              <w:rPr>
+                <w:rFonts w:ascii="Cambria Math" w:hAnsi="Cambria Math"/>
+                <w:sz w:val="24"/>
+                <w:szCs w:val="24"/>
+              </w:rPr>
+              <m:t>m</m:t>
+            </m:r>
+          </m:sup>
+        </m:sSup>
+      </m:oMath>
+      <w:r>
+        <w:rPr>
+          <w:rFonts w:eastAsiaTheme="minorEastAsia"/>
+          <w:bCs/>
+          <w:sz w:val="24"/>
+          <w:szCs w:val="24"/>
+        </w:rPr>
+        <w:t>.</w:t>
+      </w:r>
+    </w:p>
+    <w:p>
+      <w:pPr>
+        <w:pStyle w:val="ListParagraph"/>
+        <w:numPr>
+          <w:ilvl w:val="2"/>
+          <w:numId w:val="1"/>
+        </w:numPr>
+        <w:spacing w:after="0"/>
+        <w:rPr>
+          <w:rFonts w:eastAsiaTheme="minorEastAsia"/>
+          <w:bCs/>
+          <w:sz w:val="24"/>
+          <w:szCs w:val="24"/>
+        </w:rPr>
+      </w:pPr>
+      <m:oMath>
+        <m:r>
+          <w:rPr>
+            <w:rFonts w:ascii="Cambria Math" w:hAnsi="Cambria Math"/>
+            <w:sz w:val="24"/>
+            <w:szCs w:val="24"/>
+          </w:rPr>
+          <m:t>w∈L</m:t>
+        </m:r>
+      </m:oMath>
+      <w:r>
+        <w:rPr>
+          <w:rFonts w:eastAsiaTheme="minorEastAsia"/>
+          <w:bCs/>
+          <w:sz w:val="24"/>
+          <w:szCs w:val="24"/>
+        </w:rPr>
+        <w:t xml:space="preserve"> because </w:t>
+      </w:r>
+      <m:oMath>
+        <m:r>
+          <w:rPr>
+            <w:rFonts w:ascii="Cambria Math" w:eastAsiaTheme="minorEastAsia" w:hAnsi="Cambria Math"/>
+            <w:sz w:val="24"/>
+            <w:szCs w:val="24"/>
+          </w:rPr>
+          <m:t>n≤</m:t>
+        </m:r>
+        <m:sSup>
+          <m:sSupPr>
+            <m:ctrlPr>
+              <w:rPr>
+                <w:rFonts w:ascii="Cambria Math" w:eastAsiaTheme="minorEastAsia" w:hAnsi="Cambria Math"/>
+                <w:bCs/>
+                <w:i/>
+                <w:sz w:val="24"/>
+                <w:szCs w:val="24"/>
+              </w:rPr>
+            </m:ctrlPr>
+          </m:sSupPr>
+          <m:e>
+            <m:r>
+              <w:rPr>
+                <w:rFonts w:ascii="Cambria Math" w:eastAsiaTheme="minorEastAsia" w:hAnsi="Cambria Math"/>
+                <w:sz w:val="24"/>
+                <w:szCs w:val="24"/>
+              </w:rPr>
+              <m:t>j</m:t>
+            </m:r>
+          </m:e>
+          <m:sup>
+            <m:r>
+              <w:rPr>
+                <w:rFonts w:ascii="Cambria Math" w:eastAsiaTheme="minorEastAsia" w:hAnsi="Cambria Math"/>
+                <w:sz w:val="24"/>
+                <w:szCs w:val="24"/>
+              </w:rPr>
+              <m:t>2</m:t>
+            </m:r>
+          </m:sup>
+        </m:sSup>
+      </m:oMath>
+      <w:r>
+        <w:rPr>
+          <w:rFonts w:eastAsiaTheme="minorEastAsia"/>
+          <w:bCs/>
+          <w:sz w:val="24"/>
+          <w:szCs w:val="24"/>
+        </w:rPr>
+        <w:t xml:space="preserve">:  </w:t>
+      </w:r>
+      <m:oMath>
+        <m:sSup>
+          <m:sSupPr>
+            <m:ctrlPr>
+              <w:rPr>
+                <w:rFonts w:ascii="Cambria Math" w:eastAsiaTheme="minorEastAsia" w:hAnsi="Cambria Math"/>
+                <w:bCs/>
+                <w:i/>
+                <w:sz w:val="24"/>
+                <w:szCs w:val="24"/>
+              </w:rPr>
+            </m:ctrlPr>
+          </m:sSupPr>
+          <m:e>
+            <m:r>
+              <w:rPr>
+                <w:rFonts w:ascii="Cambria Math" w:eastAsiaTheme="minorEastAsia" w:hAnsi="Cambria Math"/>
+                <w:sz w:val="24"/>
+                <w:szCs w:val="24"/>
+              </w:rPr>
+              <m:t>m</m:t>
+            </m:r>
+          </m:e>
+          <m:sup>
+            <m:r>
+              <w:rPr>
+                <w:rFonts w:ascii="Cambria Math" w:eastAsiaTheme="minorEastAsia" w:hAnsi="Cambria Math"/>
+                <w:sz w:val="24"/>
+                <w:szCs w:val="24"/>
+              </w:rPr>
+              <m:t>2</m:t>
+            </m:r>
+          </m:sup>
+        </m:sSup>
+        <m:r>
+          <w:rPr>
+            <w:rFonts w:ascii="Cambria Math" w:eastAsiaTheme="minorEastAsia" w:hAnsi="Cambria Math"/>
+            <w:sz w:val="24"/>
+            <w:szCs w:val="24"/>
+          </w:rPr>
+          <m:t>=</m:t>
+        </m:r>
+        <m:sSup>
+          <m:sSupPr>
+            <m:ctrlPr>
+              <w:rPr>
+                <w:rFonts w:ascii="Cambria Math" w:eastAsiaTheme="minorEastAsia" w:hAnsi="Cambria Math"/>
+                <w:bCs/>
+                <w:i/>
+                <w:sz w:val="24"/>
+                <w:szCs w:val="24"/>
+              </w:rPr>
+            </m:ctrlPr>
+          </m:sSupPr>
+          <m:e>
+            <m:r>
+              <w:rPr>
+                <w:rFonts w:ascii="Cambria Math" w:eastAsiaTheme="minorEastAsia" w:hAnsi="Cambria Math"/>
+                <w:sz w:val="24"/>
+                <w:szCs w:val="24"/>
+              </w:rPr>
+              <m:t>m</m:t>
+            </m:r>
+          </m:e>
+          <m:sup>
+            <m:r>
+              <w:rPr>
+                <w:rFonts w:ascii="Cambria Math" w:eastAsiaTheme="minorEastAsia" w:hAnsi="Cambria Math"/>
+                <w:sz w:val="24"/>
+                <w:szCs w:val="24"/>
+              </w:rPr>
+              <m:t>2</m:t>
+            </m:r>
+          </m:sup>
+        </m:sSup>
+      </m:oMath>
+    </w:p>
+    <w:p>
+      <w:pPr>
+        <w:pStyle w:val="ListParagraph"/>
+        <w:numPr>
+          <w:ilvl w:val="2"/>
+          <w:numId w:val="1"/>
+        </w:numPr>
+        <w:spacing w:after="0"/>
+        <w:rPr>
+          <w:rFonts w:eastAsiaTheme="minorEastAsia"/>
+          <w:bCs/>
+          <w:sz w:val="24"/>
+          <w:szCs w:val="24"/>
+        </w:rPr>
+      </w:pPr>
+      <m:oMath>
+        <m:d>
+          <m:dPr>
+            <m:begChr m:val="|"/>
+            <m:endChr m:val="|"/>
+            <m:ctrlPr>
+              <w:rPr>
+                <w:rFonts w:ascii="Cambria Math" w:hAnsi="Cambria Math"/>
+                <w:bCs/>
+                <w:i/>
+                <w:sz w:val="24"/>
+                <w:szCs w:val="24"/>
+              </w:rPr>
+            </m:ctrlPr>
+          </m:dPr>
+          <m:e>
+            <m:r>
+              <w:rPr>
+                <w:rFonts w:ascii="Cambria Math" w:hAnsi="Cambria Math"/>
+                <w:sz w:val="24"/>
+                <w:szCs w:val="24"/>
+              </w:rPr>
+              <m:t>w</m:t>
+            </m:r>
+          </m:e>
+        </m:d>
+        <m:r>
+          <w:rPr>
+            <w:rFonts w:ascii="Cambria Math" w:hAnsi="Cambria Math"/>
+            <w:sz w:val="24"/>
+            <w:szCs w:val="24"/>
+          </w:rPr>
+          <m:t>≥m</m:t>
+        </m:r>
+      </m:oMath>
+      <w:r>
+        <w:rPr>
+          <w:rFonts w:eastAsiaTheme="minorEastAsia"/>
+          <w:bCs/>
+          <w:sz w:val="24"/>
+          <w:szCs w:val="24"/>
+        </w:rPr>
+        <w:t xml:space="preserve"> because </w:t>
+      </w:r>
+      <m:oMath>
+        <m:d>
+          <m:dPr>
+            <m:begChr m:val="|"/>
+            <m:endChr m:val="|"/>
+            <m:ctrlPr>
+              <w:rPr>
+                <w:rFonts w:ascii="Cambria Math" w:eastAsiaTheme="minorEastAsia" w:hAnsi="Cambria Math"/>
+                <w:bCs/>
+                <w:i/>
+                <w:sz w:val="24"/>
+                <w:szCs w:val="24"/>
+              </w:rPr>
+            </m:ctrlPr>
+          </m:dPr>
+          <m:e>
+            <m:r>
+              <w:rPr>
+                <w:rFonts w:ascii="Cambria Math" w:eastAsiaTheme="minorEastAsia" w:hAnsi="Cambria Math"/>
+                <w:sz w:val="24"/>
+                <w:szCs w:val="24"/>
+              </w:rPr>
+              <m:t>w</m:t>
+            </m:r>
+          </m:e>
+        </m:d>
+        <m:r>
+          <w:rPr>
+            <w:rFonts w:ascii="Cambria Math" w:eastAsiaTheme="minorEastAsia" w:hAnsi="Cambria Math"/>
+            <w:sz w:val="24"/>
+            <w:szCs w:val="24"/>
+          </w:rPr>
+          <m:t>=</m:t>
+        </m:r>
+        <m:sSup>
+          <m:sSupPr>
+            <m:ctrlPr>
+              <w:rPr>
+                <w:rFonts w:ascii="Cambria Math" w:eastAsiaTheme="minorEastAsia" w:hAnsi="Cambria Math"/>
+                <w:bCs/>
+                <w:i/>
+                <w:sz w:val="24"/>
+                <w:szCs w:val="24"/>
+              </w:rPr>
+            </m:ctrlPr>
+          </m:sSupPr>
+          <m:e>
+            <m:r>
+              <w:rPr>
+                <w:rFonts w:ascii="Cambria Math" w:eastAsiaTheme="minorEastAsia" w:hAnsi="Cambria Math"/>
+                <w:sz w:val="24"/>
+                <w:szCs w:val="24"/>
+              </w:rPr>
+              <m:t>m</m:t>
+            </m:r>
+          </m:e>
+          <m:sup>
+            <m:r>
+              <w:rPr>
+                <w:rFonts w:ascii="Cambria Math" w:eastAsiaTheme="minorEastAsia" w:hAnsi="Cambria Math"/>
+                <w:sz w:val="24"/>
+                <w:szCs w:val="24"/>
+              </w:rPr>
+              <m:t>2</m:t>
+            </m:r>
+          </m:sup>
+        </m:sSup>
+        <m:r>
+          <w:rPr>
+            <w:rFonts w:ascii="Cambria Math" w:eastAsiaTheme="minorEastAsia" w:hAnsi="Cambria Math"/>
+            <w:sz w:val="24"/>
+            <w:szCs w:val="24"/>
+          </w:rPr>
+          <m:t>+m</m:t>
+        </m:r>
+      </m:oMath>
+      <w:r>
+        <w:rPr>
+          <w:rFonts w:eastAsiaTheme="minorEastAsia"/>
+          <w:bCs/>
+          <w:sz w:val="24"/>
+          <w:szCs w:val="24"/>
+        </w:rPr>
+        <w:t xml:space="preserve"> and </w:t>
+      </w:r>
+      <m:oMath>
+        <m:r>
+          <w:rPr>
+            <w:rFonts w:ascii="Cambria Math" w:eastAsiaTheme="minorEastAsia" w:hAnsi="Cambria Math"/>
+            <w:sz w:val="24"/>
+            <w:szCs w:val="24"/>
+          </w:rPr>
+          <m:t>m≥1</m:t>
+        </m:r>
+      </m:oMath>
+      <w:r>
+        <w:rPr>
+          <w:rFonts w:eastAsiaTheme="minorEastAsia"/>
+          <w:bCs/>
+          <w:sz w:val="24"/>
+          <w:szCs w:val="24"/>
+        </w:rPr>
+        <w:t xml:space="preserve">, so </w:t>
+      </w:r>
+      <m:oMath>
+        <m:sSup>
+          <m:sSupPr>
+            <m:ctrlPr>
+              <w:rPr>
+                <w:rFonts w:ascii="Cambria Math" w:eastAsiaTheme="minorEastAsia" w:hAnsi="Cambria Math"/>
+                <w:bCs/>
+                <w:i/>
+                <w:sz w:val="24"/>
+                <w:szCs w:val="24"/>
+              </w:rPr>
+            </m:ctrlPr>
+          </m:sSupPr>
+          <m:e>
+            <m:r>
+              <w:rPr>
+                <w:rFonts w:ascii="Cambria Math" w:eastAsiaTheme="minorEastAsia" w:hAnsi="Cambria Math"/>
+                <w:sz w:val="24"/>
+                <w:szCs w:val="24"/>
+              </w:rPr>
+              <m:t>m</m:t>
+            </m:r>
+          </m:e>
+          <m:sup>
+            <m:r>
+              <w:rPr>
+                <w:rFonts w:ascii="Cambria Math" w:eastAsiaTheme="minorEastAsia" w:hAnsi="Cambria Math"/>
+                <w:sz w:val="24"/>
+                <w:szCs w:val="24"/>
+              </w:rPr>
+              <m:t>2</m:t>
+            </m:r>
+          </m:sup>
+        </m:sSup>
+        <m:r>
+          <w:rPr>
+            <w:rFonts w:ascii="Cambria Math" w:eastAsiaTheme="minorEastAsia" w:hAnsi="Cambria Math"/>
+            <w:sz w:val="24"/>
+            <w:szCs w:val="24"/>
+          </w:rPr>
+          <m:t>+m≥m</m:t>
+        </m:r>
+      </m:oMath>
+    </w:p>
+    <w:p>
+      <w:pPr>
+        <w:pStyle w:val="ListParagraph"/>
+        <w:numPr>
+          <w:ilvl w:val="1"/>
+          <w:numId w:val="1"/>
+        </w:numPr>
+        <w:spacing w:after="0"/>
+        <w:rPr>
+          <w:rFonts w:eastAsiaTheme="minorEastAsia"/>
+          <w:bCs/>
+          <w:sz w:val="24"/>
+          <w:szCs w:val="24"/>
+        </w:rPr>
+      </w:pPr>
+      <w:r>
+        <w:rPr>
+          <w:bCs/>
+          <w:sz w:val="24"/>
+          <w:szCs w:val="24"/>
+        </w:rPr>
+        <w:t xml:space="preserve">Decompose the string </w:t>
+      </w:r>
+      <m:oMath>
+        <m:r>
+          <w:rPr>
+            <w:rFonts w:ascii="Cambria Math" w:hAnsi="Cambria Math"/>
+            <w:sz w:val="24"/>
+            <w:szCs w:val="24"/>
+          </w:rPr>
+          <m:t>w=</m:t>
+        </m:r>
+        <m:sSup>
+          <m:sSupPr>
+            <m:ctrlPr>
+              <w:rPr>
+                <w:rFonts w:ascii="Cambria Math" w:hAnsi="Cambria Math"/>
+                <w:bCs/>
+                <w:i/>
+                <w:sz w:val="24"/>
+                <w:szCs w:val="24"/>
+              </w:rPr>
+            </m:ctrlPr>
+          </m:sSupPr>
+          <m:e>
+            <m:r>
+              <w:rPr>
+                <w:rFonts w:ascii="Cambria Math" w:hAnsi="Cambria Math"/>
+                <w:sz w:val="24"/>
+                <w:szCs w:val="24"/>
+              </w:rPr>
+              <m:t>a</m:t>
+            </m:r>
+          </m:e>
+          <m:sup>
+            <m:sSup>
+              <m:sSupPr>
+                <m:ctrlPr>
+                  <w:rPr>
+                    <w:rFonts w:ascii="Cambria Math" w:hAnsi="Cambria Math"/>
+                    <w:bCs/>
+                    <w:i/>
+                    <w:sz w:val="24"/>
+                    <w:szCs w:val="24"/>
+                  </w:rPr>
+                </m:ctrlPr>
+              </m:sSupPr>
+              <m:e>
+                <m:r>
+                  <w:rPr>
+                    <w:rFonts w:ascii="Cambria Math" w:hAnsi="Cambria Math"/>
+                    <w:sz w:val="24"/>
+                    <w:szCs w:val="24"/>
+                  </w:rPr>
+                  <m:t>m</m:t>
+                </m:r>
+              </m:e>
+              <m:sup>
+                <m:r>
+                  <w:rPr>
+                    <w:rFonts w:ascii="Cambria Math" w:hAnsi="Cambria Math"/>
+                    <w:sz w:val="24"/>
+                    <w:szCs w:val="24"/>
+                  </w:rPr>
+                  <m:t>2</m:t>
+                </m:r>
+              </m:sup>
+            </m:sSup>
+          </m:sup>
+        </m:sSup>
+        <m:sSup>
+          <m:sSupPr>
+            <m:ctrlPr>
+              <w:rPr>
+                <w:rFonts w:ascii="Cambria Math" w:hAnsi="Cambria Math"/>
+                <w:bCs/>
+                <w:i/>
+                <w:sz w:val="24"/>
+                <w:szCs w:val="24"/>
+              </w:rPr>
+            </m:ctrlPr>
+          </m:sSupPr>
+          <m:e>
+            <m:r>
+              <w:rPr>
+                <w:rFonts w:ascii="Cambria Math" w:hAnsi="Cambria Math"/>
+                <w:sz w:val="24"/>
+                <w:szCs w:val="24"/>
+              </w:rPr>
+              <m:t>b</m:t>
+            </m:r>
+          </m:e>
+          <m:sup>
+            <m:r>
+              <w:rPr>
+                <w:rFonts w:ascii="Cambria Math" w:hAnsi="Cambria Math"/>
+                <w:sz w:val="24"/>
+                <w:szCs w:val="24"/>
+              </w:rPr>
+              <m:t>m</m:t>
+            </m:r>
+          </m:sup>
+        </m:sSup>
+      </m:oMath>
+      <w:r>
+        <w:rPr>
+          <w:rFonts w:eastAsiaTheme="minorEastAsia"/>
+          <w:bCs/>
+          <w:sz w:val="24"/>
+          <w:szCs w:val="24"/>
+        </w:rPr>
+        <w:t xml:space="preserve"> so that </w:t>
+      </w:r>
+      <m:oMath>
+        <m:r>
+          <w:rPr>
+            <w:rFonts w:ascii="Cambria Math" w:eastAsiaTheme="minorEastAsia" w:hAnsi="Cambria Math"/>
+            <w:sz w:val="24"/>
+            <w:szCs w:val="24"/>
+          </w:rPr>
+          <m:t>vxy</m:t>
+        </m:r>
+      </m:oMath>
+      <w:r>
+        <w:rPr>
+          <w:rFonts w:eastAsiaTheme="minorEastAsia"/>
+          <w:bCs/>
+          <w:sz w:val="24"/>
+          <w:szCs w:val="24"/>
+        </w:rPr>
+        <w:t xml:space="preserve"> consists entirely of </w:t>
+      </w:r>
+      <m:oMath>
+        <m:r>
+          <w:rPr>
+            <w:rFonts w:ascii="Cambria Math" w:eastAsiaTheme="minorEastAsia" w:hAnsi="Cambria Math"/>
+            <w:sz w:val="24"/>
+            <w:szCs w:val="24"/>
+          </w:rPr>
+          <m:t>b</m:t>
+        </m:r>
+      </m:oMath>
+      <w:r>
+        <w:rPr>
+          <w:rFonts w:eastAsiaTheme="minorEastAsia"/>
+          <w:bCs/>
+          <w:sz w:val="24"/>
+          <w:szCs w:val="24"/>
+        </w:rPr>
+        <w:t>.</w:t>
+      </w:r>
+    </w:p>
+    <w:p>
+      <w:pPr>
+        <w:pStyle w:val="ListParagraph"/>
+        <w:spacing w:after="0"/>
+        <w:ind w:left="1710"/>
+        <w:rPr>
+          <w:rFonts w:eastAsiaTheme="minorEastAsia"/>
+          <w:bCs/>
+          <w:sz w:val="24"/>
+          <w:szCs w:val="24"/>
+        </w:rPr>
+      </w:pPr>
+      <m:oMath>
+        <m:r>
+          <w:rPr>
+            <w:rFonts w:ascii="Cambria Math" w:eastAsiaTheme="minorEastAsia" w:hAnsi="Cambria Math"/>
+            <w:sz w:val="24"/>
+            <w:szCs w:val="24"/>
+          </w:rPr>
+          <m:t>v=</m:t>
+        </m:r>
+        <m:sSup>
+          <m:sSupPr>
+            <m:ctrlPr>
+              <w:rPr>
+                <w:rFonts w:ascii="Cambria Math" w:eastAsiaTheme="minorEastAsia" w:hAnsi="Cambria Math"/>
+                <w:bCs/>
+                <w:i/>
+                <w:sz w:val="24"/>
+                <w:szCs w:val="24"/>
+              </w:rPr>
+            </m:ctrlPr>
+          </m:sSupPr>
+          <m:e>
+            <m:r>
+              <w:rPr>
+                <w:rFonts w:ascii="Cambria Math" w:eastAsiaTheme="minorEastAsia" w:hAnsi="Cambria Math"/>
+                <w:sz w:val="24"/>
+                <w:szCs w:val="24"/>
+              </w:rPr>
+              <m:t>b</m:t>
+            </m:r>
+          </m:e>
+          <m:sup>
+            <m:r>
+              <w:rPr>
+                <w:rFonts w:ascii="Cambria Math" w:eastAsiaTheme="minorEastAsia" w:hAnsi="Cambria Math"/>
+                <w:sz w:val="24"/>
+                <w:szCs w:val="24"/>
+              </w:rPr>
+              <m:t>k</m:t>
+            </m:r>
+          </m:sup>
+        </m:sSup>
+        <m:r>
+          <w:rPr>
+            <w:rFonts w:ascii="Cambria Math" w:eastAsiaTheme="minorEastAsia" w:hAnsi="Cambria Math"/>
+            <w:sz w:val="24"/>
+            <w:szCs w:val="24"/>
+          </w:rPr>
+          <m:t>, y=</m:t>
+        </m:r>
+        <m:sSup>
+          <m:sSupPr>
+            <m:ctrlPr>
+              <w:rPr>
+                <w:rFonts w:ascii="Cambria Math" w:eastAsiaTheme="minorEastAsia" w:hAnsi="Cambria Math"/>
+                <w:bCs/>
+                <w:i/>
+                <w:sz w:val="24"/>
+                <w:szCs w:val="24"/>
+              </w:rPr>
+            </m:ctrlPr>
+          </m:sSupPr>
+          <m:e>
+            <m:r>
+              <w:rPr>
+                <w:rFonts w:ascii="Cambria Math" w:eastAsiaTheme="minorEastAsia" w:hAnsi="Cambria Math"/>
+                <w:sz w:val="24"/>
+                <w:szCs w:val="24"/>
+              </w:rPr>
+              <m:t>b</m:t>
+            </m:r>
+          </m:e>
+          <m:sup>
+            <m:r>
+              <w:rPr>
+                <w:rFonts w:ascii="Cambria Math" w:eastAsiaTheme="minorEastAsia" w:hAnsi="Cambria Math"/>
+                <w:sz w:val="24"/>
+                <w:szCs w:val="24"/>
+              </w:rPr>
+              <m:t>l</m:t>
+            </m:r>
+          </m:sup>
+        </m:sSup>
+        <m:r>
+          <w:rPr>
+            <w:rFonts w:ascii="Cambria Math" w:eastAsiaTheme="minorEastAsia" w:hAnsi="Cambria Math"/>
+            <w:sz w:val="24"/>
+            <w:szCs w:val="24"/>
+          </w:rPr>
+          <m:t>,</m:t>
+        </m:r>
+      </m:oMath>
+      <w:r>
+        <w:rPr>
+          <w:rFonts w:eastAsiaTheme="minorEastAsia"/>
+          <w:bCs/>
+          <w:sz w:val="24"/>
+          <w:szCs w:val="24"/>
+        </w:rPr>
+        <w:t xml:space="preserve"> where </w:t>
+      </w:r>
+      <m:oMath>
+        <m:r>
+          <w:rPr>
+            <w:rFonts w:ascii="Cambria Math" w:eastAsiaTheme="minorEastAsia" w:hAnsi="Cambria Math"/>
+            <w:sz w:val="24"/>
+            <w:szCs w:val="24"/>
+          </w:rPr>
+          <m:t>k+l≥1</m:t>
+        </m:r>
+      </m:oMath>
+      <w:r>
+        <w:rPr>
+          <w:rFonts w:eastAsiaTheme="minorEastAsia"/>
+          <w:bCs/>
+          <w:sz w:val="24"/>
+          <w:szCs w:val="24"/>
+        </w:rPr>
+        <w:t xml:space="preserve"> and </w:t>
+      </w:r>
+      <m:oMath>
+        <m:d>
+          <m:dPr>
+            <m:begChr m:val="|"/>
+            <m:endChr m:val="|"/>
+            <m:ctrlPr>
+              <w:rPr>
+                <w:rFonts w:ascii="Cambria Math" w:eastAsiaTheme="minorEastAsia" w:hAnsi="Cambria Math"/>
+                <w:bCs/>
+                <w:i/>
+                <w:sz w:val="24"/>
+                <w:szCs w:val="24"/>
+              </w:rPr>
+            </m:ctrlPr>
+          </m:dPr>
+          <m:e>
+            <m:r>
+              <w:rPr>
+                <w:rFonts w:ascii="Cambria Math" w:eastAsiaTheme="minorEastAsia" w:hAnsi="Cambria Math"/>
+                <w:sz w:val="24"/>
+                <w:szCs w:val="24"/>
+              </w:rPr>
+              <m:t>vxy</m:t>
+            </m:r>
+          </m:e>
+        </m:d>
+        <m:r>
+          <w:rPr>
+            <w:rFonts w:ascii="Cambria Math" w:eastAsiaTheme="minorEastAsia" w:hAnsi="Cambria Math"/>
+            <w:sz w:val="24"/>
+            <w:szCs w:val="24"/>
+          </w:rPr>
+          <m:t>≤m</m:t>
+        </m:r>
+      </m:oMath>
+    </w:p>
+    <w:p>
+      <w:pPr>
+        <w:pStyle w:val="ListParagraph"/>
+        <w:numPr>
+          <w:ilvl w:val="1"/>
+          <w:numId w:val="1"/>
+        </w:numPr>
+        <w:spacing w:after="0"/>
+        <w:rPr>
+          <w:rFonts w:eastAsiaTheme="minorEastAsia"/>
+          <w:bCs/>
+          <w:sz w:val="24"/>
+          <w:szCs w:val="24"/>
+        </w:rPr>
+      </w:pPr>
+      <w:r>
+        <w:rPr>
+          <w:bCs/>
+          <w:sz w:val="24"/>
+          <w:szCs w:val="24"/>
+        </w:rPr>
+        <w:t xml:space="preserve">Pump using </w:t>
+      </w:r>
+      <m:oMath>
+        <m:r>
+          <w:rPr>
+            <w:rFonts w:ascii="Cambria Math" w:hAnsi="Cambria Math"/>
+            <w:sz w:val="24"/>
+            <w:szCs w:val="24"/>
+          </w:rPr>
+          <m:t>i=0</m:t>
+        </m:r>
+      </m:oMath>
+      <w:r>
+        <w:rPr>
+          <w:rFonts w:eastAsiaTheme="minorEastAsia"/>
+          <w:bCs/>
+          <w:sz w:val="24"/>
+          <w:szCs w:val="24"/>
+        </w:rPr>
+        <w:t xml:space="preserve">. The string </w:t>
+      </w:r>
+      <m:oMath>
+        <m:sSub>
+          <m:sSubPr>
+            <m:ctrlPr>
+              <w:rPr>
+                <w:rFonts w:ascii="Cambria Math" w:eastAsiaTheme="minorEastAsia" w:hAnsi="Cambria Math"/>
+                <w:bCs/>
+                <w:i/>
+                <w:sz w:val="24"/>
+                <w:szCs w:val="24"/>
+              </w:rPr>
+            </m:ctrlPr>
+          </m:sSubPr>
+          <m:e>
+            <m:r>
+              <w:rPr>
+                <w:rFonts w:ascii="Cambria Math" w:eastAsiaTheme="minorEastAsia" w:hAnsi="Cambria Math"/>
+                <w:sz w:val="24"/>
+                <w:szCs w:val="24"/>
+              </w:rPr>
+              <m:t>w</m:t>
+            </m:r>
+          </m:e>
+          <m:sub>
+            <m:r>
+              <w:rPr>
+                <w:rFonts w:ascii="Cambria Math" w:eastAsiaTheme="minorEastAsia" w:hAnsi="Cambria Math"/>
+                <w:sz w:val="24"/>
+                <w:szCs w:val="24"/>
+              </w:rPr>
+              <m:t>0</m:t>
+            </m:r>
+          </m:sub>
+        </m:sSub>
+        <m:r>
+          <w:rPr>
+            <w:rFonts w:ascii="Cambria Math" w:eastAsiaTheme="minorEastAsia" w:hAnsi="Cambria Math"/>
+            <w:sz w:val="24"/>
+            <w:szCs w:val="24"/>
+          </w:rPr>
+          <m:t>=</m:t>
+        </m:r>
+        <m:sSup>
+          <m:sSupPr>
+            <m:ctrlPr>
+              <w:rPr>
+                <w:rFonts w:ascii="Cambria Math" w:eastAsiaTheme="minorEastAsia" w:hAnsi="Cambria Math"/>
+                <w:bCs/>
+                <w:i/>
+                <w:sz w:val="24"/>
+                <w:szCs w:val="24"/>
+              </w:rPr>
+            </m:ctrlPr>
+          </m:sSupPr>
+          <m:e>
+            <m:r>
+              <w:rPr>
+                <w:rFonts w:ascii="Cambria Math" w:eastAsiaTheme="minorEastAsia" w:hAnsi="Cambria Math"/>
+                <w:sz w:val="24"/>
+                <w:szCs w:val="24"/>
+              </w:rPr>
+              <m:t>a</m:t>
+            </m:r>
+          </m:e>
+          <m:sup>
+            <m:sSup>
+              <m:sSupPr>
+                <m:ctrlPr>
+                  <w:rPr>
+                    <w:rFonts w:ascii="Cambria Math" w:eastAsiaTheme="minorEastAsia" w:hAnsi="Cambria Math"/>
+                    <w:bCs/>
+                    <w:i/>
+                    <w:sz w:val="24"/>
+                    <w:szCs w:val="24"/>
+                  </w:rPr>
+                </m:ctrlPr>
+              </m:sSupPr>
+              <m:e>
+                <m:r>
+                  <w:rPr>
+                    <w:rFonts w:ascii="Cambria Math" w:eastAsiaTheme="minorEastAsia" w:hAnsi="Cambria Math"/>
+                    <w:sz w:val="24"/>
+                    <w:szCs w:val="24"/>
+                  </w:rPr>
+                  <m:t>m</m:t>
+                </m:r>
+              </m:e>
+              <m:sup>
+                <m:r>
+                  <w:rPr>
+                    <w:rFonts w:ascii="Cambria Math" w:eastAsiaTheme="minorEastAsia" w:hAnsi="Cambria Math"/>
+                    <w:sz w:val="24"/>
+                    <w:szCs w:val="24"/>
+                  </w:rPr>
+                  <m:t>2</m:t>
+                </m:r>
+              </m:sup>
+            </m:sSup>
+          </m:sup>
+        </m:sSup>
+        <m:sSup>
+          <m:sSupPr>
+            <m:ctrlPr>
+              <w:rPr>
+                <w:rFonts w:ascii="Cambria Math" w:eastAsiaTheme="minorEastAsia" w:hAnsi="Cambria Math"/>
+                <w:bCs/>
+                <w:i/>
+                <w:sz w:val="24"/>
+                <w:szCs w:val="24"/>
+              </w:rPr>
+            </m:ctrlPr>
+          </m:sSupPr>
+          <m:e>
+            <m:r>
+              <w:rPr>
+                <w:rFonts w:ascii="Cambria Math" w:eastAsiaTheme="minorEastAsia" w:hAnsi="Cambria Math"/>
+                <w:sz w:val="24"/>
+                <w:szCs w:val="24"/>
+              </w:rPr>
+              <m:t>b</m:t>
+            </m:r>
+          </m:e>
+          <m:sup>
+            <m:r>
+              <w:rPr>
+                <w:rFonts w:ascii="Cambria Math" w:eastAsiaTheme="minorEastAsia" w:hAnsi="Cambria Math"/>
+                <w:sz w:val="24"/>
+                <w:szCs w:val="24"/>
+              </w:rPr>
+              <m:t>m</m:t>
+            </m:r>
+            <m:r>
+              <w:rPr>
+                <w:rFonts w:ascii="Cambria Math" w:eastAsiaTheme="minorEastAsia" w:hAnsi="Cambria Math"/>
+                <w:sz w:val="24"/>
+                <w:szCs w:val="24"/>
+              </w:rPr>
+              <m:t>-</m:t>
+            </m:r>
+            <m:d>
+              <m:dPr>
+                <m:ctrlPr>
+                  <w:rPr>
+                    <w:rFonts w:ascii="Cambria Math" w:eastAsiaTheme="minorEastAsia" w:hAnsi="Cambria Math"/>
+                    <w:bCs/>
+                    <w:i/>
+                    <w:sz w:val="24"/>
+                    <w:szCs w:val="24"/>
+                  </w:rPr>
+                </m:ctrlPr>
+              </m:dPr>
+              <m:e>
+                <m:r>
+                  <w:rPr>
+                    <w:rFonts w:ascii="Cambria Math" w:eastAsiaTheme="minorEastAsia" w:hAnsi="Cambria Math"/>
+                    <w:sz w:val="24"/>
+                    <w:szCs w:val="24"/>
+                  </w:rPr>
+                  <m:t>k+l</m:t>
+                </m:r>
+              </m:e>
+            </m:d>
+          </m:sup>
+        </m:sSup>
+      </m:oMath>
+      <w:r>
+        <w:rPr>
+          <w:rFonts w:eastAsiaTheme="minorEastAsia"/>
+          <w:bCs/>
+          <w:sz w:val="24"/>
+          <w:szCs w:val="24"/>
+        </w:rPr>
+        <w:t xml:space="preserve">. Since </w:t>
+      </w:r>
+      <m:oMath>
+        <m:r>
+          <w:rPr>
+            <w:rFonts w:ascii="Cambria Math" w:eastAsiaTheme="minorEastAsia" w:hAnsi="Cambria Math"/>
+            <w:sz w:val="24"/>
+            <w:szCs w:val="24"/>
+          </w:rPr>
+          <m:t>n≤</m:t>
+        </m:r>
+        <m:sSup>
+          <m:sSupPr>
+            <m:ctrlPr>
+              <w:rPr>
+                <w:rFonts w:ascii="Cambria Math" w:eastAsiaTheme="minorEastAsia" w:hAnsi="Cambria Math"/>
+                <w:bCs/>
+                <w:i/>
+                <w:sz w:val="24"/>
+                <w:szCs w:val="24"/>
+              </w:rPr>
+            </m:ctrlPr>
+          </m:sSupPr>
+          <m:e>
+            <m:r>
+              <w:rPr>
+                <w:rFonts w:ascii="Cambria Math" w:eastAsiaTheme="minorEastAsia" w:hAnsi="Cambria Math"/>
+                <w:sz w:val="24"/>
+                <w:szCs w:val="24"/>
+              </w:rPr>
+              <m:t>j</m:t>
+            </m:r>
+          </m:e>
+          <m:sup>
+            <m:r>
+              <w:rPr>
+                <w:rFonts w:ascii="Cambria Math" w:eastAsiaTheme="minorEastAsia" w:hAnsi="Cambria Math"/>
+                <w:sz w:val="24"/>
+                <w:szCs w:val="24"/>
+              </w:rPr>
+              <m:t>2</m:t>
+            </m:r>
+          </m:sup>
+        </m:sSup>
+        <m:r>
+          <m:rPr>
+            <m:sty m:val="p"/>
+          </m:rPr>
+          <w:rPr>
+            <w:rFonts w:ascii="Cambria Math" w:eastAsiaTheme="minorEastAsia" w:hAnsi="Cambria Math"/>
+            <w:sz w:val="24"/>
+            <w:szCs w:val="24"/>
+          </w:rPr>
+          <m:t>,</m:t>
+        </m:r>
+      </m:oMath>
+      <w:r>
+        <w:rPr>
+          <w:rFonts w:eastAsiaTheme="minorEastAsia"/>
+          <w:bCs/>
+          <w:sz w:val="24"/>
+          <w:szCs w:val="24"/>
+        </w:rPr>
+        <w:t xml:space="preserve"> it must be true that </w:t>
+      </w:r>
+      <m:oMath>
+        <m:r>
+          <m:rPr>
+            <m:sty m:val="p"/>
+          </m:rPr>
+          <w:rPr>
+            <w:rFonts w:ascii="Cambria Math" w:eastAsiaTheme="minorEastAsia" w:hAnsi="Cambria Math"/>
+            <w:sz w:val="24"/>
+            <w:szCs w:val="24"/>
+          </w:rPr>
+          <m:t xml:space="preserve"> </m:t>
+        </m:r>
+        <m:sSup>
+          <m:sSupPr>
+            <m:ctrlPr>
+              <w:rPr>
+                <w:rFonts w:ascii="Cambria Math" w:eastAsiaTheme="minorEastAsia" w:hAnsi="Cambria Math"/>
+                <w:bCs/>
+                <w:i/>
+                <w:sz w:val="24"/>
+                <w:szCs w:val="24"/>
+              </w:rPr>
+            </m:ctrlPr>
+          </m:sSupPr>
+          <m:e>
+            <m:r>
+              <w:rPr>
+                <w:rFonts w:ascii="Cambria Math" w:eastAsiaTheme="minorEastAsia" w:hAnsi="Cambria Math"/>
+                <w:sz w:val="24"/>
+                <w:szCs w:val="24"/>
+              </w:rPr>
+              <m:t>m</m:t>
+            </m:r>
+            <m:ctrlPr>
+              <w:rPr>
+                <w:rFonts w:ascii="Cambria Math" w:eastAsiaTheme="minorEastAsia" w:hAnsi="Cambria Math"/>
+                <w:bCs/>
+                <w:sz w:val="24"/>
+                <w:szCs w:val="24"/>
+              </w:rPr>
+            </m:ctrlPr>
+          </m:e>
+          <m:sup>
+            <m:r>
+              <w:rPr>
+                <w:rFonts w:ascii="Cambria Math" w:eastAsiaTheme="minorEastAsia" w:hAnsi="Cambria Math"/>
+                <w:sz w:val="24"/>
+                <w:szCs w:val="24"/>
+              </w:rPr>
+              <m:t>2</m:t>
+            </m:r>
+          </m:sup>
+        </m:sSup>
+        <m:r>
+          <w:rPr>
+            <w:rFonts w:ascii="Cambria Math" w:eastAsiaTheme="minorEastAsia" w:hAnsi="Cambria Math"/>
+            <w:sz w:val="24"/>
+            <w:szCs w:val="24"/>
+          </w:rPr>
+          <m:t>≤</m:t>
+        </m:r>
+        <m:sSup>
+          <m:sSupPr>
+            <m:ctrlPr>
+              <w:rPr>
+                <w:rFonts w:ascii="Cambria Math" w:eastAsiaTheme="minorEastAsia" w:hAnsi="Cambria Math"/>
+                <w:bCs/>
+                <w:i/>
+                <w:sz w:val="24"/>
+                <w:szCs w:val="24"/>
+              </w:rPr>
+            </m:ctrlPr>
+          </m:sSupPr>
+          <m:e>
+            <m:d>
+              <m:dPr>
+                <m:ctrlPr>
+                  <w:rPr>
+                    <w:rFonts w:ascii="Cambria Math" w:eastAsiaTheme="minorEastAsia" w:hAnsi="Cambria Math"/>
+                    <w:bCs/>
+                    <w:i/>
+                    <w:sz w:val="24"/>
+                    <w:szCs w:val="24"/>
+                  </w:rPr>
+                </m:ctrlPr>
+              </m:dPr>
+              <m:e>
+                <m:r>
+                  <w:rPr>
+                    <w:rFonts w:ascii="Cambria Math" w:eastAsiaTheme="minorEastAsia" w:hAnsi="Cambria Math"/>
+                    <w:sz w:val="24"/>
+                    <w:szCs w:val="24"/>
+                  </w:rPr>
+                  <m:t>m</m:t>
+                </m:r>
+                <m:r>
+                  <w:rPr>
+                    <w:rFonts w:ascii="Cambria Math" w:eastAsiaTheme="minorEastAsia" w:hAnsi="Cambria Math"/>
+                    <w:sz w:val="24"/>
+                    <w:szCs w:val="24"/>
+                  </w:rPr>
+                  <m:t>-</m:t>
+                </m:r>
+                <m:d>
+                  <m:dPr>
+                    <m:ctrlPr>
+                      <w:rPr>
+                        <w:rFonts w:ascii="Cambria Math" w:eastAsiaTheme="minorEastAsia" w:hAnsi="Cambria Math"/>
+                        <w:bCs/>
+                        <w:i/>
+                        <w:sz w:val="24"/>
+                        <w:szCs w:val="24"/>
+                      </w:rPr>
+                    </m:ctrlPr>
+                  </m:dPr>
+                  <m:e>
+                    <m:r>
+                      <w:rPr>
+                        <w:rFonts w:ascii="Cambria Math" w:eastAsiaTheme="minorEastAsia" w:hAnsi="Cambria Math"/>
+                        <w:sz w:val="24"/>
+                        <w:szCs w:val="24"/>
+                      </w:rPr>
+                      <m:t>k+l</m:t>
+                    </m:r>
+                  </m:e>
+                </m:d>
+              </m:e>
+            </m:d>
+          </m:e>
+          <m:sup>
+            <m:r>
+              <w:rPr>
+                <w:rFonts w:ascii="Cambria Math" w:eastAsiaTheme="minorEastAsia" w:hAnsi="Cambria Math"/>
+                <w:sz w:val="24"/>
+                <w:szCs w:val="24"/>
+              </w:rPr>
+              <m:t>2</m:t>
+            </m:r>
+          </m:sup>
+        </m:sSup>
+      </m:oMath>
+      <w:r>
+        <w:rPr>
+          <w:rFonts w:eastAsiaTheme="minorEastAsia"/>
+          <w:bCs/>
+          <w:sz w:val="24"/>
+          <w:szCs w:val="24"/>
+        </w:rPr>
+        <w:t>. Some algebra follows:</w:t>
+      </w:r>
+    </w:p>
+    <w:p>
+      <w:pPr>
+        <w:pStyle w:val="ListParagraph"/>
+        <w:spacing w:after="0"/>
+        <w:ind w:left="1710"/>
+        <w:rPr>
+          <w:rFonts w:eastAsiaTheme="minorEastAsia"/>
+          <w:bCs/>
+          <w:sz w:val="24"/>
+          <w:szCs w:val="24"/>
+        </w:rPr>
+      </w:pPr>
+      <m:oMathPara>
+        <m:oMathParaPr>
+          <m:jc m:val="center"/>
+        </m:oMathParaPr>
+        <m:oMath>
+          <m:sSup>
+            <m:sSupPr>
+              <m:ctrlPr>
+                <w:rPr>
+                  <w:rFonts w:ascii="Cambria Math" w:eastAsiaTheme="minorEastAsia" w:hAnsi="Cambria Math"/>
+                  <w:bCs/>
+                  <w:i/>
+                  <w:sz w:val="24"/>
+                  <w:szCs w:val="24"/>
+                </w:rPr>
+              </m:ctrlPr>
+            </m:sSupPr>
+            <m:e>
+              <m:r>
+                <w:rPr>
+                  <w:rFonts w:ascii="Cambria Math" w:eastAsiaTheme="minorEastAsia" w:hAnsi="Cambria Math"/>
+                  <w:sz w:val="24"/>
+                  <w:szCs w:val="24"/>
+                </w:rPr>
+                <m:t>m</m:t>
+              </m:r>
+            </m:e>
+            <m:sup>
+              <m:r>
+                <w:rPr>
+                  <w:rFonts w:ascii="Cambria Math" w:eastAsiaTheme="minorEastAsia" w:hAnsi="Cambria Math"/>
+                  <w:sz w:val="24"/>
+                  <w:szCs w:val="24"/>
+                </w:rPr>
+                <m:t>2</m:t>
+              </m:r>
+            </m:sup>
+          </m:sSup>
+          <m:r>
+            <w:rPr>
+              <w:rFonts w:ascii="Cambria Math" w:eastAsiaTheme="minorEastAsia" w:hAnsi="Cambria Math"/>
+              <w:sz w:val="24"/>
+              <w:szCs w:val="24"/>
+            </w:rPr>
+            <m:t>≤</m:t>
+          </m:r>
+          <m:sSup>
+            <m:sSupPr>
+              <m:ctrlPr>
+                <w:rPr>
+                  <w:rFonts w:ascii="Cambria Math" w:eastAsiaTheme="minorEastAsia" w:hAnsi="Cambria Math"/>
+                  <w:bCs/>
+                  <w:i/>
+                  <w:sz w:val="24"/>
+                  <w:szCs w:val="24"/>
+                </w:rPr>
+              </m:ctrlPr>
+            </m:sSupPr>
+            <m:e>
+              <m:r>
+                <w:rPr>
+                  <w:rFonts w:ascii="Cambria Math" w:eastAsiaTheme="minorEastAsia" w:hAnsi="Cambria Math"/>
+                  <w:sz w:val="24"/>
+                  <w:szCs w:val="24"/>
+                </w:rPr>
+                <m:t>m</m:t>
+              </m:r>
+            </m:e>
+            <m:sup>
+              <m:r>
+                <w:rPr>
+                  <w:rFonts w:ascii="Cambria Math" w:eastAsiaTheme="minorEastAsia" w:hAnsi="Cambria Math"/>
+                  <w:sz w:val="24"/>
+                  <w:szCs w:val="24"/>
+                </w:rPr>
+                <m:t>2</m:t>
+              </m:r>
+            </m:sup>
+          </m:sSup>
+          <m:r>
+            <w:rPr>
+              <w:rFonts w:ascii="Cambria Math" w:eastAsiaTheme="minorEastAsia" w:hAnsi="Cambria Math"/>
+              <w:sz w:val="24"/>
+              <w:szCs w:val="24"/>
+            </w:rPr>
+            <m:t>-2</m:t>
+          </m:r>
+          <m:r>
+            <w:rPr>
+              <w:rFonts w:ascii="Cambria Math" w:eastAsiaTheme="minorEastAsia" w:hAnsi="Cambria Math"/>
+              <w:sz w:val="24"/>
+              <w:szCs w:val="24"/>
+            </w:rPr>
+            <m:t>m</m:t>
+          </m:r>
+          <m:d>
+            <m:dPr>
+              <m:ctrlPr>
+                <w:rPr>
+                  <w:rFonts w:ascii="Cambria Math" w:eastAsiaTheme="minorEastAsia" w:hAnsi="Cambria Math"/>
+                  <w:bCs/>
+                  <w:i/>
+                  <w:sz w:val="24"/>
+                  <w:szCs w:val="24"/>
+                </w:rPr>
+              </m:ctrlPr>
+            </m:dPr>
+            <m:e>
+              <m:r>
+                <w:rPr>
+                  <w:rFonts w:ascii="Cambria Math" w:eastAsiaTheme="minorEastAsia" w:hAnsi="Cambria Math"/>
+                  <w:sz w:val="24"/>
+                  <w:szCs w:val="24"/>
+                </w:rPr>
+                <m:t>k+l</m:t>
+              </m:r>
+            </m:e>
+          </m:d>
+          <m:r>
+            <w:rPr>
+              <w:rFonts w:ascii="Cambria Math" w:eastAsiaTheme="minorEastAsia" w:hAnsi="Cambria Math"/>
+              <w:sz w:val="24"/>
+              <w:szCs w:val="24"/>
+            </w:rPr>
+            <m:t>+</m:t>
+          </m:r>
+          <m:sSup>
+            <m:sSupPr>
+              <m:ctrlPr>
+                <w:rPr>
+                  <w:rFonts w:ascii="Cambria Math" w:eastAsiaTheme="minorEastAsia" w:hAnsi="Cambria Math"/>
+                  <w:bCs/>
+                  <w:i/>
+                  <w:sz w:val="24"/>
+                  <w:szCs w:val="24"/>
+                </w:rPr>
+              </m:ctrlPr>
+            </m:sSupPr>
+            <m:e>
+              <m:d>
+                <m:dPr>
+                  <m:ctrlPr>
+                    <w:rPr>
+                      <w:rFonts w:ascii="Cambria Math" w:eastAsiaTheme="minorEastAsia" w:hAnsi="Cambria Math"/>
+                      <w:bCs/>
+                      <w:i/>
+                      <w:sz w:val="24"/>
+                      <w:szCs w:val="24"/>
+                    </w:rPr>
+                  </m:ctrlPr>
+                </m:dPr>
+                <m:e>
+                  <m:r>
+                    <w:rPr>
+                      <w:rFonts w:ascii="Cambria Math" w:eastAsiaTheme="minorEastAsia" w:hAnsi="Cambria Math"/>
+                      <w:sz w:val="24"/>
+                      <w:szCs w:val="24"/>
+                    </w:rPr>
+                    <m:t>k+l</m:t>
+                  </m:r>
+                </m:e>
+              </m:d>
+            </m:e>
+            <m:sup>
+              <m:r>
+                <w:rPr>
+                  <w:rFonts w:ascii="Cambria Math" w:eastAsiaTheme="minorEastAsia" w:hAnsi="Cambria Math"/>
+                  <w:sz w:val="24"/>
+                  <w:szCs w:val="24"/>
+                </w:rPr>
+                <m:t>2</m:t>
+              </m:r>
+            </m:sup>
+          </m:sSup>
+        </m:oMath>
+      </m:oMathPara>
+    </w:p>
+    <w:p>
+      <w:pPr>
+        <w:pStyle w:val="ListParagraph"/>
+        <w:spacing w:after="0"/>
+        <w:ind w:left="1710"/>
+        <w:rPr>
+          <w:rFonts w:eastAsiaTheme="minorEastAsia"/>
+          <w:bCs/>
+          <w:sz w:val="24"/>
+          <w:szCs w:val="24"/>
+        </w:rPr>
+      </w:pPr>
+      <m:oMathPara>
+        <m:oMathParaPr>
+          <m:jc m:val="center"/>
+        </m:oMathParaPr>
+        <m:oMath>
+          <m:r>
+            <w:rPr>
+              <w:rFonts w:ascii="Cambria Math" w:hAnsi="Cambria Math"/>
+              <w:sz w:val="24"/>
+              <w:szCs w:val="24"/>
+            </w:rPr>
+            <m:t>0≤-2</m:t>
+          </m:r>
+          <m:r>
+            <w:rPr>
+              <w:rFonts w:ascii="Cambria Math" w:hAnsi="Cambria Math"/>
+              <w:sz w:val="24"/>
+              <w:szCs w:val="24"/>
+            </w:rPr>
+            <m:t>m</m:t>
+          </m:r>
+          <m:d>
+            <m:dPr>
+              <m:ctrlPr>
+                <w:rPr>
+                  <w:rFonts w:ascii="Cambria Math" w:hAnsi="Cambria Math"/>
+                  <w:bCs/>
+                  <w:i/>
+                  <w:sz w:val="24"/>
+                  <w:szCs w:val="24"/>
+                </w:rPr>
+              </m:ctrlPr>
+            </m:dPr>
+            <m:e>
+              <m:r>
+                <w:rPr>
+                  <w:rFonts w:ascii="Cambria Math" w:hAnsi="Cambria Math"/>
+                  <w:sz w:val="24"/>
+                  <w:szCs w:val="24"/>
+                </w:rPr>
+                <m:t>k+l</m:t>
+              </m:r>
+            </m:e>
+          </m:d>
+          <m:r>
+            <w:rPr>
+              <w:rFonts w:ascii="Cambria Math" w:hAnsi="Cambria Math"/>
+              <w:sz w:val="24"/>
+              <w:szCs w:val="24"/>
+            </w:rPr>
+            <m:t>+</m:t>
+          </m:r>
+          <m:sSup>
+            <m:sSupPr>
+              <m:ctrlPr>
+                <w:rPr>
+                  <w:rFonts w:ascii="Cambria Math" w:hAnsi="Cambria Math"/>
+                  <w:bCs/>
+                  <w:i/>
+                  <w:sz w:val="24"/>
+                  <w:szCs w:val="24"/>
+                </w:rPr>
+              </m:ctrlPr>
+            </m:sSupPr>
+            <m:e>
+              <m:d>
+                <m:dPr>
+                  <m:ctrlPr>
+                    <w:rPr>
+                      <w:rFonts w:ascii="Cambria Math" w:hAnsi="Cambria Math"/>
+                      <w:bCs/>
+                      <w:i/>
+                      <w:sz w:val="24"/>
+                      <w:szCs w:val="24"/>
+                    </w:rPr>
+                  </m:ctrlPr>
+                </m:dPr>
+                <m:e>
+                  <m:r>
+                    <w:rPr>
+                      <w:rFonts w:ascii="Cambria Math" w:hAnsi="Cambria Math"/>
+                      <w:sz w:val="24"/>
+                      <w:szCs w:val="24"/>
+                    </w:rPr>
+                    <m:t>k+l</m:t>
+                  </m:r>
+                </m:e>
+              </m:d>
+            </m:e>
+            <m:sup>
+              <m:r>
+                <w:rPr>
+                  <w:rFonts w:ascii="Cambria Math" w:hAnsi="Cambria Math"/>
+                  <w:sz w:val="24"/>
+                  <w:szCs w:val="24"/>
+                </w:rPr>
+                <m:t>2</m:t>
+              </m:r>
+            </m:sup>
+          </m:sSup>
+        </m:oMath>
+      </m:oMathPara>
+    </w:p>
+    <w:p>
+      <w:pPr>
+        <w:pStyle w:val="ListParagraph"/>
+        <w:spacing w:after="0"/>
+        <w:ind w:left="1710"/>
+        <w:rPr>
+          <w:rFonts w:eastAsiaTheme="minorEastAsia"/>
+          <w:bCs/>
+          <w:sz w:val="24"/>
+          <w:szCs w:val="24"/>
+        </w:rPr>
+      </w:pPr>
+      <m:oMathPara>
+        <m:oMathParaPr>
+          <m:jc m:val="center"/>
+        </m:oMathParaPr>
+        <m:oMath>
+          <m:r>
+            <w:rPr>
+              <w:rFonts w:ascii="Cambria Math" w:hAnsi="Cambria Math"/>
+              <w:sz w:val="24"/>
+              <w:szCs w:val="24"/>
+            </w:rPr>
+            <m:t>2</m:t>
+          </m:r>
+          <m:r>
+            <w:rPr>
+              <w:rFonts w:ascii="Cambria Math" w:hAnsi="Cambria Math"/>
+              <w:sz w:val="24"/>
+              <w:szCs w:val="24"/>
+            </w:rPr>
+            <m:t>m</m:t>
+          </m:r>
+          <m:d>
+            <m:dPr>
+              <m:ctrlPr>
+                <w:rPr>
+                  <w:rFonts w:ascii="Cambria Math" w:hAnsi="Cambria Math"/>
+                  <w:bCs/>
+                  <w:i/>
+                  <w:sz w:val="24"/>
+                  <w:szCs w:val="24"/>
+                </w:rPr>
+              </m:ctrlPr>
+            </m:dPr>
+            <m:e>
+              <m:r>
+                <w:rPr>
+                  <w:rFonts w:ascii="Cambria Math" w:hAnsi="Cambria Math"/>
+                  <w:sz w:val="24"/>
+                  <w:szCs w:val="24"/>
+                </w:rPr>
+                <m:t>k+l</m:t>
+              </m:r>
+            </m:e>
+          </m:d>
+          <m:r>
+            <w:rPr>
+              <w:rFonts w:ascii="Cambria Math" w:hAnsi="Cambria Math"/>
+              <w:sz w:val="24"/>
+              <w:szCs w:val="24"/>
+            </w:rPr>
+            <m:t>≤</m:t>
+          </m:r>
+          <m:sSup>
+            <m:sSupPr>
+              <m:ctrlPr>
+                <w:rPr>
+                  <w:rFonts w:ascii="Cambria Math" w:hAnsi="Cambria Math"/>
+                  <w:bCs/>
+                  <w:i/>
+                  <w:sz w:val="24"/>
+                  <w:szCs w:val="24"/>
+                </w:rPr>
+              </m:ctrlPr>
+            </m:sSupPr>
+            <m:e>
+              <m:d>
+                <m:dPr>
+                  <m:ctrlPr>
+                    <w:rPr>
+                      <w:rFonts w:ascii="Cambria Math" w:hAnsi="Cambria Math"/>
+                      <w:bCs/>
+                      <w:i/>
+                      <w:sz w:val="24"/>
+                      <w:szCs w:val="24"/>
+                    </w:rPr>
+                  </m:ctrlPr>
+                </m:dPr>
+                <m:e>
+                  <m:r>
+                    <w:rPr>
+                      <w:rFonts w:ascii="Cambria Math" w:hAnsi="Cambria Math"/>
+                      <w:sz w:val="24"/>
+                      <w:szCs w:val="24"/>
+                    </w:rPr>
+                    <m:t>k+l</m:t>
+                  </m:r>
+                </m:e>
+              </m:d>
+            </m:e>
+            <m:sup>
+              <m:r>
+                <w:rPr>
+                  <w:rFonts w:ascii="Cambria Math" w:hAnsi="Cambria Math"/>
+                  <w:sz w:val="24"/>
+                  <w:szCs w:val="24"/>
+                </w:rPr>
+                <m:t>2</m:t>
+              </m:r>
+            </m:sup>
+          </m:sSup>
+        </m:oMath>
+      </m:oMathPara>
+    </w:p>
+    <w:p>
+      <w:pPr>
+        <w:pStyle w:val="ListParagraph"/>
+        <w:spacing w:after="0"/>
+        <w:ind w:left="1710"/>
+        <w:rPr>
+          <w:rFonts w:eastAsiaTheme="minorEastAsia"/>
+          <w:bCs/>
+          <w:sz w:val="24"/>
+          <w:szCs w:val="24"/>
+        </w:rPr>
+      </w:pPr>
+      <w:r>
+        <w:rPr>
+          <w:bCs/>
+          <w:sz w:val="24"/>
+          <w:szCs w:val="24"/>
+        </w:rPr>
+        <w:t xml:space="preserve">Since </w:t>
+      </w:r>
+      <m:oMath>
+        <m:r>
+          <w:rPr>
+            <w:rFonts w:ascii="Cambria Math" w:hAnsi="Cambria Math"/>
+            <w:sz w:val="24"/>
+            <w:szCs w:val="24"/>
+          </w:rPr>
+          <m:t>k+l≥1</m:t>
+        </m:r>
+      </m:oMath>
+      <w:r>
+        <w:rPr>
+          <w:rFonts w:eastAsiaTheme="minorEastAsia"/>
+          <w:bCs/>
+          <w:sz w:val="24"/>
+          <w:szCs w:val="24"/>
+        </w:rPr>
+        <w:t xml:space="preserve">, it is </w:t>
+      </w:r>
+      <w:r>
+        <w:rPr>
+          <w:rFonts w:eastAsiaTheme="minorEastAsia"/>
+          <w:bCs/>
+          <w:sz w:val="24"/>
+          <w:szCs w:val="24"/>
+        </w:rPr>
+        <w:t xml:space="preserve">possible to divide by </w:t>
+      </w:r>
+      <m:oMath>
+        <m:r>
+          <w:rPr>
+            <w:rFonts w:ascii="Cambria Math" w:eastAsiaTheme="minorEastAsia" w:hAnsi="Cambria Math"/>
+            <w:sz w:val="24"/>
+            <w:szCs w:val="24"/>
+          </w:rPr>
+          <m:t>(k+l)</m:t>
+        </m:r>
+      </m:oMath>
+    </w:p>
+    <w:p>
+      <w:pPr>
+        <w:pStyle w:val="ListParagraph"/>
+        <w:spacing w:after="0"/>
+        <w:ind w:left="1710"/>
+        <w:rPr>
+          <w:rFonts w:eastAsiaTheme="minorEastAsia"/>
+          <w:bCs/>
+          <w:sz w:val="24"/>
+          <w:szCs w:val="24"/>
+        </w:rPr>
+      </w:pPr>
+      <m:oMathPara>
+        <m:oMathParaPr>
+          <m:jc m:val="center"/>
+        </m:oMathParaPr>
+        <m:oMath>
+          <m:r>
+            <w:rPr>
+              <w:rFonts w:ascii="Cambria Math" w:hAnsi="Cambria Math"/>
+              <w:sz w:val="24"/>
+              <w:szCs w:val="24"/>
+            </w:rPr>
+            <m:t>2m≤k+l</m:t>
+          </m:r>
+          <m:r>
+            <w:rPr>
+              <w:bCs/>
+              <w:sz w:val="24"/>
+              <w:szCs w:val="24"/>
+            </w:rPr>
+            <w:br/>
+          </m:r>
+        </m:oMath>
+      </m:oMathPara>
+      <w:r>
+        <w:rPr>
+          <w:rFonts w:eastAsiaTheme="minorEastAsia"/>
+          <w:bCs/>
+          <w:sz w:val="24"/>
+          <w:szCs w:val="24"/>
+        </w:rPr>
+        <w:t xml:space="preserve">However, it was established that </w:t>
+      </w:r>
+      <m:oMath>
+        <m:d>
+          <m:dPr>
+            <m:begChr m:val="|"/>
+            <m:endChr m:val="|"/>
+            <m:ctrlPr>
+              <w:rPr>
+                <w:rFonts w:ascii="Cambria Math" w:hAnsi="Cambria Math"/>
+                <w:bCs/>
+                <w:i/>
+                <w:sz w:val="24"/>
+                <w:szCs w:val="24"/>
+              </w:rPr>
+            </m:ctrlPr>
+          </m:dPr>
+          <m:e>
+            <m:r>
+              <w:rPr>
+                <w:rFonts w:ascii="Cambria Math" w:hAnsi="Cambria Math"/>
+                <w:sz w:val="24"/>
+                <w:szCs w:val="24"/>
+              </w:rPr>
+              <m:t>vxy</m:t>
+            </m:r>
+          </m:e>
+        </m:d>
+        <m:r>
+          <w:rPr>
+            <w:rFonts w:ascii="Cambria Math" w:hAnsi="Cambria Math"/>
+            <w:sz w:val="24"/>
+            <w:szCs w:val="24"/>
+          </w:rPr>
+          <m:t>≤m</m:t>
+        </m:r>
+        <m:r>
+          <w:rPr>
+            <w:rFonts w:ascii="Cambria Math" w:hAnsi="Cambria Math"/>
+            <w:sz w:val="24"/>
+            <w:szCs w:val="24"/>
+          </w:rPr>
+          <m:t xml:space="preserve">, </m:t>
+        </m:r>
+      </m:oMath>
+      <w:r>
+        <w:rPr>
+          <w:rFonts w:eastAsiaTheme="minorEastAsia"/>
+          <w:bCs/>
+          <w:sz w:val="24"/>
+          <w:szCs w:val="24"/>
+        </w:rPr>
+        <w:t xml:space="preserve">therefore </w:t>
+      </w:r>
+      <m:oMath>
+        <m:r>
+          <w:rPr>
+            <w:rFonts w:ascii="Cambria Math" w:eastAsiaTheme="minorEastAsia" w:hAnsi="Cambria Math"/>
+            <w:sz w:val="24"/>
+            <w:szCs w:val="24"/>
+          </w:rPr>
+          <m:t>k+l≤m</m:t>
+        </m:r>
+      </m:oMath>
+      <w:r>
+        <w:rPr>
+          <w:rFonts w:eastAsiaTheme="minorEastAsia"/>
+          <w:bCs/>
+          <w:sz w:val="24"/>
+          <w:szCs w:val="24"/>
+        </w:rPr>
+        <w:t xml:space="preserve">. This results in a contradiction because </w:t>
+      </w:r>
+      <m:oMath>
+        <m:r>
+          <w:rPr>
+            <w:rFonts w:ascii="Cambria Math" w:eastAsiaTheme="minorEastAsia" w:hAnsi="Cambria Math"/>
+            <w:sz w:val="24"/>
+            <w:szCs w:val="24"/>
+          </w:rPr>
+          <m:t>m≥1</m:t>
+        </m:r>
+      </m:oMath>
+      <w:r>
+        <w:rPr>
+          <w:rFonts w:eastAsiaTheme="minorEastAsia"/>
+          <w:bCs/>
+          <w:sz w:val="24"/>
+          <w:szCs w:val="24"/>
+        </w:rPr>
+        <w:t xml:space="preserve"> and </w:t>
+      </w:r>
+      <m:oMath>
+        <m:r>
+          <w:rPr>
+            <w:rFonts w:ascii="Cambria Math" w:eastAsiaTheme="minorEastAsia" w:hAnsi="Cambria Math"/>
+            <w:sz w:val="24"/>
+            <w:szCs w:val="24"/>
+          </w:rPr>
+          <m:t>k+l≥1</m:t>
+        </m:r>
+      </m:oMath>
+      <w:r>
+        <w:rPr>
+          <w:rFonts w:eastAsiaTheme="minorEastAsia"/>
+          <w:bCs/>
+          <w:sz w:val="24"/>
+          <w:szCs w:val="24"/>
+        </w:rPr>
+        <w:t>.</w:t>
+      </w:r>
+    </w:p>
+    <w:p>
+      <w:pPr>
+        <w:pStyle w:val="ListParagraph"/>
+        <w:ind w:left="1710"/>
+        <w:rPr>
+          <w:rFonts w:eastAsiaTheme="minorEastAsia"/>
+          <w:bCs/>
+          <w:sz w:val="24"/>
+          <w:szCs w:val="24"/>
+        </w:rPr>
+      </w:pPr>
+      <w:r>
+        <w:rPr>
+          <w:rFonts w:eastAsiaTheme="minorEastAsia"/>
+          <w:bCs/>
+          <w:sz w:val="24"/>
+          <w:szCs w:val="24"/>
+        </w:rPr>
+        <w:t xml:space="preserve">Therefore, </w:t>
+      </w:r>
+      <m:oMath>
+        <m:sSub>
+          <m:sSubPr>
+            <m:ctrlPr>
+              <w:rPr>
+                <w:rFonts w:ascii="Cambria Math" w:eastAsiaTheme="minorEastAsia" w:hAnsi="Cambria Math"/>
+                <w:bCs/>
+                <w:i/>
+                <w:sz w:val="24"/>
+                <w:szCs w:val="24"/>
+              </w:rPr>
+            </m:ctrlPr>
+          </m:sSubPr>
+          <m:e>
+            <m:r>
+              <w:rPr>
+                <w:rFonts w:ascii="Cambria Math" w:eastAsiaTheme="minorEastAsia" w:hAnsi="Cambria Math"/>
+                <w:sz w:val="24"/>
+                <w:szCs w:val="24"/>
+              </w:rPr>
+              <m:t>w</m:t>
+            </m:r>
+          </m:e>
+          <m:sub>
+            <m:r>
+              <w:rPr>
+                <w:rFonts w:ascii="Cambria Math" w:eastAsiaTheme="minorEastAsia" w:hAnsi="Cambria Math"/>
+                <w:sz w:val="24"/>
+                <w:szCs w:val="24"/>
+              </w:rPr>
+              <m:t>0</m:t>
+            </m:r>
+          </m:sub>
+        </m:sSub>
+        <m:r>
+          <w:rPr>
+            <w:rFonts w:ascii="Cambria Math" w:eastAsiaTheme="minorEastAsia" w:hAnsi="Cambria Math"/>
+            <w:sz w:val="24"/>
+            <w:szCs w:val="24"/>
+          </w:rPr>
+          <m:t>∉L</m:t>
+        </m:r>
+      </m:oMath>
+      <w:r>
+        <w:rPr>
+          <w:rFonts w:eastAsiaTheme="minorEastAsia"/>
+          <w:bCs/>
+          <w:sz w:val="24"/>
+          <w:szCs w:val="24"/>
+        </w:rPr>
+        <w:t xml:space="preserve"> and </w:t>
+      </w:r>
+      <m:oMath>
+        <m:r>
+          <w:rPr>
+            <w:rFonts w:ascii="Cambria Math" w:eastAsiaTheme="minorEastAsia" w:hAnsi="Cambria Math"/>
+            <w:sz w:val="24"/>
+            <w:szCs w:val="24"/>
+          </w:rPr>
+          <m:t>L</m:t>
+        </m:r>
+      </m:oMath>
+      <w:r>
+        <w:rPr>
+          <w:rFonts w:eastAsiaTheme="minorEastAsia"/>
+          <w:bCs/>
+          <w:sz w:val="24"/>
+          <w:szCs w:val="24"/>
+        </w:rPr>
+        <w:t xml:space="preserve"> is not context-free.</w:t>
       </w:r>
     </w:p>
     <w:p>
@@ -7426,17 +12256,87 @@
         </w:rPr>
         <w:t xml:space="preserve"> </w:t>
       </w:r>
-      <w:r>
-        <w:rPr>
-          <w:rFonts w:eastAsiaTheme="minorEastAsia"/>
-          <w:sz w:val="24"/>
-          <w:szCs w:val="24"/>
-        </w:rPr>
-        <w:br/>
-      </w:r>
-      <w:r>
-        <w:br/>
-      </w:r>
+    </w:p>
+    <w:p>
+      <w:pPr>
+        <w:ind w:left="990"/>
+        <w:rPr>
+          <w:rFonts w:eastAsiaTheme="minorEastAsia"/>
+          <w:sz w:val="24"/>
+          <w:szCs w:val="24"/>
+        </w:rPr>
+      </w:pPr>
+      <w:r>
+        <w:rPr>
+          <w:rFonts w:eastAsiaTheme="minorEastAsia"/>
+          <w:sz w:val="24"/>
+          <w:szCs w:val="24"/>
+        </w:rPr>
+        <w:t>The language is linear because it can be generated by the linear grammar:</w:t>
+      </w:r>
+    </w:p>
+    <w:p>
+      <w:pPr>
+        <w:spacing w:after="0"/>
+        <w:ind w:left="990"/>
+        <w:rPr>
+          <w:rFonts w:eastAsiaTheme="minorEastAsia"/>
+          <w:sz w:val="24"/>
+          <w:szCs w:val="24"/>
+        </w:rPr>
+      </w:pPr>
+      <m:oMathPara>
+        <m:oMathParaPr>
+          <m:jc m:val="left"/>
+        </m:oMathParaPr>
+        <m:oMath>
+          <m:r>
+            <w:rPr>
+              <w:rFonts w:ascii="Cambria Math" w:eastAsiaTheme="minorEastAsia" w:hAnsi="Cambria Math"/>
+              <w:sz w:val="24"/>
+              <w:szCs w:val="24"/>
+            </w:rPr>
+            <m:t>S→</m:t>
+          </m:r>
+          <m:r>
+            <w:rPr>
+              <w:rFonts w:ascii="Cambria Math" w:eastAsiaTheme="minorEastAsia" w:hAnsi="Cambria Math"/>
+              <w:sz w:val="24"/>
+              <w:szCs w:val="24"/>
+            </w:rPr>
+            <m:t>Sc|A</m:t>
+          </m:r>
+        </m:oMath>
+      </m:oMathPara>
+    </w:p>
+    <w:p>
+      <w:pPr>
+        <w:spacing w:after="0"/>
+        <w:ind w:left="990"/>
+      </w:pPr>
+      <m:oMathPara>
+        <m:oMathParaPr>
+          <m:jc m:val="left"/>
+        </m:oMathParaPr>
+        <m:oMath>
+          <m:r>
+            <w:rPr>
+              <w:rFonts w:ascii="Cambria Math" w:eastAsiaTheme="minorEastAsia" w:hAnsi="Cambria Math"/>
+              <w:sz w:val="24"/>
+              <w:szCs w:val="24"/>
+            </w:rPr>
+            <m:t>A→aAb|λ</m:t>
+          </m:r>
+          <m:r>
+            <w:rPr>
+              <w:rFonts w:eastAsiaTheme="minorEastAsia"/>
+              <w:sz w:val="24"/>
+              <w:szCs w:val="24"/>
+            </w:rPr>
+            <w:br/>
+          </m:r>
+        </m:oMath>
+      </m:oMathPara>
     </w:p>
     <w:p>
       <w:pPr>
@@ -7445,12 +12345,17 @@
           <w:ilvl w:val="0"/>
           <w:numId w:val="1"/>
         </w:numPr>
-      </w:pPr>
-      <w:r>
-        <w:rPr>
-          <w:sz w:val="24"/>
-          <w:szCs w:val="24"/>
-        </w:rPr>
+        <w:rPr>
+          <w:sz w:val="24"/>
+          <w:szCs w:val="24"/>
+        </w:rPr>
+      </w:pPr>
+      <w:r>
+        <w:rPr>
+          <w:sz w:val="24"/>
+          <w:szCs w:val="24"/>
+        </w:rPr>
+        <w:lastRenderedPageBreak/>
         <w:t>Show</w:t>
       </w:r>
       <w:r>
@@ -7474,6 +12379,934 @@
           <w:szCs w:val="24"/>
         </w:rPr>
         <w:br/>
+      </w:r>
+      <m:oMath>
+        <m:sSub>
+          <m:sSubPr>
+            <m:ctrlPr>
+              <w:rPr>
+                <w:rFonts w:ascii="Cambria Math" w:eastAsiaTheme="minorEastAsia" w:hAnsi="Cambria Math"/>
+                <w:i/>
+                <w:sz w:val="24"/>
+                <w:szCs w:val="24"/>
+              </w:rPr>
+            </m:ctrlPr>
+          </m:sSubPr>
+          <m:e>
+            <m:r>
+              <w:rPr>
+                <w:rFonts w:ascii="Cambria Math" w:eastAsiaTheme="minorEastAsia" w:hAnsi="Cambria Math"/>
+                <w:sz w:val="24"/>
+                <w:szCs w:val="24"/>
+              </w:rPr>
+              <m:t>L</m:t>
+            </m:r>
+          </m:e>
+          <m:sub>
+            <m:r>
+              <w:rPr>
+                <w:rFonts w:ascii="Cambria Math" w:eastAsiaTheme="minorEastAsia" w:hAnsi="Cambria Math"/>
+                <w:sz w:val="24"/>
+                <w:szCs w:val="24"/>
+              </w:rPr>
+              <m:t>1</m:t>
+            </m:r>
+          </m:sub>
+        </m:sSub>
+        <m:r>
+          <w:rPr>
+            <w:rFonts w:ascii="Cambria Math" w:eastAsiaTheme="minorEastAsia" w:hAnsi="Cambria Math"/>
+            <w:sz w:val="24"/>
+            <w:szCs w:val="24"/>
+          </w:rPr>
+          <m:t>=</m:t>
+        </m:r>
+        <m:d>
+          <m:dPr>
+            <m:begChr m:val="{"/>
+            <m:endChr m:val="}"/>
+            <m:ctrlPr>
+              <w:rPr>
+                <w:rFonts w:ascii="Cambria Math" w:eastAsiaTheme="minorEastAsia" w:hAnsi="Cambria Math"/>
+                <w:i/>
+                <w:sz w:val="24"/>
+                <w:szCs w:val="24"/>
+              </w:rPr>
+            </m:ctrlPr>
+          </m:dPr>
+          <m:e>
+            <m:sSup>
+              <m:sSupPr>
+                <m:ctrlPr>
+                  <w:rPr>
+                    <w:rFonts w:ascii="Cambria Math" w:eastAsiaTheme="minorEastAsia" w:hAnsi="Cambria Math"/>
+                    <w:i/>
+                    <w:sz w:val="24"/>
+                    <w:szCs w:val="24"/>
+                  </w:rPr>
+                </m:ctrlPr>
+              </m:sSupPr>
+              <m:e>
+                <m:r>
+                  <w:rPr>
+                    <w:rFonts w:ascii="Cambria Math" w:eastAsiaTheme="minorEastAsia" w:hAnsi="Cambria Math"/>
+                    <w:sz w:val="24"/>
+                    <w:szCs w:val="24"/>
+                  </w:rPr>
+                  <m:t>a</m:t>
+                </m:r>
+              </m:e>
+              <m:sup>
+                <m:r>
+                  <w:rPr>
+                    <w:rFonts w:ascii="Cambria Math" w:eastAsiaTheme="minorEastAsia" w:hAnsi="Cambria Math"/>
+                    <w:sz w:val="24"/>
+                    <w:szCs w:val="24"/>
+                  </w:rPr>
+                  <m:t>n</m:t>
+                </m:r>
+              </m:sup>
+            </m:sSup>
+            <m:sSup>
+              <m:sSupPr>
+                <m:ctrlPr>
+                  <w:rPr>
+                    <w:rFonts w:ascii="Cambria Math" w:eastAsiaTheme="minorEastAsia" w:hAnsi="Cambria Math"/>
+                    <w:i/>
+                    <w:sz w:val="24"/>
+                    <w:szCs w:val="24"/>
+                  </w:rPr>
+                </m:ctrlPr>
+              </m:sSupPr>
+              <m:e>
+                <m:r>
+                  <w:rPr>
+                    <w:rFonts w:ascii="Cambria Math" w:eastAsiaTheme="minorEastAsia" w:hAnsi="Cambria Math"/>
+                    <w:sz w:val="24"/>
+                    <w:szCs w:val="24"/>
+                  </w:rPr>
+                  <m:t>b</m:t>
+                </m:r>
+              </m:e>
+              <m:sup>
+                <m:r>
+                  <w:rPr>
+                    <w:rFonts w:ascii="Cambria Math" w:eastAsiaTheme="minorEastAsia" w:hAnsi="Cambria Math"/>
+                    <w:sz w:val="24"/>
+                    <w:szCs w:val="24"/>
+                  </w:rPr>
+                  <m:t>n</m:t>
+                </m:r>
+              </m:sup>
+            </m:sSup>
+            <m:sSup>
+              <m:sSupPr>
+                <m:ctrlPr>
+                  <w:rPr>
+                    <w:rFonts w:ascii="Cambria Math" w:eastAsiaTheme="minorEastAsia" w:hAnsi="Cambria Math"/>
+                    <w:i/>
+                    <w:sz w:val="24"/>
+                    <w:szCs w:val="24"/>
+                  </w:rPr>
+                </m:ctrlPr>
+              </m:sSupPr>
+              <m:e>
+                <m:r>
+                  <w:rPr>
+                    <w:rFonts w:ascii="Cambria Math" w:eastAsiaTheme="minorEastAsia" w:hAnsi="Cambria Math"/>
+                    <w:sz w:val="24"/>
+                    <w:szCs w:val="24"/>
+                  </w:rPr>
+                  <m:t>c</m:t>
+                </m:r>
+              </m:e>
+              <m:sup>
+                <m:r>
+                  <w:rPr>
+                    <w:rFonts w:ascii="Cambria Math" w:eastAsiaTheme="minorEastAsia" w:hAnsi="Cambria Math"/>
+                    <w:sz w:val="24"/>
+                    <w:szCs w:val="24"/>
+                  </w:rPr>
+                  <m:t>m</m:t>
+                </m:r>
+              </m:sup>
+            </m:sSup>
+          </m:e>
+          <m:e>
+            <m:r>
+              <w:rPr>
+                <w:rFonts w:ascii="Cambria Math" w:eastAsiaTheme="minorEastAsia" w:hAnsi="Cambria Math"/>
+                <w:sz w:val="24"/>
+                <w:szCs w:val="24"/>
+              </w:rPr>
+              <m:t>n≥0,m≥</m:t>
+            </m:r>
+          </m:e>
+        </m:d>
+      </m:oMath>
+      <w:r>
+        <w:rPr>
+          <w:rFonts w:eastAsiaTheme="minorEastAsia"/>
+          <w:sz w:val="24"/>
+          <w:szCs w:val="24"/>
+        </w:rPr>
+        <w:t xml:space="preserve"> and </w:t>
+      </w:r>
+      <m:oMath>
+        <m:sSub>
+          <m:sSubPr>
+            <m:ctrlPr>
+              <w:rPr>
+                <w:rFonts w:ascii="Cambria Math" w:eastAsiaTheme="minorEastAsia" w:hAnsi="Cambria Math"/>
+                <w:i/>
+                <w:sz w:val="24"/>
+                <w:szCs w:val="24"/>
+              </w:rPr>
+            </m:ctrlPr>
+          </m:sSubPr>
+          <m:e>
+            <m:r>
+              <w:rPr>
+                <w:rFonts w:ascii="Cambria Math" w:eastAsiaTheme="minorEastAsia" w:hAnsi="Cambria Math"/>
+                <w:sz w:val="24"/>
+                <w:szCs w:val="24"/>
+              </w:rPr>
+              <m:t>L</m:t>
+            </m:r>
+          </m:e>
+          <m:sub>
+            <m:r>
+              <w:rPr>
+                <w:rFonts w:ascii="Cambria Math" w:eastAsiaTheme="minorEastAsia" w:hAnsi="Cambria Math"/>
+                <w:sz w:val="24"/>
+                <w:szCs w:val="24"/>
+              </w:rPr>
+              <m:t>2</m:t>
+            </m:r>
+          </m:sub>
+        </m:sSub>
+        <m:r>
+          <w:rPr>
+            <w:rFonts w:ascii="Cambria Math" w:eastAsiaTheme="minorEastAsia" w:hAnsi="Cambria Math"/>
+            <w:sz w:val="24"/>
+            <w:szCs w:val="24"/>
+          </w:rPr>
+          <m:t>=</m:t>
+        </m:r>
+        <m:d>
+          <m:dPr>
+            <m:begChr m:val="{"/>
+            <m:endChr m:val="}"/>
+            <m:ctrlPr>
+              <w:rPr>
+                <w:rFonts w:ascii="Cambria Math" w:eastAsiaTheme="minorEastAsia" w:hAnsi="Cambria Math"/>
+                <w:i/>
+                <w:sz w:val="24"/>
+                <w:szCs w:val="24"/>
+              </w:rPr>
+            </m:ctrlPr>
+          </m:dPr>
+          <m:e>
+            <m:sSup>
+              <m:sSupPr>
+                <m:ctrlPr>
+                  <w:rPr>
+                    <w:rFonts w:ascii="Cambria Math" w:eastAsiaTheme="minorEastAsia" w:hAnsi="Cambria Math"/>
+                    <w:i/>
+                    <w:sz w:val="24"/>
+                    <w:szCs w:val="24"/>
+                  </w:rPr>
+                </m:ctrlPr>
+              </m:sSupPr>
+              <m:e>
+                <m:r>
+                  <w:rPr>
+                    <w:rFonts w:ascii="Cambria Math" w:eastAsiaTheme="minorEastAsia" w:hAnsi="Cambria Math"/>
+                    <w:sz w:val="24"/>
+                    <w:szCs w:val="24"/>
+                  </w:rPr>
+                  <m:t>a</m:t>
+                </m:r>
+              </m:e>
+              <m:sup>
+                <m:r>
+                  <w:rPr>
+                    <w:rFonts w:ascii="Cambria Math" w:eastAsiaTheme="minorEastAsia" w:hAnsi="Cambria Math"/>
+                    <w:sz w:val="24"/>
+                    <w:szCs w:val="24"/>
+                  </w:rPr>
+                  <m:t>k</m:t>
+                </m:r>
+              </m:sup>
+            </m:sSup>
+            <m:sSup>
+              <m:sSupPr>
+                <m:ctrlPr>
+                  <w:rPr>
+                    <w:rFonts w:ascii="Cambria Math" w:eastAsiaTheme="minorEastAsia" w:hAnsi="Cambria Math"/>
+                    <w:i/>
+                    <w:sz w:val="24"/>
+                    <w:szCs w:val="24"/>
+                  </w:rPr>
+                </m:ctrlPr>
+              </m:sSupPr>
+              <m:e>
+                <m:r>
+                  <w:rPr>
+                    <w:rFonts w:ascii="Cambria Math" w:eastAsiaTheme="minorEastAsia" w:hAnsi="Cambria Math"/>
+                    <w:sz w:val="24"/>
+                    <w:szCs w:val="24"/>
+                  </w:rPr>
+                  <m:t>b</m:t>
+                </m:r>
+              </m:e>
+              <m:sup>
+                <m:r>
+                  <w:rPr>
+                    <w:rFonts w:ascii="Cambria Math" w:eastAsiaTheme="minorEastAsia" w:hAnsi="Cambria Math"/>
+                    <w:sz w:val="24"/>
+                    <w:szCs w:val="24"/>
+                  </w:rPr>
+                  <m:t>l</m:t>
+                </m:r>
+              </m:sup>
+            </m:sSup>
+            <m:sSup>
+              <m:sSupPr>
+                <m:ctrlPr>
+                  <w:rPr>
+                    <w:rFonts w:ascii="Cambria Math" w:eastAsiaTheme="minorEastAsia" w:hAnsi="Cambria Math"/>
+                    <w:i/>
+                    <w:sz w:val="24"/>
+                    <w:szCs w:val="24"/>
+                  </w:rPr>
+                </m:ctrlPr>
+              </m:sSupPr>
+              <m:e>
+                <m:r>
+                  <w:rPr>
+                    <w:rFonts w:ascii="Cambria Math" w:eastAsiaTheme="minorEastAsia" w:hAnsi="Cambria Math"/>
+                    <w:sz w:val="24"/>
+                    <w:szCs w:val="24"/>
+                  </w:rPr>
+                  <m:t>c</m:t>
+                </m:r>
+              </m:e>
+              <m:sup>
+                <m:r>
+                  <w:rPr>
+                    <w:rFonts w:ascii="Cambria Math" w:eastAsiaTheme="minorEastAsia" w:hAnsi="Cambria Math"/>
+                    <w:sz w:val="24"/>
+                    <w:szCs w:val="24"/>
+                  </w:rPr>
+                  <m:t>l</m:t>
+                </m:r>
+              </m:sup>
+            </m:sSup>
+          </m:e>
+          <m:e>
+            <m:r>
+              <w:rPr>
+                <w:rFonts w:ascii="Cambria Math" w:eastAsiaTheme="minorEastAsia" w:hAnsi="Cambria Math"/>
+                <w:sz w:val="24"/>
+                <w:szCs w:val="24"/>
+              </w:rPr>
+              <m:t>k≥0,l≥0</m:t>
+            </m:r>
+          </m:e>
+        </m:d>
+      </m:oMath>
+      <w:r>
+        <w:rPr>
+          <w:rFonts w:eastAsiaTheme="minorEastAsia"/>
+          <w:sz w:val="24"/>
+          <w:szCs w:val="24"/>
+        </w:rPr>
+        <w:t>.</w:t>
+      </w:r>
+    </w:p>
+    <w:p>
+      <w:pPr>
+        <w:pStyle w:val="ListParagraph"/>
+        <w:ind w:left="990"/>
+        <w:rPr>
+          <w:rFonts w:eastAsiaTheme="minorEastAsia"/>
+          <w:sz w:val="24"/>
+          <w:szCs w:val="24"/>
+        </w:rPr>
+      </w:pPr>
+      <m:oMath>
+        <m:sSub>
+          <m:sSubPr>
+            <m:ctrlPr>
+              <w:rPr>
+                <w:rFonts w:ascii="Cambria Math" w:hAnsi="Cambria Math"/>
+                <w:i/>
+                <w:sz w:val="24"/>
+                <w:szCs w:val="24"/>
+              </w:rPr>
+            </m:ctrlPr>
+          </m:sSubPr>
+          <m:e>
+            <m:r>
+              <w:rPr>
+                <w:rFonts w:ascii="Cambria Math" w:hAnsi="Cambria Math"/>
+                <w:sz w:val="24"/>
+                <w:szCs w:val="24"/>
+              </w:rPr>
+              <m:t>L</m:t>
+            </m:r>
+          </m:e>
+          <m:sub>
+            <m:r>
+              <w:rPr>
+                <w:rFonts w:ascii="Cambria Math" w:hAnsi="Cambria Math"/>
+                <w:sz w:val="24"/>
+                <w:szCs w:val="24"/>
+              </w:rPr>
+              <m:t>1</m:t>
+            </m:r>
+          </m:sub>
+        </m:sSub>
+      </m:oMath>
+      <w:r>
+        <w:rPr>
+          <w:rFonts w:eastAsiaTheme="minorEastAsia"/>
+          <w:sz w:val="24"/>
+          <w:szCs w:val="24"/>
+        </w:rPr>
+        <w:t xml:space="preserve"> is a linear language as proved in the previous question. </w:t>
+      </w:r>
+      <m:oMath>
+        <m:sSub>
+          <m:sSubPr>
+            <m:ctrlPr>
+              <w:rPr>
+                <w:rFonts w:ascii="Cambria Math" w:eastAsiaTheme="minorEastAsia" w:hAnsi="Cambria Math"/>
+                <w:i/>
+                <w:sz w:val="24"/>
+                <w:szCs w:val="24"/>
+              </w:rPr>
+            </m:ctrlPr>
+          </m:sSubPr>
+          <m:e>
+            <m:r>
+              <w:rPr>
+                <w:rFonts w:ascii="Cambria Math" w:eastAsiaTheme="minorEastAsia" w:hAnsi="Cambria Math"/>
+                <w:sz w:val="24"/>
+                <w:szCs w:val="24"/>
+              </w:rPr>
+              <m:t>L</m:t>
+            </m:r>
+          </m:e>
+          <m:sub>
+            <m:r>
+              <w:rPr>
+                <w:rFonts w:ascii="Cambria Math" w:eastAsiaTheme="minorEastAsia" w:hAnsi="Cambria Math"/>
+                <w:sz w:val="24"/>
+                <w:szCs w:val="24"/>
+              </w:rPr>
+              <m:t>2</m:t>
+            </m:r>
+          </m:sub>
+        </m:sSub>
+      </m:oMath>
+      <w:r>
+        <w:rPr>
+          <w:rFonts w:eastAsiaTheme="minorEastAsia"/>
+          <w:sz w:val="24"/>
+          <w:szCs w:val="24"/>
+        </w:rPr>
+        <w:t xml:space="preserve"> is a linear language because it can be generated by the linear grammar:</w:t>
+      </w:r>
+    </w:p>
+    <w:p>
+      <w:pPr>
+        <w:pStyle w:val="ListParagraph"/>
+        <w:ind w:left="990"/>
+        <w:rPr>
+          <w:rFonts w:eastAsiaTheme="minorEastAsia"/>
+          <w:sz w:val="24"/>
+          <w:szCs w:val="24"/>
+        </w:rPr>
+      </w:pPr>
+      <m:oMathPara>
+        <m:oMathParaPr>
+          <m:jc m:val="left"/>
+        </m:oMathParaPr>
+        <m:oMath>
+          <m:r>
+            <w:rPr>
+              <w:rFonts w:ascii="Cambria Math" w:hAnsi="Cambria Math"/>
+              <w:sz w:val="24"/>
+              <w:szCs w:val="24"/>
+            </w:rPr>
+            <m:t>S→aS|A</m:t>
+          </m:r>
+        </m:oMath>
+      </m:oMathPara>
+    </w:p>
+    <w:p>
+      <w:pPr>
+        <w:pStyle w:val="ListParagraph"/>
+        <w:ind w:left="990"/>
+        <w:rPr>
+          <w:rFonts w:eastAsiaTheme="minorEastAsia"/>
+          <w:sz w:val="24"/>
+          <w:szCs w:val="24"/>
+        </w:rPr>
+      </w:pPr>
+      <m:oMathPara>
+        <m:oMathParaPr>
+          <m:jc m:val="left"/>
+        </m:oMathParaPr>
+        <m:oMath>
+          <m:r>
+            <w:rPr>
+              <w:rFonts w:ascii="Cambria Math" w:hAnsi="Cambria Math"/>
+              <w:sz w:val="24"/>
+              <w:szCs w:val="24"/>
+            </w:rPr>
+            <m:t>A→bAc|λ</m:t>
+          </m:r>
+        </m:oMath>
+      </m:oMathPara>
+    </w:p>
+    <w:p>
+      <w:pPr>
+        <w:pStyle w:val="ListParagraph"/>
+        <w:ind w:left="990"/>
+        <w:rPr>
+          <w:rFonts w:eastAsiaTheme="minorEastAsia"/>
+          <w:sz w:val="24"/>
+          <w:szCs w:val="24"/>
+        </w:rPr>
+      </w:pPr>
+      <m:oMathPara>
+        <m:oMathParaPr>
+          <m:jc m:val="left"/>
+        </m:oMathParaPr>
+        <m:oMath>
+          <m:r>
+            <w:rPr>
+              <w:rFonts w:ascii="Cambria Math" w:eastAsiaTheme="minorEastAsia" w:hAnsi="Cambria Math"/>
+              <w:sz w:val="24"/>
+              <w:szCs w:val="24"/>
+            </w:rPr>
+            <m:t>L=</m:t>
+          </m:r>
+          <m:sSub>
+            <m:sSubPr>
+              <m:ctrlPr>
+                <w:rPr>
+                  <w:rFonts w:ascii="Cambria Math" w:eastAsiaTheme="minorEastAsia" w:hAnsi="Cambria Math"/>
+                  <w:i/>
+                  <w:sz w:val="24"/>
+                  <w:szCs w:val="24"/>
+                </w:rPr>
+              </m:ctrlPr>
+            </m:sSubPr>
+            <m:e>
+              <m:r>
+                <w:rPr>
+                  <w:rFonts w:ascii="Cambria Math" w:eastAsiaTheme="minorEastAsia" w:hAnsi="Cambria Math"/>
+                  <w:sz w:val="24"/>
+                  <w:szCs w:val="24"/>
+                </w:rPr>
+                <m:t>L</m:t>
+              </m:r>
+            </m:e>
+            <m:sub>
+              <m:r>
+                <w:rPr>
+                  <w:rFonts w:ascii="Cambria Math" w:eastAsiaTheme="minorEastAsia" w:hAnsi="Cambria Math"/>
+                  <w:sz w:val="24"/>
+                  <w:szCs w:val="24"/>
+                </w:rPr>
+                <m:t>1</m:t>
+              </m:r>
+            </m:sub>
+          </m:sSub>
+          <m:r>
+            <w:rPr>
+              <w:rFonts w:ascii="Cambria Math" w:eastAsiaTheme="minorEastAsia" w:hAnsi="Cambria Math"/>
+              <w:sz w:val="24"/>
+              <w:szCs w:val="24"/>
+            </w:rPr>
+            <m:t>∩</m:t>
+          </m:r>
+          <m:sSub>
+            <m:sSubPr>
+              <m:ctrlPr>
+                <w:rPr>
+                  <w:rFonts w:ascii="Cambria Math" w:eastAsiaTheme="minorEastAsia" w:hAnsi="Cambria Math"/>
+                  <w:i/>
+                  <w:sz w:val="24"/>
+                  <w:szCs w:val="24"/>
+                </w:rPr>
+              </m:ctrlPr>
+            </m:sSubPr>
+            <m:e>
+              <m:r>
+                <w:rPr>
+                  <w:rFonts w:ascii="Cambria Math" w:eastAsiaTheme="minorEastAsia" w:hAnsi="Cambria Math"/>
+                  <w:sz w:val="24"/>
+                  <w:szCs w:val="24"/>
+                </w:rPr>
+                <m:t>L</m:t>
+              </m:r>
+            </m:e>
+            <m:sub>
+              <m:r>
+                <w:rPr>
+                  <w:rFonts w:ascii="Cambria Math" w:eastAsiaTheme="minorEastAsia" w:hAnsi="Cambria Math"/>
+                  <w:sz w:val="24"/>
+                  <w:szCs w:val="24"/>
+                </w:rPr>
+                <m:t>2</m:t>
+              </m:r>
+            </m:sub>
+          </m:sSub>
+          <m:r>
+            <w:rPr>
+              <w:rFonts w:ascii="Cambria Math" w:eastAsiaTheme="minorEastAsia" w:hAnsi="Cambria Math"/>
+              <w:sz w:val="24"/>
+              <w:szCs w:val="24"/>
+            </w:rPr>
+            <m:t>=</m:t>
+          </m:r>
+          <m:d>
+            <m:dPr>
+              <m:begChr m:val="{"/>
+              <m:endChr m:val="}"/>
+              <m:ctrlPr>
+                <w:rPr>
+                  <w:rFonts w:ascii="Cambria Math" w:eastAsiaTheme="minorEastAsia" w:hAnsi="Cambria Math"/>
+                  <w:i/>
+                  <w:sz w:val="24"/>
+                  <w:szCs w:val="24"/>
+                </w:rPr>
+              </m:ctrlPr>
+            </m:dPr>
+            <m:e>
+              <m:sSup>
+                <m:sSupPr>
+                  <m:ctrlPr>
+                    <w:rPr>
+                      <w:rFonts w:ascii="Cambria Math" w:eastAsiaTheme="minorEastAsia" w:hAnsi="Cambria Math"/>
+                      <w:i/>
+                      <w:sz w:val="24"/>
+                      <w:szCs w:val="24"/>
+                    </w:rPr>
+                  </m:ctrlPr>
+                </m:sSupPr>
+                <m:e>
+                  <m:r>
+                    <w:rPr>
+                      <w:rFonts w:ascii="Cambria Math" w:eastAsiaTheme="minorEastAsia" w:hAnsi="Cambria Math"/>
+                      <w:sz w:val="24"/>
+                      <w:szCs w:val="24"/>
+                    </w:rPr>
+                    <m:t>a</m:t>
+                  </m:r>
+                </m:e>
+                <m:sup>
+                  <m:r>
+                    <w:rPr>
+                      <w:rFonts w:ascii="Cambria Math" w:eastAsiaTheme="minorEastAsia" w:hAnsi="Cambria Math"/>
+                      <w:sz w:val="24"/>
+                      <w:szCs w:val="24"/>
+                    </w:rPr>
+                    <m:t>n</m:t>
+                  </m:r>
+                </m:sup>
+              </m:sSup>
+              <m:sSup>
+                <m:sSupPr>
+                  <m:ctrlPr>
+                    <w:rPr>
+                      <w:rFonts w:ascii="Cambria Math" w:eastAsiaTheme="minorEastAsia" w:hAnsi="Cambria Math"/>
+                      <w:i/>
+                      <w:sz w:val="24"/>
+                      <w:szCs w:val="24"/>
+                    </w:rPr>
+                  </m:ctrlPr>
+                </m:sSupPr>
+                <m:e>
+                  <m:r>
+                    <w:rPr>
+                      <w:rFonts w:ascii="Cambria Math" w:eastAsiaTheme="minorEastAsia" w:hAnsi="Cambria Math"/>
+                      <w:sz w:val="24"/>
+                      <w:szCs w:val="24"/>
+                    </w:rPr>
+                    <m:t>b</m:t>
+                  </m:r>
+                </m:e>
+                <m:sup>
+                  <m:r>
+                    <w:rPr>
+                      <w:rFonts w:ascii="Cambria Math" w:eastAsiaTheme="minorEastAsia" w:hAnsi="Cambria Math"/>
+                      <w:sz w:val="24"/>
+                      <w:szCs w:val="24"/>
+                    </w:rPr>
+                    <m:t>n</m:t>
+                  </m:r>
+                </m:sup>
+              </m:sSup>
+              <m:sSup>
+                <m:sSupPr>
+                  <m:ctrlPr>
+                    <w:rPr>
+                      <w:rFonts w:ascii="Cambria Math" w:eastAsiaTheme="minorEastAsia" w:hAnsi="Cambria Math"/>
+                      <w:i/>
+                      <w:sz w:val="24"/>
+                      <w:szCs w:val="24"/>
+                    </w:rPr>
+                  </m:ctrlPr>
+                </m:sSupPr>
+                <m:e>
+                  <m:r>
+                    <w:rPr>
+                      <w:rFonts w:ascii="Cambria Math" w:eastAsiaTheme="minorEastAsia" w:hAnsi="Cambria Math"/>
+                      <w:sz w:val="24"/>
+                      <w:szCs w:val="24"/>
+                    </w:rPr>
+                    <m:t>c</m:t>
+                  </m:r>
+                </m:e>
+                <m:sup>
+                  <m:r>
+                    <w:rPr>
+                      <w:rFonts w:ascii="Cambria Math" w:eastAsiaTheme="minorEastAsia" w:hAnsi="Cambria Math"/>
+                      <w:sz w:val="24"/>
+                      <w:szCs w:val="24"/>
+                    </w:rPr>
+                    <m:t>n</m:t>
+                  </m:r>
+                </m:sup>
+              </m:sSup>
+            </m:e>
+            <m:e>
+              <m:r>
+                <w:rPr>
+                  <w:rFonts w:ascii="Cambria Math" w:eastAsiaTheme="minorEastAsia" w:hAnsi="Cambria Math"/>
+                  <w:sz w:val="24"/>
+                  <w:szCs w:val="24"/>
+                </w:rPr>
+                <m:t>n≥0</m:t>
+              </m:r>
+            </m:e>
+          </m:d>
+        </m:oMath>
+      </m:oMathPara>
+    </w:p>
+    <w:p>
+      <w:pPr>
+        <w:pStyle w:val="ListParagraph"/>
+        <w:ind w:left="990"/>
+        <w:rPr>
+          <w:rFonts w:eastAsiaTheme="minorEastAsia"/>
+          <w:sz w:val="24"/>
+          <w:szCs w:val="24"/>
+        </w:rPr>
+      </w:pPr>
+      <w:r>
+        <w:rPr>
+          <w:rFonts w:eastAsiaTheme="minorEastAsia"/>
+          <w:sz w:val="24"/>
+          <w:szCs w:val="24"/>
+        </w:rPr>
+        <w:t xml:space="preserve">The language </w:t>
+      </w:r>
+      <m:oMath>
+        <m:r>
+          <w:rPr>
+            <w:rFonts w:ascii="Cambria Math" w:eastAsiaTheme="minorEastAsia" w:hAnsi="Cambria Math"/>
+            <w:sz w:val="24"/>
+            <w:szCs w:val="24"/>
+          </w:rPr>
+          <m:t>L</m:t>
+        </m:r>
+        <m:r>
+          <w:rPr>
+            <w:rFonts w:ascii="Cambria Math" w:eastAsiaTheme="minorEastAsia" w:hAnsi="Cambria Math"/>
+            <w:sz w:val="24"/>
+            <w:szCs w:val="24"/>
+          </w:rPr>
+          <m:t>=</m:t>
+        </m:r>
+        <m:d>
+          <m:dPr>
+            <m:begChr m:val="{"/>
+            <m:endChr m:val="}"/>
+            <m:ctrlPr>
+              <w:rPr>
+                <w:rFonts w:ascii="Cambria Math" w:eastAsiaTheme="minorEastAsia" w:hAnsi="Cambria Math"/>
+                <w:i/>
+                <w:sz w:val="24"/>
+                <w:szCs w:val="24"/>
+              </w:rPr>
+            </m:ctrlPr>
+          </m:dPr>
+          <m:e>
+            <m:sSup>
+              <m:sSupPr>
+                <m:ctrlPr>
+                  <w:rPr>
+                    <w:rFonts w:ascii="Cambria Math" w:eastAsiaTheme="minorEastAsia" w:hAnsi="Cambria Math"/>
+                    <w:i/>
+                    <w:sz w:val="24"/>
+                    <w:szCs w:val="24"/>
+                  </w:rPr>
+                </m:ctrlPr>
+              </m:sSupPr>
+              <m:e>
+                <m:r>
+                  <w:rPr>
+                    <w:rFonts w:ascii="Cambria Math" w:eastAsiaTheme="minorEastAsia" w:hAnsi="Cambria Math"/>
+                    <w:sz w:val="24"/>
+                    <w:szCs w:val="24"/>
+                  </w:rPr>
+                  <m:t>a</m:t>
+                </m:r>
+              </m:e>
+              <m:sup>
+                <m:r>
+                  <w:rPr>
+                    <w:rFonts w:ascii="Cambria Math" w:eastAsiaTheme="minorEastAsia" w:hAnsi="Cambria Math"/>
+                    <w:sz w:val="24"/>
+                    <w:szCs w:val="24"/>
+                  </w:rPr>
+                  <m:t>n</m:t>
+                </m:r>
+              </m:sup>
+            </m:sSup>
+            <m:sSup>
+              <m:sSupPr>
+                <m:ctrlPr>
+                  <w:rPr>
+                    <w:rFonts w:ascii="Cambria Math" w:eastAsiaTheme="minorEastAsia" w:hAnsi="Cambria Math"/>
+                    <w:i/>
+                    <w:sz w:val="24"/>
+                    <w:szCs w:val="24"/>
+                  </w:rPr>
+                </m:ctrlPr>
+              </m:sSupPr>
+              <m:e>
+                <m:r>
+                  <w:rPr>
+                    <w:rFonts w:ascii="Cambria Math" w:eastAsiaTheme="minorEastAsia" w:hAnsi="Cambria Math"/>
+                    <w:sz w:val="24"/>
+                    <w:szCs w:val="24"/>
+                  </w:rPr>
+                  <m:t>b</m:t>
+                </m:r>
+              </m:e>
+              <m:sup>
+                <m:r>
+                  <w:rPr>
+                    <w:rFonts w:ascii="Cambria Math" w:eastAsiaTheme="minorEastAsia" w:hAnsi="Cambria Math"/>
+                    <w:sz w:val="24"/>
+                    <w:szCs w:val="24"/>
+                  </w:rPr>
+                  <m:t>n</m:t>
+                </m:r>
+              </m:sup>
+            </m:sSup>
+            <m:sSup>
+              <m:sSupPr>
+                <m:ctrlPr>
+                  <w:rPr>
+                    <w:rFonts w:ascii="Cambria Math" w:eastAsiaTheme="minorEastAsia" w:hAnsi="Cambria Math"/>
+                    <w:i/>
+                    <w:sz w:val="24"/>
+                    <w:szCs w:val="24"/>
+                  </w:rPr>
+                </m:ctrlPr>
+              </m:sSupPr>
+              <m:e>
+                <m:r>
+                  <w:rPr>
+                    <w:rFonts w:ascii="Cambria Math" w:eastAsiaTheme="minorEastAsia" w:hAnsi="Cambria Math"/>
+                    <w:sz w:val="24"/>
+                    <w:szCs w:val="24"/>
+                  </w:rPr>
+                  <m:t>c</m:t>
+                </m:r>
+              </m:e>
+              <m:sup>
+                <m:r>
+                  <w:rPr>
+                    <w:rFonts w:ascii="Cambria Math" w:eastAsiaTheme="minorEastAsia" w:hAnsi="Cambria Math"/>
+                    <w:sz w:val="24"/>
+                    <w:szCs w:val="24"/>
+                  </w:rPr>
+                  <m:t>n</m:t>
+                </m:r>
+              </m:sup>
+            </m:sSup>
+          </m:e>
+          <m:e>
+            <m:r>
+              <w:rPr>
+                <w:rFonts w:ascii="Cambria Math" w:eastAsiaTheme="minorEastAsia" w:hAnsi="Cambria Math"/>
+                <w:sz w:val="24"/>
+                <w:szCs w:val="24"/>
+              </w:rPr>
+              <m:t>n≥0</m:t>
+            </m:r>
+          </m:e>
+        </m:d>
+      </m:oMath>
+      <w:r>
+        <w:rPr>
+          <w:rFonts w:eastAsiaTheme="minorEastAsia"/>
+          <w:sz w:val="24"/>
+          <w:szCs w:val="24"/>
+        </w:rPr>
+        <w:t xml:space="preserve"> </w:t>
+      </w:r>
+      <w:r>
+        <w:rPr>
+          <w:rFonts w:eastAsiaTheme="minorEastAsia"/>
+          <w:sz w:val="24"/>
+          <w:szCs w:val="24"/>
+        </w:rPr>
+        <w:t>is a classic example of a language that is not context-free.</w:t>
+      </w:r>
+      <w:r>
+        <w:rPr>
+          <w:rFonts w:eastAsiaTheme="minorEastAsia"/>
+          <w:sz w:val="24"/>
+          <w:szCs w:val="24"/>
+        </w:rPr>
+        <w:t xml:space="preserve"> The proof using the pumping lemma was demonstrated by the professor during the last lecture, so I will assume it be true.</w:t>
+      </w:r>
+      <w:r>
+        <w:rPr>
+          <w:rFonts w:eastAsiaTheme="minorEastAsia"/>
+          <w:sz w:val="24"/>
+          <w:szCs w:val="24"/>
+        </w:rPr>
+        <w:t xml:space="preserve"> Since all linear languages are a subset of context-free languages, if </w:t>
+      </w:r>
+      <m:oMath>
+        <m:r>
+          <w:rPr>
+            <w:rFonts w:ascii="Cambria Math" w:eastAsiaTheme="minorEastAsia" w:hAnsi="Cambria Math"/>
+            <w:sz w:val="24"/>
+            <w:szCs w:val="24"/>
+          </w:rPr>
+          <m:t>L</m:t>
+        </m:r>
+      </m:oMath>
+      <w:r>
+        <w:rPr>
+          <w:rFonts w:eastAsiaTheme="minorEastAsia"/>
+          <w:sz w:val="24"/>
+          <w:szCs w:val="24"/>
+        </w:rPr>
+        <w:t xml:space="preserve"> is not context-free, it cannot be linear.</w:t>
       </w:r>
     </w:p>
     <w:p>
@@ -7811,7 +13644,7 @@
   <w:abstractNum w:abstractNumId="3" w15:restartNumberingAfterBreak="0">
     <w:nsid w:val="4A7403CD"/>
     <w:multiLevelType w:val="hybridMultilevel"/>
-    <w:tmpl w:val="F39067FE"/>
+    <w:tmpl w:val="7D3253BE"/>
     <w:lvl w:ilvl="0" w:tplc="A0E4E486">
       <w:start w:val="1"/>
       <w:numFmt w:val="decimal"/>
@@ -7834,7 +13667,7 @@
         <w:ind w:left="1710" w:hanging="360"/>
       </w:pPr>
     </w:lvl>
-    <w:lvl w:ilvl="2" w:tplc="0409001B" w:tentative="1">
+    <w:lvl w:ilvl="2" w:tplc="0409001B">
       <w:start w:val="1"/>
       <w:numFmt w:val="lowerRoman"/>
       <w:lvlText w:val="%3."/>

--- a/BU/CS662/Rissman_Assignment_7.docx
+++ b/BU/CS662/Rissman_Assignment_7.docx
@@ -547,6 +547,46 @@
                   </m:r>
                 </m:sub>
               </m:sSub>
+              <m:r>
+                <w:rPr>
+                  <w:rFonts w:ascii="Cambria Math" w:eastAsiaTheme="minorEastAsia" w:hAnsi="Cambria Math"/>
+                  <w:sz w:val="24"/>
+                  <w:szCs w:val="24"/>
+                </w:rPr>
+                <m:t>,</m:t>
+              </m:r>
+              <m:sSub>
+                <m:sSubPr>
+                  <m:ctrlPr>
+                    <w:rPr>
+                      <w:rFonts w:ascii="Cambria Math" w:eastAsiaTheme="minorEastAsia" w:hAnsi="Cambria Math"/>
+                      <w:i/>
+                      <w:sz w:val="24"/>
+                      <w:szCs w:val="24"/>
+                    </w:rPr>
+                  </m:ctrlPr>
+                </m:sSubPr>
+                <m:e>
+                  <m:r>
+                    <w:rPr>
+                      <w:rFonts w:ascii="Cambria Math" w:eastAsiaTheme="minorEastAsia" w:hAnsi="Cambria Math"/>
+                      <w:sz w:val="24"/>
+                      <w:szCs w:val="24"/>
+                    </w:rPr>
+                    <m:t>q</m:t>
+                  </m:r>
+                </m:e>
+                <m:sub>
+                  <m:r>
+                    <w:rPr>
+                      <w:rFonts w:ascii="Cambria Math" w:eastAsiaTheme="minorEastAsia" w:hAnsi="Cambria Math"/>
+                      <w:sz w:val="24"/>
+                      <w:szCs w:val="24"/>
+                    </w:rPr>
+                    <m:t>2</m:t>
+                  </m:r>
+                </m:sub>
+              </m:sSub>
             </m:e>
           </m:d>
         </m:oMath>
@@ -683,7 +723,7 @@
                   <w:sz w:val="24"/>
                   <w:szCs w:val="24"/>
                 </w:rPr>
-                <m:t>B,O,</m:t>
+                <m:t>B,</m:t>
               </m:r>
               <m:r>
                 <w:rPr>
@@ -763,7 +803,7 @@
                       <w:sz w:val="24"/>
                       <w:szCs w:val="24"/>
                     </w:rPr>
-                    <m:t>1</m:t>
+                    <m:t>2</m:t>
                   </m:r>
                 </m:sub>
               </m:sSub>
@@ -845,2143 +885,7 @@
                   <w:sz w:val="24"/>
                   <w:szCs w:val="24"/>
                 </w:rPr>
-                <m:t>,a,Z</m:t>
-              </m:r>
-            </m:e>
-          </m:d>
-          <m:r>
-            <w:rPr>
-              <w:rFonts w:ascii="Cambria Math" w:eastAsiaTheme="minorEastAsia" w:hAnsi="Cambria Math"/>
-              <w:sz w:val="24"/>
-              <w:szCs w:val="24"/>
-            </w:rPr>
-            <m:t>=</m:t>
-          </m:r>
-          <m:d>
-            <m:dPr>
-              <m:begChr m:val="{"/>
-              <m:endChr m:val="}"/>
-              <m:ctrlPr>
-                <w:rPr>
-                  <w:rFonts w:ascii="Cambria Math" w:eastAsiaTheme="minorEastAsia" w:hAnsi="Cambria Math"/>
-                  <w:i/>
-                  <w:sz w:val="24"/>
-                  <w:szCs w:val="24"/>
-                </w:rPr>
-              </m:ctrlPr>
-            </m:dPr>
-            <m:e>
-              <m:d>
-                <m:dPr>
-                  <m:ctrlPr>
-                    <w:rPr>
-                      <w:rFonts w:ascii="Cambria Math" w:eastAsiaTheme="minorEastAsia" w:hAnsi="Cambria Math"/>
-                      <w:i/>
-                      <w:sz w:val="24"/>
-                      <w:szCs w:val="24"/>
-                    </w:rPr>
-                  </m:ctrlPr>
-                </m:dPr>
-                <m:e>
-                  <m:sSub>
-                    <m:sSubPr>
-                      <m:ctrlPr>
-                        <w:rPr>
-                          <w:rFonts w:ascii="Cambria Math" w:eastAsiaTheme="minorEastAsia" w:hAnsi="Cambria Math"/>
-                          <w:i/>
-                          <w:sz w:val="24"/>
-                          <w:szCs w:val="24"/>
-                        </w:rPr>
-                      </m:ctrlPr>
-                    </m:sSubPr>
-                    <m:e>
-                      <m:r>
-                        <w:rPr>
-                          <w:rFonts w:ascii="Cambria Math" w:eastAsiaTheme="minorEastAsia" w:hAnsi="Cambria Math"/>
-                          <w:sz w:val="24"/>
-                          <w:szCs w:val="24"/>
-                        </w:rPr>
-                        <m:t>q</m:t>
-                      </m:r>
-                    </m:e>
-                    <m:sub>
-                      <m:r>
-                        <w:rPr>
-                          <w:rFonts w:ascii="Cambria Math" w:eastAsiaTheme="minorEastAsia" w:hAnsi="Cambria Math"/>
-                          <w:sz w:val="24"/>
-                          <w:szCs w:val="24"/>
-                        </w:rPr>
-                        <m:t>0</m:t>
-                      </m:r>
-                    </m:sub>
-                  </m:sSub>
-                  <m:r>
-                    <w:rPr>
-                      <w:rFonts w:ascii="Cambria Math" w:eastAsiaTheme="minorEastAsia" w:hAnsi="Cambria Math"/>
-                      <w:sz w:val="24"/>
-                      <w:szCs w:val="24"/>
-                    </w:rPr>
-                    <m:t>,</m:t>
-                  </m:r>
-                  <m:r>
-                    <w:rPr>
-                      <w:rFonts w:ascii="Cambria Math" w:eastAsiaTheme="minorEastAsia" w:hAnsi="Cambria Math"/>
-                      <w:sz w:val="24"/>
-                      <w:szCs w:val="24"/>
-                    </w:rPr>
-                    <m:t>O</m:t>
-                  </m:r>
-                  <m:r>
-                    <w:rPr>
-                      <w:rFonts w:ascii="Cambria Math" w:eastAsiaTheme="minorEastAsia" w:hAnsi="Cambria Math"/>
-                      <w:sz w:val="24"/>
-                      <w:szCs w:val="24"/>
-                    </w:rPr>
-                    <m:t>Z</m:t>
-                  </m:r>
-                </m:e>
-              </m:d>
-            </m:e>
-          </m:d>
-        </m:oMath>
-      </m:oMathPara>
-    </w:p>
-    <w:p>
-      <w:pPr>
-        <w:spacing w:after="0"/>
-        <w:ind w:left="1440"/>
-        <w:rPr>
-          <w:rFonts w:eastAsiaTheme="minorEastAsia"/>
-          <w:sz w:val="24"/>
-          <w:szCs w:val="24"/>
-        </w:rPr>
-      </w:pPr>
-      <m:oMathPara>
-        <m:oMathParaPr>
-          <m:jc m:val="left"/>
-        </m:oMathParaPr>
-        <m:oMath>
-          <m:r>
-            <w:rPr>
-              <w:rFonts w:ascii="Cambria Math" w:eastAsiaTheme="minorEastAsia" w:hAnsi="Cambria Math"/>
-              <w:sz w:val="24"/>
-              <w:szCs w:val="24"/>
-            </w:rPr>
-            <m:t>δ</m:t>
-          </m:r>
-          <m:d>
-            <m:dPr>
-              <m:ctrlPr>
-                <w:rPr>
-                  <w:rFonts w:ascii="Cambria Math" w:eastAsiaTheme="minorEastAsia" w:hAnsi="Cambria Math"/>
-                  <w:i/>
-                  <w:sz w:val="24"/>
-                  <w:szCs w:val="24"/>
-                </w:rPr>
-              </m:ctrlPr>
-            </m:dPr>
-            <m:e>
-              <m:sSub>
-                <m:sSubPr>
-                  <m:ctrlPr>
-                    <w:rPr>
-                      <w:rFonts w:ascii="Cambria Math" w:eastAsiaTheme="minorEastAsia" w:hAnsi="Cambria Math"/>
-                      <w:i/>
-                      <w:sz w:val="24"/>
-                      <w:szCs w:val="24"/>
-                    </w:rPr>
-                  </m:ctrlPr>
-                </m:sSubPr>
-                <m:e>
-                  <m:r>
-                    <w:rPr>
-                      <w:rFonts w:ascii="Cambria Math" w:eastAsiaTheme="minorEastAsia" w:hAnsi="Cambria Math"/>
-                      <w:sz w:val="24"/>
-                      <w:szCs w:val="24"/>
-                    </w:rPr>
-                    <m:t>q</m:t>
-                  </m:r>
-                </m:e>
-                <m:sub>
-                  <m:r>
-                    <w:rPr>
-                      <w:rFonts w:ascii="Cambria Math" w:eastAsiaTheme="minorEastAsia" w:hAnsi="Cambria Math"/>
-                      <w:sz w:val="24"/>
-                      <w:szCs w:val="24"/>
-                    </w:rPr>
-                    <m:t>0</m:t>
-                  </m:r>
-                </m:sub>
-              </m:sSub>
-              <m:r>
-                <w:rPr>
-                  <w:rFonts w:ascii="Cambria Math" w:eastAsiaTheme="minorEastAsia" w:hAnsi="Cambria Math"/>
-                  <w:sz w:val="24"/>
-                  <w:szCs w:val="24"/>
-                </w:rPr>
-                <m:t>,a,</m:t>
-              </m:r>
-              <m:r>
-                <w:rPr>
-                  <w:rFonts w:ascii="Cambria Math" w:eastAsiaTheme="minorEastAsia" w:hAnsi="Cambria Math"/>
-                  <w:sz w:val="24"/>
-                  <w:szCs w:val="24"/>
-                </w:rPr>
-                <m:t>O</m:t>
-              </m:r>
-            </m:e>
-          </m:d>
-          <m:r>
-            <w:rPr>
-              <w:rFonts w:ascii="Cambria Math" w:eastAsiaTheme="minorEastAsia" w:hAnsi="Cambria Math"/>
-              <w:sz w:val="24"/>
-              <w:szCs w:val="24"/>
-            </w:rPr>
-            <m:t>=</m:t>
-          </m:r>
-          <m:d>
-            <m:dPr>
-              <m:begChr m:val="{"/>
-              <m:endChr m:val="}"/>
-              <m:ctrlPr>
-                <w:rPr>
-                  <w:rFonts w:ascii="Cambria Math" w:eastAsiaTheme="minorEastAsia" w:hAnsi="Cambria Math"/>
-                  <w:i/>
-                  <w:sz w:val="24"/>
-                  <w:szCs w:val="24"/>
-                </w:rPr>
-              </m:ctrlPr>
-            </m:dPr>
-            <m:e>
-              <m:d>
-                <m:dPr>
-                  <m:ctrlPr>
-                    <w:rPr>
-                      <w:rFonts w:ascii="Cambria Math" w:eastAsiaTheme="minorEastAsia" w:hAnsi="Cambria Math"/>
-                      <w:i/>
-                      <w:sz w:val="24"/>
-                      <w:szCs w:val="24"/>
-                    </w:rPr>
-                  </m:ctrlPr>
-                </m:dPr>
-                <m:e>
-                  <m:sSub>
-                    <m:sSubPr>
-                      <m:ctrlPr>
-                        <w:rPr>
-                          <w:rFonts w:ascii="Cambria Math" w:eastAsiaTheme="minorEastAsia" w:hAnsi="Cambria Math"/>
-                          <w:i/>
-                          <w:sz w:val="24"/>
-                          <w:szCs w:val="24"/>
-                        </w:rPr>
-                      </m:ctrlPr>
-                    </m:sSubPr>
-                    <m:e>
-                      <m:r>
-                        <w:rPr>
-                          <w:rFonts w:ascii="Cambria Math" w:eastAsiaTheme="minorEastAsia" w:hAnsi="Cambria Math"/>
-                          <w:sz w:val="24"/>
-                          <w:szCs w:val="24"/>
-                        </w:rPr>
-                        <m:t>q</m:t>
-                      </m:r>
-                    </m:e>
-                    <m:sub>
-                      <m:r>
-                        <w:rPr>
-                          <w:rFonts w:ascii="Cambria Math" w:eastAsiaTheme="minorEastAsia" w:hAnsi="Cambria Math"/>
-                          <w:sz w:val="24"/>
-                          <w:szCs w:val="24"/>
-                        </w:rPr>
-                        <m:t>0</m:t>
-                      </m:r>
-                    </m:sub>
-                  </m:sSub>
-                  <m:r>
-                    <w:rPr>
-                      <w:rFonts w:ascii="Cambria Math" w:eastAsiaTheme="minorEastAsia" w:hAnsi="Cambria Math"/>
-                      <w:sz w:val="24"/>
-                      <w:szCs w:val="24"/>
-                    </w:rPr>
-                    <m:t>,</m:t>
-                  </m:r>
-                  <m:r>
-                    <w:rPr>
-                      <w:rFonts w:ascii="Cambria Math" w:eastAsiaTheme="minorEastAsia" w:hAnsi="Cambria Math"/>
-                      <w:sz w:val="24"/>
-                      <w:szCs w:val="24"/>
-                    </w:rPr>
-                    <m:t>AO</m:t>
-                  </m:r>
-                </m:e>
-              </m:d>
-            </m:e>
-          </m:d>
-        </m:oMath>
-      </m:oMathPara>
-    </w:p>
-    <w:p>
-      <w:pPr>
-        <w:spacing w:after="0"/>
-        <w:ind w:left="1440"/>
-        <w:rPr>
-          <w:rFonts w:eastAsiaTheme="minorEastAsia"/>
-          <w:sz w:val="24"/>
-          <w:szCs w:val="24"/>
-        </w:rPr>
-      </w:pPr>
-      <m:oMathPara>
-        <m:oMathParaPr>
-          <m:jc m:val="left"/>
-        </m:oMathParaPr>
-        <m:oMath>
-          <m:r>
-            <w:rPr>
-              <w:rFonts w:ascii="Cambria Math" w:eastAsiaTheme="minorEastAsia" w:hAnsi="Cambria Math"/>
-              <w:sz w:val="24"/>
-              <w:szCs w:val="24"/>
-            </w:rPr>
-            <m:t>δ</m:t>
-          </m:r>
-          <m:d>
-            <m:dPr>
-              <m:ctrlPr>
-                <w:rPr>
-                  <w:rFonts w:ascii="Cambria Math" w:eastAsiaTheme="minorEastAsia" w:hAnsi="Cambria Math"/>
-                  <w:i/>
-                  <w:sz w:val="24"/>
-                  <w:szCs w:val="24"/>
-                </w:rPr>
-              </m:ctrlPr>
-            </m:dPr>
-            <m:e>
-              <m:sSub>
-                <m:sSubPr>
-                  <m:ctrlPr>
-                    <w:rPr>
-                      <w:rFonts w:ascii="Cambria Math" w:eastAsiaTheme="minorEastAsia" w:hAnsi="Cambria Math"/>
-                      <w:i/>
-                      <w:sz w:val="24"/>
-                      <w:szCs w:val="24"/>
-                    </w:rPr>
-                  </m:ctrlPr>
-                </m:sSubPr>
-                <m:e>
-                  <m:r>
-                    <w:rPr>
-                      <w:rFonts w:ascii="Cambria Math" w:eastAsiaTheme="minorEastAsia" w:hAnsi="Cambria Math"/>
-                      <w:sz w:val="24"/>
-                      <w:szCs w:val="24"/>
-                    </w:rPr>
-                    <m:t>q</m:t>
-                  </m:r>
-                </m:e>
-                <m:sub>
-                  <m:r>
-                    <w:rPr>
-                      <w:rFonts w:ascii="Cambria Math" w:eastAsiaTheme="minorEastAsia" w:hAnsi="Cambria Math"/>
-                      <w:sz w:val="24"/>
-                      <w:szCs w:val="24"/>
-                    </w:rPr>
-                    <m:t>0</m:t>
-                  </m:r>
-                </m:sub>
-              </m:sSub>
-              <m:r>
-                <w:rPr>
-                  <w:rFonts w:ascii="Cambria Math" w:eastAsiaTheme="minorEastAsia" w:hAnsi="Cambria Math"/>
-                  <w:sz w:val="24"/>
-                  <w:szCs w:val="24"/>
-                </w:rPr>
-                <m:t>,a,</m:t>
-              </m:r>
-              <m:r>
-                <w:rPr>
-                  <w:rFonts w:ascii="Cambria Math" w:eastAsiaTheme="minorEastAsia" w:hAnsi="Cambria Math"/>
-                  <w:sz w:val="24"/>
-                  <w:szCs w:val="24"/>
-                </w:rPr>
-                <m:t>A</m:t>
-              </m:r>
-            </m:e>
-          </m:d>
-          <m:r>
-            <w:rPr>
-              <w:rFonts w:ascii="Cambria Math" w:eastAsiaTheme="minorEastAsia" w:hAnsi="Cambria Math"/>
-              <w:sz w:val="24"/>
-              <w:szCs w:val="24"/>
-            </w:rPr>
-            <m:t>=</m:t>
-          </m:r>
-          <m:d>
-            <m:dPr>
-              <m:begChr m:val="{"/>
-              <m:endChr m:val="}"/>
-              <m:ctrlPr>
-                <w:rPr>
-                  <w:rFonts w:ascii="Cambria Math" w:eastAsiaTheme="minorEastAsia" w:hAnsi="Cambria Math"/>
-                  <w:i/>
-                  <w:sz w:val="24"/>
-                  <w:szCs w:val="24"/>
-                </w:rPr>
-              </m:ctrlPr>
-            </m:dPr>
-            <m:e>
-              <m:d>
-                <m:dPr>
-                  <m:ctrlPr>
-                    <w:rPr>
-                      <w:rFonts w:ascii="Cambria Math" w:eastAsiaTheme="minorEastAsia" w:hAnsi="Cambria Math"/>
-                      <w:i/>
-                      <w:sz w:val="24"/>
-                      <w:szCs w:val="24"/>
-                    </w:rPr>
-                  </m:ctrlPr>
-                </m:dPr>
-                <m:e>
-                  <m:sSub>
-                    <m:sSubPr>
-                      <m:ctrlPr>
-                        <w:rPr>
-                          <w:rFonts w:ascii="Cambria Math" w:eastAsiaTheme="minorEastAsia" w:hAnsi="Cambria Math"/>
-                          <w:i/>
-                          <w:sz w:val="24"/>
-                          <w:szCs w:val="24"/>
-                        </w:rPr>
-                      </m:ctrlPr>
-                    </m:sSubPr>
-                    <m:e>
-                      <m:r>
-                        <w:rPr>
-                          <w:rFonts w:ascii="Cambria Math" w:eastAsiaTheme="minorEastAsia" w:hAnsi="Cambria Math"/>
-                          <w:sz w:val="24"/>
-                          <w:szCs w:val="24"/>
-                        </w:rPr>
-                        <m:t>q</m:t>
-                      </m:r>
-                    </m:e>
-                    <m:sub>
-                      <m:r>
-                        <w:rPr>
-                          <w:rFonts w:ascii="Cambria Math" w:eastAsiaTheme="minorEastAsia" w:hAnsi="Cambria Math"/>
-                          <w:sz w:val="24"/>
-                          <w:szCs w:val="24"/>
-                        </w:rPr>
-                        <m:t>0</m:t>
-                      </m:r>
-                    </m:sub>
-                  </m:sSub>
-                  <m:r>
-                    <w:rPr>
-                      <w:rFonts w:ascii="Cambria Math" w:eastAsiaTheme="minorEastAsia" w:hAnsi="Cambria Math"/>
-                      <w:sz w:val="24"/>
-                      <w:szCs w:val="24"/>
-                    </w:rPr>
-                    <m:t>,A</m:t>
-                  </m:r>
-                  <m:r>
-                    <w:rPr>
-                      <w:rFonts w:ascii="Cambria Math" w:eastAsiaTheme="minorEastAsia" w:hAnsi="Cambria Math"/>
-                      <w:sz w:val="24"/>
-                      <w:szCs w:val="24"/>
-                    </w:rPr>
-                    <m:t>A</m:t>
-                  </m:r>
-                </m:e>
-              </m:d>
-            </m:e>
-          </m:d>
-        </m:oMath>
-      </m:oMathPara>
-    </w:p>
-    <w:p>
-      <w:pPr>
-        <w:spacing w:after="0"/>
-        <w:ind w:left="1440"/>
-        <w:rPr>
-          <w:rFonts w:eastAsiaTheme="minorEastAsia"/>
-          <w:sz w:val="24"/>
-          <w:szCs w:val="24"/>
-        </w:rPr>
-      </w:pPr>
-      <m:oMathPara>
-        <m:oMathParaPr>
-          <m:jc m:val="left"/>
-        </m:oMathParaPr>
-        <m:oMath>
-          <m:r>
-            <w:rPr>
-              <w:rFonts w:ascii="Cambria Math" w:eastAsiaTheme="minorEastAsia" w:hAnsi="Cambria Math"/>
-              <w:sz w:val="24"/>
-              <w:szCs w:val="24"/>
-            </w:rPr>
-            <m:t>δ</m:t>
-          </m:r>
-          <m:d>
-            <m:dPr>
-              <m:ctrlPr>
-                <w:rPr>
-                  <w:rFonts w:ascii="Cambria Math" w:eastAsiaTheme="minorEastAsia" w:hAnsi="Cambria Math"/>
-                  <w:i/>
-                  <w:sz w:val="24"/>
-                  <w:szCs w:val="24"/>
-                </w:rPr>
-              </m:ctrlPr>
-            </m:dPr>
-            <m:e>
-              <m:sSub>
-                <m:sSubPr>
-                  <m:ctrlPr>
-                    <w:rPr>
-                      <w:rFonts w:ascii="Cambria Math" w:eastAsiaTheme="minorEastAsia" w:hAnsi="Cambria Math"/>
-                      <w:i/>
-                      <w:sz w:val="24"/>
-                      <w:szCs w:val="24"/>
-                    </w:rPr>
-                  </m:ctrlPr>
-                </m:sSubPr>
-                <m:e>
-                  <m:r>
-                    <w:rPr>
-                      <w:rFonts w:ascii="Cambria Math" w:eastAsiaTheme="minorEastAsia" w:hAnsi="Cambria Math"/>
-                      <w:sz w:val="24"/>
-                      <w:szCs w:val="24"/>
-                    </w:rPr>
-                    <m:t>q</m:t>
-                  </m:r>
-                </m:e>
-                <m:sub>
-                  <m:r>
-                    <w:rPr>
-                      <w:rFonts w:ascii="Cambria Math" w:eastAsiaTheme="minorEastAsia" w:hAnsi="Cambria Math"/>
-                      <w:sz w:val="24"/>
-                      <w:szCs w:val="24"/>
-                    </w:rPr>
-                    <m:t>0</m:t>
-                  </m:r>
-                </m:sub>
-              </m:sSub>
-              <m:r>
-                <w:rPr>
-                  <w:rFonts w:ascii="Cambria Math" w:eastAsiaTheme="minorEastAsia" w:hAnsi="Cambria Math"/>
-                  <w:sz w:val="24"/>
-                  <w:szCs w:val="24"/>
-                </w:rPr>
-                <m:t>,a,</m:t>
-              </m:r>
-              <m:r>
-                <w:rPr>
-                  <w:rFonts w:ascii="Cambria Math" w:eastAsiaTheme="minorEastAsia" w:hAnsi="Cambria Math"/>
-                  <w:sz w:val="24"/>
-                  <w:szCs w:val="24"/>
-                </w:rPr>
-                <m:t>B</m:t>
-              </m:r>
-            </m:e>
-          </m:d>
-          <m:r>
-            <w:rPr>
-              <w:rFonts w:ascii="Cambria Math" w:eastAsiaTheme="minorEastAsia" w:hAnsi="Cambria Math"/>
-              <w:sz w:val="24"/>
-              <w:szCs w:val="24"/>
-            </w:rPr>
-            <m:t>=</m:t>
-          </m:r>
-          <m:d>
-            <m:dPr>
-              <m:begChr m:val="{"/>
-              <m:endChr m:val="}"/>
-              <m:ctrlPr>
-                <w:rPr>
-                  <w:rFonts w:ascii="Cambria Math" w:eastAsiaTheme="minorEastAsia" w:hAnsi="Cambria Math"/>
-                  <w:i/>
-                  <w:sz w:val="24"/>
-                  <w:szCs w:val="24"/>
-                </w:rPr>
-              </m:ctrlPr>
-            </m:dPr>
-            <m:e>
-              <m:d>
-                <m:dPr>
-                  <m:ctrlPr>
-                    <w:rPr>
-                      <w:rFonts w:ascii="Cambria Math" w:eastAsiaTheme="minorEastAsia" w:hAnsi="Cambria Math"/>
-                      <w:i/>
-                      <w:sz w:val="24"/>
-                      <w:szCs w:val="24"/>
-                    </w:rPr>
-                  </m:ctrlPr>
-                </m:dPr>
-                <m:e>
-                  <m:sSub>
-                    <m:sSubPr>
-                      <m:ctrlPr>
-                        <w:rPr>
-                          <w:rFonts w:ascii="Cambria Math" w:eastAsiaTheme="minorEastAsia" w:hAnsi="Cambria Math"/>
-                          <w:i/>
-                          <w:sz w:val="24"/>
-                          <w:szCs w:val="24"/>
-                        </w:rPr>
-                      </m:ctrlPr>
-                    </m:sSubPr>
-                    <m:e>
-                      <m:r>
-                        <w:rPr>
-                          <w:rFonts w:ascii="Cambria Math" w:eastAsiaTheme="minorEastAsia" w:hAnsi="Cambria Math"/>
-                          <w:sz w:val="24"/>
-                          <w:szCs w:val="24"/>
-                        </w:rPr>
-                        <m:t>q</m:t>
-                      </m:r>
-                    </m:e>
-                    <m:sub>
-                      <m:r>
-                        <w:rPr>
-                          <w:rFonts w:ascii="Cambria Math" w:eastAsiaTheme="minorEastAsia" w:hAnsi="Cambria Math"/>
-                          <w:sz w:val="24"/>
-                          <w:szCs w:val="24"/>
-                        </w:rPr>
-                        <m:t>0</m:t>
-                      </m:r>
-                    </m:sub>
-                  </m:sSub>
-                  <m:r>
-                    <w:rPr>
-                      <w:rFonts w:ascii="Cambria Math" w:eastAsiaTheme="minorEastAsia" w:hAnsi="Cambria Math"/>
-                      <w:sz w:val="24"/>
-                      <w:szCs w:val="24"/>
-                    </w:rPr>
-                    <m:t>,</m:t>
-                  </m:r>
-                  <m:r>
-                    <w:rPr>
-                      <w:rFonts w:ascii="Cambria Math" w:eastAsiaTheme="minorEastAsia" w:hAnsi="Cambria Math"/>
-                      <w:sz w:val="24"/>
-                      <w:szCs w:val="24"/>
-                    </w:rPr>
-                    <m:t>λ</m:t>
-                  </m:r>
-                </m:e>
-              </m:d>
-            </m:e>
-          </m:d>
-        </m:oMath>
-      </m:oMathPara>
-    </w:p>
-    <w:p>
-      <w:pPr>
-        <w:spacing w:after="0"/>
-        <w:ind w:left="1440"/>
-        <w:rPr>
-          <w:rFonts w:eastAsiaTheme="minorEastAsia"/>
-          <w:sz w:val="24"/>
-          <w:szCs w:val="24"/>
-        </w:rPr>
-      </w:pPr>
-      <m:oMathPara>
-        <m:oMathParaPr>
-          <m:jc m:val="left"/>
-        </m:oMathParaPr>
-        <m:oMath>
-          <m:r>
-            <w:rPr>
-              <w:rFonts w:ascii="Cambria Math" w:eastAsiaTheme="minorEastAsia" w:hAnsi="Cambria Math"/>
-              <w:sz w:val="24"/>
-              <w:szCs w:val="24"/>
-            </w:rPr>
-            <m:t>δ</m:t>
-          </m:r>
-          <m:d>
-            <m:dPr>
-              <m:ctrlPr>
-                <w:rPr>
-                  <w:rFonts w:ascii="Cambria Math" w:eastAsiaTheme="minorEastAsia" w:hAnsi="Cambria Math"/>
-                  <w:i/>
-                  <w:sz w:val="24"/>
-                  <w:szCs w:val="24"/>
-                </w:rPr>
-              </m:ctrlPr>
-            </m:dPr>
-            <m:e>
-              <m:sSub>
-                <m:sSubPr>
-                  <m:ctrlPr>
-                    <w:rPr>
-                      <w:rFonts w:ascii="Cambria Math" w:eastAsiaTheme="minorEastAsia" w:hAnsi="Cambria Math"/>
-                      <w:i/>
-                      <w:sz w:val="24"/>
-                      <w:szCs w:val="24"/>
-                    </w:rPr>
-                  </m:ctrlPr>
-                </m:sSubPr>
-                <m:e>
-                  <m:r>
-                    <w:rPr>
-                      <w:rFonts w:ascii="Cambria Math" w:eastAsiaTheme="minorEastAsia" w:hAnsi="Cambria Math"/>
-                      <w:sz w:val="24"/>
-                      <w:szCs w:val="24"/>
-                    </w:rPr>
-                    <m:t>q</m:t>
-                  </m:r>
-                </m:e>
-                <m:sub>
-                  <m:r>
-                    <w:rPr>
-                      <w:rFonts w:ascii="Cambria Math" w:eastAsiaTheme="minorEastAsia" w:hAnsi="Cambria Math"/>
-                      <w:sz w:val="24"/>
-                      <w:szCs w:val="24"/>
-                    </w:rPr>
-                    <m:t>0</m:t>
-                  </m:r>
-                </m:sub>
-              </m:sSub>
-              <m:r>
-                <w:rPr>
-                  <w:rFonts w:ascii="Cambria Math" w:eastAsiaTheme="minorEastAsia" w:hAnsi="Cambria Math"/>
-                  <w:sz w:val="24"/>
-                  <w:szCs w:val="24"/>
-                </w:rPr>
-                <m:t>,</m:t>
-              </m:r>
-              <m:r>
-                <w:rPr>
-                  <w:rFonts w:ascii="Cambria Math" w:eastAsiaTheme="minorEastAsia" w:hAnsi="Cambria Math"/>
-                  <w:sz w:val="24"/>
-                  <w:szCs w:val="24"/>
-                </w:rPr>
-                <m:t>b</m:t>
-              </m:r>
-              <m:r>
-                <w:rPr>
-                  <w:rFonts w:ascii="Cambria Math" w:eastAsiaTheme="minorEastAsia" w:hAnsi="Cambria Math"/>
-                  <w:sz w:val="24"/>
-                  <w:szCs w:val="24"/>
-                </w:rPr>
-                <m:t>,Z</m:t>
-              </m:r>
-            </m:e>
-          </m:d>
-          <m:r>
-            <w:rPr>
-              <w:rFonts w:ascii="Cambria Math" w:eastAsiaTheme="minorEastAsia" w:hAnsi="Cambria Math"/>
-              <w:sz w:val="24"/>
-              <w:szCs w:val="24"/>
-            </w:rPr>
-            <m:t>=</m:t>
-          </m:r>
-          <m:d>
-            <m:dPr>
-              <m:begChr m:val="{"/>
-              <m:endChr m:val="}"/>
-              <m:ctrlPr>
-                <w:rPr>
-                  <w:rFonts w:ascii="Cambria Math" w:eastAsiaTheme="minorEastAsia" w:hAnsi="Cambria Math"/>
-                  <w:i/>
-                  <w:sz w:val="24"/>
-                  <w:szCs w:val="24"/>
-                </w:rPr>
-              </m:ctrlPr>
-            </m:dPr>
-            <m:e>
-              <m:d>
-                <m:dPr>
-                  <m:ctrlPr>
-                    <w:rPr>
-                      <w:rFonts w:ascii="Cambria Math" w:eastAsiaTheme="minorEastAsia" w:hAnsi="Cambria Math"/>
-                      <w:i/>
-                      <w:sz w:val="24"/>
-                      <w:szCs w:val="24"/>
-                    </w:rPr>
-                  </m:ctrlPr>
-                </m:dPr>
-                <m:e>
-                  <m:sSub>
-                    <m:sSubPr>
-                      <m:ctrlPr>
-                        <w:rPr>
-                          <w:rFonts w:ascii="Cambria Math" w:eastAsiaTheme="minorEastAsia" w:hAnsi="Cambria Math"/>
-                          <w:i/>
-                          <w:sz w:val="24"/>
-                          <w:szCs w:val="24"/>
-                        </w:rPr>
-                      </m:ctrlPr>
-                    </m:sSubPr>
-                    <m:e>
-                      <m:r>
-                        <w:rPr>
-                          <w:rFonts w:ascii="Cambria Math" w:eastAsiaTheme="minorEastAsia" w:hAnsi="Cambria Math"/>
-                          <w:sz w:val="24"/>
-                          <w:szCs w:val="24"/>
-                        </w:rPr>
-                        <m:t>q</m:t>
-                      </m:r>
-                    </m:e>
-                    <m:sub>
-                      <m:r>
-                        <w:rPr>
-                          <w:rFonts w:ascii="Cambria Math" w:eastAsiaTheme="minorEastAsia" w:hAnsi="Cambria Math"/>
-                          <w:sz w:val="24"/>
-                          <w:szCs w:val="24"/>
-                        </w:rPr>
-                        <m:t>0</m:t>
-                      </m:r>
-                    </m:sub>
-                  </m:sSub>
-                  <m:r>
-                    <w:rPr>
-                      <w:rFonts w:ascii="Cambria Math" w:eastAsiaTheme="minorEastAsia" w:hAnsi="Cambria Math"/>
-                      <w:sz w:val="24"/>
-                      <w:szCs w:val="24"/>
-                    </w:rPr>
-                    <m:t>,</m:t>
-                  </m:r>
-                  <m:r>
-                    <w:rPr>
-                      <w:rFonts w:ascii="Cambria Math" w:eastAsiaTheme="minorEastAsia" w:hAnsi="Cambria Math"/>
-                      <w:sz w:val="24"/>
-                      <w:szCs w:val="24"/>
-                    </w:rPr>
-                    <m:t>B</m:t>
-                  </m:r>
-                  <m:r>
-                    <w:rPr>
-                      <w:rFonts w:ascii="Cambria Math" w:eastAsiaTheme="minorEastAsia" w:hAnsi="Cambria Math"/>
-                      <w:sz w:val="24"/>
-                      <w:szCs w:val="24"/>
-                    </w:rPr>
-                    <m:t>Z</m:t>
-                  </m:r>
-                </m:e>
-              </m:d>
-            </m:e>
-          </m:d>
-        </m:oMath>
-      </m:oMathPara>
-    </w:p>
-    <w:p>
-      <w:pPr>
-        <w:spacing w:after="0"/>
-        <w:ind w:left="1440"/>
-        <w:rPr>
-          <w:rFonts w:eastAsiaTheme="minorEastAsia"/>
-          <w:sz w:val="24"/>
-          <w:szCs w:val="24"/>
-        </w:rPr>
-      </w:pPr>
-      <m:oMathPara>
-        <m:oMathParaPr>
-          <m:jc m:val="left"/>
-        </m:oMathParaPr>
-        <m:oMath>
-          <m:r>
-            <w:rPr>
-              <w:rFonts w:ascii="Cambria Math" w:eastAsiaTheme="minorEastAsia" w:hAnsi="Cambria Math"/>
-              <w:sz w:val="24"/>
-              <w:szCs w:val="24"/>
-            </w:rPr>
-            <m:t>δ</m:t>
-          </m:r>
-          <m:d>
-            <m:dPr>
-              <m:ctrlPr>
-                <w:rPr>
-                  <w:rFonts w:ascii="Cambria Math" w:eastAsiaTheme="minorEastAsia" w:hAnsi="Cambria Math"/>
-                  <w:i/>
-                  <w:sz w:val="24"/>
-                  <w:szCs w:val="24"/>
-                </w:rPr>
-              </m:ctrlPr>
-            </m:dPr>
-            <m:e>
-              <m:sSub>
-                <m:sSubPr>
-                  <m:ctrlPr>
-                    <w:rPr>
-                      <w:rFonts w:ascii="Cambria Math" w:eastAsiaTheme="minorEastAsia" w:hAnsi="Cambria Math"/>
-                      <w:i/>
-                      <w:sz w:val="24"/>
-                      <w:szCs w:val="24"/>
-                    </w:rPr>
-                  </m:ctrlPr>
-                </m:sSubPr>
-                <m:e>
-                  <m:r>
-                    <w:rPr>
-                      <w:rFonts w:ascii="Cambria Math" w:eastAsiaTheme="minorEastAsia" w:hAnsi="Cambria Math"/>
-                      <w:sz w:val="24"/>
-                      <w:szCs w:val="24"/>
-                    </w:rPr>
-                    <m:t>q</m:t>
-                  </m:r>
-                </m:e>
-                <m:sub>
-                  <m:r>
-                    <w:rPr>
-                      <w:rFonts w:ascii="Cambria Math" w:eastAsiaTheme="minorEastAsia" w:hAnsi="Cambria Math"/>
-                      <w:sz w:val="24"/>
-                      <w:szCs w:val="24"/>
-                    </w:rPr>
-                    <m:t>0</m:t>
-                  </m:r>
-                </m:sub>
-              </m:sSub>
-              <m:r>
-                <w:rPr>
-                  <w:rFonts w:ascii="Cambria Math" w:eastAsiaTheme="minorEastAsia" w:hAnsi="Cambria Math"/>
-                  <w:sz w:val="24"/>
-                  <w:szCs w:val="24"/>
-                </w:rPr>
-                <m:t>,b,</m:t>
-              </m:r>
-              <m:r>
-                <w:rPr>
-                  <w:rFonts w:ascii="Cambria Math" w:eastAsiaTheme="minorEastAsia" w:hAnsi="Cambria Math"/>
-                  <w:sz w:val="24"/>
-                  <w:szCs w:val="24"/>
-                </w:rPr>
-                <m:t>O</m:t>
-              </m:r>
-            </m:e>
-          </m:d>
-          <m:r>
-            <w:rPr>
-              <w:rFonts w:ascii="Cambria Math" w:eastAsiaTheme="minorEastAsia" w:hAnsi="Cambria Math"/>
-              <w:sz w:val="24"/>
-              <w:szCs w:val="24"/>
-            </w:rPr>
-            <m:t>=</m:t>
-          </m:r>
-          <m:d>
-            <m:dPr>
-              <m:begChr m:val="{"/>
-              <m:endChr m:val="}"/>
-              <m:ctrlPr>
-                <w:rPr>
-                  <w:rFonts w:ascii="Cambria Math" w:eastAsiaTheme="minorEastAsia" w:hAnsi="Cambria Math"/>
-                  <w:i/>
-                  <w:sz w:val="24"/>
-                  <w:szCs w:val="24"/>
-                </w:rPr>
-              </m:ctrlPr>
-            </m:dPr>
-            <m:e>
-              <m:d>
-                <m:dPr>
-                  <m:ctrlPr>
-                    <w:rPr>
-                      <w:rFonts w:ascii="Cambria Math" w:eastAsiaTheme="minorEastAsia" w:hAnsi="Cambria Math"/>
-                      <w:i/>
-                      <w:sz w:val="24"/>
-                      <w:szCs w:val="24"/>
-                    </w:rPr>
-                  </m:ctrlPr>
-                </m:dPr>
-                <m:e>
-                  <m:sSub>
-                    <m:sSubPr>
-                      <m:ctrlPr>
-                        <w:rPr>
-                          <w:rFonts w:ascii="Cambria Math" w:eastAsiaTheme="minorEastAsia" w:hAnsi="Cambria Math"/>
-                          <w:i/>
-                          <w:sz w:val="24"/>
-                          <w:szCs w:val="24"/>
-                        </w:rPr>
-                      </m:ctrlPr>
-                    </m:sSubPr>
-                    <m:e>
-                      <m:r>
-                        <w:rPr>
-                          <w:rFonts w:ascii="Cambria Math" w:eastAsiaTheme="minorEastAsia" w:hAnsi="Cambria Math"/>
-                          <w:sz w:val="24"/>
-                          <w:szCs w:val="24"/>
-                        </w:rPr>
-                        <m:t>q</m:t>
-                      </m:r>
-                    </m:e>
-                    <m:sub>
-                      <m:r>
-                        <w:rPr>
-                          <w:rFonts w:ascii="Cambria Math" w:eastAsiaTheme="minorEastAsia" w:hAnsi="Cambria Math"/>
-                          <w:sz w:val="24"/>
-                          <w:szCs w:val="24"/>
-                        </w:rPr>
-                        <m:t>0</m:t>
-                      </m:r>
-                    </m:sub>
-                  </m:sSub>
-                  <m:r>
-                    <w:rPr>
-                      <w:rFonts w:ascii="Cambria Math" w:eastAsiaTheme="minorEastAsia" w:hAnsi="Cambria Math"/>
-                      <w:sz w:val="24"/>
-                      <w:szCs w:val="24"/>
-                    </w:rPr>
-                    <m:t>,</m:t>
-                  </m:r>
-                  <m:r>
-                    <w:rPr>
-                      <w:rFonts w:ascii="Cambria Math" w:eastAsiaTheme="minorEastAsia" w:hAnsi="Cambria Math"/>
-                      <w:sz w:val="24"/>
-                      <w:szCs w:val="24"/>
-                    </w:rPr>
-                    <m:t>λ</m:t>
-                  </m:r>
-                </m:e>
-              </m:d>
-            </m:e>
-          </m:d>
-        </m:oMath>
-      </m:oMathPara>
-    </w:p>
-    <w:p>
-      <w:pPr>
-        <w:spacing w:after="0"/>
-        <w:ind w:left="1440"/>
-        <w:rPr>
-          <w:rFonts w:eastAsiaTheme="minorEastAsia"/>
-          <w:sz w:val="24"/>
-          <w:szCs w:val="24"/>
-        </w:rPr>
-      </w:pPr>
-      <m:oMathPara>
-        <m:oMathParaPr>
-          <m:jc m:val="left"/>
-        </m:oMathParaPr>
-        <m:oMath>
-          <m:r>
-            <w:rPr>
-              <w:rFonts w:ascii="Cambria Math" w:eastAsiaTheme="minorEastAsia" w:hAnsi="Cambria Math"/>
-              <w:sz w:val="24"/>
-              <w:szCs w:val="24"/>
-            </w:rPr>
-            <m:t>δ</m:t>
-          </m:r>
-          <m:d>
-            <m:dPr>
-              <m:ctrlPr>
-                <w:rPr>
-                  <w:rFonts w:ascii="Cambria Math" w:eastAsiaTheme="minorEastAsia" w:hAnsi="Cambria Math"/>
-                  <w:i/>
-                  <w:sz w:val="24"/>
-                  <w:szCs w:val="24"/>
-                </w:rPr>
-              </m:ctrlPr>
-            </m:dPr>
-            <m:e>
-              <m:sSub>
-                <m:sSubPr>
-                  <m:ctrlPr>
-                    <w:rPr>
-                      <w:rFonts w:ascii="Cambria Math" w:eastAsiaTheme="minorEastAsia" w:hAnsi="Cambria Math"/>
-                      <w:i/>
-                      <w:sz w:val="24"/>
-                      <w:szCs w:val="24"/>
-                    </w:rPr>
-                  </m:ctrlPr>
-                </m:sSubPr>
-                <m:e>
-                  <m:r>
-                    <w:rPr>
-                      <w:rFonts w:ascii="Cambria Math" w:eastAsiaTheme="minorEastAsia" w:hAnsi="Cambria Math"/>
-                      <w:sz w:val="24"/>
-                      <w:szCs w:val="24"/>
-                    </w:rPr>
-                    <m:t>q</m:t>
-                  </m:r>
-                </m:e>
-                <m:sub>
-                  <m:r>
-                    <w:rPr>
-                      <w:rFonts w:ascii="Cambria Math" w:eastAsiaTheme="minorEastAsia" w:hAnsi="Cambria Math"/>
-                      <w:sz w:val="24"/>
-                      <w:szCs w:val="24"/>
-                    </w:rPr>
-                    <m:t>0</m:t>
-                  </m:r>
-                </m:sub>
-              </m:sSub>
-              <m:r>
-                <w:rPr>
-                  <w:rFonts w:ascii="Cambria Math" w:eastAsiaTheme="minorEastAsia" w:hAnsi="Cambria Math"/>
-                  <w:sz w:val="24"/>
-                  <w:szCs w:val="24"/>
-                </w:rPr>
-                <m:t>,b,</m:t>
-              </m:r>
-              <m:r>
-                <w:rPr>
-                  <w:rFonts w:ascii="Cambria Math" w:eastAsiaTheme="minorEastAsia" w:hAnsi="Cambria Math"/>
-                  <w:sz w:val="24"/>
-                  <w:szCs w:val="24"/>
-                </w:rPr>
-                <m:t>A</m:t>
-              </m:r>
-            </m:e>
-          </m:d>
-          <m:r>
-            <w:rPr>
-              <w:rFonts w:ascii="Cambria Math" w:eastAsiaTheme="minorEastAsia" w:hAnsi="Cambria Math"/>
-              <w:sz w:val="24"/>
-              <w:szCs w:val="24"/>
-            </w:rPr>
-            <m:t>=</m:t>
-          </m:r>
-          <m:d>
-            <m:dPr>
-              <m:begChr m:val="{"/>
-              <m:endChr m:val="}"/>
-              <m:ctrlPr>
-                <w:rPr>
-                  <w:rFonts w:ascii="Cambria Math" w:eastAsiaTheme="minorEastAsia" w:hAnsi="Cambria Math"/>
-                  <w:i/>
-                  <w:sz w:val="24"/>
-                  <w:szCs w:val="24"/>
-                </w:rPr>
-              </m:ctrlPr>
-            </m:dPr>
-            <m:e>
-              <m:d>
-                <m:dPr>
-                  <m:ctrlPr>
-                    <w:rPr>
-                      <w:rFonts w:ascii="Cambria Math" w:eastAsiaTheme="minorEastAsia" w:hAnsi="Cambria Math"/>
-                      <w:i/>
-                      <w:sz w:val="24"/>
-                      <w:szCs w:val="24"/>
-                    </w:rPr>
-                  </m:ctrlPr>
-                </m:dPr>
-                <m:e>
-                  <m:sSub>
-                    <m:sSubPr>
-                      <m:ctrlPr>
-                        <w:rPr>
-                          <w:rFonts w:ascii="Cambria Math" w:eastAsiaTheme="minorEastAsia" w:hAnsi="Cambria Math"/>
-                          <w:i/>
-                          <w:sz w:val="24"/>
-                          <w:szCs w:val="24"/>
-                        </w:rPr>
-                      </m:ctrlPr>
-                    </m:sSubPr>
-                    <m:e>
-                      <m:r>
-                        <w:rPr>
-                          <w:rFonts w:ascii="Cambria Math" w:eastAsiaTheme="minorEastAsia" w:hAnsi="Cambria Math"/>
-                          <w:sz w:val="24"/>
-                          <w:szCs w:val="24"/>
-                        </w:rPr>
-                        <m:t>q</m:t>
-                      </m:r>
-                    </m:e>
-                    <m:sub>
-                      <m:r>
-                        <w:rPr>
-                          <w:rFonts w:ascii="Cambria Math" w:eastAsiaTheme="minorEastAsia" w:hAnsi="Cambria Math"/>
-                          <w:sz w:val="24"/>
-                          <w:szCs w:val="24"/>
-                        </w:rPr>
-                        <m:t>0</m:t>
-                      </m:r>
-                    </m:sub>
-                  </m:sSub>
-                  <m:r>
-                    <w:rPr>
-                      <w:rFonts w:ascii="Cambria Math" w:eastAsiaTheme="minorEastAsia" w:hAnsi="Cambria Math"/>
-                      <w:sz w:val="24"/>
-                      <w:szCs w:val="24"/>
-                    </w:rPr>
-                    <m:t>,λ</m:t>
-                  </m:r>
-                </m:e>
-              </m:d>
-            </m:e>
-          </m:d>
-        </m:oMath>
-      </m:oMathPara>
-    </w:p>
-    <w:p>
-      <w:pPr>
-        <w:spacing w:after="0"/>
-        <w:ind w:left="1440"/>
-        <w:rPr>
-          <w:rFonts w:eastAsiaTheme="minorEastAsia"/>
-          <w:sz w:val="24"/>
-          <w:szCs w:val="24"/>
-        </w:rPr>
-      </w:pPr>
-      <m:oMathPara>
-        <m:oMathParaPr>
-          <m:jc m:val="left"/>
-        </m:oMathParaPr>
-        <m:oMath>
-          <m:r>
-            <w:rPr>
-              <w:rFonts w:ascii="Cambria Math" w:eastAsiaTheme="minorEastAsia" w:hAnsi="Cambria Math"/>
-              <w:sz w:val="24"/>
-              <w:szCs w:val="24"/>
-            </w:rPr>
-            <m:t>δ</m:t>
-          </m:r>
-          <m:d>
-            <m:dPr>
-              <m:ctrlPr>
-                <w:rPr>
-                  <w:rFonts w:ascii="Cambria Math" w:eastAsiaTheme="minorEastAsia" w:hAnsi="Cambria Math"/>
-                  <w:i/>
-                  <w:sz w:val="24"/>
-                  <w:szCs w:val="24"/>
-                </w:rPr>
-              </m:ctrlPr>
-            </m:dPr>
-            <m:e>
-              <m:sSub>
-                <m:sSubPr>
-                  <m:ctrlPr>
-                    <w:rPr>
-                      <w:rFonts w:ascii="Cambria Math" w:eastAsiaTheme="minorEastAsia" w:hAnsi="Cambria Math"/>
-                      <w:i/>
-                      <w:sz w:val="24"/>
-                      <w:szCs w:val="24"/>
-                    </w:rPr>
-                  </m:ctrlPr>
-                </m:sSubPr>
-                <m:e>
-                  <m:r>
-                    <w:rPr>
-                      <w:rFonts w:ascii="Cambria Math" w:eastAsiaTheme="minorEastAsia" w:hAnsi="Cambria Math"/>
-                      <w:sz w:val="24"/>
-                      <w:szCs w:val="24"/>
-                    </w:rPr>
-                    <m:t>q</m:t>
-                  </m:r>
-                </m:e>
-                <m:sub>
-                  <m:r>
-                    <w:rPr>
-                      <w:rFonts w:ascii="Cambria Math" w:eastAsiaTheme="minorEastAsia" w:hAnsi="Cambria Math"/>
-                      <w:sz w:val="24"/>
-                      <w:szCs w:val="24"/>
-                    </w:rPr>
-                    <m:t>0</m:t>
-                  </m:r>
-                </m:sub>
-              </m:sSub>
-              <m:r>
-                <w:rPr>
-                  <w:rFonts w:ascii="Cambria Math" w:eastAsiaTheme="minorEastAsia" w:hAnsi="Cambria Math"/>
-                  <w:sz w:val="24"/>
-                  <w:szCs w:val="24"/>
-                </w:rPr>
-                <m:t>,b,</m:t>
-              </m:r>
-              <m:r>
-                <w:rPr>
-                  <w:rFonts w:ascii="Cambria Math" w:eastAsiaTheme="minorEastAsia" w:hAnsi="Cambria Math"/>
-                  <w:sz w:val="24"/>
-                  <w:szCs w:val="24"/>
-                </w:rPr>
-                <m:t>B</m:t>
-              </m:r>
-            </m:e>
-          </m:d>
-          <m:r>
-            <w:rPr>
-              <w:rFonts w:ascii="Cambria Math" w:eastAsiaTheme="minorEastAsia" w:hAnsi="Cambria Math"/>
-              <w:sz w:val="24"/>
-              <w:szCs w:val="24"/>
-            </w:rPr>
-            <m:t>=</m:t>
-          </m:r>
-          <m:d>
-            <m:dPr>
-              <m:begChr m:val="{"/>
-              <m:endChr m:val="}"/>
-              <m:ctrlPr>
-                <w:rPr>
-                  <w:rFonts w:ascii="Cambria Math" w:eastAsiaTheme="minorEastAsia" w:hAnsi="Cambria Math"/>
-                  <w:i/>
-                  <w:sz w:val="24"/>
-                  <w:szCs w:val="24"/>
-                </w:rPr>
-              </m:ctrlPr>
-            </m:dPr>
-            <m:e>
-              <m:d>
-                <m:dPr>
-                  <m:ctrlPr>
-                    <w:rPr>
-                      <w:rFonts w:ascii="Cambria Math" w:eastAsiaTheme="minorEastAsia" w:hAnsi="Cambria Math"/>
-                      <w:i/>
-                      <w:sz w:val="24"/>
-                      <w:szCs w:val="24"/>
-                    </w:rPr>
-                  </m:ctrlPr>
-                </m:dPr>
-                <m:e>
-                  <m:sSub>
-                    <m:sSubPr>
-                      <m:ctrlPr>
-                        <w:rPr>
-                          <w:rFonts w:ascii="Cambria Math" w:eastAsiaTheme="minorEastAsia" w:hAnsi="Cambria Math"/>
-                          <w:i/>
-                          <w:sz w:val="24"/>
-                          <w:szCs w:val="24"/>
-                        </w:rPr>
-                      </m:ctrlPr>
-                    </m:sSubPr>
-                    <m:e>
-                      <m:r>
-                        <w:rPr>
-                          <w:rFonts w:ascii="Cambria Math" w:eastAsiaTheme="minorEastAsia" w:hAnsi="Cambria Math"/>
-                          <w:sz w:val="24"/>
-                          <w:szCs w:val="24"/>
-                        </w:rPr>
-                        <m:t>q</m:t>
-                      </m:r>
-                    </m:e>
-                    <m:sub>
-                      <m:r>
-                        <w:rPr>
-                          <w:rFonts w:ascii="Cambria Math" w:eastAsiaTheme="minorEastAsia" w:hAnsi="Cambria Math"/>
-                          <w:sz w:val="24"/>
-                          <w:szCs w:val="24"/>
-                        </w:rPr>
-                        <m:t>0</m:t>
-                      </m:r>
-                    </m:sub>
-                  </m:sSub>
-                  <m:r>
-                    <w:rPr>
-                      <w:rFonts w:ascii="Cambria Math" w:eastAsiaTheme="minorEastAsia" w:hAnsi="Cambria Math"/>
-                      <w:sz w:val="24"/>
-                      <w:szCs w:val="24"/>
-                    </w:rPr>
-                    <m:t>,</m:t>
-                  </m:r>
-                  <m:r>
-                    <w:rPr>
-                      <w:rFonts w:ascii="Cambria Math" w:eastAsiaTheme="minorEastAsia" w:hAnsi="Cambria Math"/>
-                      <w:sz w:val="24"/>
-                      <w:szCs w:val="24"/>
-                    </w:rPr>
-                    <m:t>BB</m:t>
-                  </m:r>
-                </m:e>
-              </m:d>
-            </m:e>
-          </m:d>
-        </m:oMath>
-      </m:oMathPara>
-    </w:p>
-    <w:p>
-      <w:pPr>
-        <w:spacing w:after="0"/>
-        <w:ind w:left="1440"/>
-        <w:rPr>
-          <w:rFonts w:eastAsiaTheme="minorEastAsia"/>
-          <w:sz w:val="24"/>
-          <w:szCs w:val="24"/>
-        </w:rPr>
-      </w:pPr>
-      <m:oMathPara>
-        <m:oMathParaPr>
-          <m:jc m:val="left"/>
-        </m:oMathParaPr>
-        <m:oMath>
-          <m:r>
-            <w:rPr>
-              <w:rFonts w:ascii="Cambria Math" w:eastAsiaTheme="minorEastAsia" w:hAnsi="Cambria Math"/>
-              <w:sz w:val="24"/>
-              <w:szCs w:val="24"/>
-            </w:rPr>
-            <m:t>δ</m:t>
-          </m:r>
-          <m:d>
-            <m:dPr>
-              <m:ctrlPr>
-                <w:rPr>
-                  <w:rFonts w:ascii="Cambria Math" w:eastAsiaTheme="minorEastAsia" w:hAnsi="Cambria Math"/>
-                  <w:i/>
-                  <w:sz w:val="24"/>
-                  <w:szCs w:val="24"/>
-                </w:rPr>
-              </m:ctrlPr>
-            </m:dPr>
-            <m:e>
-              <m:sSub>
-                <m:sSubPr>
-                  <m:ctrlPr>
-                    <w:rPr>
-                      <w:rFonts w:ascii="Cambria Math" w:eastAsiaTheme="minorEastAsia" w:hAnsi="Cambria Math"/>
-                      <w:i/>
-                      <w:sz w:val="24"/>
-                      <w:szCs w:val="24"/>
-                    </w:rPr>
-                  </m:ctrlPr>
-                </m:sSubPr>
-                <m:e>
-                  <m:r>
-                    <w:rPr>
-                      <w:rFonts w:ascii="Cambria Math" w:eastAsiaTheme="minorEastAsia" w:hAnsi="Cambria Math"/>
-                      <w:sz w:val="24"/>
-                      <w:szCs w:val="24"/>
-                    </w:rPr>
-                    <m:t>q</m:t>
-                  </m:r>
-                </m:e>
-                <m:sub>
-                  <m:r>
-                    <w:rPr>
-                      <w:rFonts w:ascii="Cambria Math" w:eastAsiaTheme="minorEastAsia" w:hAnsi="Cambria Math"/>
-                      <w:sz w:val="24"/>
-                      <w:szCs w:val="24"/>
-                    </w:rPr>
-                    <m:t>0</m:t>
-                  </m:r>
-                </m:sub>
-              </m:sSub>
-              <m:r>
-                <w:rPr>
-                  <w:rFonts w:ascii="Cambria Math" w:eastAsiaTheme="minorEastAsia" w:hAnsi="Cambria Math"/>
-                  <w:sz w:val="24"/>
-                  <w:szCs w:val="24"/>
-                </w:rPr>
-                <m:t>,</m:t>
-              </m:r>
-              <m:r>
-                <w:rPr>
-                  <w:rFonts w:ascii="Cambria Math" w:eastAsiaTheme="minorEastAsia" w:hAnsi="Cambria Math"/>
-                  <w:sz w:val="24"/>
-                  <w:szCs w:val="24"/>
-                </w:rPr>
-                <m:t>c</m:t>
-              </m:r>
-              <m:r>
-                <w:rPr>
-                  <w:rFonts w:ascii="Cambria Math" w:eastAsiaTheme="minorEastAsia" w:hAnsi="Cambria Math"/>
-                  <w:sz w:val="24"/>
-                  <w:szCs w:val="24"/>
-                </w:rPr>
-                <m:t>,Z</m:t>
-              </m:r>
-            </m:e>
-          </m:d>
-          <m:r>
-            <w:rPr>
-              <w:rFonts w:ascii="Cambria Math" w:eastAsiaTheme="minorEastAsia" w:hAnsi="Cambria Math"/>
-              <w:sz w:val="24"/>
-              <w:szCs w:val="24"/>
-            </w:rPr>
-            <m:t>=</m:t>
-          </m:r>
-          <m:d>
-            <m:dPr>
-              <m:begChr m:val="{"/>
-              <m:endChr m:val="}"/>
-              <m:ctrlPr>
-                <w:rPr>
-                  <w:rFonts w:ascii="Cambria Math" w:eastAsiaTheme="minorEastAsia" w:hAnsi="Cambria Math"/>
-                  <w:i/>
-                  <w:sz w:val="24"/>
-                  <w:szCs w:val="24"/>
-                </w:rPr>
-              </m:ctrlPr>
-            </m:dPr>
-            <m:e>
-              <m:d>
-                <m:dPr>
-                  <m:ctrlPr>
-                    <w:rPr>
-                      <w:rFonts w:ascii="Cambria Math" w:eastAsiaTheme="minorEastAsia" w:hAnsi="Cambria Math"/>
-                      <w:i/>
-                      <w:sz w:val="24"/>
-                      <w:szCs w:val="24"/>
-                    </w:rPr>
-                  </m:ctrlPr>
-                </m:dPr>
-                <m:e>
-                  <m:sSub>
-                    <m:sSubPr>
-                      <m:ctrlPr>
-                        <w:rPr>
-                          <w:rFonts w:ascii="Cambria Math" w:eastAsiaTheme="minorEastAsia" w:hAnsi="Cambria Math"/>
-                          <w:i/>
-                          <w:sz w:val="24"/>
-                          <w:szCs w:val="24"/>
-                        </w:rPr>
-                      </m:ctrlPr>
-                    </m:sSubPr>
-                    <m:e>
-                      <m:r>
-                        <w:rPr>
-                          <w:rFonts w:ascii="Cambria Math" w:eastAsiaTheme="minorEastAsia" w:hAnsi="Cambria Math"/>
-                          <w:sz w:val="24"/>
-                          <w:szCs w:val="24"/>
-                        </w:rPr>
-                        <m:t>q</m:t>
-                      </m:r>
-                    </m:e>
-                    <m:sub>
-                      <m:r>
-                        <w:rPr>
-                          <w:rFonts w:ascii="Cambria Math" w:eastAsiaTheme="minorEastAsia" w:hAnsi="Cambria Math"/>
-                          <w:sz w:val="24"/>
-                          <w:szCs w:val="24"/>
-                        </w:rPr>
-                        <m:t>0</m:t>
-                      </m:r>
-                    </m:sub>
-                  </m:sSub>
-                  <m:r>
-                    <w:rPr>
-                      <w:rFonts w:ascii="Cambria Math" w:eastAsiaTheme="minorEastAsia" w:hAnsi="Cambria Math"/>
-                      <w:sz w:val="24"/>
-                      <w:szCs w:val="24"/>
-                    </w:rPr>
-                    <m:t>,Z</m:t>
-                  </m:r>
-                </m:e>
-              </m:d>
-            </m:e>
-          </m:d>
-        </m:oMath>
-      </m:oMathPara>
-    </w:p>
-    <w:p>
-      <w:pPr>
-        <w:spacing w:after="0"/>
-        <w:ind w:left="1440"/>
-        <w:rPr>
-          <w:rFonts w:eastAsiaTheme="minorEastAsia"/>
-          <w:sz w:val="24"/>
-          <w:szCs w:val="24"/>
-        </w:rPr>
-      </w:pPr>
-      <m:oMathPara>
-        <m:oMathParaPr>
-          <m:jc m:val="left"/>
-        </m:oMathParaPr>
-        <m:oMath>
-          <m:r>
-            <w:rPr>
-              <w:rFonts w:ascii="Cambria Math" w:eastAsiaTheme="minorEastAsia" w:hAnsi="Cambria Math"/>
-              <w:sz w:val="24"/>
-              <w:szCs w:val="24"/>
-            </w:rPr>
-            <m:t>δ</m:t>
-          </m:r>
-          <m:d>
-            <m:dPr>
-              <m:ctrlPr>
-                <w:rPr>
-                  <w:rFonts w:ascii="Cambria Math" w:eastAsiaTheme="minorEastAsia" w:hAnsi="Cambria Math"/>
-                  <w:i/>
-                  <w:sz w:val="24"/>
-                  <w:szCs w:val="24"/>
-                </w:rPr>
-              </m:ctrlPr>
-            </m:dPr>
-            <m:e>
-              <m:sSub>
-                <m:sSubPr>
-                  <m:ctrlPr>
-                    <w:rPr>
-                      <w:rFonts w:ascii="Cambria Math" w:eastAsiaTheme="minorEastAsia" w:hAnsi="Cambria Math"/>
-                      <w:i/>
-                      <w:sz w:val="24"/>
-                      <w:szCs w:val="24"/>
-                    </w:rPr>
-                  </m:ctrlPr>
-                </m:sSubPr>
-                <m:e>
-                  <m:r>
-                    <w:rPr>
-                      <w:rFonts w:ascii="Cambria Math" w:eastAsiaTheme="minorEastAsia" w:hAnsi="Cambria Math"/>
-                      <w:sz w:val="24"/>
-                      <w:szCs w:val="24"/>
-                    </w:rPr>
-                    <m:t>q</m:t>
-                  </m:r>
-                </m:e>
-                <m:sub>
-                  <m:r>
-                    <w:rPr>
-                      <w:rFonts w:ascii="Cambria Math" w:eastAsiaTheme="minorEastAsia" w:hAnsi="Cambria Math"/>
-                      <w:sz w:val="24"/>
-                      <w:szCs w:val="24"/>
-                    </w:rPr>
-                    <m:t>0</m:t>
-                  </m:r>
-                </m:sub>
-              </m:sSub>
-              <m:r>
-                <w:rPr>
-                  <w:rFonts w:ascii="Cambria Math" w:eastAsiaTheme="minorEastAsia" w:hAnsi="Cambria Math"/>
-                  <w:sz w:val="24"/>
-                  <w:szCs w:val="24"/>
-                </w:rPr>
-                <m:t>,</m:t>
-              </m:r>
-              <m:r>
-                <w:rPr>
-                  <w:rFonts w:ascii="Cambria Math" w:eastAsiaTheme="minorEastAsia" w:hAnsi="Cambria Math"/>
-                  <w:sz w:val="24"/>
-                  <w:szCs w:val="24"/>
-                </w:rPr>
-                <m:t>c</m:t>
-              </m:r>
-              <m:r>
-                <w:rPr>
-                  <w:rFonts w:ascii="Cambria Math" w:eastAsiaTheme="minorEastAsia" w:hAnsi="Cambria Math"/>
-                  <w:sz w:val="24"/>
-                  <w:szCs w:val="24"/>
-                </w:rPr>
-                <m:t>,O</m:t>
-              </m:r>
-            </m:e>
-          </m:d>
-          <m:r>
-            <w:rPr>
-              <w:rFonts w:ascii="Cambria Math" w:eastAsiaTheme="minorEastAsia" w:hAnsi="Cambria Math"/>
-              <w:sz w:val="24"/>
-              <w:szCs w:val="24"/>
-            </w:rPr>
-            <m:t>=</m:t>
-          </m:r>
-          <m:d>
-            <m:dPr>
-              <m:begChr m:val="{"/>
-              <m:endChr m:val="}"/>
-              <m:ctrlPr>
-                <w:rPr>
-                  <w:rFonts w:ascii="Cambria Math" w:eastAsiaTheme="minorEastAsia" w:hAnsi="Cambria Math"/>
-                  <w:i/>
-                  <w:sz w:val="24"/>
-                  <w:szCs w:val="24"/>
-                </w:rPr>
-              </m:ctrlPr>
-            </m:dPr>
-            <m:e>
-              <m:d>
-                <m:dPr>
-                  <m:ctrlPr>
-                    <w:rPr>
-                      <w:rFonts w:ascii="Cambria Math" w:eastAsiaTheme="minorEastAsia" w:hAnsi="Cambria Math"/>
-                      <w:i/>
-                      <w:sz w:val="24"/>
-                      <w:szCs w:val="24"/>
-                    </w:rPr>
-                  </m:ctrlPr>
-                </m:dPr>
-                <m:e>
-                  <m:sSub>
-                    <m:sSubPr>
-                      <m:ctrlPr>
-                        <w:rPr>
-                          <w:rFonts w:ascii="Cambria Math" w:eastAsiaTheme="minorEastAsia" w:hAnsi="Cambria Math"/>
-                          <w:i/>
-                          <w:sz w:val="24"/>
-                          <w:szCs w:val="24"/>
-                        </w:rPr>
-                      </m:ctrlPr>
-                    </m:sSubPr>
-                    <m:e>
-                      <m:r>
-                        <w:rPr>
-                          <w:rFonts w:ascii="Cambria Math" w:eastAsiaTheme="minorEastAsia" w:hAnsi="Cambria Math"/>
-                          <w:sz w:val="24"/>
-                          <w:szCs w:val="24"/>
-                        </w:rPr>
-                        <m:t>q</m:t>
-                      </m:r>
-                    </m:e>
-                    <m:sub>
-                      <m:r>
-                        <w:rPr>
-                          <w:rFonts w:ascii="Cambria Math" w:eastAsiaTheme="minorEastAsia" w:hAnsi="Cambria Math"/>
-                          <w:sz w:val="24"/>
-                          <w:szCs w:val="24"/>
-                        </w:rPr>
-                        <m:t>0</m:t>
-                      </m:r>
-                    </m:sub>
-                  </m:sSub>
-                  <m:r>
-                    <w:rPr>
-                      <w:rFonts w:ascii="Cambria Math" w:eastAsiaTheme="minorEastAsia" w:hAnsi="Cambria Math"/>
-                      <w:sz w:val="24"/>
-                      <w:szCs w:val="24"/>
-                    </w:rPr>
-                    <m:t>,</m:t>
-                  </m:r>
-                  <m:r>
-                    <w:rPr>
-                      <w:rFonts w:ascii="Cambria Math" w:eastAsiaTheme="minorEastAsia" w:hAnsi="Cambria Math"/>
-                      <w:sz w:val="24"/>
-                      <w:szCs w:val="24"/>
-                    </w:rPr>
-                    <m:t>O</m:t>
-                  </m:r>
-                </m:e>
-              </m:d>
-            </m:e>
-          </m:d>
-        </m:oMath>
-      </m:oMathPara>
-    </w:p>
-    <w:p>
-      <w:pPr>
-        <w:spacing w:after="0"/>
-        <w:ind w:left="1440"/>
-        <w:rPr>
-          <w:rFonts w:eastAsiaTheme="minorEastAsia"/>
-          <w:sz w:val="24"/>
-          <w:szCs w:val="24"/>
-        </w:rPr>
-      </w:pPr>
-      <m:oMathPara>
-        <m:oMathParaPr>
-          <m:jc m:val="left"/>
-        </m:oMathParaPr>
-        <m:oMath>
-          <m:r>
-            <w:rPr>
-              <w:rFonts w:ascii="Cambria Math" w:eastAsiaTheme="minorEastAsia" w:hAnsi="Cambria Math"/>
-              <w:sz w:val="24"/>
-              <w:szCs w:val="24"/>
-            </w:rPr>
-            <m:t>δ</m:t>
-          </m:r>
-          <m:d>
-            <m:dPr>
-              <m:ctrlPr>
-                <w:rPr>
-                  <w:rFonts w:ascii="Cambria Math" w:eastAsiaTheme="minorEastAsia" w:hAnsi="Cambria Math"/>
-                  <w:i/>
-                  <w:sz w:val="24"/>
-                  <w:szCs w:val="24"/>
-                </w:rPr>
-              </m:ctrlPr>
-            </m:dPr>
-            <m:e>
-              <m:sSub>
-                <m:sSubPr>
-                  <m:ctrlPr>
-                    <w:rPr>
-                      <w:rFonts w:ascii="Cambria Math" w:eastAsiaTheme="minorEastAsia" w:hAnsi="Cambria Math"/>
-                      <w:i/>
-                      <w:sz w:val="24"/>
-                      <w:szCs w:val="24"/>
-                    </w:rPr>
-                  </m:ctrlPr>
-                </m:sSubPr>
-                <m:e>
-                  <m:r>
-                    <w:rPr>
-                      <w:rFonts w:ascii="Cambria Math" w:eastAsiaTheme="minorEastAsia" w:hAnsi="Cambria Math"/>
-                      <w:sz w:val="24"/>
-                      <w:szCs w:val="24"/>
-                    </w:rPr>
-                    <m:t>q</m:t>
-                  </m:r>
-                </m:e>
-                <m:sub>
-                  <m:r>
-                    <w:rPr>
-                      <w:rFonts w:ascii="Cambria Math" w:eastAsiaTheme="minorEastAsia" w:hAnsi="Cambria Math"/>
-                      <w:sz w:val="24"/>
-                      <w:szCs w:val="24"/>
-                    </w:rPr>
-                    <m:t>0</m:t>
-                  </m:r>
-                </m:sub>
-              </m:sSub>
-              <m:r>
-                <w:rPr>
-                  <w:rFonts w:ascii="Cambria Math" w:eastAsiaTheme="minorEastAsia" w:hAnsi="Cambria Math"/>
-                  <w:sz w:val="24"/>
-                  <w:szCs w:val="24"/>
-                </w:rPr>
-                <m:t>,</m:t>
-              </m:r>
-              <m:r>
-                <w:rPr>
-                  <w:rFonts w:ascii="Cambria Math" w:eastAsiaTheme="minorEastAsia" w:hAnsi="Cambria Math"/>
-                  <w:sz w:val="24"/>
-                  <w:szCs w:val="24"/>
-                </w:rPr>
-                <m:t>c</m:t>
-              </m:r>
-              <m:r>
-                <w:rPr>
-                  <w:rFonts w:ascii="Cambria Math" w:eastAsiaTheme="minorEastAsia" w:hAnsi="Cambria Math"/>
-                  <w:sz w:val="24"/>
-                  <w:szCs w:val="24"/>
-                </w:rPr>
-                <m:t>,A</m:t>
-              </m:r>
-            </m:e>
-          </m:d>
-          <m:r>
-            <w:rPr>
-              <w:rFonts w:ascii="Cambria Math" w:eastAsiaTheme="minorEastAsia" w:hAnsi="Cambria Math"/>
-              <w:sz w:val="24"/>
-              <w:szCs w:val="24"/>
-            </w:rPr>
-            <m:t>=</m:t>
-          </m:r>
-          <m:d>
-            <m:dPr>
-              <m:begChr m:val="{"/>
-              <m:endChr m:val="}"/>
-              <m:ctrlPr>
-                <w:rPr>
-                  <w:rFonts w:ascii="Cambria Math" w:eastAsiaTheme="minorEastAsia" w:hAnsi="Cambria Math"/>
-                  <w:i/>
-                  <w:sz w:val="24"/>
-                  <w:szCs w:val="24"/>
-                </w:rPr>
-              </m:ctrlPr>
-            </m:dPr>
-            <m:e>
-              <m:d>
-                <m:dPr>
-                  <m:ctrlPr>
-                    <w:rPr>
-                      <w:rFonts w:ascii="Cambria Math" w:eastAsiaTheme="minorEastAsia" w:hAnsi="Cambria Math"/>
-                      <w:i/>
-                      <w:sz w:val="24"/>
-                      <w:szCs w:val="24"/>
-                    </w:rPr>
-                  </m:ctrlPr>
-                </m:dPr>
-                <m:e>
-                  <m:sSub>
-                    <m:sSubPr>
-                      <m:ctrlPr>
-                        <w:rPr>
-                          <w:rFonts w:ascii="Cambria Math" w:eastAsiaTheme="minorEastAsia" w:hAnsi="Cambria Math"/>
-                          <w:i/>
-                          <w:sz w:val="24"/>
-                          <w:szCs w:val="24"/>
-                        </w:rPr>
-                      </m:ctrlPr>
-                    </m:sSubPr>
-                    <m:e>
-                      <m:r>
-                        <w:rPr>
-                          <w:rFonts w:ascii="Cambria Math" w:eastAsiaTheme="minorEastAsia" w:hAnsi="Cambria Math"/>
-                          <w:sz w:val="24"/>
-                          <w:szCs w:val="24"/>
-                        </w:rPr>
-                        <m:t>q</m:t>
-                      </m:r>
-                    </m:e>
-                    <m:sub>
-                      <m:r>
-                        <w:rPr>
-                          <w:rFonts w:ascii="Cambria Math" w:eastAsiaTheme="minorEastAsia" w:hAnsi="Cambria Math"/>
-                          <w:sz w:val="24"/>
-                          <w:szCs w:val="24"/>
-                        </w:rPr>
-                        <m:t>0</m:t>
-                      </m:r>
-                    </m:sub>
-                  </m:sSub>
-                  <m:r>
-                    <w:rPr>
-                      <w:rFonts w:ascii="Cambria Math" w:eastAsiaTheme="minorEastAsia" w:hAnsi="Cambria Math"/>
-                      <w:sz w:val="24"/>
-                      <w:szCs w:val="24"/>
-                    </w:rPr>
-                    <m:t>,</m:t>
-                  </m:r>
-                  <m:r>
-                    <w:rPr>
-                      <w:rFonts w:ascii="Cambria Math" w:eastAsiaTheme="minorEastAsia" w:hAnsi="Cambria Math"/>
-                      <w:sz w:val="24"/>
-                      <w:szCs w:val="24"/>
-                    </w:rPr>
-                    <m:t>A</m:t>
-                  </m:r>
-                </m:e>
-              </m:d>
-            </m:e>
-          </m:d>
-        </m:oMath>
-      </m:oMathPara>
-    </w:p>
-    <w:p>
-      <w:pPr>
-        <w:spacing w:after="0"/>
-        <w:ind w:left="1440"/>
-        <w:rPr>
-          <w:rFonts w:eastAsiaTheme="minorEastAsia"/>
-          <w:sz w:val="24"/>
-          <w:szCs w:val="24"/>
-        </w:rPr>
-      </w:pPr>
-      <m:oMathPara>
-        <m:oMathParaPr>
-          <m:jc m:val="left"/>
-        </m:oMathParaPr>
-        <m:oMath>
-          <m:r>
-            <w:rPr>
-              <w:rFonts w:ascii="Cambria Math" w:eastAsiaTheme="minorEastAsia" w:hAnsi="Cambria Math"/>
-              <w:sz w:val="24"/>
-              <w:szCs w:val="24"/>
-            </w:rPr>
-            <m:t>δ</m:t>
-          </m:r>
-          <m:d>
-            <m:dPr>
-              <m:ctrlPr>
-                <w:rPr>
-                  <w:rFonts w:ascii="Cambria Math" w:eastAsiaTheme="minorEastAsia" w:hAnsi="Cambria Math"/>
-                  <w:i/>
-                  <w:sz w:val="24"/>
-                  <w:szCs w:val="24"/>
-                </w:rPr>
-              </m:ctrlPr>
-            </m:dPr>
-            <m:e>
-              <m:sSub>
-                <m:sSubPr>
-                  <m:ctrlPr>
-                    <w:rPr>
-                      <w:rFonts w:ascii="Cambria Math" w:eastAsiaTheme="minorEastAsia" w:hAnsi="Cambria Math"/>
-                      <w:i/>
-                      <w:sz w:val="24"/>
-                      <w:szCs w:val="24"/>
-                    </w:rPr>
-                  </m:ctrlPr>
-                </m:sSubPr>
-                <m:e>
-                  <m:r>
-                    <w:rPr>
-                      <w:rFonts w:ascii="Cambria Math" w:eastAsiaTheme="minorEastAsia" w:hAnsi="Cambria Math"/>
-                      <w:sz w:val="24"/>
-                      <w:szCs w:val="24"/>
-                    </w:rPr>
-                    <m:t>q</m:t>
-                  </m:r>
-                </m:e>
-                <m:sub>
-                  <m:r>
-                    <w:rPr>
-                      <w:rFonts w:ascii="Cambria Math" w:eastAsiaTheme="minorEastAsia" w:hAnsi="Cambria Math"/>
-                      <w:sz w:val="24"/>
-                      <w:szCs w:val="24"/>
-                    </w:rPr>
-                    <m:t>0</m:t>
-                  </m:r>
-                </m:sub>
-              </m:sSub>
-              <m:r>
-                <w:rPr>
-                  <w:rFonts w:ascii="Cambria Math" w:eastAsiaTheme="minorEastAsia" w:hAnsi="Cambria Math"/>
-                  <w:sz w:val="24"/>
-                  <w:szCs w:val="24"/>
-                </w:rPr>
-                <m:t>,</m:t>
-              </m:r>
-              <m:r>
-                <w:rPr>
-                  <w:rFonts w:ascii="Cambria Math" w:eastAsiaTheme="minorEastAsia" w:hAnsi="Cambria Math"/>
-                  <w:sz w:val="24"/>
-                  <w:szCs w:val="24"/>
-                </w:rPr>
-                <m:t>c</m:t>
-              </m:r>
-              <m:r>
-                <w:rPr>
-                  <w:rFonts w:ascii="Cambria Math" w:eastAsiaTheme="minorEastAsia" w:hAnsi="Cambria Math"/>
-                  <w:sz w:val="24"/>
-                  <w:szCs w:val="24"/>
-                </w:rPr>
-                <m:t>,B</m:t>
-              </m:r>
-            </m:e>
-          </m:d>
-          <m:r>
-            <w:rPr>
-              <w:rFonts w:ascii="Cambria Math" w:eastAsiaTheme="minorEastAsia" w:hAnsi="Cambria Math"/>
-              <w:sz w:val="24"/>
-              <w:szCs w:val="24"/>
-            </w:rPr>
-            <m:t>=</m:t>
-          </m:r>
-          <m:d>
-            <m:dPr>
-              <m:begChr m:val="{"/>
-              <m:endChr m:val="}"/>
-              <m:ctrlPr>
-                <w:rPr>
-                  <w:rFonts w:ascii="Cambria Math" w:eastAsiaTheme="minorEastAsia" w:hAnsi="Cambria Math"/>
-                  <w:i/>
-                  <w:sz w:val="24"/>
-                  <w:szCs w:val="24"/>
-                </w:rPr>
-              </m:ctrlPr>
-            </m:dPr>
-            <m:e>
-              <m:d>
-                <m:dPr>
-                  <m:ctrlPr>
-                    <w:rPr>
-                      <w:rFonts w:ascii="Cambria Math" w:eastAsiaTheme="minorEastAsia" w:hAnsi="Cambria Math"/>
-                      <w:i/>
-                      <w:sz w:val="24"/>
-                      <w:szCs w:val="24"/>
-                    </w:rPr>
-                  </m:ctrlPr>
-                </m:dPr>
-                <m:e>
-                  <m:sSub>
-                    <m:sSubPr>
-                      <m:ctrlPr>
-                        <w:rPr>
-                          <w:rFonts w:ascii="Cambria Math" w:eastAsiaTheme="minorEastAsia" w:hAnsi="Cambria Math"/>
-                          <w:i/>
-                          <w:sz w:val="24"/>
-                          <w:szCs w:val="24"/>
-                        </w:rPr>
-                      </m:ctrlPr>
-                    </m:sSubPr>
-                    <m:e>
-                      <m:r>
-                        <w:rPr>
-                          <w:rFonts w:ascii="Cambria Math" w:eastAsiaTheme="minorEastAsia" w:hAnsi="Cambria Math"/>
-                          <w:sz w:val="24"/>
-                          <w:szCs w:val="24"/>
-                        </w:rPr>
-                        <m:t>q</m:t>
-                      </m:r>
-                    </m:e>
-                    <m:sub>
-                      <m:r>
-                        <w:rPr>
-                          <w:rFonts w:ascii="Cambria Math" w:eastAsiaTheme="minorEastAsia" w:hAnsi="Cambria Math"/>
-                          <w:sz w:val="24"/>
-                          <w:szCs w:val="24"/>
-                        </w:rPr>
-                        <m:t>0</m:t>
-                      </m:r>
-                    </m:sub>
-                  </m:sSub>
-                  <m:r>
-                    <w:rPr>
-                      <w:rFonts w:ascii="Cambria Math" w:eastAsiaTheme="minorEastAsia" w:hAnsi="Cambria Math"/>
-                      <w:sz w:val="24"/>
-                      <w:szCs w:val="24"/>
-                    </w:rPr>
-                    <m:t>,B</m:t>
-                  </m:r>
-                </m:e>
-              </m:d>
-            </m:e>
-          </m:d>
-        </m:oMath>
-      </m:oMathPara>
-    </w:p>
-    <w:p>
-      <w:pPr>
-        <w:spacing w:after="0"/>
-        <w:ind w:left="1440"/>
-        <w:rPr>
-          <w:rFonts w:eastAsiaTheme="minorEastAsia"/>
-          <w:sz w:val="24"/>
-          <w:szCs w:val="24"/>
-        </w:rPr>
-      </w:pPr>
-      <m:oMathPara>
-        <m:oMathParaPr>
-          <m:jc m:val="left"/>
-        </m:oMathParaPr>
-        <m:oMath>
-          <m:r>
-            <w:rPr>
-              <w:rFonts w:ascii="Cambria Math" w:eastAsiaTheme="minorEastAsia" w:hAnsi="Cambria Math"/>
-              <w:sz w:val="24"/>
-              <w:szCs w:val="24"/>
-            </w:rPr>
-            <m:t>δ</m:t>
-          </m:r>
-          <m:d>
-            <m:dPr>
-              <m:ctrlPr>
-                <w:rPr>
-                  <w:rFonts w:ascii="Cambria Math" w:eastAsiaTheme="minorEastAsia" w:hAnsi="Cambria Math"/>
-                  <w:i/>
-                  <w:sz w:val="24"/>
-                  <w:szCs w:val="24"/>
-                </w:rPr>
-              </m:ctrlPr>
-            </m:dPr>
-            <m:e>
-              <m:sSub>
-                <m:sSubPr>
-                  <m:ctrlPr>
-                    <w:rPr>
-                      <w:rFonts w:ascii="Cambria Math" w:eastAsiaTheme="minorEastAsia" w:hAnsi="Cambria Math"/>
-                      <w:i/>
-                      <w:sz w:val="24"/>
-                      <w:szCs w:val="24"/>
-                    </w:rPr>
-                  </m:ctrlPr>
-                </m:sSubPr>
-                <m:e>
-                  <m:r>
-                    <w:rPr>
-                      <w:rFonts w:ascii="Cambria Math" w:eastAsiaTheme="minorEastAsia" w:hAnsi="Cambria Math"/>
-                      <w:sz w:val="24"/>
-                      <w:szCs w:val="24"/>
-                    </w:rPr>
-                    <m:t>q</m:t>
-                  </m:r>
-                </m:e>
-                <m:sub>
-                  <m:r>
-                    <w:rPr>
-                      <w:rFonts w:ascii="Cambria Math" w:eastAsiaTheme="minorEastAsia" w:hAnsi="Cambria Math"/>
-                      <w:sz w:val="24"/>
-                      <w:szCs w:val="24"/>
-                    </w:rPr>
-                    <m:t>0</m:t>
-                  </m:r>
-                </m:sub>
-              </m:sSub>
-              <m:r>
-                <w:rPr>
-                  <w:rFonts w:ascii="Cambria Math" w:eastAsiaTheme="minorEastAsia" w:hAnsi="Cambria Math"/>
-                  <w:sz w:val="24"/>
-                  <w:szCs w:val="24"/>
-                </w:rPr>
-                <m:t>,</m:t>
-              </m:r>
-              <m:r>
-                <w:rPr>
-                  <w:rFonts w:ascii="Cambria Math" w:eastAsiaTheme="minorEastAsia" w:hAnsi="Cambria Math"/>
-                  <w:sz w:val="24"/>
-                  <w:szCs w:val="24"/>
-                </w:rPr>
-                <m:t>λ</m:t>
-              </m:r>
-              <m:r>
-                <w:rPr>
-                  <w:rFonts w:ascii="Cambria Math" w:eastAsiaTheme="minorEastAsia" w:hAnsi="Cambria Math"/>
-                  <w:sz w:val="24"/>
-                  <w:szCs w:val="24"/>
-                </w:rPr>
-                <m:t>,</m:t>
-              </m:r>
-              <m:r>
-                <w:rPr>
-                  <w:rFonts w:ascii="Cambria Math" w:eastAsiaTheme="minorEastAsia" w:hAnsi="Cambria Math"/>
-                  <w:sz w:val="24"/>
-                  <w:szCs w:val="24"/>
-                </w:rPr>
-                <m:t>O</m:t>
+                <m:t>,λ,Z</m:t>
               </m:r>
             </m:e>
           </m:d>
@@ -3057,6 +961,884 @@
                       <w:sz w:val="24"/>
                       <w:szCs w:val="24"/>
                     </w:rPr>
+                    <m:t>,B</m:t>
+                  </m:r>
+                </m:e>
+              </m:d>
+            </m:e>
+          </m:d>
+        </m:oMath>
+      </m:oMathPara>
+    </w:p>
+    <w:p>
+      <w:pPr>
+        <w:spacing w:after="0"/>
+        <w:ind w:left="1440"/>
+        <w:rPr>
+          <w:rFonts w:eastAsiaTheme="minorEastAsia"/>
+          <w:sz w:val="24"/>
+          <w:szCs w:val="24"/>
+        </w:rPr>
+      </w:pPr>
+      <m:oMathPara>
+        <m:oMathParaPr>
+          <m:jc m:val="left"/>
+        </m:oMathParaPr>
+        <m:oMath>
+          <m:r>
+            <w:rPr>
+              <w:rFonts w:ascii="Cambria Math" w:eastAsiaTheme="minorEastAsia" w:hAnsi="Cambria Math"/>
+              <w:sz w:val="24"/>
+              <w:szCs w:val="24"/>
+            </w:rPr>
+            <m:t>δ</m:t>
+          </m:r>
+          <m:d>
+            <m:dPr>
+              <m:ctrlPr>
+                <w:rPr>
+                  <w:rFonts w:ascii="Cambria Math" w:eastAsiaTheme="minorEastAsia" w:hAnsi="Cambria Math"/>
+                  <w:i/>
+                  <w:sz w:val="24"/>
+                  <w:szCs w:val="24"/>
+                </w:rPr>
+              </m:ctrlPr>
+            </m:dPr>
+            <m:e>
+              <m:sSub>
+                <m:sSubPr>
+                  <m:ctrlPr>
+                    <w:rPr>
+                      <w:rFonts w:ascii="Cambria Math" w:eastAsiaTheme="minorEastAsia" w:hAnsi="Cambria Math"/>
+                      <w:i/>
+                      <w:sz w:val="24"/>
+                      <w:szCs w:val="24"/>
+                    </w:rPr>
+                  </m:ctrlPr>
+                </m:sSubPr>
+                <m:e>
+                  <m:r>
+                    <w:rPr>
+                      <w:rFonts w:ascii="Cambria Math" w:eastAsiaTheme="minorEastAsia" w:hAnsi="Cambria Math"/>
+                      <w:sz w:val="24"/>
+                      <w:szCs w:val="24"/>
+                    </w:rPr>
+                    <m:t>q</m:t>
+                  </m:r>
+                </m:e>
+                <m:sub>
+                  <m:r>
+                    <w:rPr>
+                      <w:rFonts w:ascii="Cambria Math" w:eastAsiaTheme="minorEastAsia" w:hAnsi="Cambria Math"/>
+                      <w:sz w:val="24"/>
+                      <w:szCs w:val="24"/>
+                    </w:rPr>
+                    <m:t>1</m:t>
+                  </m:r>
+                </m:sub>
+              </m:sSub>
+              <m:r>
+                <w:rPr>
+                  <w:rFonts w:ascii="Cambria Math" w:eastAsiaTheme="minorEastAsia" w:hAnsi="Cambria Math"/>
+                  <w:sz w:val="24"/>
+                  <w:szCs w:val="24"/>
+                </w:rPr>
+                <m:t>,a,Z</m:t>
+              </m:r>
+            </m:e>
+          </m:d>
+          <m:r>
+            <w:rPr>
+              <w:rFonts w:ascii="Cambria Math" w:eastAsiaTheme="minorEastAsia" w:hAnsi="Cambria Math"/>
+              <w:sz w:val="24"/>
+              <w:szCs w:val="24"/>
+            </w:rPr>
+            <m:t>=</m:t>
+          </m:r>
+          <m:d>
+            <m:dPr>
+              <m:begChr m:val="{"/>
+              <m:endChr m:val="}"/>
+              <m:ctrlPr>
+                <w:rPr>
+                  <w:rFonts w:ascii="Cambria Math" w:eastAsiaTheme="minorEastAsia" w:hAnsi="Cambria Math"/>
+                  <w:i/>
+                  <w:sz w:val="24"/>
+                  <w:szCs w:val="24"/>
+                </w:rPr>
+              </m:ctrlPr>
+            </m:dPr>
+            <m:e>
+              <m:d>
+                <m:dPr>
+                  <m:ctrlPr>
+                    <w:rPr>
+                      <w:rFonts w:ascii="Cambria Math" w:eastAsiaTheme="minorEastAsia" w:hAnsi="Cambria Math"/>
+                      <w:i/>
+                      <w:sz w:val="24"/>
+                      <w:szCs w:val="24"/>
+                    </w:rPr>
+                  </m:ctrlPr>
+                </m:dPr>
+                <m:e>
+                  <m:sSub>
+                    <m:sSubPr>
+                      <m:ctrlPr>
+                        <w:rPr>
+                          <w:rFonts w:ascii="Cambria Math" w:eastAsiaTheme="minorEastAsia" w:hAnsi="Cambria Math"/>
+                          <w:i/>
+                          <w:sz w:val="24"/>
+                          <w:szCs w:val="24"/>
+                        </w:rPr>
+                      </m:ctrlPr>
+                    </m:sSubPr>
+                    <m:e>
+                      <m:r>
+                        <w:rPr>
+                          <w:rFonts w:ascii="Cambria Math" w:eastAsiaTheme="minorEastAsia" w:hAnsi="Cambria Math"/>
+                          <w:sz w:val="24"/>
+                          <w:szCs w:val="24"/>
+                        </w:rPr>
+                        <m:t>q</m:t>
+                      </m:r>
+                    </m:e>
+                    <m:sub>
+                      <m:r>
+                        <w:rPr>
+                          <w:rFonts w:ascii="Cambria Math" w:eastAsiaTheme="minorEastAsia" w:hAnsi="Cambria Math"/>
+                          <w:sz w:val="24"/>
+                          <w:szCs w:val="24"/>
+                        </w:rPr>
+                        <m:t>1</m:t>
+                      </m:r>
+                    </m:sub>
+                  </m:sSub>
+                  <m:r>
+                    <w:rPr>
+                      <w:rFonts w:ascii="Cambria Math" w:eastAsiaTheme="minorEastAsia" w:hAnsi="Cambria Math"/>
+                      <w:sz w:val="24"/>
+                      <w:szCs w:val="24"/>
+                    </w:rPr>
+                    <m:t>,</m:t>
+                  </m:r>
+                  <m:r>
+                    <w:rPr>
+                      <w:rFonts w:ascii="Cambria Math" w:eastAsiaTheme="minorEastAsia" w:hAnsi="Cambria Math"/>
+                      <w:sz w:val="24"/>
+                      <w:szCs w:val="24"/>
+                    </w:rPr>
+                    <m:t>A</m:t>
+                  </m:r>
+                  <m:r>
+                    <w:rPr>
+                      <w:rFonts w:ascii="Cambria Math" w:eastAsiaTheme="minorEastAsia" w:hAnsi="Cambria Math"/>
+                      <w:sz w:val="24"/>
+                      <w:szCs w:val="24"/>
+                    </w:rPr>
+                    <m:t>Z</m:t>
+                  </m:r>
+                </m:e>
+              </m:d>
+            </m:e>
+          </m:d>
+        </m:oMath>
+      </m:oMathPara>
+    </w:p>
+    <w:p>
+      <w:pPr>
+        <w:spacing w:after="0"/>
+        <w:ind w:left="1440"/>
+        <w:rPr>
+          <w:rFonts w:eastAsiaTheme="minorEastAsia"/>
+          <w:sz w:val="24"/>
+          <w:szCs w:val="24"/>
+        </w:rPr>
+      </w:pPr>
+      <m:oMathPara>
+        <m:oMathParaPr>
+          <m:jc m:val="left"/>
+        </m:oMathParaPr>
+        <m:oMath>
+          <m:r>
+            <w:rPr>
+              <w:rFonts w:ascii="Cambria Math" w:eastAsiaTheme="minorEastAsia" w:hAnsi="Cambria Math"/>
+              <w:sz w:val="24"/>
+              <w:szCs w:val="24"/>
+            </w:rPr>
+            <m:t>δ</m:t>
+          </m:r>
+          <m:d>
+            <m:dPr>
+              <m:ctrlPr>
+                <w:rPr>
+                  <w:rFonts w:ascii="Cambria Math" w:eastAsiaTheme="minorEastAsia" w:hAnsi="Cambria Math"/>
+                  <w:i/>
+                  <w:sz w:val="24"/>
+                  <w:szCs w:val="24"/>
+                </w:rPr>
+              </m:ctrlPr>
+            </m:dPr>
+            <m:e>
+              <m:sSub>
+                <m:sSubPr>
+                  <m:ctrlPr>
+                    <w:rPr>
+                      <w:rFonts w:ascii="Cambria Math" w:eastAsiaTheme="minorEastAsia" w:hAnsi="Cambria Math"/>
+                      <w:i/>
+                      <w:sz w:val="24"/>
+                      <w:szCs w:val="24"/>
+                    </w:rPr>
+                  </m:ctrlPr>
+                </m:sSubPr>
+                <m:e>
+                  <m:r>
+                    <w:rPr>
+                      <w:rFonts w:ascii="Cambria Math" w:eastAsiaTheme="minorEastAsia" w:hAnsi="Cambria Math"/>
+                      <w:sz w:val="24"/>
+                      <w:szCs w:val="24"/>
+                    </w:rPr>
+                    <m:t>q</m:t>
+                  </m:r>
+                </m:e>
+                <m:sub>
+                  <m:r>
+                    <w:rPr>
+                      <w:rFonts w:ascii="Cambria Math" w:eastAsiaTheme="minorEastAsia" w:hAnsi="Cambria Math"/>
+                      <w:sz w:val="24"/>
+                      <w:szCs w:val="24"/>
+                    </w:rPr>
+                    <m:t>1</m:t>
+                  </m:r>
+                </m:sub>
+              </m:sSub>
+              <m:r>
+                <w:rPr>
+                  <w:rFonts w:ascii="Cambria Math" w:eastAsiaTheme="minorEastAsia" w:hAnsi="Cambria Math"/>
+                  <w:sz w:val="24"/>
+                  <w:szCs w:val="24"/>
+                </w:rPr>
+                <m:t>,a,</m:t>
+              </m:r>
+              <m:r>
+                <w:rPr>
+                  <w:rFonts w:ascii="Cambria Math" w:eastAsiaTheme="minorEastAsia" w:hAnsi="Cambria Math"/>
+                  <w:sz w:val="24"/>
+                  <w:szCs w:val="24"/>
+                </w:rPr>
+                <m:t>A</m:t>
+              </m:r>
+            </m:e>
+          </m:d>
+          <m:r>
+            <w:rPr>
+              <w:rFonts w:ascii="Cambria Math" w:eastAsiaTheme="minorEastAsia" w:hAnsi="Cambria Math"/>
+              <w:sz w:val="24"/>
+              <w:szCs w:val="24"/>
+            </w:rPr>
+            <m:t>=</m:t>
+          </m:r>
+          <m:d>
+            <m:dPr>
+              <m:begChr m:val="{"/>
+              <m:endChr m:val="}"/>
+              <m:ctrlPr>
+                <w:rPr>
+                  <w:rFonts w:ascii="Cambria Math" w:eastAsiaTheme="minorEastAsia" w:hAnsi="Cambria Math"/>
+                  <w:i/>
+                  <w:sz w:val="24"/>
+                  <w:szCs w:val="24"/>
+                </w:rPr>
+              </m:ctrlPr>
+            </m:dPr>
+            <m:e>
+              <m:d>
+                <m:dPr>
+                  <m:ctrlPr>
+                    <w:rPr>
+                      <w:rFonts w:ascii="Cambria Math" w:eastAsiaTheme="minorEastAsia" w:hAnsi="Cambria Math"/>
+                      <w:i/>
+                      <w:sz w:val="24"/>
+                      <w:szCs w:val="24"/>
+                    </w:rPr>
+                  </m:ctrlPr>
+                </m:dPr>
+                <m:e>
+                  <m:sSub>
+                    <m:sSubPr>
+                      <m:ctrlPr>
+                        <w:rPr>
+                          <w:rFonts w:ascii="Cambria Math" w:eastAsiaTheme="minorEastAsia" w:hAnsi="Cambria Math"/>
+                          <w:i/>
+                          <w:sz w:val="24"/>
+                          <w:szCs w:val="24"/>
+                        </w:rPr>
+                      </m:ctrlPr>
+                    </m:sSubPr>
+                    <m:e>
+                      <m:r>
+                        <w:rPr>
+                          <w:rFonts w:ascii="Cambria Math" w:eastAsiaTheme="minorEastAsia" w:hAnsi="Cambria Math"/>
+                          <w:sz w:val="24"/>
+                          <w:szCs w:val="24"/>
+                        </w:rPr>
+                        <m:t>q</m:t>
+                      </m:r>
+                    </m:e>
+                    <m:sub>
+                      <m:r>
+                        <w:rPr>
+                          <w:rFonts w:ascii="Cambria Math" w:eastAsiaTheme="minorEastAsia" w:hAnsi="Cambria Math"/>
+                          <w:sz w:val="24"/>
+                          <w:szCs w:val="24"/>
+                        </w:rPr>
+                        <m:t>1</m:t>
+                      </m:r>
+                    </m:sub>
+                  </m:sSub>
+                  <m:r>
+                    <w:rPr>
+                      <w:rFonts w:ascii="Cambria Math" w:eastAsiaTheme="minorEastAsia" w:hAnsi="Cambria Math"/>
+                      <w:sz w:val="24"/>
+                      <w:szCs w:val="24"/>
+                    </w:rPr>
+                    <m:t>,A</m:t>
+                  </m:r>
+                  <m:r>
+                    <w:rPr>
+                      <w:rFonts w:ascii="Cambria Math" w:eastAsiaTheme="minorEastAsia" w:hAnsi="Cambria Math"/>
+                      <w:sz w:val="24"/>
+                      <w:szCs w:val="24"/>
+                    </w:rPr>
+                    <m:t>A</m:t>
+                  </m:r>
+                </m:e>
+              </m:d>
+            </m:e>
+          </m:d>
+        </m:oMath>
+      </m:oMathPara>
+    </w:p>
+    <w:p>
+      <w:pPr>
+        <w:spacing w:after="0"/>
+        <w:ind w:left="1440"/>
+        <w:rPr>
+          <w:rFonts w:eastAsiaTheme="minorEastAsia"/>
+          <w:sz w:val="24"/>
+          <w:szCs w:val="24"/>
+        </w:rPr>
+      </w:pPr>
+      <m:oMathPara>
+        <m:oMathParaPr>
+          <m:jc m:val="left"/>
+        </m:oMathParaPr>
+        <m:oMath>
+          <m:r>
+            <w:rPr>
+              <w:rFonts w:ascii="Cambria Math" w:eastAsiaTheme="minorEastAsia" w:hAnsi="Cambria Math"/>
+              <w:sz w:val="24"/>
+              <w:szCs w:val="24"/>
+            </w:rPr>
+            <m:t>δ</m:t>
+          </m:r>
+          <m:d>
+            <m:dPr>
+              <m:ctrlPr>
+                <w:rPr>
+                  <w:rFonts w:ascii="Cambria Math" w:eastAsiaTheme="minorEastAsia" w:hAnsi="Cambria Math"/>
+                  <w:i/>
+                  <w:sz w:val="24"/>
+                  <w:szCs w:val="24"/>
+                </w:rPr>
+              </m:ctrlPr>
+            </m:dPr>
+            <m:e>
+              <m:sSub>
+                <m:sSubPr>
+                  <m:ctrlPr>
+                    <w:rPr>
+                      <w:rFonts w:ascii="Cambria Math" w:eastAsiaTheme="minorEastAsia" w:hAnsi="Cambria Math"/>
+                      <w:i/>
+                      <w:sz w:val="24"/>
+                      <w:szCs w:val="24"/>
+                    </w:rPr>
+                  </m:ctrlPr>
+                </m:sSubPr>
+                <m:e>
+                  <m:r>
+                    <w:rPr>
+                      <w:rFonts w:ascii="Cambria Math" w:eastAsiaTheme="minorEastAsia" w:hAnsi="Cambria Math"/>
+                      <w:sz w:val="24"/>
+                      <w:szCs w:val="24"/>
+                    </w:rPr>
+                    <m:t>q</m:t>
+                  </m:r>
+                </m:e>
+                <m:sub>
+                  <m:r>
+                    <w:rPr>
+                      <w:rFonts w:ascii="Cambria Math" w:eastAsiaTheme="minorEastAsia" w:hAnsi="Cambria Math"/>
+                      <w:sz w:val="24"/>
+                      <w:szCs w:val="24"/>
+                    </w:rPr>
+                    <m:t>1</m:t>
+                  </m:r>
+                </m:sub>
+              </m:sSub>
+              <m:r>
+                <w:rPr>
+                  <w:rFonts w:ascii="Cambria Math" w:eastAsiaTheme="minorEastAsia" w:hAnsi="Cambria Math"/>
+                  <w:sz w:val="24"/>
+                  <w:szCs w:val="24"/>
+                </w:rPr>
+                <m:t>,a,</m:t>
+              </m:r>
+              <m:r>
+                <w:rPr>
+                  <w:rFonts w:ascii="Cambria Math" w:eastAsiaTheme="minorEastAsia" w:hAnsi="Cambria Math"/>
+                  <w:sz w:val="24"/>
+                  <w:szCs w:val="24"/>
+                </w:rPr>
+                <m:t>B</m:t>
+              </m:r>
+            </m:e>
+          </m:d>
+          <m:r>
+            <w:rPr>
+              <w:rFonts w:ascii="Cambria Math" w:eastAsiaTheme="minorEastAsia" w:hAnsi="Cambria Math"/>
+              <w:sz w:val="24"/>
+              <w:szCs w:val="24"/>
+            </w:rPr>
+            <m:t>=</m:t>
+          </m:r>
+          <m:d>
+            <m:dPr>
+              <m:begChr m:val="{"/>
+              <m:endChr m:val="}"/>
+              <m:ctrlPr>
+                <w:rPr>
+                  <w:rFonts w:ascii="Cambria Math" w:eastAsiaTheme="minorEastAsia" w:hAnsi="Cambria Math"/>
+                  <w:i/>
+                  <w:sz w:val="24"/>
+                  <w:szCs w:val="24"/>
+                </w:rPr>
+              </m:ctrlPr>
+            </m:dPr>
+            <m:e>
+              <m:d>
+                <m:dPr>
+                  <m:ctrlPr>
+                    <w:rPr>
+                      <w:rFonts w:ascii="Cambria Math" w:eastAsiaTheme="minorEastAsia" w:hAnsi="Cambria Math"/>
+                      <w:i/>
+                      <w:sz w:val="24"/>
+                      <w:szCs w:val="24"/>
+                    </w:rPr>
+                  </m:ctrlPr>
+                </m:dPr>
+                <m:e>
+                  <m:sSub>
+                    <m:sSubPr>
+                      <m:ctrlPr>
+                        <w:rPr>
+                          <w:rFonts w:ascii="Cambria Math" w:eastAsiaTheme="minorEastAsia" w:hAnsi="Cambria Math"/>
+                          <w:i/>
+                          <w:sz w:val="24"/>
+                          <w:szCs w:val="24"/>
+                        </w:rPr>
+                      </m:ctrlPr>
+                    </m:sSubPr>
+                    <m:e>
+                      <m:r>
+                        <w:rPr>
+                          <w:rFonts w:ascii="Cambria Math" w:eastAsiaTheme="minorEastAsia" w:hAnsi="Cambria Math"/>
+                          <w:sz w:val="24"/>
+                          <w:szCs w:val="24"/>
+                        </w:rPr>
+                        <m:t>q</m:t>
+                      </m:r>
+                    </m:e>
+                    <m:sub>
+                      <m:r>
+                        <w:rPr>
+                          <w:rFonts w:ascii="Cambria Math" w:eastAsiaTheme="minorEastAsia" w:hAnsi="Cambria Math"/>
+                          <w:sz w:val="24"/>
+                          <w:szCs w:val="24"/>
+                        </w:rPr>
+                        <m:t>1</m:t>
+                      </m:r>
+                    </m:sub>
+                  </m:sSub>
+                  <m:r>
+                    <w:rPr>
+                      <w:rFonts w:ascii="Cambria Math" w:eastAsiaTheme="minorEastAsia" w:hAnsi="Cambria Math"/>
+                      <w:sz w:val="24"/>
+                      <w:szCs w:val="24"/>
+                    </w:rPr>
+                    <m:t>,</m:t>
+                  </m:r>
+                  <m:r>
+                    <w:rPr>
+                      <w:rFonts w:ascii="Cambria Math" w:eastAsiaTheme="minorEastAsia" w:hAnsi="Cambria Math"/>
+                      <w:sz w:val="24"/>
+                      <w:szCs w:val="24"/>
+                    </w:rPr>
+                    <m:t>λ</m:t>
+                  </m:r>
+                </m:e>
+              </m:d>
+            </m:e>
+          </m:d>
+        </m:oMath>
+      </m:oMathPara>
+    </w:p>
+    <w:p>
+      <w:pPr>
+        <w:spacing w:after="0"/>
+        <w:ind w:left="1440"/>
+        <w:rPr>
+          <w:rFonts w:eastAsiaTheme="minorEastAsia"/>
+          <w:sz w:val="24"/>
+          <w:szCs w:val="24"/>
+        </w:rPr>
+      </w:pPr>
+      <m:oMathPara>
+        <m:oMathParaPr>
+          <m:jc m:val="left"/>
+        </m:oMathParaPr>
+        <m:oMath>
+          <m:r>
+            <w:rPr>
+              <w:rFonts w:ascii="Cambria Math" w:eastAsiaTheme="minorEastAsia" w:hAnsi="Cambria Math"/>
+              <w:sz w:val="24"/>
+              <w:szCs w:val="24"/>
+            </w:rPr>
+            <m:t>δ</m:t>
+          </m:r>
+          <m:d>
+            <m:dPr>
+              <m:ctrlPr>
+                <w:rPr>
+                  <w:rFonts w:ascii="Cambria Math" w:eastAsiaTheme="minorEastAsia" w:hAnsi="Cambria Math"/>
+                  <w:i/>
+                  <w:sz w:val="24"/>
+                  <w:szCs w:val="24"/>
+                </w:rPr>
+              </m:ctrlPr>
+            </m:dPr>
+            <m:e>
+              <m:sSub>
+                <m:sSubPr>
+                  <m:ctrlPr>
+                    <w:rPr>
+                      <w:rFonts w:ascii="Cambria Math" w:eastAsiaTheme="minorEastAsia" w:hAnsi="Cambria Math"/>
+                      <w:i/>
+                      <w:sz w:val="24"/>
+                      <w:szCs w:val="24"/>
+                    </w:rPr>
+                  </m:ctrlPr>
+                </m:sSubPr>
+                <m:e>
+                  <m:r>
+                    <w:rPr>
+                      <w:rFonts w:ascii="Cambria Math" w:eastAsiaTheme="minorEastAsia" w:hAnsi="Cambria Math"/>
+                      <w:sz w:val="24"/>
+                      <w:szCs w:val="24"/>
+                    </w:rPr>
+                    <m:t>q</m:t>
+                  </m:r>
+                </m:e>
+                <m:sub>
+                  <m:r>
+                    <w:rPr>
+                      <w:rFonts w:ascii="Cambria Math" w:eastAsiaTheme="minorEastAsia" w:hAnsi="Cambria Math"/>
+                      <w:sz w:val="24"/>
+                      <w:szCs w:val="24"/>
+                    </w:rPr>
+                    <m:t>1</m:t>
+                  </m:r>
+                </m:sub>
+              </m:sSub>
+              <m:r>
+                <w:rPr>
+                  <w:rFonts w:ascii="Cambria Math" w:eastAsiaTheme="minorEastAsia" w:hAnsi="Cambria Math"/>
+                  <w:sz w:val="24"/>
+                  <w:szCs w:val="24"/>
+                </w:rPr>
+                <m:t>,</m:t>
+              </m:r>
+              <m:r>
+                <w:rPr>
+                  <w:rFonts w:ascii="Cambria Math" w:eastAsiaTheme="minorEastAsia" w:hAnsi="Cambria Math"/>
+                  <w:sz w:val="24"/>
+                  <w:szCs w:val="24"/>
+                </w:rPr>
+                <m:t>b</m:t>
+              </m:r>
+              <m:r>
+                <w:rPr>
+                  <w:rFonts w:ascii="Cambria Math" w:eastAsiaTheme="minorEastAsia" w:hAnsi="Cambria Math"/>
+                  <w:sz w:val="24"/>
+                  <w:szCs w:val="24"/>
+                </w:rPr>
+                <m:t>,Z</m:t>
+              </m:r>
+            </m:e>
+          </m:d>
+          <m:r>
+            <w:rPr>
+              <w:rFonts w:ascii="Cambria Math" w:eastAsiaTheme="minorEastAsia" w:hAnsi="Cambria Math"/>
+              <w:sz w:val="24"/>
+              <w:szCs w:val="24"/>
+            </w:rPr>
+            <m:t>=</m:t>
+          </m:r>
+          <m:d>
+            <m:dPr>
+              <m:begChr m:val="{"/>
+              <m:endChr m:val="}"/>
+              <m:ctrlPr>
+                <w:rPr>
+                  <w:rFonts w:ascii="Cambria Math" w:eastAsiaTheme="minorEastAsia" w:hAnsi="Cambria Math"/>
+                  <w:i/>
+                  <w:sz w:val="24"/>
+                  <w:szCs w:val="24"/>
+                </w:rPr>
+              </m:ctrlPr>
+            </m:dPr>
+            <m:e>
+              <m:d>
+                <m:dPr>
+                  <m:ctrlPr>
+                    <w:rPr>
+                      <w:rFonts w:ascii="Cambria Math" w:eastAsiaTheme="minorEastAsia" w:hAnsi="Cambria Math"/>
+                      <w:i/>
+                      <w:sz w:val="24"/>
+                      <w:szCs w:val="24"/>
+                    </w:rPr>
+                  </m:ctrlPr>
+                </m:dPr>
+                <m:e>
+                  <m:sSub>
+                    <m:sSubPr>
+                      <m:ctrlPr>
+                        <w:rPr>
+                          <w:rFonts w:ascii="Cambria Math" w:eastAsiaTheme="minorEastAsia" w:hAnsi="Cambria Math"/>
+                          <w:i/>
+                          <w:sz w:val="24"/>
+                          <w:szCs w:val="24"/>
+                        </w:rPr>
+                      </m:ctrlPr>
+                    </m:sSubPr>
+                    <m:e>
+                      <m:r>
+                        <w:rPr>
+                          <w:rFonts w:ascii="Cambria Math" w:eastAsiaTheme="minorEastAsia" w:hAnsi="Cambria Math"/>
+                          <w:sz w:val="24"/>
+                          <w:szCs w:val="24"/>
+                        </w:rPr>
+                        <m:t>q</m:t>
+                      </m:r>
+                    </m:e>
+                    <m:sub>
+                      <m:r>
+                        <w:rPr>
+                          <w:rFonts w:ascii="Cambria Math" w:eastAsiaTheme="minorEastAsia" w:hAnsi="Cambria Math"/>
+                          <w:sz w:val="24"/>
+                          <w:szCs w:val="24"/>
+                        </w:rPr>
+                        <m:t>1</m:t>
+                      </m:r>
+                    </m:sub>
+                  </m:sSub>
+                  <m:r>
+                    <w:rPr>
+                      <w:rFonts w:ascii="Cambria Math" w:eastAsiaTheme="minorEastAsia" w:hAnsi="Cambria Math"/>
+                      <w:sz w:val="24"/>
+                      <w:szCs w:val="24"/>
+                    </w:rPr>
+                    <m:t>,</m:t>
+                  </m:r>
+                  <m:r>
+                    <w:rPr>
+                      <w:rFonts w:ascii="Cambria Math" w:eastAsiaTheme="minorEastAsia" w:hAnsi="Cambria Math"/>
+                      <w:sz w:val="24"/>
+                      <w:szCs w:val="24"/>
+                    </w:rPr>
+                    <m:t>B</m:t>
+                  </m:r>
+                  <m:r>
+                    <w:rPr>
+                      <w:rFonts w:ascii="Cambria Math" w:eastAsiaTheme="minorEastAsia" w:hAnsi="Cambria Math"/>
+                      <w:sz w:val="24"/>
+                      <w:szCs w:val="24"/>
+                    </w:rPr>
+                    <m:t>Z</m:t>
+                  </m:r>
+                </m:e>
+              </m:d>
+            </m:e>
+          </m:d>
+        </m:oMath>
+      </m:oMathPara>
+    </w:p>
+    <w:p>
+      <w:pPr>
+        <w:spacing w:after="0"/>
+        <w:ind w:left="1440"/>
+        <w:rPr>
+          <w:rFonts w:eastAsiaTheme="minorEastAsia"/>
+          <w:sz w:val="24"/>
+          <w:szCs w:val="24"/>
+        </w:rPr>
+      </w:pPr>
+      <m:oMathPara>
+        <m:oMathParaPr>
+          <m:jc m:val="left"/>
+        </m:oMathParaPr>
+        <m:oMath>
+          <m:r>
+            <w:rPr>
+              <w:rFonts w:ascii="Cambria Math" w:eastAsiaTheme="minorEastAsia" w:hAnsi="Cambria Math"/>
+              <w:sz w:val="24"/>
+              <w:szCs w:val="24"/>
+            </w:rPr>
+            <m:t>δ</m:t>
+          </m:r>
+          <m:d>
+            <m:dPr>
+              <m:ctrlPr>
+                <w:rPr>
+                  <w:rFonts w:ascii="Cambria Math" w:eastAsiaTheme="minorEastAsia" w:hAnsi="Cambria Math"/>
+                  <w:i/>
+                  <w:sz w:val="24"/>
+                  <w:szCs w:val="24"/>
+                </w:rPr>
+              </m:ctrlPr>
+            </m:dPr>
+            <m:e>
+              <m:sSub>
+                <m:sSubPr>
+                  <m:ctrlPr>
+                    <w:rPr>
+                      <w:rFonts w:ascii="Cambria Math" w:eastAsiaTheme="minorEastAsia" w:hAnsi="Cambria Math"/>
+                      <w:i/>
+                      <w:sz w:val="24"/>
+                      <w:szCs w:val="24"/>
+                    </w:rPr>
+                  </m:ctrlPr>
+                </m:sSubPr>
+                <m:e>
+                  <m:r>
+                    <w:rPr>
+                      <w:rFonts w:ascii="Cambria Math" w:eastAsiaTheme="minorEastAsia" w:hAnsi="Cambria Math"/>
+                      <w:sz w:val="24"/>
+                      <w:szCs w:val="24"/>
+                    </w:rPr>
+                    <m:t>q</m:t>
+                  </m:r>
+                </m:e>
+                <m:sub>
+                  <m:r>
+                    <w:rPr>
+                      <w:rFonts w:ascii="Cambria Math" w:eastAsiaTheme="minorEastAsia" w:hAnsi="Cambria Math"/>
+                      <w:sz w:val="24"/>
+                      <w:szCs w:val="24"/>
+                    </w:rPr>
+                    <m:t>1</m:t>
+                  </m:r>
+                </m:sub>
+              </m:sSub>
+              <m:r>
+                <w:rPr>
+                  <w:rFonts w:ascii="Cambria Math" w:eastAsiaTheme="minorEastAsia" w:hAnsi="Cambria Math"/>
+                  <w:sz w:val="24"/>
+                  <w:szCs w:val="24"/>
+                </w:rPr>
+                <m:t>,b,</m:t>
+              </m:r>
+              <m:r>
+                <w:rPr>
+                  <w:rFonts w:ascii="Cambria Math" w:eastAsiaTheme="minorEastAsia" w:hAnsi="Cambria Math"/>
+                  <w:sz w:val="24"/>
+                  <w:szCs w:val="24"/>
+                </w:rPr>
+                <m:t>A</m:t>
+              </m:r>
+            </m:e>
+          </m:d>
+          <m:r>
+            <w:rPr>
+              <w:rFonts w:ascii="Cambria Math" w:eastAsiaTheme="minorEastAsia" w:hAnsi="Cambria Math"/>
+              <w:sz w:val="24"/>
+              <w:szCs w:val="24"/>
+            </w:rPr>
+            <m:t>=</m:t>
+          </m:r>
+          <m:d>
+            <m:dPr>
+              <m:begChr m:val="{"/>
+              <m:endChr m:val="}"/>
+              <m:ctrlPr>
+                <w:rPr>
+                  <w:rFonts w:ascii="Cambria Math" w:eastAsiaTheme="minorEastAsia" w:hAnsi="Cambria Math"/>
+                  <w:i/>
+                  <w:sz w:val="24"/>
+                  <w:szCs w:val="24"/>
+                </w:rPr>
+              </m:ctrlPr>
+            </m:dPr>
+            <m:e>
+              <m:d>
+                <m:dPr>
+                  <m:ctrlPr>
+                    <w:rPr>
+                      <w:rFonts w:ascii="Cambria Math" w:eastAsiaTheme="minorEastAsia" w:hAnsi="Cambria Math"/>
+                      <w:i/>
+                      <w:sz w:val="24"/>
+                      <w:szCs w:val="24"/>
+                    </w:rPr>
+                  </m:ctrlPr>
+                </m:dPr>
+                <m:e>
+                  <m:sSub>
+                    <m:sSubPr>
+                      <m:ctrlPr>
+                        <w:rPr>
+                          <w:rFonts w:ascii="Cambria Math" w:eastAsiaTheme="minorEastAsia" w:hAnsi="Cambria Math"/>
+                          <w:i/>
+                          <w:sz w:val="24"/>
+                          <w:szCs w:val="24"/>
+                        </w:rPr>
+                      </m:ctrlPr>
+                    </m:sSubPr>
+                    <m:e>
+                      <m:r>
+                        <w:rPr>
+                          <w:rFonts w:ascii="Cambria Math" w:eastAsiaTheme="minorEastAsia" w:hAnsi="Cambria Math"/>
+                          <w:sz w:val="24"/>
+                          <w:szCs w:val="24"/>
+                        </w:rPr>
+                        <m:t>q</m:t>
+                      </m:r>
+                    </m:e>
+                    <m:sub>
+                      <m:r>
+                        <w:rPr>
+                          <w:rFonts w:ascii="Cambria Math" w:eastAsiaTheme="minorEastAsia" w:hAnsi="Cambria Math"/>
+                          <w:sz w:val="24"/>
+                          <w:szCs w:val="24"/>
+                        </w:rPr>
+                        <m:t>1</m:t>
+                      </m:r>
+                    </m:sub>
+                  </m:sSub>
+                  <m:r>
+                    <w:rPr>
+                      <w:rFonts w:ascii="Cambria Math" w:eastAsiaTheme="minorEastAsia" w:hAnsi="Cambria Math"/>
+                      <w:sz w:val="24"/>
+                      <w:szCs w:val="24"/>
+                    </w:rPr>
                     <m:t>,λ</m:t>
                   </m:r>
                 </m:e>
@@ -3065,6 +1847,887 @@
           </m:d>
         </m:oMath>
       </m:oMathPara>
+    </w:p>
+    <w:p>
+      <w:pPr>
+        <w:spacing w:after="0"/>
+        <w:ind w:left="1440"/>
+        <w:rPr>
+          <w:rFonts w:eastAsiaTheme="minorEastAsia"/>
+          <w:sz w:val="24"/>
+          <w:szCs w:val="24"/>
+        </w:rPr>
+      </w:pPr>
+      <m:oMathPara>
+        <m:oMathParaPr>
+          <m:jc m:val="left"/>
+        </m:oMathParaPr>
+        <m:oMath>
+          <m:r>
+            <w:rPr>
+              <w:rFonts w:ascii="Cambria Math" w:eastAsiaTheme="minorEastAsia" w:hAnsi="Cambria Math"/>
+              <w:sz w:val="24"/>
+              <w:szCs w:val="24"/>
+            </w:rPr>
+            <m:t>δ</m:t>
+          </m:r>
+          <m:d>
+            <m:dPr>
+              <m:ctrlPr>
+                <w:rPr>
+                  <w:rFonts w:ascii="Cambria Math" w:eastAsiaTheme="minorEastAsia" w:hAnsi="Cambria Math"/>
+                  <w:i/>
+                  <w:sz w:val="24"/>
+                  <w:szCs w:val="24"/>
+                </w:rPr>
+              </m:ctrlPr>
+            </m:dPr>
+            <m:e>
+              <m:sSub>
+                <m:sSubPr>
+                  <m:ctrlPr>
+                    <w:rPr>
+                      <w:rFonts w:ascii="Cambria Math" w:eastAsiaTheme="minorEastAsia" w:hAnsi="Cambria Math"/>
+                      <w:i/>
+                      <w:sz w:val="24"/>
+                      <w:szCs w:val="24"/>
+                    </w:rPr>
+                  </m:ctrlPr>
+                </m:sSubPr>
+                <m:e>
+                  <m:r>
+                    <w:rPr>
+                      <w:rFonts w:ascii="Cambria Math" w:eastAsiaTheme="minorEastAsia" w:hAnsi="Cambria Math"/>
+                      <w:sz w:val="24"/>
+                      <w:szCs w:val="24"/>
+                    </w:rPr>
+                    <m:t>q</m:t>
+                  </m:r>
+                </m:e>
+                <m:sub>
+                  <m:r>
+                    <w:rPr>
+                      <w:rFonts w:ascii="Cambria Math" w:eastAsiaTheme="minorEastAsia" w:hAnsi="Cambria Math"/>
+                      <w:sz w:val="24"/>
+                      <w:szCs w:val="24"/>
+                    </w:rPr>
+                    <m:t>1</m:t>
+                  </m:r>
+                </m:sub>
+              </m:sSub>
+              <m:r>
+                <w:rPr>
+                  <w:rFonts w:ascii="Cambria Math" w:eastAsiaTheme="minorEastAsia" w:hAnsi="Cambria Math"/>
+                  <w:sz w:val="24"/>
+                  <w:szCs w:val="24"/>
+                </w:rPr>
+                <m:t>,b,</m:t>
+              </m:r>
+              <m:r>
+                <w:rPr>
+                  <w:rFonts w:ascii="Cambria Math" w:eastAsiaTheme="minorEastAsia" w:hAnsi="Cambria Math"/>
+                  <w:sz w:val="24"/>
+                  <w:szCs w:val="24"/>
+                </w:rPr>
+                <m:t>B</m:t>
+              </m:r>
+            </m:e>
+          </m:d>
+          <m:r>
+            <w:rPr>
+              <w:rFonts w:ascii="Cambria Math" w:eastAsiaTheme="minorEastAsia" w:hAnsi="Cambria Math"/>
+              <w:sz w:val="24"/>
+              <w:szCs w:val="24"/>
+            </w:rPr>
+            <m:t>=</m:t>
+          </m:r>
+          <m:d>
+            <m:dPr>
+              <m:begChr m:val="{"/>
+              <m:endChr m:val="}"/>
+              <m:ctrlPr>
+                <w:rPr>
+                  <w:rFonts w:ascii="Cambria Math" w:eastAsiaTheme="minorEastAsia" w:hAnsi="Cambria Math"/>
+                  <w:i/>
+                  <w:sz w:val="24"/>
+                  <w:szCs w:val="24"/>
+                </w:rPr>
+              </m:ctrlPr>
+            </m:dPr>
+            <m:e>
+              <m:d>
+                <m:dPr>
+                  <m:ctrlPr>
+                    <w:rPr>
+                      <w:rFonts w:ascii="Cambria Math" w:eastAsiaTheme="minorEastAsia" w:hAnsi="Cambria Math"/>
+                      <w:i/>
+                      <w:sz w:val="24"/>
+                      <w:szCs w:val="24"/>
+                    </w:rPr>
+                  </m:ctrlPr>
+                </m:dPr>
+                <m:e>
+                  <m:sSub>
+                    <m:sSubPr>
+                      <m:ctrlPr>
+                        <w:rPr>
+                          <w:rFonts w:ascii="Cambria Math" w:eastAsiaTheme="minorEastAsia" w:hAnsi="Cambria Math"/>
+                          <w:i/>
+                          <w:sz w:val="24"/>
+                          <w:szCs w:val="24"/>
+                        </w:rPr>
+                      </m:ctrlPr>
+                    </m:sSubPr>
+                    <m:e>
+                      <m:r>
+                        <w:rPr>
+                          <w:rFonts w:ascii="Cambria Math" w:eastAsiaTheme="minorEastAsia" w:hAnsi="Cambria Math"/>
+                          <w:sz w:val="24"/>
+                          <w:szCs w:val="24"/>
+                        </w:rPr>
+                        <m:t>q</m:t>
+                      </m:r>
+                    </m:e>
+                    <m:sub>
+                      <m:r>
+                        <w:rPr>
+                          <w:rFonts w:ascii="Cambria Math" w:eastAsiaTheme="minorEastAsia" w:hAnsi="Cambria Math"/>
+                          <w:sz w:val="24"/>
+                          <w:szCs w:val="24"/>
+                        </w:rPr>
+                        <m:t>1</m:t>
+                      </m:r>
+                    </m:sub>
+                  </m:sSub>
+                  <m:r>
+                    <w:rPr>
+                      <w:rFonts w:ascii="Cambria Math" w:eastAsiaTheme="minorEastAsia" w:hAnsi="Cambria Math"/>
+                      <w:sz w:val="24"/>
+                      <w:szCs w:val="24"/>
+                    </w:rPr>
+                    <m:t>,</m:t>
+                  </m:r>
+                  <m:r>
+                    <w:rPr>
+                      <w:rFonts w:ascii="Cambria Math" w:eastAsiaTheme="minorEastAsia" w:hAnsi="Cambria Math"/>
+                      <w:sz w:val="24"/>
+                      <w:szCs w:val="24"/>
+                    </w:rPr>
+                    <m:t>BB</m:t>
+                  </m:r>
+                </m:e>
+              </m:d>
+            </m:e>
+          </m:d>
+        </m:oMath>
+      </m:oMathPara>
+    </w:p>
+    <w:p>
+      <w:pPr>
+        <w:spacing w:after="0"/>
+        <w:ind w:left="1440"/>
+        <w:rPr>
+          <w:rFonts w:eastAsiaTheme="minorEastAsia"/>
+          <w:sz w:val="24"/>
+          <w:szCs w:val="24"/>
+        </w:rPr>
+      </w:pPr>
+      <m:oMathPara>
+        <m:oMathParaPr>
+          <m:jc m:val="left"/>
+        </m:oMathParaPr>
+        <m:oMath>
+          <m:r>
+            <w:rPr>
+              <w:rFonts w:ascii="Cambria Math" w:eastAsiaTheme="minorEastAsia" w:hAnsi="Cambria Math"/>
+              <w:sz w:val="24"/>
+              <w:szCs w:val="24"/>
+            </w:rPr>
+            <m:t>δ</m:t>
+          </m:r>
+          <m:d>
+            <m:dPr>
+              <m:ctrlPr>
+                <w:rPr>
+                  <w:rFonts w:ascii="Cambria Math" w:eastAsiaTheme="minorEastAsia" w:hAnsi="Cambria Math"/>
+                  <w:i/>
+                  <w:sz w:val="24"/>
+                  <w:szCs w:val="24"/>
+                </w:rPr>
+              </m:ctrlPr>
+            </m:dPr>
+            <m:e>
+              <m:sSub>
+                <m:sSubPr>
+                  <m:ctrlPr>
+                    <w:rPr>
+                      <w:rFonts w:ascii="Cambria Math" w:eastAsiaTheme="minorEastAsia" w:hAnsi="Cambria Math"/>
+                      <w:i/>
+                      <w:sz w:val="24"/>
+                      <w:szCs w:val="24"/>
+                    </w:rPr>
+                  </m:ctrlPr>
+                </m:sSubPr>
+                <m:e>
+                  <m:r>
+                    <w:rPr>
+                      <w:rFonts w:ascii="Cambria Math" w:eastAsiaTheme="minorEastAsia" w:hAnsi="Cambria Math"/>
+                      <w:sz w:val="24"/>
+                      <w:szCs w:val="24"/>
+                    </w:rPr>
+                    <m:t>q</m:t>
+                  </m:r>
+                </m:e>
+                <m:sub>
+                  <m:r>
+                    <w:rPr>
+                      <w:rFonts w:ascii="Cambria Math" w:eastAsiaTheme="minorEastAsia" w:hAnsi="Cambria Math"/>
+                      <w:sz w:val="24"/>
+                      <w:szCs w:val="24"/>
+                    </w:rPr>
+                    <m:t>1</m:t>
+                  </m:r>
+                </m:sub>
+              </m:sSub>
+              <m:r>
+                <w:rPr>
+                  <w:rFonts w:ascii="Cambria Math" w:eastAsiaTheme="minorEastAsia" w:hAnsi="Cambria Math"/>
+                  <w:sz w:val="24"/>
+                  <w:szCs w:val="24"/>
+                </w:rPr>
+                <m:t>,</m:t>
+              </m:r>
+              <m:r>
+                <w:rPr>
+                  <w:rFonts w:ascii="Cambria Math" w:eastAsiaTheme="minorEastAsia" w:hAnsi="Cambria Math"/>
+                  <w:sz w:val="24"/>
+                  <w:szCs w:val="24"/>
+                </w:rPr>
+                <m:t>c</m:t>
+              </m:r>
+              <m:r>
+                <w:rPr>
+                  <w:rFonts w:ascii="Cambria Math" w:eastAsiaTheme="minorEastAsia" w:hAnsi="Cambria Math"/>
+                  <w:sz w:val="24"/>
+                  <w:szCs w:val="24"/>
+                </w:rPr>
+                <m:t>,Z</m:t>
+              </m:r>
+            </m:e>
+          </m:d>
+          <m:r>
+            <w:rPr>
+              <w:rFonts w:ascii="Cambria Math" w:eastAsiaTheme="minorEastAsia" w:hAnsi="Cambria Math"/>
+              <w:sz w:val="24"/>
+              <w:szCs w:val="24"/>
+            </w:rPr>
+            <m:t>=</m:t>
+          </m:r>
+          <m:d>
+            <m:dPr>
+              <m:begChr m:val="{"/>
+              <m:endChr m:val="}"/>
+              <m:ctrlPr>
+                <w:rPr>
+                  <w:rFonts w:ascii="Cambria Math" w:eastAsiaTheme="minorEastAsia" w:hAnsi="Cambria Math"/>
+                  <w:i/>
+                  <w:sz w:val="24"/>
+                  <w:szCs w:val="24"/>
+                </w:rPr>
+              </m:ctrlPr>
+            </m:dPr>
+            <m:e>
+              <m:d>
+                <m:dPr>
+                  <m:ctrlPr>
+                    <w:rPr>
+                      <w:rFonts w:ascii="Cambria Math" w:eastAsiaTheme="minorEastAsia" w:hAnsi="Cambria Math"/>
+                      <w:i/>
+                      <w:sz w:val="24"/>
+                      <w:szCs w:val="24"/>
+                    </w:rPr>
+                  </m:ctrlPr>
+                </m:dPr>
+                <m:e>
+                  <m:sSub>
+                    <m:sSubPr>
+                      <m:ctrlPr>
+                        <w:rPr>
+                          <w:rFonts w:ascii="Cambria Math" w:eastAsiaTheme="minorEastAsia" w:hAnsi="Cambria Math"/>
+                          <w:i/>
+                          <w:sz w:val="24"/>
+                          <w:szCs w:val="24"/>
+                        </w:rPr>
+                      </m:ctrlPr>
+                    </m:sSubPr>
+                    <m:e>
+                      <m:r>
+                        <w:rPr>
+                          <w:rFonts w:ascii="Cambria Math" w:eastAsiaTheme="minorEastAsia" w:hAnsi="Cambria Math"/>
+                          <w:sz w:val="24"/>
+                          <w:szCs w:val="24"/>
+                        </w:rPr>
+                        <m:t>q</m:t>
+                      </m:r>
+                    </m:e>
+                    <m:sub>
+                      <m:r>
+                        <w:rPr>
+                          <w:rFonts w:ascii="Cambria Math" w:eastAsiaTheme="minorEastAsia" w:hAnsi="Cambria Math"/>
+                          <w:sz w:val="24"/>
+                          <w:szCs w:val="24"/>
+                        </w:rPr>
+                        <m:t>1</m:t>
+                      </m:r>
+                    </m:sub>
+                  </m:sSub>
+                  <m:r>
+                    <w:rPr>
+                      <w:rFonts w:ascii="Cambria Math" w:eastAsiaTheme="minorEastAsia" w:hAnsi="Cambria Math"/>
+                      <w:sz w:val="24"/>
+                      <w:szCs w:val="24"/>
+                    </w:rPr>
+                    <m:t>,Z</m:t>
+                  </m:r>
+                </m:e>
+              </m:d>
+            </m:e>
+          </m:d>
+        </m:oMath>
+      </m:oMathPara>
+    </w:p>
+    <w:p>
+      <w:pPr>
+        <w:spacing w:after="0"/>
+        <w:ind w:left="1440"/>
+        <w:rPr>
+          <w:rFonts w:eastAsiaTheme="minorEastAsia"/>
+          <w:sz w:val="24"/>
+          <w:szCs w:val="24"/>
+        </w:rPr>
+      </w:pPr>
+      <m:oMathPara>
+        <m:oMathParaPr>
+          <m:jc m:val="left"/>
+        </m:oMathParaPr>
+        <m:oMath>
+          <m:r>
+            <w:rPr>
+              <w:rFonts w:ascii="Cambria Math" w:eastAsiaTheme="minorEastAsia" w:hAnsi="Cambria Math"/>
+              <w:sz w:val="24"/>
+              <w:szCs w:val="24"/>
+            </w:rPr>
+            <m:t>δ</m:t>
+          </m:r>
+          <m:d>
+            <m:dPr>
+              <m:ctrlPr>
+                <w:rPr>
+                  <w:rFonts w:ascii="Cambria Math" w:eastAsiaTheme="minorEastAsia" w:hAnsi="Cambria Math"/>
+                  <w:i/>
+                  <w:sz w:val="24"/>
+                  <w:szCs w:val="24"/>
+                </w:rPr>
+              </m:ctrlPr>
+            </m:dPr>
+            <m:e>
+              <m:sSub>
+                <m:sSubPr>
+                  <m:ctrlPr>
+                    <w:rPr>
+                      <w:rFonts w:ascii="Cambria Math" w:eastAsiaTheme="minorEastAsia" w:hAnsi="Cambria Math"/>
+                      <w:i/>
+                      <w:sz w:val="24"/>
+                      <w:szCs w:val="24"/>
+                    </w:rPr>
+                  </m:ctrlPr>
+                </m:sSubPr>
+                <m:e>
+                  <m:r>
+                    <w:rPr>
+                      <w:rFonts w:ascii="Cambria Math" w:eastAsiaTheme="minorEastAsia" w:hAnsi="Cambria Math"/>
+                      <w:sz w:val="24"/>
+                      <w:szCs w:val="24"/>
+                    </w:rPr>
+                    <m:t>q</m:t>
+                  </m:r>
+                </m:e>
+                <m:sub>
+                  <m:r>
+                    <w:rPr>
+                      <w:rFonts w:ascii="Cambria Math" w:eastAsiaTheme="minorEastAsia" w:hAnsi="Cambria Math"/>
+                      <w:sz w:val="24"/>
+                      <w:szCs w:val="24"/>
+                    </w:rPr>
+                    <m:t>1</m:t>
+                  </m:r>
+                </m:sub>
+              </m:sSub>
+              <m:r>
+                <w:rPr>
+                  <w:rFonts w:ascii="Cambria Math" w:eastAsiaTheme="minorEastAsia" w:hAnsi="Cambria Math"/>
+                  <w:sz w:val="24"/>
+                  <w:szCs w:val="24"/>
+                </w:rPr>
+                <m:t>,</m:t>
+              </m:r>
+              <m:r>
+                <w:rPr>
+                  <w:rFonts w:ascii="Cambria Math" w:eastAsiaTheme="minorEastAsia" w:hAnsi="Cambria Math"/>
+                  <w:sz w:val="24"/>
+                  <w:szCs w:val="24"/>
+                </w:rPr>
+                <m:t>c</m:t>
+              </m:r>
+              <m:r>
+                <w:rPr>
+                  <w:rFonts w:ascii="Cambria Math" w:eastAsiaTheme="minorEastAsia" w:hAnsi="Cambria Math"/>
+                  <w:sz w:val="24"/>
+                  <w:szCs w:val="24"/>
+                </w:rPr>
+                <m:t>,A</m:t>
+              </m:r>
+            </m:e>
+          </m:d>
+          <m:r>
+            <w:rPr>
+              <w:rFonts w:ascii="Cambria Math" w:eastAsiaTheme="minorEastAsia" w:hAnsi="Cambria Math"/>
+              <w:sz w:val="24"/>
+              <w:szCs w:val="24"/>
+            </w:rPr>
+            <m:t>=</m:t>
+          </m:r>
+          <m:d>
+            <m:dPr>
+              <m:begChr m:val="{"/>
+              <m:endChr m:val="}"/>
+              <m:ctrlPr>
+                <w:rPr>
+                  <w:rFonts w:ascii="Cambria Math" w:eastAsiaTheme="minorEastAsia" w:hAnsi="Cambria Math"/>
+                  <w:i/>
+                  <w:sz w:val="24"/>
+                  <w:szCs w:val="24"/>
+                </w:rPr>
+              </m:ctrlPr>
+            </m:dPr>
+            <m:e>
+              <m:d>
+                <m:dPr>
+                  <m:ctrlPr>
+                    <w:rPr>
+                      <w:rFonts w:ascii="Cambria Math" w:eastAsiaTheme="minorEastAsia" w:hAnsi="Cambria Math"/>
+                      <w:i/>
+                      <w:sz w:val="24"/>
+                      <w:szCs w:val="24"/>
+                    </w:rPr>
+                  </m:ctrlPr>
+                </m:dPr>
+                <m:e>
+                  <m:sSub>
+                    <m:sSubPr>
+                      <m:ctrlPr>
+                        <w:rPr>
+                          <w:rFonts w:ascii="Cambria Math" w:eastAsiaTheme="minorEastAsia" w:hAnsi="Cambria Math"/>
+                          <w:i/>
+                          <w:sz w:val="24"/>
+                          <w:szCs w:val="24"/>
+                        </w:rPr>
+                      </m:ctrlPr>
+                    </m:sSubPr>
+                    <m:e>
+                      <m:r>
+                        <w:rPr>
+                          <w:rFonts w:ascii="Cambria Math" w:eastAsiaTheme="minorEastAsia" w:hAnsi="Cambria Math"/>
+                          <w:sz w:val="24"/>
+                          <w:szCs w:val="24"/>
+                        </w:rPr>
+                        <m:t>q</m:t>
+                      </m:r>
+                    </m:e>
+                    <m:sub>
+                      <m:r>
+                        <w:rPr>
+                          <w:rFonts w:ascii="Cambria Math" w:eastAsiaTheme="minorEastAsia" w:hAnsi="Cambria Math"/>
+                          <w:sz w:val="24"/>
+                          <w:szCs w:val="24"/>
+                        </w:rPr>
+                        <m:t>1</m:t>
+                      </m:r>
+                    </m:sub>
+                  </m:sSub>
+                  <m:r>
+                    <w:rPr>
+                      <w:rFonts w:ascii="Cambria Math" w:eastAsiaTheme="minorEastAsia" w:hAnsi="Cambria Math"/>
+                      <w:sz w:val="24"/>
+                      <w:szCs w:val="24"/>
+                    </w:rPr>
+                    <m:t>,</m:t>
+                  </m:r>
+                  <m:r>
+                    <w:rPr>
+                      <w:rFonts w:ascii="Cambria Math" w:eastAsiaTheme="minorEastAsia" w:hAnsi="Cambria Math"/>
+                      <w:sz w:val="24"/>
+                      <w:szCs w:val="24"/>
+                    </w:rPr>
+                    <m:t>A</m:t>
+                  </m:r>
+                </m:e>
+              </m:d>
+            </m:e>
+          </m:d>
+        </m:oMath>
+      </m:oMathPara>
+    </w:p>
+    <w:p>
+      <w:pPr>
+        <w:spacing w:after="0"/>
+        <w:ind w:left="1440"/>
+        <w:rPr>
+          <w:rFonts w:eastAsiaTheme="minorEastAsia"/>
+          <w:sz w:val="24"/>
+          <w:szCs w:val="24"/>
+        </w:rPr>
+      </w:pPr>
+      <m:oMathPara>
+        <m:oMathParaPr>
+          <m:jc m:val="left"/>
+        </m:oMathParaPr>
+        <m:oMath>
+          <m:r>
+            <w:rPr>
+              <w:rFonts w:ascii="Cambria Math" w:eastAsiaTheme="minorEastAsia" w:hAnsi="Cambria Math"/>
+              <w:sz w:val="24"/>
+              <w:szCs w:val="24"/>
+            </w:rPr>
+            <m:t>δ</m:t>
+          </m:r>
+          <m:d>
+            <m:dPr>
+              <m:ctrlPr>
+                <w:rPr>
+                  <w:rFonts w:ascii="Cambria Math" w:eastAsiaTheme="minorEastAsia" w:hAnsi="Cambria Math"/>
+                  <w:i/>
+                  <w:sz w:val="24"/>
+                  <w:szCs w:val="24"/>
+                </w:rPr>
+              </m:ctrlPr>
+            </m:dPr>
+            <m:e>
+              <m:sSub>
+                <m:sSubPr>
+                  <m:ctrlPr>
+                    <w:rPr>
+                      <w:rFonts w:ascii="Cambria Math" w:eastAsiaTheme="minorEastAsia" w:hAnsi="Cambria Math"/>
+                      <w:i/>
+                      <w:sz w:val="24"/>
+                      <w:szCs w:val="24"/>
+                    </w:rPr>
+                  </m:ctrlPr>
+                </m:sSubPr>
+                <m:e>
+                  <m:r>
+                    <w:rPr>
+                      <w:rFonts w:ascii="Cambria Math" w:eastAsiaTheme="minorEastAsia" w:hAnsi="Cambria Math"/>
+                      <w:sz w:val="24"/>
+                      <w:szCs w:val="24"/>
+                    </w:rPr>
+                    <m:t>q</m:t>
+                  </m:r>
+                </m:e>
+                <m:sub>
+                  <m:r>
+                    <w:rPr>
+                      <w:rFonts w:ascii="Cambria Math" w:eastAsiaTheme="minorEastAsia" w:hAnsi="Cambria Math"/>
+                      <w:sz w:val="24"/>
+                      <w:szCs w:val="24"/>
+                    </w:rPr>
+                    <m:t>1</m:t>
+                  </m:r>
+                </m:sub>
+              </m:sSub>
+              <m:r>
+                <w:rPr>
+                  <w:rFonts w:ascii="Cambria Math" w:eastAsiaTheme="minorEastAsia" w:hAnsi="Cambria Math"/>
+                  <w:sz w:val="24"/>
+                  <w:szCs w:val="24"/>
+                </w:rPr>
+                <m:t>,</m:t>
+              </m:r>
+              <m:r>
+                <w:rPr>
+                  <w:rFonts w:ascii="Cambria Math" w:eastAsiaTheme="minorEastAsia" w:hAnsi="Cambria Math"/>
+                  <w:sz w:val="24"/>
+                  <w:szCs w:val="24"/>
+                </w:rPr>
+                <m:t>c</m:t>
+              </m:r>
+              <m:r>
+                <w:rPr>
+                  <w:rFonts w:ascii="Cambria Math" w:eastAsiaTheme="minorEastAsia" w:hAnsi="Cambria Math"/>
+                  <w:sz w:val="24"/>
+                  <w:szCs w:val="24"/>
+                </w:rPr>
+                <m:t>,B</m:t>
+              </m:r>
+            </m:e>
+          </m:d>
+          <m:r>
+            <w:rPr>
+              <w:rFonts w:ascii="Cambria Math" w:eastAsiaTheme="minorEastAsia" w:hAnsi="Cambria Math"/>
+              <w:sz w:val="24"/>
+              <w:szCs w:val="24"/>
+            </w:rPr>
+            <m:t>=</m:t>
+          </m:r>
+          <m:d>
+            <m:dPr>
+              <m:begChr m:val="{"/>
+              <m:endChr m:val="}"/>
+              <m:ctrlPr>
+                <w:rPr>
+                  <w:rFonts w:ascii="Cambria Math" w:eastAsiaTheme="minorEastAsia" w:hAnsi="Cambria Math"/>
+                  <w:i/>
+                  <w:sz w:val="24"/>
+                  <w:szCs w:val="24"/>
+                </w:rPr>
+              </m:ctrlPr>
+            </m:dPr>
+            <m:e>
+              <m:d>
+                <m:dPr>
+                  <m:ctrlPr>
+                    <w:rPr>
+                      <w:rFonts w:ascii="Cambria Math" w:eastAsiaTheme="minorEastAsia" w:hAnsi="Cambria Math"/>
+                      <w:i/>
+                      <w:sz w:val="24"/>
+                      <w:szCs w:val="24"/>
+                    </w:rPr>
+                  </m:ctrlPr>
+                </m:dPr>
+                <m:e>
+                  <m:sSub>
+                    <m:sSubPr>
+                      <m:ctrlPr>
+                        <w:rPr>
+                          <w:rFonts w:ascii="Cambria Math" w:eastAsiaTheme="minorEastAsia" w:hAnsi="Cambria Math"/>
+                          <w:i/>
+                          <w:sz w:val="24"/>
+                          <w:szCs w:val="24"/>
+                        </w:rPr>
+                      </m:ctrlPr>
+                    </m:sSubPr>
+                    <m:e>
+                      <m:r>
+                        <w:rPr>
+                          <w:rFonts w:ascii="Cambria Math" w:eastAsiaTheme="minorEastAsia" w:hAnsi="Cambria Math"/>
+                          <w:sz w:val="24"/>
+                          <w:szCs w:val="24"/>
+                        </w:rPr>
+                        <m:t>q</m:t>
+                      </m:r>
+                    </m:e>
+                    <m:sub>
+                      <m:r>
+                        <w:rPr>
+                          <w:rFonts w:ascii="Cambria Math" w:eastAsiaTheme="minorEastAsia" w:hAnsi="Cambria Math"/>
+                          <w:sz w:val="24"/>
+                          <w:szCs w:val="24"/>
+                        </w:rPr>
+                        <m:t>1</m:t>
+                      </m:r>
+                    </m:sub>
+                  </m:sSub>
+                  <m:r>
+                    <w:rPr>
+                      <w:rFonts w:ascii="Cambria Math" w:eastAsiaTheme="minorEastAsia" w:hAnsi="Cambria Math"/>
+                      <w:sz w:val="24"/>
+                      <w:szCs w:val="24"/>
+                    </w:rPr>
+                    <m:t>,B</m:t>
+                  </m:r>
+                </m:e>
+              </m:d>
+            </m:e>
+          </m:d>
+        </m:oMath>
+      </m:oMathPara>
+    </w:p>
+    <w:p>
+      <w:pPr>
+        <w:spacing w:after="0"/>
+        <w:ind w:left="1440"/>
+        <w:rPr>
+          <w:rFonts w:eastAsiaTheme="minorEastAsia"/>
+          <w:sz w:val="24"/>
+          <w:szCs w:val="24"/>
+        </w:rPr>
+      </w:pPr>
+      <m:oMathPara>
+        <m:oMathParaPr>
+          <m:jc m:val="left"/>
+        </m:oMathParaPr>
+        <m:oMath>
+          <m:r>
+            <w:rPr>
+              <w:rFonts w:ascii="Cambria Math" w:eastAsiaTheme="minorEastAsia" w:hAnsi="Cambria Math"/>
+              <w:sz w:val="24"/>
+              <w:szCs w:val="24"/>
+            </w:rPr>
+            <m:t>δ</m:t>
+          </m:r>
+          <m:d>
+            <m:dPr>
+              <m:ctrlPr>
+                <w:rPr>
+                  <w:rFonts w:ascii="Cambria Math" w:eastAsiaTheme="minorEastAsia" w:hAnsi="Cambria Math"/>
+                  <w:i/>
+                  <w:sz w:val="24"/>
+                  <w:szCs w:val="24"/>
+                </w:rPr>
+              </m:ctrlPr>
+            </m:dPr>
+            <m:e>
+              <m:sSub>
+                <m:sSubPr>
+                  <m:ctrlPr>
+                    <w:rPr>
+                      <w:rFonts w:ascii="Cambria Math" w:eastAsiaTheme="minorEastAsia" w:hAnsi="Cambria Math"/>
+                      <w:i/>
+                      <w:sz w:val="24"/>
+                      <w:szCs w:val="24"/>
+                    </w:rPr>
+                  </m:ctrlPr>
+                </m:sSubPr>
+                <m:e>
+                  <m:r>
+                    <w:rPr>
+                      <w:rFonts w:ascii="Cambria Math" w:eastAsiaTheme="minorEastAsia" w:hAnsi="Cambria Math"/>
+                      <w:sz w:val="24"/>
+                      <w:szCs w:val="24"/>
+                    </w:rPr>
+                    <m:t>q</m:t>
+                  </m:r>
+                </m:e>
+                <m:sub>
+                  <m:r>
+                    <w:rPr>
+                      <w:rFonts w:ascii="Cambria Math" w:eastAsiaTheme="minorEastAsia" w:hAnsi="Cambria Math"/>
+                      <w:sz w:val="24"/>
+                      <w:szCs w:val="24"/>
+                    </w:rPr>
+                    <m:t>1</m:t>
+                  </m:r>
+                </m:sub>
+              </m:sSub>
+              <m:r>
+                <w:rPr>
+                  <w:rFonts w:ascii="Cambria Math" w:eastAsiaTheme="minorEastAsia" w:hAnsi="Cambria Math"/>
+                  <w:sz w:val="24"/>
+                  <w:szCs w:val="24"/>
+                </w:rPr>
+                <m:t>,λ,Z</m:t>
+              </m:r>
+            </m:e>
+          </m:d>
+          <m:r>
+            <w:rPr>
+              <w:rFonts w:ascii="Cambria Math" w:eastAsiaTheme="minorEastAsia" w:hAnsi="Cambria Math"/>
+              <w:sz w:val="24"/>
+              <w:szCs w:val="24"/>
+            </w:rPr>
+            <m:t>=</m:t>
+          </m:r>
+          <m:d>
+            <m:dPr>
+              <m:begChr m:val="{"/>
+              <m:endChr m:val="}"/>
+              <m:ctrlPr>
+                <w:rPr>
+                  <w:rFonts w:ascii="Cambria Math" w:eastAsiaTheme="minorEastAsia" w:hAnsi="Cambria Math"/>
+                  <w:i/>
+                  <w:sz w:val="24"/>
+                  <w:szCs w:val="24"/>
+                </w:rPr>
+              </m:ctrlPr>
+            </m:dPr>
+            <m:e>
+              <m:d>
+                <m:dPr>
+                  <m:ctrlPr>
+                    <w:rPr>
+                      <w:rFonts w:ascii="Cambria Math" w:eastAsiaTheme="minorEastAsia" w:hAnsi="Cambria Math"/>
+                      <w:i/>
+                      <w:sz w:val="24"/>
+                      <w:szCs w:val="24"/>
+                    </w:rPr>
+                  </m:ctrlPr>
+                </m:dPr>
+                <m:e>
+                  <m:sSub>
+                    <m:sSubPr>
+                      <m:ctrlPr>
+                        <w:rPr>
+                          <w:rFonts w:ascii="Cambria Math" w:eastAsiaTheme="minorEastAsia" w:hAnsi="Cambria Math"/>
+                          <w:i/>
+                          <w:sz w:val="24"/>
+                          <w:szCs w:val="24"/>
+                        </w:rPr>
+                      </m:ctrlPr>
+                    </m:sSubPr>
+                    <m:e>
+                      <m:r>
+                        <w:rPr>
+                          <w:rFonts w:ascii="Cambria Math" w:eastAsiaTheme="minorEastAsia" w:hAnsi="Cambria Math"/>
+                          <w:sz w:val="24"/>
+                          <w:szCs w:val="24"/>
+                        </w:rPr>
+                        <m:t>q</m:t>
+                      </m:r>
+                    </m:e>
+                    <m:sub>
+                      <m:r>
+                        <w:rPr>
+                          <w:rFonts w:ascii="Cambria Math" w:eastAsiaTheme="minorEastAsia" w:hAnsi="Cambria Math"/>
+                          <w:sz w:val="24"/>
+                          <w:szCs w:val="24"/>
+                        </w:rPr>
+                        <m:t>2</m:t>
+                      </m:r>
+                    </m:sub>
+                  </m:sSub>
+                  <m:r>
+                    <w:rPr>
+                      <w:rFonts w:ascii="Cambria Math" w:eastAsiaTheme="minorEastAsia" w:hAnsi="Cambria Math"/>
+                      <w:sz w:val="24"/>
+                      <w:szCs w:val="24"/>
+                    </w:rPr>
+                    <m:t>,</m:t>
+                  </m:r>
+                  <m:r>
+                    <w:rPr>
+                      <w:rFonts w:ascii="Cambria Math" w:eastAsiaTheme="minorEastAsia" w:hAnsi="Cambria Math"/>
+                      <w:sz w:val="24"/>
+                      <w:szCs w:val="24"/>
+                    </w:rPr>
+                    <m:t>λ</m:t>
+                  </m:r>
+                </m:e>
+              </m:d>
+            </m:e>
+          </m:d>
+        </m:oMath>
+      </m:oMathPara>
+    </w:p>
+    <w:p>
+      <w:pPr>
+        <w:spacing w:after="0"/>
+        <w:ind w:left="1440"/>
+        <w:rPr>
+          <w:rFonts w:eastAsiaTheme="minorEastAsia"/>
+          <w:sz w:val="24"/>
+          <w:szCs w:val="24"/>
+        </w:rPr>
+      </w:pPr>
     </w:p>
     <w:p>
       <w:pPr>
@@ -5038,6 +4701,16 @@
     </w:p>
     <w:p>
       <w:pPr>
+        <w:ind w:left="990"/>
+        <w:rPr>
+          <w:bCs/>
+          <w:sz w:val="24"/>
+          <w:szCs w:val="24"/>
+        </w:rPr>
+      </w:pPr>
+    </w:p>
+    <w:p>
+      <w:pPr>
         <w:pStyle w:val="ListParagraph"/>
         <w:numPr>
           <w:ilvl w:val="0"/>
@@ -8727,25 +8400,7 @@
           <w:sz w:val="24"/>
           <w:szCs w:val="24"/>
         </w:rPr>
-        <w:t>a new symbol is pushed to the stack to indicate the second behavior is required. T</w:t>
-      </w:r>
-      <w:r>
-        <w:rPr>
-          <w:rFonts w:eastAsiaTheme="minorEastAsia"/>
-          <w:bCs/>
-          <w:sz w:val="24"/>
-          <w:szCs w:val="24"/>
-        </w:rPr>
-        <w:t>hen</w:t>
-      </w:r>
-      <w:r>
-        <w:rPr>
-          <w:rFonts w:eastAsiaTheme="minorEastAsia"/>
-          <w:bCs/>
-          <w:sz w:val="24"/>
-          <w:szCs w:val="24"/>
-        </w:rPr>
-        <w:t>,</w:t>
+        <w:t>then</w:t>
       </w:r>
       <w:r>
         <w:rPr>
@@ -8783,16 +8438,16 @@
           <w:sz w:val="24"/>
           <w:szCs w:val="24"/>
         </w:rPr>
-        <w:t xml:space="preserve"> (different from the symbol used with the first behavior)</w:t>
-      </w:r>
-      <w:r>
-        <w:rPr>
-          <w:rFonts w:eastAsiaTheme="minorEastAsia"/>
-          <w:bCs/>
-          <w:sz w:val="24"/>
-          <w:szCs w:val="24"/>
-        </w:rPr>
-        <w:t xml:space="preserve"> are pushed onto the stack for each </w:t>
+        <w:t xml:space="preserve"> </w:t>
+      </w:r>
+      <w:r>
+        <w:rPr>
+          <w:rFonts w:eastAsiaTheme="minorEastAsia"/>
+          <w:bCs/>
+          <w:sz w:val="24"/>
+          <w:szCs w:val="24"/>
+        </w:rPr>
+        <w:t xml:space="preserve">are pushed onto the stack for each </w:t>
       </w:r>
       <m:oMath>
         <m:r>
@@ -8839,16 +8494,7 @@
           <w:sz w:val="24"/>
           <w:szCs w:val="24"/>
         </w:rPr>
-        <w:t>If the stack becomes empty</w:t>
-      </w:r>
-      <w:r>
-        <w:rPr>
-          <w:rFonts w:eastAsiaTheme="minorEastAsia"/>
-          <w:bCs/>
-          <w:sz w:val="24"/>
-          <w:szCs w:val="24"/>
-        </w:rPr>
-        <w:t xml:space="preserve"> except for the symbol pushed when the first </w:t>
+        <w:t xml:space="preserve">If the stack becomes empty exactly as the </w:t>
       </w:r>
       <m:oMath>
         <m:r>
@@ -8867,16 +8513,125 @@
           <w:sz w:val="24"/>
           <w:szCs w:val="24"/>
         </w:rPr>
-        <w:t xml:space="preserve"> is consumed</w:t>
-      </w:r>
-      <w:r>
-        <w:rPr>
-          <w:rFonts w:eastAsiaTheme="minorEastAsia"/>
-          <w:bCs/>
-          <w:sz w:val="24"/>
-          <w:szCs w:val="24"/>
-        </w:rPr>
-        <w:t xml:space="preserve"> exactly as the </w:t>
+        <w:t>s finish, the string is accepted.</w:t>
+      </w:r>
+    </w:p>
+    <w:p>
+      <w:pPr>
+        <w:ind w:left="990"/>
+        <w:rPr>
+          <w:rFonts w:eastAsiaTheme="minorEastAsia"/>
+          <w:bCs/>
+          <w:sz w:val="24"/>
+          <w:szCs w:val="24"/>
+        </w:rPr>
+      </w:pPr>
+      <w:r>
+        <w:rPr>
+          <w:rFonts w:eastAsiaTheme="minorEastAsia"/>
+          <w:bCs/>
+          <w:sz w:val="24"/>
+          <w:szCs w:val="24"/>
+        </w:rPr>
+        <w:t xml:space="preserve">The first behavior is implemented with transition functions for the initial state </w:t>
+      </w:r>
+      <m:oMath>
+        <m:sSub>
+          <m:sSubPr>
+            <m:ctrlPr>
+              <w:rPr>
+                <w:rFonts w:ascii="Cambria Math" w:eastAsiaTheme="minorEastAsia" w:hAnsi="Cambria Math"/>
+                <w:bCs/>
+                <w:i/>
+                <w:sz w:val="24"/>
+                <w:szCs w:val="24"/>
+              </w:rPr>
+            </m:ctrlPr>
+          </m:sSubPr>
+          <m:e>
+            <m:r>
+              <w:rPr>
+                <w:rFonts w:ascii="Cambria Math" w:eastAsiaTheme="minorEastAsia" w:hAnsi="Cambria Math"/>
+                <w:sz w:val="24"/>
+                <w:szCs w:val="24"/>
+              </w:rPr>
+              <m:t>q</m:t>
+            </m:r>
+          </m:e>
+          <m:sub>
+            <m:r>
+              <w:rPr>
+                <w:rFonts w:ascii="Cambria Math" w:eastAsiaTheme="minorEastAsia" w:hAnsi="Cambria Math"/>
+                <w:sz w:val="24"/>
+                <w:szCs w:val="24"/>
+              </w:rPr>
+              <m:t>0</m:t>
+            </m:r>
+          </m:sub>
+        </m:sSub>
+      </m:oMath>
+      <w:r>
+        <w:rPr>
+          <w:rFonts w:eastAsiaTheme="minorEastAsia"/>
+          <w:bCs/>
+          <w:sz w:val="24"/>
+          <w:szCs w:val="24"/>
+        </w:rPr>
+        <w:t xml:space="preserve">, while the second behavior is implemented with transition functions for some other state </w:t>
+      </w:r>
+      <m:oMath>
+        <m:sSub>
+          <m:sSubPr>
+            <m:ctrlPr>
+              <w:rPr>
+                <w:rFonts w:ascii="Cambria Math" w:eastAsiaTheme="minorEastAsia" w:hAnsi="Cambria Math"/>
+                <w:bCs/>
+                <w:i/>
+                <w:sz w:val="24"/>
+                <w:szCs w:val="24"/>
+              </w:rPr>
+            </m:ctrlPr>
+          </m:sSubPr>
+          <m:e>
+            <m:r>
+              <w:rPr>
+                <w:rFonts w:ascii="Cambria Math" w:eastAsiaTheme="minorEastAsia" w:hAnsi="Cambria Math"/>
+                <w:sz w:val="24"/>
+                <w:szCs w:val="24"/>
+              </w:rPr>
+              <m:t>q</m:t>
+            </m:r>
+          </m:e>
+          <m:sub>
+            <m:r>
+              <w:rPr>
+                <w:rFonts w:ascii="Cambria Math" w:eastAsiaTheme="minorEastAsia" w:hAnsi="Cambria Math"/>
+                <w:sz w:val="24"/>
+                <w:szCs w:val="24"/>
+              </w:rPr>
+              <m:t>1</m:t>
+            </m:r>
+          </m:sub>
+        </m:sSub>
+      </m:oMath>
+      <w:r>
+        <w:rPr>
+          <w:rFonts w:eastAsiaTheme="minorEastAsia"/>
+          <w:bCs/>
+          <w:sz w:val="24"/>
+          <w:szCs w:val="24"/>
+        </w:rPr>
+        <w:t xml:space="preserve">. </w:t>
+      </w:r>
+      <w:r>
+        <w:rPr>
+          <w:rFonts w:eastAsiaTheme="minorEastAsia"/>
+          <w:bCs/>
+          <w:sz w:val="24"/>
+          <w:szCs w:val="24"/>
+        </w:rPr>
+        <w:lastRenderedPageBreak/>
+        <w:t xml:space="preserve">When a </w:t>
       </w:r>
       <m:oMath>
         <m:r>
@@ -8895,7 +8650,157 @@
           <w:sz w:val="24"/>
           <w:szCs w:val="24"/>
         </w:rPr>
-        <w:t>s finish, the string is accepted.</w:t>
+        <w:t xml:space="preserve"> is encountered first, the transition function </w:t>
+      </w:r>
+      <m:oMath>
+        <m:r>
+          <w:rPr>
+            <w:rFonts w:ascii="Cambria Math" w:eastAsiaTheme="minorEastAsia" w:hAnsi="Cambria Math"/>
+            <w:sz w:val="24"/>
+            <w:szCs w:val="24"/>
+          </w:rPr>
+          <m:t>δ</m:t>
+        </m:r>
+        <m:d>
+          <m:dPr>
+            <m:ctrlPr>
+              <w:rPr>
+                <w:rFonts w:ascii="Cambria Math" w:eastAsiaTheme="minorEastAsia" w:hAnsi="Cambria Math"/>
+                <w:i/>
+                <w:sz w:val="24"/>
+                <w:szCs w:val="24"/>
+              </w:rPr>
+            </m:ctrlPr>
+          </m:dPr>
+          <m:e>
+            <m:sSub>
+              <m:sSubPr>
+                <m:ctrlPr>
+                  <w:rPr>
+                    <w:rFonts w:ascii="Cambria Math" w:eastAsiaTheme="minorEastAsia" w:hAnsi="Cambria Math"/>
+                    <w:i/>
+                    <w:sz w:val="24"/>
+                    <w:szCs w:val="24"/>
+                  </w:rPr>
+                </m:ctrlPr>
+              </m:sSubPr>
+              <m:e>
+                <m:r>
+                  <w:rPr>
+                    <w:rFonts w:ascii="Cambria Math" w:eastAsiaTheme="minorEastAsia" w:hAnsi="Cambria Math"/>
+                    <w:sz w:val="24"/>
+                    <w:szCs w:val="24"/>
+                  </w:rPr>
+                  <m:t>q</m:t>
+                </m:r>
+              </m:e>
+              <m:sub>
+                <m:r>
+                  <w:rPr>
+                    <w:rFonts w:ascii="Cambria Math" w:eastAsiaTheme="minorEastAsia" w:hAnsi="Cambria Math"/>
+                    <w:sz w:val="24"/>
+                    <w:szCs w:val="24"/>
+                  </w:rPr>
+                  <m:t>0</m:t>
+                </m:r>
+              </m:sub>
+            </m:sSub>
+            <m:r>
+              <w:rPr>
+                <w:rFonts w:ascii="Cambria Math" w:eastAsiaTheme="minorEastAsia" w:hAnsi="Cambria Math"/>
+                <w:sz w:val="24"/>
+                <w:szCs w:val="24"/>
+              </w:rPr>
+              <m:t>,b,Z</m:t>
+            </m:r>
+          </m:e>
+        </m:d>
+        <m:r>
+          <w:rPr>
+            <w:rFonts w:ascii="Cambria Math" w:eastAsiaTheme="minorEastAsia" w:hAnsi="Cambria Math"/>
+            <w:sz w:val="24"/>
+            <w:szCs w:val="24"/>
+          </w:rPr>
+          <m:t>=</m:t>
+        </m:r>
+        <m:d>
+          <m:dPr>
+            <m:begChr m:val="{"/>
+            <m:endChr m:val="}"/>
+            <m:ctrlPr>
+              <w:rPr>
+                <w:rFonts w:ascii="Cambria Math" w:eastAsiaTheme="minorEastAsia" w:hAnsi="Cambria Math"/>
+                <w:i/>
+                <w:sz w:val="24"/>
+                <w:szCs w:val="24"/>
+              </w:rPr>
+            </m:ctrlPr>
+          </m:dPr>
+          <m:e>
+            <m:d>
+              <m:dPr>
+                <m:ctrlPr>
+                  <w:rPr>
+                    <w:rFonts w:ascii="Cambria Math" w:eastAsiaTheme="minorEastAsia" w:hAnsi="Cambria Math"/>
+                    <w:i/>
+                    <w:sz w:val="24"/>
+                    <w:szCs w:val="24"/>
+                  </w:rPr>
+                </m:ctrlPr>
+              </m:dPr>
+              <m:e>
+                <m:sSub>
+                  <m:sSubPr>
+                    <m:ctrlPr>
+                      <w:rPr>
+                        <w:rFonts w:ascii="Cambria Math" w:eastAsiaTheme="minorEastAsia" w:hAnsi="Cambria Math"/>
+                        <w:i/>
+                        <w:sz w:val="24"/>
+                        <w:szCs w:val="24"/>
+                      </w:rPr>
+                    </m:ctrlPr>
+                  </m:sSubPr>
+                  <m:e>
+                    <m:r>
+                      <w:rPr>
+                        <w:rFonts w:ascii="Cambria Math" w:eastAsiaTheme="minorEastAsia" w:hAnsi="Cambria Math"/>
+                        <w:sz w:val="24"/>
+                        <w:szCs w:val="24"/>
+                      </w:rPr>
+                      <m:t>q</m:t>
+                    </m:r>
+                  </m:e>
+                  <m:sub>
+                    <m:r>
+                      <w:rPr>
+                        <w:rFonts w:ascii="Cambria Math" w:eastAsiaTheme="minorEastAsia" w:hAnsi="Cambria Math"/>
+                        <w:sz w:val="24"/>
+                        <w:szCs w:val="24"/>
+                      </w:rPr>
+                      <m:t>1</m:t>
+                    </m:r>
+                  </m:sub>
+                </m:sSub>
+                <m:r>
+                  <w:rPr>
+                    <w:rFonts w:ascii="Cambria Math" w:eastAsiaTheme="minorEastAsia" w:hAnsi="Cambria Math"/>
+                    <w:sz w:val="24"/>
+                    <w:szCs w:val="24"/>
+                  </w:rPr>
+                  <m:t>,Z</m:t>
+                </m:r>
+              </m:e>
+            </m:d>
+          </m:e>
+        </m:d>
+      </m:oMath>
+      <w:r>
+        <w:rPr>
+          <w:rFonts w:eastAsiaTheme="minorEastAsia"/>
+          <w:sz w:val="24"/>
+          <w:szCs w:val="24"/>
+        </w:rPr>
+        <w:t xml:space="preserve"> is used to change states, thereby implementing the second behavior.</w:t>
       </w:r>
     </w:p>
     <w:p>
@@ -12325,6 +12230,7 @@
               <w:sz w:val="24"/>
               <w:szCs w:val="24"/>
             </w:rPr>
+            <w:lastRenderedPageBreak/>
             <m:t>A→aAb|λ</m:t>
           </m:r>
           <m:r>
@@ -12355,7 +12261,6 @@
           <w:sz w:val="24"/>
           <w:szCs w:val="24"/>
         </w:rPr>
-        <w:lastRenderedPageBreak/>
         <w:t>Show</w:t>
       </w:r>
       <w:r>
